--- a/tfl/TFL-OUTPUTS.docx
+++ b/tfl/TFL-OUTPUTS.docx
@@ -171,7 +171,7 @@
           <w:szCs w:val="22"/>
           <w:color w:val="000000"/>
         </w:rPr>
-        <w:t xml:space="preserve">Contents (5 outputs):</w:t>
+        <w:t xml:space="preserve">Contents (9 outputs):</w:t>
       </w:r>
     </w:p>
     <w:p>
@@ -223,7 +223,7 @@
           <w:szCs w:val="20"/>
           <w:color w:val="000000"/>
         </w:rPr>
-        <w:t xml:space="preserve">  • T-EFF-01 — Overall Survival Analysis (Primary)</w:t>
+        <w:t xml:space="preserve">  • T-DS-01 — Subject Disposition</w:t>
       </w:r>
     </w:p>
     <w:p>
@@ -249,7 +249,7 @@
           <w:szCs w:val="20"/>
           <w:color w:val="000000"/>
         </w:rPr>
-        <w:t xml:space="preserve">  • T-EFF-03 — Progression-Free Survival Analysis (BICR)</w:t>
+        <w:t xml:space="preserve">  • T-DS-02 — Major Protocol Deviations</w:t>
       </w:r>
     </w:p>
     <w:p>
@@ -275,7 +275,7 @@
           <w:szCs w:val="20"/>
           <w:color w:val="000000"/>
         </w:rPr>
-        <w:t xml:space="preserve">  • F-EFF-01 — Kaplan-Meier Curve — Overall Survival</w:t>
+        <w:t xml:space="preserve">  • T-DS-03 — Intercurrent Events Summary</w:t>
       </w:r>
     </w:p>
     <w:p>
@@ -301,6 +301,110 @@
           <w:szCs w:val="20"/>
           <w:color w:val="000000"/>
         </w:rPr>
+        <w:t xml:space="preserve">  • T-EX-01 — Study Drug Exposure</w:t>
+      </w:r>
+    </w:p>
+    <w:p>
+      <w:pPr>
+        <w:jc w:val="left"/>
+        <w:pBdr>
+          <w:bottom w:val="none" w:sz="0" w:space="0" w:color="000000"/>
+          <w:top w:val="none" w:sz="0" w:space="0" w:color="000000"/>
+          <w:left w:val="none" w:sz="0" w:space="0" w:color="000000"/>
+          <w:right w:val="none" w:sz="0" w:space="0" w:color="000000"/>
+        </w:pBdr>
+        <w:spacing w:after="0" w:before="0" w:line="240"/>
+        <w:ind w:left="0" w:right="0" w:firstLine="0" w:firstLineChars="0"/>
+      </w:pPr>
+      <w:r>
+        <w:rPr>
+          <w:rFonts w:ascii="Arial" w:hAnsi="Arial" w:eastAsia="Arial" w:cs="Arial"/>
+          <w:i w:val="false"/>
+          <w:b w:val="false"/>
+          <w:u w:val="none"/>
+          <w:strike w:val="false"/>
+          <w:sz w:val="20"/>
+          <w:szCs w:val="20"/>
+          <w:color w:val="000000"/>
+        </w:rPr>
+        <w:t xml:space="preserve">  • T-EFF-01 — Overall Survival Analysis (Primary)</w:t>
+      </w:r>
+    </w:p>
+    <w:p>
+      <w:pPr>
+        <w:jc w:val="left"/>
+        <w:pBdr>
+          <w:bottom w:val="none" w:sz="0" w:space="0" w:color="000000"/>
+          <w:top w:val="none" w:sz="0" w:space="0" w:color="000000"/>
+          <w:left w:val="none" w:sz="0" w:space="0" w:color="000000"/>
+          <w:right w:val="none" w:sz="0" w:space="0" w:color="000000"/>
+        </w:pBdr>
+        <w:spacing w:after="0" w:before="0" w:line="240"/>
+        <w:ind w:left="0" w:right="0" w:firstLine="0" w:firstLineChars="0"/>
+      </w:pPr>
+      <w:r>
+        <w:rPr>
+          <w:rFonts w:ascii="Arial" w:hAnsi="Arial" w:eastAsia="Arial" w:cs="Arial"/>
+          <w:i w:val="false"/>
+          <w:b w:val="false"/>
+          <w:u w:val="none"/>
+          <w:strike w:val="false"/>
+          <w:sz w:val="20"/>
+          <w:szCs w:val="20"/>
+          <w:color w:val="000000"/>
+        </w:rPr>
+        <w:t xml:space="preserve">  • T-EFF-03 — Progression-Free Survival Analysis (BICR)</w:t>
+      </w:r>
+    </w:p>
+    <w:p>
+      <w:pPr>
+        <w:jc w:val="left"/>
+        <w:pBdr>
+          <w:bottom w:val="none" w:sz="0" w:space="0" w:color="000000"/>
+          <w:top w:val="none" w:sz="0" w:space="0" w:color="000000"/>
+          <w:left w:val="none" w:sz="0" w:space="0" w:color="000000"/>
+          <w:right w:val="none" w:sz="0" w:space="0" w:color="000000"/>
+        </w:pBdr>
+        <w:spacing w:after="0" w:before="0" w:line="240"/>
+        <w:ind w:left="0" w:right="0" w:firstLine="0" w:firstLineChars="0"/>
+      </w:pPr>
+      <w:r>
+        <w:rPr>
+          <w:rFonts w:ascii="Arial" w:hAnsi="Arial" w:eastAsia="Arial" w:cs="Arial"/>
+          <w:i w:val="false"/>
+          <w:b w:val="false"/>
+          <w:u w:val="none"/>
+          <w:strike w:val="false"/>
+          <w:sz w:val="20"/>
+          <w:szCs w:val="20"/>
+          <w:color w:val="000000"/>
+        </w:rPr>
+        <w:t xml:space="preserve">  • F-EFF-01 — Kaplan-Meier Curve — Overall Survival</w:t>
+      </w:r>
+    </w:p>
+    <w:p>
+      <w:pPr>
+        <w:jc w:val="left"/>
+        <w:pBdr>
+          <w:bottom w:val="none" w:sz="0" w:space="0" w:color="000000"/>
+          <w:top w:val="none" w:sz="0" w:space="0" w:color="000000"/>
+          <w:left w:val="none" w:sz="0" w:space="0" w:color="000000"/>
+          <w:right w:val="none" w:sz="0" w:space="0" w:color="000000"/>
+        </w:pBdr>
+        <w:spacing w:after="0" w:before="0" w:line="240"/>
+        <w:ind w:left="0" w:right="0" w:firstLine="0" w:firstLineChars="0"/>
+      </w:pPr>
+      <w:r>
+        <w:rPr>
+          <w:rFonts w:ascii="Arial" w:hAnsi="Arial" w:eastAsia="Arial" w:cs="Arial"/>
+          <w:i w:val="false"/>
+          <w:b w:val="false"/>
+          <w:u w:val="none"/>
+          <w:strike w:val="false"/>
+          <w:sz w:val="20"/>
+          <w:szCs w:val="20"/>
+          <w:color w:val="000000"/>
+        </w:rPr>
         <w:t xml:space="preserve">  • F-EFF-02 — Kaplan-Meier Curve — Progression-Free Survival</w:t>
       </w:r>
     </w:p>
@@ -480,6 +584,718 @@
           <w:color w:val="1F3864"/>
         </w:rPr>
         <w:t xml:space="preserve">→ See tfl/tables/T-DM-01.docx for the formatted table.</w:t>
+      </w:r>
+    </w:p>
+    <w:p>
+      <w:pPr>
+        <w:pStyle w:val="Normal"/>
+      </w:pPr>
+      <w:r>
+        <w:t xml:space="preserve"> </w:t>
+      </w:r>
+    </w:p>
+    <w:p>
+      <w:pPr>
+        <w:jc w:val="left"/>
+        <w:pBdr>
+          <w:bottom w:val="none" w:sz="0" w:space="0" w:color="000000"/>
+          <w:top w:val="none" w:sz="0" w:space="0" w:color="000000"/>
+          <w:left w:val="none" w:sz="0" w:space="0" w:color="000000"/>
+          <w:right w:val="none" w:sz="0" w:space="0" w:color="000000"/>
+        </w:pBdr>
+        <w:spacing w:after="0" w:before="0" w:line="240"/>
+        <w:ind w:left="0" w:right="0" w:firstLine="0" w:firstLineChars="0"/>
+      </w:pPr>
+      <w:r>
+        <w:rPr>
+          <w:rFonts w:ascii="Arial" w:hAnsi="Arial" w:eastAsia="Arial" w:cs="Arial"/>
+          <w:i w:val="true"/>
+          <w:b w:val="false"/>
+          <w:u w:val="none"/>
+          <w:strike w:val="false"/>
+          <w:sz w:val="14"/>
+          <w:szCs w:val="14"/>
+          <w:color w:val="C0392B"/>
+        </w:rPr>
+        <w:t xml:space="preserve">DRAFT — produced 2026-05-16 — synthetic data, NOT for regulatory submission</w:t>
+      </w:r>
+    </w:p>
+    <w:p>
+      <w:pPr/>
+      <w:r>
+        <w:br w:type="page"/>
+      </w:r>
+    </w:p>
+    <w:p>
+      <w:pPr>
+        <w:jc w:val="left"/>
+        <w:pBdr>
+          <w:bottom w:val="none" w:sz="0" w:space="0" w:color="000000"/>
+          <w:top w:val="none" w:sz="0" w:space="0" w:color="000000"/>
+          <w:left w:val="none" w:sz="0" w:space="0" w:color="000000"/>
+          <w:right w:val="none" w:sz="0" w:space="0" w:color="000000"/>
+        </w:pBdr>
+        <w:spacing w:after="0" w:before="0" w:line="240"/>
+        <w:ind w:left="0" w:right="0" w:firstLine="0" w:firstLineChars="0"/>
+      </w:pPr>
+      <w:r>
+        <w:rPr>
+          <w:rFonts w:ascii="Arial" w:hAnsi="Arial" w:eastAsia="Arial" w:cs="Arial"/>
+          <w:i w:val="false"/>
+          <w:b w:val="true"/>
+          <w:u w:val="none"/>
+          <w:strike w:val="false"/>
+          <w:sz w:val="18"/>
+          <w:szCs w:val="18"/>
+          <w:color w:val="1F3864"/>
+        </w:rPr>
+        <w:t xml:space="preserve">Celindra Therapeutics (fictional)</w:t>
+      </w:r>
+    </w:p>
+    <w:p>
+      <w:pPr>
+        <w:jc w:val="left"/>
+        <w:pBdr>
+          <w:bottom w:val="none" w:sz="0" w:space="0" w:color="000000"/>
+          <w:top w:val="none" w:sz="0" w:space="0" w:color="000000"/>
+          <w:left w:val="none" w:sz="0" w:space="0" w:color="000000"/>
+          <w:right w:val="none" w:sz="0" w:space="0" w:color="000000"/>
+        </w:pBdr>
+        <w:spacing w:after="0" w:before="0" w:line="240"/>
+        <w:ind w:left="0" w:right="0" w:firstLine="0" w:firstLineChars="0"/>
+      </w:pPr>
+      <w:r>
+        <w:rPr>
+          <w:rFonts w:ascii="Arial" w:hAnsi="Arial" w:eastAsia="Arial" w:cs="Arial"/>
+          <w:i w:val="false"/>
+          <w:b w:val="false"/>
+          <w:u w:val="none"/>
+          <w:strike w:val="false"/>
+          <w:sz w:val="18"/>
+          <w:szCs w:val="18"/>
+          <w:color w:val="888888"/>
+        </w:rPr>
+        <w:t xml:space="preserve">Protocol TORIVUMAB-NSCLC-301</w:t>
+      </w:r>
+    </w:p>
+    <w:p>
+      <w:pPr>
+        <w:jc w:val="left"/>
+        <w:pBdr>
+          <w:bottom w:val="none" w:sz="0" w:space="0" w:color="000000"/>
+          <w:top w:val="none" w:sz="0" w:space="0" w:color="000000"/>
+          <w:left w:val="none" w:sz="0" w:space="0" w:color="000000"/>
+          <w:right w:val="none" w:sz="0" w:space="0" w:color="000000"/>
+        </w:pBdr>
+        <w:spacing w:after="0" w:before="0" w:line="240"/>
+        <w:ind w:left="0" w:right="0" w:firstLine="0" w:firstLineChars="0"/>
+      </w:pPr>
+      <w:r>
+        <w:rPr>
+          <w:rFonts w:ascii="Arial" w:hAnsi="Arial" w:eastAsia="Arial" w:cs="Arial"/>
+          <w:i w:val="false"/>
+          <w:b w:val="true"/>
+          <w:u w:val="none"/>
+          <w:strike w:val="false"/>
+          <w:sz w:val="22"/>
+          <w:szCs w:val="22"/>
+          <w:color w:val="1F3864"/>
+        </w:rPr>
+        <w:t xml:space="preserve">T-DS-01</w:t>
+      </w:r>
+    </w:p>
+    <w:p>
+      <w:pPr>
+        <w:jc w:val="left"/>
+        <w:pBdr>
+          <w:bottom w:val="none" w:sz="0" w:space="0" w:color="000000"/>
+          <w:top w:val="none" w:sz="0" w:space="0" w:color="000000"/>
+          <w:left w:val="none" w:sz="0" w:space="0" w:color="000000"/>
+          <w:right w:val="none" w:sz="0" w:space="0" w:color="000000"/>
+        </w:pBdr>
+        <w:spacing w:after="0" w:before="0" w:line="240"/>
+        <w:ind w:left="0" w:right="0" w:firstLine="0" w:firstLineChars="0"/>
+      </w:pPr>
+      <w:r>
+        <w:rPr>
+          <w:rFonts w:ascii="Arial" w:hAnsi="Arial" w:eastAsia="Arial" w:cs="Arial"/>
+          <w:i w:val="false"/>
+          <w:b w:val="true"/>
+          <w:u w:val="none"/>
+          <w:strike w:val="false"/>
+          <w:sz w:val="28"/>
+          <w:szCs w:val="28"/>
+          <w:color w:val="1F3864"/>
+        </w:rPr>
+        <w:t xml:space="preserve">Subject Disposition</w:t>
+      </w:r>
+    </w:p>
+    <w:p>
+      <w:pPr>
+        <w:pStyle w:val="Normal"/>
+      </w:pPr>
+      <w:r>
+        <w:t xml:space="preserve"> </w:t>
+      </w:r>
+    </w:p>
+    <w:p>
+      <w:pPr>
+        <w:jc w:val="left"/>
+        <w:pBdr>
+          <w:bottom w:val="none" w:sz="0" w:space="0" w:color="000000"/>
+          <w:top w:val="none" w:sz="0" w:space="0" w:color="000000"/>
+          <w:left w:val="none" w:sz="0" w:space="0" w:color="000000"/>
+          <w:right w:val="none" w:sz="0" w:space="0" w:color="000000"/>
+        </w:pBdr>
+        <w:spacing w:after="0" w:before="0" w:line="240"/>
+        <w:ind w:left="0" w:right="0" w:firstLine="0" w:firstLineChars="0"/>
+      </w:pPr>
+      <w:r>
+        <w:rPr>
+          <w:rFonts w:ascii="Arial" w:hAnsi="Arial" w:eastAsia="Arial" w:cs="Arial"/>
+          <w:i w:val="true"/>
+          <w:b w:val="false"/>
+          <w:u w:val="none"/>
+          <w:strike w:val="false"/>
+          <w:sz w:val="20"/>
+          <w:szCs w:val="20"/>
+          <w:color w:val="1F3864"/>
+        </w:rPr>
+        <w:t xml:space="preserve">→ See tfl/tables/T-DS-01.docx for the formatted table.</w:t>
+      </w:r>
+    </w:p>
+    <w:p>
+      <w:pPr>
+        <w:pStyle w:val="Normal"/>
+      </w:pPr>
+      <w:r>
+        <w:t xml:space="preserve"> </w:t>
+      </w:r>
+    </w:p>
+    <w:p>
+      <w:pPr>
+        <w:jc w:val="left"/>
+        <w:pBdr>
+          <w:bottom w:val="none" w:sz="0" w:space="0" w:color="000000"/>
+          <w:top w:val="none" w:sz="0" w:space="0" w:color="000000"/>
+          <w:left w:val="none" w:sz="0" w:space="0" w:color="000000"/>
+          <w:right w:val="none" w:sz="0" w:space="0" w:color="000000"/>
+        </w:pBdr>
+        <w:spacing w:after="0" w:before="0" w:line="240"/>
+        <w:ind w:left="0" w:right="0" w:firstLine="0" w:firstLineChars="0"/>
+      </w:pPr>
+      <w:r>
+        <w:rPr>
+          <w:rFonts w:ascii="Arial" w:hAnsi="Arial" w:eastAsia="Arial" w:cs="Arial"/>
+          <w:i w:val="true"/>
+          <w:b w:val="false"/>
+          <w:u w:val="none"/>
+          <w:strike w:val="false"/>
+          <w:sz w:val="14"/>
+          <w:szCs w:val="14"/>
+          <w:color w:val="C0392B"/>
+        </w:rPr>
+        <w:t xml:space="preserve">DRAFT — produced 2026-05-16 — synthetic data, NOT for regulatory submission</w:t>
+      </w:r>
+    </w:p>
+    <w:p>
+      <w:pPr/>
+      <w:r>
+        <w:br w:type="page"/>
+      </w:r>
+    </w:p>
+    <w:p>
+      <w:pPr>
+        <w:jc w:val="left"/>
+        <w:pBdr>
+          <w:bottom w:val="none" w:sz="0" w:space="0" w:color="000000"/>
+          <w:top w:val="none" w:sz="0" w:space="0" w:color="000000"/>
+          <w:left w:val="none" w:sz="0" w:space="0" w:color="000000"/>
+          <w:right w:val="none" w:sz="0" w:space="0" w:color="000000"/>
+        </w:pBdr>
+        <w:spacing w:after="0" w:before="0" w:line="240"/>
+        <w:ind w:left="0" w:right="0" w:firstLine="0" w:firstLineChars="0"/>
+      </w:pPr>
+      <w:r>
+        <w:rPr>
+          <w:rFonts w:ascii="Arial" w:hAnsi="Arial" w:eastAsia="Arial" w:cs="Arial"/>
+          <w:i w:val="false"/>
+          <w:b w:val="true"/>
+          <w:u w:val="none"/>
+          <w:strike w:val="false"/>
+          <w:sz w:val="18"/>
+          <w:szCs w:val="18"/>
+          <w:color w:val="1F3864"/>
+        </w:rPr>
+        <w:t xml:space="preserve">Celindra Therapeutics (fictional)</w:t>
+      </w:r>
+    </w:p>
+    <w:p>
+      <w:pPr>
+        <w:jc w:val="left"/>
+        <w:pBdr>
+          <w:bottom w:val="none" w:sz="0" w:space="0" w:color="000000"/>
+          <w:top w:val="none" w:sz="0" w:space="0" w:color="000000"/>
+          <w:left w:val="none" w:sz="0" w:space="0" w:color="000000"/>
+          <w:right w:val="none" w:sz="0" w:space="0" w:color="000000"/>
+        </w:pBdr>
+        <w:spacing w:after="0" w:before="0" w:line="240"/>
+        <w:ind w:left="0" w:right="0" w:firstLine="0" w:firstLineChars="0"/>
+      </w:pPr>
+      <w:r>
+        <w:rPr>
+          <w:rFonts w:ascii="Arial" w:hAnsi="Arial" w:eastAsia="Arial" w:cs="Arial"/>
+          <w:i w:val="false"/>
+          <w:b w:val="false"/>
+          <w:u w:val="none"/>
+          <w:strike w:val="false"/>
+          <w:sz w:val="18"/>
+          <w:szCs w:val="18"/>
+          <w:color w:val="888888"/>
+        </w:rPr>
+        <w:t xml:space="preserve">Protocol TORIVUMAB-NSCLC-301</w:t>
+      </w:r>
+    </w:p>
+    <w:p>
+      <w:pPr>
+        <w:jc w:val="left"/>
+        <w:pBdr>
+          <w:bottom w:val="none" w:sz="0" w:space="0" w:color="000000"/>
+          <w:top w:val="none" w:sz="0" w:space="0" w:color="000000"/>
+          <w:left w:val="none" w:sz="0" w:space="0" w:color="000000"/>
+          <w:right w:val="none" w:sz="0" w:space="0" w:color="000000"/>
+        </w:pBdr>
+        <w:spacing w:after="0" w:before="0" w:line="240"/>
+        <w:ind w:left="0" w:right="0" w:firstLine="0" w:firstLineChars="0"/>
+      </w:pPr>
+      <w:r>
+        <w:rPr>
+          <w:rFonts w:ascii="Arial" w:hAnsi="Arial" w:eastAsia="Arial" w:cs="Arial"/>
+          <w:i w:val="false"/>
+          <w:b w:val="true"/>
+          <w:u w:val="none"/>
+          <w:strike w:val="false"/>
+          <w:sz w:val="22"/>
+          <w:szCs w:val="22"/>
+          <w:color w:val="1F3864"/>
+        </w:rPr>
+        <w:t xml:space="preserve">T-DS-02</w:t>
+      </w:r>
+    </w:p>
+    <w:p>
+      <w:pPr>
+        <w:jc w:val="left"/>
+        <w:pBdr>
+          <w:bottom w:val="none" w:sz="0" w:space="0" w:color="000000"/>
+          <w:top w:val="none" w:sz="0" w:space="0" w:color="000000"/>
+          <w:left w:val="none" w:sz="0" w:space="0" w:color="000000"/>
+          <w:right w:val="none" w:sz="0" w:space="0" w:color="000000"/>
+        </w:pBdr>
+        <w:spacing w:after="0" w:before="0" w:line="240"/>
+        <w:ind w:left="0" w:right="0" w:firstLine="0" w:firstLineChars="0"/>
+      </w:pPr>
+      <w:r>
+        <w:rPr>
+          <w:rFonts w:ascii="Arial" w:hAnsi="Arial" w:eastAsia="Arial" w:cs="Arial"/>
+          <w:i w:val="false"/>
+          <w:b w:val="true"/>
+          <w:u w:val="none"/>
+          <w:strike w:val="false"/>
+          <w:sz w:val="28"/>
+          <w:szCs w:val="28"/>
+          <w:color w:val="1F3864"/>
+        </w:rPr>
+        <w:t xml:space="preserve">Major Protocol Deviations</w:t>
+      </w:r>
+    </w:p>
+    <w:p>
+      <w:pPr>
+        <w:pStyle w:val="Normal"/>
+      </w:pPr>
+      <w:r>
+        <w:t xml:space="preserve"> </w:t>
+      </w:r>
+    </w:p>
+    <w:p>
+      <w:pPr>
+        <w:jc w:val="left"/>
+        <w:pBdr>
+          <w:bottom w:val="none" w:sz="0" w:space="0" w:color="000000"/>
+          <w:top w:val="none" w:sz="0" w:space="0" w:color="000000"/>
+          <w:left w:val="none" w:sz="0" w:space="0" w:color="000000"/>
+          <w:right w:val="none" w:sz="0" w:space="0" w:color="000000"/>
+        </w:pBdr>
+        <w:spacing w:after="0" w:before="0" w:line="240"/>
+        <w:ind w:left="0" w:right="0" w:firstLine="0" w:firstLineChars="0"/>
+      </w:pPr>
+      <w:r>
+        <w:rPr>
+          <w:rFonts w:ascii="Arial" w:hAnsi="Arial" w:eastAsia="Arial" w:cs="Arial"/>
+          <w:i w:val="true"/>
+          <w:b w:val="false"/>
+          <w:u w:val="none"/>
+          <w:strike w:val="false"/>
+          <w:sz w:val="20"/>
+          <w:szCs w:val="20"/>
+          <w:color w:val="1F3864"/>
+        </w:rPr>
+        <w:t xml:space="preserve">→ See tfl/tables/T-DS-02.docx for the formatted table.</w:t>
+      </w:r>
+    </w:p>
+    <w:p>
+      <w:pPr>
+        <w:pStyle w:val="Normal"/>
+      </w:pPr>
+      <w:r>
+        <w:t xml:space="preserve"> </w:t>
+      </w:r>
+    </w:p>
+    <w:p>
+      <w:pPr>
+        <w:jc w:val="left"/>
+        <w:pBdr>
+          <w:bottom w:val="none" w:sz="0" w:space="0" w:color="000000"/>
+          <w:top w:val="none" w:sz="0" w:space="0" w:color="000000"/>
+          <w:left w:val="none" w:sz="0" w:space="0" w:color="000000"/>
+          <w:right w:val="none" w:sz="0" w:space="0" w:color="000000"/>
+        </w:pBdr>
+        <w:spacing w:after="0" w:before="0" w:line="240"/>
+        <w:ind w:left="0" w:right="0" w:firstLine="0" w:firstLineChars="0"/>
+      </w:pPr>
+      <w:r>
+        <w:rPr>
+          <w:rFonts w:ascii="Arial" w:hAnsi="Arial" w:eastAsia="Arial" w:cs="Arial"/>
+          <w:i w:val="true"/>
+          <w:b w:val="false"/>
+          <w:u w:val="none"/>
+          <w:strike w:val="false"/>
+          <w:sz w:val="14"/>
+          <w:szCs w:val="14"/>
+          <w:color w:val="C0392B"/>
+        </w:rPr>
+        <w:t xml:space="preserve">DRAFT — produced 2026-05-16 — synthetic data, NOT for regulatory submission</w:t>
+      </w:r>
+    </w:p>
+    <w:p>
+      <w:pPr/>
+      <w:r>
+        <w:br w:type="page"/>
+      </w:r>
+    </w:p>
+    <w:p>
+      <w:pPr>
+        <w:jc w:val="left"/>
+        <w:pBdr>
+          <w:bottom w:val="none" w:sz="0" w:space="0" w:color="000000"/>
+          <w:top w:val="none" w:sz="0" w:space="0" w:color="000000"/>
+          <w:left w:val="none" w:sz="0" w:space="0" w:color="000000"/>
+          <w:right w:val="none" w:sz="0" w:space="0" w:color="000000"/>
+        </w:pBdr>
+        <w:spacing w:after="0" w:before="0" w:line="240"/>
+        <w:ind w:left="0" w:right="0" w:firstLine="0" w:firstLineChars="0"/>
+      </w:pPr>
+      <w:r>
+        <w:rPr>
+          <w:rFonts w:ascii="Arial" w:hAnsi="Arial" w:eastAsia="Arial" w:cs="Arial"/>
+          <w:i w:val="false"/>
+          <w:b w:val="true"/>
+          <w:u w:val="none"/>
+          <w:strike w:val="false"/>
+          <w:sz w:val="18"/>
+          <w:szCs w:val="18"/>
+          <w:color w:val="1F3864"/>
+        </w:rPr>
+        <w:t xml:space="preserve">Celindra Therapeutics (fictional)</w:t>
+      </w:r>
+    </w:p>
+    <w:p>
+      <w:pPr>
+        <w:jc w:val="left"/>
+        <w:pBdr>
+          <w:bottom w:val="none" w:sz="0" w:space="0" w:color="000000"/>
+          <w:top w:val="none" w:sz="0" w:space="0" w:color="000000"/>
+          <w:left w:val="none" w:sz="0" w:space="0" w:color="000000"/>
+          <w:right w:val="none" w:sz="0" w:space="0" w:color="000000"/>
+        </w:pBdr>
+        <w:spacing w:after="0" w:before="0" w:line="240"/>
+        <w:ind w:left="0" w:right="0" w:firstLine="0" w:firstLineChars="0"/>
+      </w:pPr>
+      <w:r>
+        <w:rPr>
+          <w:rFonts w:ascii="Arial" w:hAnsi="Arial" w:eastAsia="Arial" w:cs="Arial"/>
+          <w:i w:val="false"/>
+          <w:b w:val="false"/>
+          <w:u w:val="none"/>
+          <w:strike w:val="false"/>
+          <w:sz w:val="18"/>
+          <w:szCs w:val="18"/>
+          <w:color w:val="888888"/>
+        </w:rPr>
+        <w:t xml:space="preserve">Protocol TORIVUMAB-NSCLC-301</w:t>
+      </w:r>
+    </w:p>
+    <w:p>
+      <w:pPr>
+        <w:jc w:val="left"/>
+        <w:pBdr>
+          <w:bottom w:val="none" w:sz="0" w:space="0" w:color="000000"/>
+          <w:top w:val="none" w:sz="0" w:space="0" w:color="000000"/>
+          <w:left w:val="none" w:sz="0" w:space="0" w:color="000000"/>
+          <w:right w:val="none" w:sz="0" w:space="0" w:color="000000"/>
+        </w:pBdr>
+        <w:spacing w:after="0" w:before="0" w:line="240"/>
+        <w:ind w:left="0" w:right="0" w:firstLine="0" w:firstLineChars="0"/>
+      </w:pPr>
+      <w:r>
+        <w:rPr>
+          <w:rFonts w:ascii="Arial" w:hAnsi="Arial" w:eastAsia="Arial" w:cs="Arial"/>
+          <w:i w:val="false"/>
+          <w:b w:val="true"/>
+          <w:u w:val="none"/>
+          <w:strike w:val="false"/>
+          <w:sz w:val="22"/>
+          <w:szCs w:val="22"/>
+          <w:color w:val="1F3864"/>
+        </w:rPr>
+        <w:t xml:space="preserve">T-DS-03</w:t>
+      </w:r>
+    </w:p>
+    <w:p>
+      <w:pPr>
+        <w:jc w:val="left"/>
+        <w:pBdr>
+          <w:bottom w:val="none" w:sz="0" w:space="0" w:color="000000"/>
+          <w:top w:val="none" w:sz="0" w:space="0" w:color="000000"/>
+          <w:left w:val="none" w:sz="0" w:space="0" w:color="000000"/>
+          <w:right w:val="none" w:sz="0" w:space="0" w:color="000000"/>
+        </w:pBdr>
+        <w:spacing w:after="0" w:before="0" w:line="240"/>
+        <w:ind w:left="0" w:right="0" w:firstLine="0" w:firstLineChars="0"/>
+      </w:pPr>
+      <w:r>
+        <w:rPr>
+          <w:rFonts w:ascii="Arial" w:hAnsi="Arial" w:eastAsia="Arial" w:cs="Arial"/>
+          <w:i w:val="false"/>
+          <w:b w:val="true"/>
+          <w:u w:val="none"/>
+          <w:strike w:val="false"/>
+          <w:sz w:val="28"/>
+          <w:szCs w:val="28"/>
+          <w:color w:val="1F3864"/>
+        </w:rPr>
+        <w:t xml:space="preserve">Intercurrent Events Summary</w:t>
+      </w:r>
+    </w:p>
+    <w:p>
+      <w:pPr>
+        <w:pStyle w:val="Normal"/>
+      </w:pPr>
+      <w:r>
+        <w:t xml:space="preserve"> </w:t>
+      </w:r>
+    </w:p>
+    <w:p>
+      <w:pPr>
+        <w:jc w:val="left"/>
+        <w:pBdr>
+          <w:bottom w:val="none" w:sz="0" w:space="0" w:color="000000"/>
+          <w:top w:val="none" w:sz="0" w:space="0" w:color="000000"/>
+          <w:left w:val="none" w:sz="0" w:space="0" w:color="000000"/>
+          <w:right w:val="none" w:sz="0" w:space="0" w:color="000000"/>
+        </w:pBdr>
+        <w:spacing w:after="0" w:before="0" w:line="240"/>
+        <w:ind w:left="0" w:right="0" w:firstLine="0" w:firstLineChars="0"/>
+      </w:pPr>
+      <w:r>
+        <w:rPr>
+          <w:rFonts w:ascii="Arial" w:hAnsi="Arial" w:eastAsia="Arial" w:cs="Arial"/>
+          <w:i w:val="true"/>
+          <w:b w:val="false"/>
+          <w:u w:val="none"/>
+          <w:strike w:val="false"/>
+          <w:sz w:val="20"/>
+          <w:szCs w:val="20"/>
+          <w:color w:val="1F3864"/>
+        </w:rPr>
+        <w:t xml:space="preserve">→ See tfl/tables/T-DS-03.docx for the formatted table.</w:t>
+      </w:r>
+    </w:p>
+    <w:p>
+      <w:pPr>
+        <w:pStyle w:val="Normal"/>
+      </w:pPr>
+      <w:r>
+        <w:t xml:space="preserve"> </w:t>
+      </w:r>
+    </w:p>
+    <w:p>
+      <w:pPr>
+        <w:jc w:val="left"/>
+        <w:pBdr>
+          <w:bottom w:val="none" w:sz="0" w:space="0" w:color="000000"/>
+          <w:top w:val="none" w:sz="0" w:space="0" w:color="000000"/>
+          <w:left w:val="none" w:sz="0" w:space="0" w:color="000000"/>
+          <w:right w:val="none" w:sz="0" w:space="0" w:color="000000"/>
+        </w:pBdr>
+        <w:spacing w:after="0" w:before="0" w:line="240"/>
+        <w:ind w:left="0" w:right="0" w:firstLine="0" w:firstLineChars="0"/>
+      </w:pPr>
+      <w:r>
+        <w:rPr>
+          <w:rFonts w:ascii="Arial" w:hAnsi="Arial" w:eastAsia="Arial" w:cs="Arial"/>
+          <w:i w:val="true"/>
+          <w:b w:val="false"/>
+          <w:u w:val="none"/>
+          <w:strike w:val="false"/>
+          <w:sz w:val="14"/>
+          <w:szCs w:val="14"/>
+          <w:color w:val="C0392B"/>
+        </w:rPr>
+        <w:t xml:space="preserve">DRAFT — produced 2026-05-16 — synthetic data, NOT for regulatory submission</w:t>
+      </w:r>
+    </w:p>
+    <w:p>
+      <w:pPr/>
+      <w:r>
+        <w:br w:type="page"/>
+      </w:r>
+    </w:p>
+    <w:p>
+      <w:pPr>
+        <w:jc w:val="left"/>
+        <w:pBdr>
+          <w:bottom w:val="none" w:sz="0" w:space="0" w:color="000000"/>
+          <w:top w:val="none" w:sz="0" w:space="0" w:color="000000"/>
+          <w:left w:val="none" w:sz="0" w:space="0" w:color="000000"/>
+          <w:right w:val="none" w:sz="0" w:space="0" w:color="000000"/>
+        </w:pBdr>
+        <w:spacing w:after="0" w:before="0" w:line="240"/>
+        <w:ind w:left="0" w:right="0" w:firstLine="0" w:firstLineChars="0"/>
+      </w:pPr>
+      <w:r>
+        <w:rPr>
+          <w:rFonts w:ascii="Arial" w:hAnsi="Arial" w:eastAsia="Arial" w:cs="Arial"/>
+          <w:i w:val="false"/>
+          <w:b w:val="true"/>
+          <w:u w:val="none"/>
+          <w:strike w:val="false"/>
+          <w:sz w:val="18"/>
+          <w:szCs w:val="18"/>
+          <w:color w:val="1F3864"/>
+        </w:rPr>
+        <w:t xml:space="preserve">Celindra Therapeutics (fictional)</w:t>
+      </w:r>
+    </w:p>
+    <w:p>
+      <w:pPr>
+        <w:jc w:val="left"/>
+        <w:pBdr>
+          <w:bottom w:val="none" w:sz="0" w:space="0" w:color="000000"/>
+          <w:top w:val="none" w:sz="0" w:space="0" w:color="000000"/>
+          <w:left w:val="none" w:sz="0" w:space="0" w:color="000000"/>
+          <w:right w:val="none" w:sz="0" w:space="0" w:color="000000"/>
+        </w:pBdr>
+        <w:spacing w:after="0" w:before="0" w:line="240"/>
+        <w:ind w:left="0" w:right="0" w:firstLine="0" w:firstLineChars="0"/>
+      </w:pPr>
+      <w:r>
+        <w:rPr>
+          <w:rFonts w:ascii="Arial" w:hAnsi="Arial" w:eastAsia="Arial" w:cs="Arial"/>
+          <w:i w:val="false"/>
+          <w:b w:val="false"/>
+          <w:u w:val="none"/>
+          <w:strike w:val="false"/>
+          <w:sz w:val="18"/>
+          <w:szCs w:val="18"/>
+          <w:color w:val="888888"/>
+        </w:rPr>
+        <w:t xml:space="preserve">Protocol TORIVUMAB-NSCLC-301</w:t>
+      </w:r>
+    </w:p>
+    <w:p>
+      <w:pPr>
+        <w:jc w:val="left"/>
+        <w:pBdr>
+          <w:bottom w:val="none" w:sz="0" w:space="0" w:color="000000"/>
+          <w:top w:val="none" w:sz="0" w:space="0" w:color="000000"/>
+          <w:left w:val="none" w:sz="0" w:space="0" w:color="000000"/>
+          <w:right w:val="none" w:sz="0" w:space="0" w:color="000000"/>
+        </w:pBdr>
+        <w:spacing w:after="0" w:before="0" w:line="240"/>
+        <w:ind w:left="0" w:right="0" w:firstLine="0" w:firstLineChars="0"/>
+      </w:pPr>
+      <w:r>
+        <w:rPr>
+          <w:rFonts w:ascii="Arial" w:hAnsi="Arial" w:eastAsia="Arial" w:cs="Arial"/>
+          <w:i w:val="false"/>
+          <w:b w:val="true"/>
+          <w:u w:val="none"/>
+          <w:strike w:val="false"/>
+          <w:sz w:val="22"/>
+          <w:szCs w:val="22"/>
+          <w:color w:val="1F3864"/>
+        </w:rPr>
+        <w:t xml:space="preserve">T-EX-01</w:t>
+      </w:r>
+    </w:p>
+    <w:p>
+      <w:pPr>
+        <w:jc w:val="left"/>
+        <w:pBdr>
+          <w:bottom w:val="none" w:sz="0" w:space="0" w:color="000000"/>
+          <w:top w:val="none" w:sz="0" w:space="0" w:color="000000"/>
+          <w:left w:val="none" w:sz="0" w:space="0" w:color="000000"/>
+          <w:right w:val="none" w:sz="0" w:space="0" w:color="000000"/>
+        </w:pBdr>
+        <w:spacing w:after="0" w:before="0" w:line="240"/>
+        <w:ind w:left="0" w:right="0" w:firstLine="0" w:firstLineChars="0"/>
+      </w:pPr>
+      <w:r>
+        <w:rPr>
+          <w:rFonts w:ascii="Arial" w:hAnsi="Arial" w:eastAsia="Arial" w:cs="Arial"/>
+          <w:i w:val="false"/>
+          <w:b w:val="true"/>
+          <w:u w:val="none"/>
+          <w:strike w:val="false"/>
+          <w:sz w:val="28"/>
+          <w:szCs w:val="28"/>
+          <w:color w:val="1F3864"/>
+        </w:rPr>
+        <w:t xml:space="preserve">Study Drug Exposure</w:t>
+      </w:r>
+    </w:p>
+    <w:p>
+      <w:pPr>
+        <w:pStyle w:val="Normal"/>
+      </w:pPr>
+      <w:r>
+        <w:t xml:space="preserve"> </w:t>
+      </w:r>
+    </w:p>
+    <w:p>
+      <w:pPr>
+        <w:jc w:val="left"/>
+        <w:pBdr>
+          <w:bottom w:val="none" w:sz="0" w:space="0" w:color="000000"/>
+          <w:top w:val="none" w:sz="0" w:space="0" w:color="000000"/>
+          <w:left w:val="none" w:sz="0" w:space="0" w:color="000000"/>
+          <w:right w:val="none" w:sz="0" w:space="0" w:color="000000"/>
+        </w:pBdr>
+        <w:spacing w:after="0" w:before="0" w:line="240"/>
+        <w:ind w:left="0" w:right="0" w:firstLine="0" w:firstLineChars="0"/>
+      </w:pPr>
+      <w:r>
+        <w:rPr>
+          <w:rFonts w:ascii="Arial" w:hAnsi="Arial" w:eastAsia="Arial" w:cs="Arial"/>
+          <w:i w:val="true"/>
+          <w:b w:val="false"/>
+          <w:u w:val="none"/>
+          <w:strike w:val="false"/>
+          <w:sz w:val="20"/>
+          <w:szCs w:val="20"/>
+          <w:color w:val="1F3864"/>
+        </w:rPr>
+        <w:t xml:space="preserve">→ See tfl/tables/T-EX-01.docx for the formatted table.</w:t>
       </w:r>
     </w:p>
     <w:p>

--- a/tfl/TFL-OUTPUTS.docx
+++ b/tfl/TFL-OUTPUTS.docx
@@ -171,7 +171,7 @@
           <w:szCs w:val="22"/>
           <w:color w:val="000000"/>
         </w:rPr>
-        <w:t xml:space="preserve">Contents (9 outputs):</w:t>
+        <w:t xml:space="preserve">Contents (24 outputs):</w:t>
       </w:r>
     </w:p>
     <w:p>
@@ -353,7 +353,7 @@
           <w:szCs w:val="20"/>
           <w:color w:val="000000"/>
         </w:rPr>
-        <w:t xml:space="preserve">  • T-EFF-03 — Progression-Free Survival Analysis (BICR)</w:t>
+        <w:t xml:space="preserve">  • T-EFF-02 — Kaplan-Meier Survival Probabilities — OS</w:t>
       </w:r>
     </w:p>
     <w:p>
@@ -379,7 +379,7 @@
           <w:szCs w:val="20"/>
           <w:color w:val="000000"/>
         </w:rPr>
-        <w:t xml:space="preserve">  • F-EFF-01 — Kaplan-Meier Curve — Overall Survival</w:t>
+        <w:t xml:space="preserve">  • T-EFF-03 — Progression-Free Survival Analysis (BICR)</w:t>
       </w:r>
     </w:p>
     <w:p>
@@ -405,7 +405,397 @@
           <w:szCs w:val="20"/>
           <w:color w:val="000000"/>
         </w:rPr>
+        <w:t xml:space="preserve">  • T-EFF-04 — Kaplan-Meier Survival Probabilities — PFS</w:t>
+      </w:r>
+    </w:p>
+    <w:p>
+      <w:pPr>
+        <w:jc w:val="left"/>
+        <w:pBdr>
+          <w:bottom w:val="none" w:sz="0" w:space="0" w:color="000000"/>
+          <w:top w:val="none" w:sz="0" w:space="0" w:color="000000"/>
+          <w:left w:val="none" w:sz="0" w:space="0" w:color="000000"/>
+          <w:right w:val="none" w:sz="0" w:space="0" w:color="000000"/>
+        </w:pBdr>
+        <w:spacing w:after="0" w:before="0" w:line="240"/>
+        <w:ind w:left="0" w:right="0" w:firstLine="0" w:firstLineChars="0"/>
+      </w:pPr>
+      <w:r>
+        <w:rPr>
+          <w:rFonts w:ascii="Arial" w:hAnsi="Arial" w:eastAsia="Arial" w:cs="Arial"/>
+          <w:i w:val="false"/>
+          <w:b w:val="false"/>
+          <w:u w:val="none"/>
+          <w:strike w:val="false"/>
+          <w:sz w:val="20"/>
+          <w:szCs w:val="20"/>
+          <w:color w:val="000000"/>
+        </w:rPr>
+        <w:t xml:space="preserve">  • T-EFF-05 — Objective Response Rate</w:t>
+      </w:r>
+    </w:p>
+    <w:p>
+      <w:pPr>
+        <w:jc w:val="left"/>
+        <w:pBdr>
+          <w:bottom w:val="none" w:sz="0" w:space="0" w:color="000000"/>
+          <w:top w:val="none" w:sz="0" w:space="0" w:color="000000"/>
+          <w:left w:val="none" w:sz="0" w:space="0" w:color="000000"/>
+          <w:right w:val="none" w:sz="0" w:space="0" w:color="000000"/>
+        </w:pBdr>
+        <w:spacing w:after="0" w:before="0" w:line="240"/>
+        <w:ind w:left="0" w:right="0" w:firstLine="0" w:firstLineChars="0"/>
+      </w:pPr>
+      <w:r>
+        <w:rPr>
+          <w:rFonts w:ascii="Arial" w:hAnsi="Arial" w:eastAsia="Arial" w:cs="Arial"/>
+          <w:i w:val="false"/>
+          <w:b w:val="false"/>
+          <w:u w:val="none"/>
+          <w:strike w:val="false"/>
+          <w:sz w:val="20"/>
+          <w:szCs w:val="20"/>
+          <w:color w:val="000000"/>
+        </w:rPr>
+        <w:t xml:space="preserve">  • T-EFF-06 — Disease Control Rate</w:t>
+      </w:r>
+    </w:p>
+    <w:p>
+      <w:pPr>
+        <w:jc w:val="left"/>
+        <w:pBdr>
+          <w:bottom w:val="none" w:sz="0" w:space="0" w:color="000000"/>
+          <w:top w:val="none" w:sz="0" w:space="0" w:color="000000"/>
+          <w:left w:val="none" w:sz="0" w:space="0" w:color="000000"/>
+          <w:right w:val="none" w:sz="0" w:space="0" w:color="000000"/>
+        </w:pBdr>
+        <w:spacing w:after="0" w:before="0" w:line="240"/>
+        <w:ind w:left="0" w:right="0" w:firstLine="0" w:firstLineChars="0"/>
+      </w:pPr>
+      <w:r>
+        <w:rPr>
+          <w:rFonts w:ascii="Arial" w:hAnsi="Arial" w:eastAsia="Arial" w:cs="Arial"/>
+          <w:i w:val="false"/>
+          <w:b w:val="false"/>
+          <w:u w:val="none"/>
+          <w:strike w:val="false"/>
+          <w:sz w:val="20"/>
+          <w:szCs w:val="20"/>
+          <w:color w:val="000000"/>
+        </w:rPr>
+        <w:t xml:space="preserve">  • T-EFF-07 — Duration of Response</w:t>
+      </w:r>
+    </w:p>
+    <w:p>
+      <w:pPr>
+        <w:jc w:val="left"/>
+        <w:pBdr>
+          <w:bottom w:val="none" w:sz="0" w:space="0" w:color="000000"/>
+          <w:top w:val="none" w:sz="0" w:space="0" w:color="000000"/>
+          <w:left w:val="none" w:sz="0" w:space="0" w:color="000000"/>
+          <w:right w:val="none" w:sz="0" w:space="0" w:color="000000"/>
+        </w:pBdr>
+        <w:spacing w:after="0" w:before="0" w:line="240"/>
+        <w:ind w:left="0" w:right="0" w:firstLine="0" w:firstLineChars="0"/>
+      </w:pPr>
+      <w:r>
+        <w:rPr>
+          <w:rFonts w:ascii="Arial" w:hAnsi="Arial" w:eastAsia="Arial" w:cs="Arial"/>
+          <w:i w:val="false"/>
+          <w:b w:val="false"/>
+          <w:u w:val="none"/>
+          <w:strike w:val="false"/>
+          <w:sz w:val="20"/>
+          <w:szCs w:val="20"/>
+          <w:color w:val="000000"/>
+        </w:rPr>
+        <w:t xml:space="preserve">  • T-EFF-08 — OS in Per-Protocol Population (Sensitivity)</w:t>
+      </w:r>
+    </w:p>
+    <w:p>
+      <w:pPr>
+        <w:jc w:val="left"/>
+        <w:pBdr>
+          <w:bottom w:val="none" w:sz="0" w:space="0" w:color="000000"/>
+          <w:top w:val="none" w:sz="0" w:space="0" w:color="000000"/>
+          <w:left w:val="none" w:sz="0" w:space="0" w:color="000000"/>
+          <w:right w:val="none" w:sz="0" w:space="0" w:color="000000"/>
+        </w:pBdr>
+        <w:spacing w:after="0" w:before="0" w:line="240"/>
+        <w:ind w:left="0" w:right="0" w:firstLine="0" w:firstLineChars="0"/>
+      </w:pPr>
+      <w:r>
+        <w:rPr>
+          <w:rFonts w:ascii="Arial" w:hAnsi="Arial" w:eastAsia="Arial" w:cs="Arial"/>
+          <w:i w:val="false"/>
+          <w:b w:val="false"/>
+          <w:u w:val="none"/>
+          <w:strike w:val="false"/>
+          <w:sz w:val="20"/>
+          <w:szCs w:val="20"/>
+          <w:color w:val="000000"/>
+        </w:rPr>
+        <w:t xml:space="preserve">  • T-EFF-09 — OS Landmark Analysis (Sensitivity)</w:t>
+      </w:r>
+    </w:p>
+    <w:p>
+      <w:pPr>
+        <w:jc w:val="left"/>
+        <w:pBdr>
+          <w:bottom w:val="none" w:sz="0" w:space="0" w:color="000000"/>
+          <w:top w:val="none" w:sz="0" w:space="0" w:color="000000"/>
+          <w:left w:val="none" w:sz="0" w:space="0" w:color="000000"/>
+          <w:right w:val="none" w:sz="0" w:space="0" w:color="000000"/>
+        </w:pBdr>
+        <w:spacing w:after="0" w:before="0" w:line="240"/>
+        <w:ind w:left="0" w:right="0" w:firstLine="0" w:firstLineChars="0"/>
+      </w:pPr>
+      <w:r>
+        <w:rPr>
+          <w:rFonts w:ascii="Arial" w:hAnsi="Arial" w:eastAsia="Arial" w:cs="Arial"/>
+          <w:i w:val="false"/>
+          <w:b w:val="false"/>
+          <w:u w:val="none"/>
+          <w:strike w:val="false"/>
+          <w:sz w:val="20"/>
+          <w:szCs w:val="20"/>
+          <w:color w:val="000000"/>
+        </w:rPr>
+        <w:t xml:space="preserve">  • T-EFF-10 — Restricted Mean Survival Time — OS (E1a)</w:t>
+      </w:r>
+    </w:p>
+    <w:p>
+      <w:pPr>
+        <w:jc w:val="left"/>
+        <w:pBdr>
+          <w:bottom w:val="none" w:sz="0" w:space="0" w:color="000000"/>
+          <w:top w:val="none" w:sz="0" w:space="0" w:color="000000"/>
+          <w:left w:val="none" w:sz="0" w:space="0" w:color="000000"/>
+          <w:right w:val="none" w:sz="0" w:space="0" w:color="000000"/>
+        </w:pBdr>
+        <w:spacing w:after="0" w:before="0" w:line="240"/>
+        <w:ind w:left="0" w:right="0" w:firstLine="0" w:firstLineChars="0"/>
+      </w:pPr>
+      <w:r>
+        <w:rPr>
+          <w:rFonts w:ascii="Arial" w:hAnsi="Arial" w:eastAsia="Arial" w:cs="Arial"/>
+          <w:i w:val="false"/>
+          <w:b w:val="false"/>
+          <w:u w:val="none"/>
+          <w:strike w:val="false"/>
+          <w:sz w:val="20"/>
+          <w:szCs w:val="20"/>
+          <w:color w:val="000000"/>
+        </w:rPr>
+        <w:t xml:space="preserve">  • T-EFF-11 — PFS by Investigator (Sensitivity, E2a)</w:t>
+      </w:r>
+    </w:p>
+    <w:p>
+      <w:pPr>
+        <w:jc w:val="left"/>
+        <w:pBdr>
+          <w:bottom w:val="none" w:sz="0" w:space="0" w:color="000000"/>
+          <w:top w:val="none" w:sz="0" w:space="0" w:color="000000"/>
+          <w:left w:val="none" w:sz="0" w:space="0" w:color="000000"/>
+          <w:right w:val="none" w:sz="0" w:space="0" w:color="000000"/>
+        </w:pBdr>
+        <w:spacing w:after="0" w:before="0" w:line="240"/>
+        <w:ind w:left="0" w:right="0" w:firstLine="0" w:firstLineChars="0"/>
+      </w:pPr>
+      <w:r>
+        <w:rPr>
+          <w:rFonts w:ascii="Arial" w:hAnsi="Arial" w:eastAsia="Arial" w:cs="Arial"/>
+          <w:i w:val="false"/>
+          <w:b w:val="false"/>
+          <w:u w:val="none"/>
+          <w:strike w:val="false"/>
+          <w:sz w:val="20"/>
+          <w:szCs w:val="20"/>
+          <w:color w:val="000000"/>
+        </w:rPr>
+        <w:t xml:space="preserve">  • T-EFF-12 — OS — While-on-Treatment Sensitivity (E1b)</w:t>
+      </w:r>
+    </w:p>
+    <w:p>
+      <w:pPr>
+        <w:jc w:val="left"/>
+        <w:pBdr>
+          <w:bottom w:val="none" w:sz="0" w:space="0" w:color="000000"/>
+          <w:top w:val="none" w:sz="0" w:space="0" w:color="000000"/>
+          <w:left w:val="none" w:sz="0" w:space="0" w:color="000000"/>
+          <w:right w:val="none" w:sz="0" w:space="0" w:color="000000"/>
+        </w:pBdr>
+        <w:spacing w:after="0" w:before="0" w:line="240"/>
+        <w:ind w:left="0" w:right="0" w:firstLine="0" w:firstLineChars="0"/>
+      </w:pPr>
+      <w:r>
+        <w:rPr>
+          <w:rFonts w:ascii="Arial" w:hAnsi="Arial" w:eastAsia="Arial" w:cs="Arial"/>
+          <w:i w:val="false"/>
+          <w:b w:val="false"/>
+          <w:u w:val="none"/>
+          <w:strike w:val="false"/>
+          <w:sz w:val="20"/>
+          <w:szCs w:val="20"/>
+          <w:color w:val="000000"/>
+        </w:rPr>
+        <w:t xml:space="preserve">  • T-EFF-13 — ORR — ITT Denominator (Sensitivity, E3a)</w:t>
+      </w:r>
+    </w:p>
+    <w:p>
+      <w:pPr>
+        <w:jc w:val="left"/>
+        <w:pBdr>
+          <w:bottom w:val="none" w:sz="0" w:space="0" w:color="000000"/>
+          <w:top w:val="none" w:sz="0" w:space="0" w:color="000000"/>
+          <w:left w:val="none" w:sz="0" w:space="0" w:color="000000"/>
+          <w:right w:val="none" w:sz="0" w:space="0" w:color="000000"/>
+        </w:pBdr>
+        <w:spacing w:after="0" w:before="0" w:line="240"/>
+        <w:ind w:left="0" w:right="0" w:firstLine="0" w:firstLineChars="0"/>
+      </w:pPr>
+      <w:r>
+        <w:rPr>
+          <w:rFonts w:ascii="Arial" w:hAnsi="Arial" w:eastAsia="Arial" w:cs="Arial"/>
+          <w:i w:val="false"/>
+          <w:b w:val="false"/>
+          <w:u w:val="none"/>
+          <w:strike w:val="false"/>
+          <w:sz w:val="20"/>
+          <w:szCs w:val="20"/>
+          <w:color w:val="000000"/>
+        </w:rPr>
+        <w:t xml:space="preserve">  • F-EFF-01 — Kaplan-Meier Curve — Overall Survival</w:t>
+      </w:r>
+    </w:p>
+    <w:p>
+      <w:pPr>
+        <w:jc w:val="left"/>
+        <w:pBdr>
+          <w:bottom w:val="none" w:sz="0" w:space="0" w:color="000000"/>
+          <w:top w:val="none" w:sz="0" w:space="0" w:color="000000"/>
+          <w:left w:val="none" w:sz="0" w:space="0" w:color="000000"/>
+          <w:right w:val="none" w:sz="0" w:space="0" w:color="000000"/>
+        </w:pBdr>
+        <w:spacing w:after="0" w:before="0" w:line="240"/>
+        <w:ind w:left="0" w:right="0" w:firstLine="0" w:firstLineChars="0"/>
+      </w:pPr>
+      <w:r>
+        <w:rPr>
+          <w:rFonts w:ascii="Arial" w:hAnsi="Arial" w:eastAsia="Arial" w:cs="Arial"/>
+          <w:i w:val="false"/>
+          <w:b w:val="false"/>
+          <w:u w:val="none"/>
+          <w:strike w:val="false"/>
+          <w:sz w:val="20"/>
+          <w:szCs w:val="20"/>
+          <w:color w:val="000000"/>
+        </w:rPr>
         <w:t xml:space="preserve">  • F-EFF-02 — Kaplan-Meier Curve — Progression-Free Survival</w:t>
+      </w:r>
+    </w:p>
+    <w:p>
+      <w:pPr>
+        <w:jc w:val="left"/>
+        <w:pBdr>
+          <w:bottom w:val="none" w:sz="0" w:space="0" w:color="000000"/>
+          <w:top w:val="none" w:sz="0" w:space="0" w:color="000000"/>
+          <w:left w:val="none" w:sz="0" w:space="0" w:color="000000"/>
+          <w:right w:val="none" w:sz="0" w:space="0" w:color="000000"/>
+        </w:pBdr>
+        <w:spacing w:after="0" w:before="0" w:line="240"/>
+        <w:ind w:left="0" w:right="0" w:firstLine="0" w:firstLineChars="0"/>
+      </w:pPr>
+      <w:r>
+        <w:rPr>
+          <w:rFonts w:ascii="Arial" w:hAnsi="Arial" w:eastAsia="Arial" w:cs="Arial"/>
+          <w:i w:val="false"/>
+          <w:b w:val="false"/>
+          <w:u w:val="none"/>
+          <w:strike w:val="false"/>
+          <w:sz w:val="20"/>
+          <w:szCs w:val="20"/>
+          <w:color w:val="000000"/>
+        </w:rPr>
+        <w:t xml:space="preserve">  • F-EFF-03 — Waterfall — Best % Change in Sum of Diameters</w:t>
+      </w:r>
+    </w:p>
+    <w:p>
+      <w:pPr>
+        <w:jc w:val="left"/>
+        <w:pBdr>
+          <w:bottom w:val="none" w:sz="0" w:space="0" w:color="000000"/>
+          <w:top w:val="none" w:sz="0" w:space="0" w:color="000000"/>
+          <w:left w:val="none" w:sz="0" w:space="0" w:color="000000"/>
+          <w:right w:val="none" w:sz="0" w:space="0" w:color="000000"/>
+        </w:pBdr>
+        <w:spacing w:after="0" w:before="0" w:line="240"/>
+        <w:ind w:left="0" w:right="0" w:firstLine="0" w:firstLineChars="0"/>
+      </w:pPr>
+      <w:r>
+        <w:rPr>
+          <w:rFonts w:ascii="Arial" w:hAnsi="Arial" w:eastAsia="Arial" w:cs="Arial"/>
+          <w:i w:val="false"/>
+          <w:b w:val="false"/>
+          <w:u w:val="none"/>
+          <w:strike w:val="false"/>
+          <w:sz w:val="20"/>
+          <w:szCs w:val="20"/>
+          <w:color w:val="000000"/>
+        </w:rPr>
+        <w:t xml:space="preserve">  • F-EFF-04 — Spider — Sum of Diameters Over Time</w:t>
+      </w:r>
+    </w:p>
+    <w:p>
+      <w:pPr>
+        <w:jc w:val="left"/>
+        <w:pBdr>
+          <w:bottom w:val="none" w:sz="0" w:space="0" w:color="000000"/>
+          <w:top w:val="none" w:sz="0" w:space="0" w:color="000000"/>
+          <w:left w:val="none" w:sz="0" w:space="0" w:color="000000"/>
+          <w:right w:val="none" w:sz="0" w:space="0" w:color="000000"/>
+        </w:pBdr>
+        <w:spacing w:after="0" w:before="0" w:line="240"/>
+        <w:ind w:left="0" w:right="0" w:firstLine="0" w:firstLineChars="0"/>
+      </w:pPr>
+      <w:r>
+        <w:rPr>
+          <w:rFonts w:ascii="Arial" w:hAnsi="Arial" w:eastAsia="Arial" w:cs="Arial"/>
+          <w:i w:val="false"/>
+          <w:b w:val="false"/>
+          <w:u w:val="none"/>
+          <w:strike w:val="false"/>
+          <w:sz w:val="20"/>
+          <w:szCs w:val="20"/>
+          <w:color w:val="000000"/>
+        </w:rPr>
+        <w:t xml:space="preserve">  • F-EFF-05 — Forest — OS HR by Subgroup</w:t>
+      </w:r>
+    </w:p>
+    <w:p>
+      <w:pPr>
+        <w:jc w:val="left"/>
+        <w:pBdr>
+          <w:bottom w:val="none" w:sz="0" w:space="0" w:color="000000"/>
+          <w:top w:val="none" w:sz="0" w:space="0" w:color="000000"/>
+          <w:left w:val="none" w:sz="0" w:space="0" w:color="000000"/>
+          <w:right w:val="none" w:sz="0" w:space="0" w:color="000000"/>
+        </w:pBdr>
+        <w:spacing w:after="0" w:before="0" w:line="240"/>
+        <w:ind w:left="0" w:right="0" w:firstLine="0" w:firstLineChars="0"/>
+      </w:pPr>
+      <w:r>
+        <w:rPr>
+          <w:rFonts w:ascii="Arial" w:hAnsi="Arial" w:eastAsia="Arial" w:cs="Arial"/>
+          <w:i w:val="false"/>
+          <w:b w:val="false"/>
+          <w:u w:val="none"/>
+          <w:strike w:val="false"/>
+          <w:sz w:val="20"/>
+          <w:szCs w:val="20"/>
+          <w:color w:val="000000"/>
+        </w:rPr>
+        <w:t xml:space="preserve">  • F-EFF-06 — Swimmer — Responder Timelines</w:t>
       </w:r>
     </w:p>
     <w:p>
@@ -1591,7 +1981,7 @@
           <w:szCs w:val="22"/>
           <w:color w:val="1F3864"/>
         </w:rPr>
-        <w:t xml:space="preserve">T-EFF-03</w:t>
+        <w:t xml:space="preserve">T-EFF-02</w:t>
       </w:r>
     </w:p>
     <w:p>
@@ -1617,7 +2007,7 @@
           <w:szCs w:val="28"/>
           <w:color w:val="1F3864"/>
         </w:rPr>
-        <w:t xml:space="preserve">Progression-Free Survival Analysis (BICR)</w:t>
+        <w:t xml:space="preserve">Kaplan-Meier Survival Probabilities — OS</w:t>
       </w:r>
     </w:p>
     <w:p>
@@ -1651,7 +2041,1965 @@
           <w:szCs w:val="20"/>
           <w:color w:val="1F3864"/>
         </w:rPr>
+        <w:t xml:space="preserve">→ See tfl/tables/T-EFF-02.docx for the formatted table.</w:t>
+      </w:r>
+    </w:p>
+    <w:p>
+      <w:pPr>
+        <w:pStyle w:val="Normal"/>
+      </w:pPr>
+      <w:r>
+        <w:t xml:space="preserve"> </w:t>
+      </w:r>
+    </w:p>
+    <w:p>
+      <w:pPr>
+        <w:jc w:val="left"/>
+        <w:pBdr>
+          <w:bottom w:val="none" w:sz="0" w:space="0" w:color="000000"/>
+          <w:top w:val="none" w:sz="0" w:space="0" w:color="000000"/>
+          <w:left w:val="none" w:sz="0" w:space="0" w:color="000000"/>
+          <w:right w:val="none" w:sz="0" w:space="0" w:color="000000"/>
+        </w:pBdr>
+        <w:spacing w:after="0" w:before="0" w:line="240"/>
+        <w:ind w:left="0" w:right="0" w:firstLine="0" w:firstLineChars="0"/>
+      </w:pPr>
+      <w:r>
+        <w:rPr>
+          <w:rFonts w:ascii="Arial" w:hAnsi="Arial" w:eastAsia="Arial" w:cs="Arial"/>
+          <w:i w:val="true"/>
+          <w:b w:val="false"/>
+          <w:u w:val="none"/>
+          <w:strike w:val="false"/>
+          <w:sz w:val="14"/>
+          <w:szCs w:val="14"/>
+          <w:color w:val="C0392B"/>
+        </w:rPr>
+        <w:t xml:space="preserve">DRAFT — produced 2026-05-16 — synthetic data, NOT for regulatory submission</w:t>
+      </w:r>
+    </w:p>
+    <w:p>
+      <w:pPr/>
+      <w:r>
+        <w:br w:type="page"/>
+      </w:r>
+    </w:p>
+    <w:p>
+      <w:pPr>
+        <w:jc w:val="left"/>
+        <w:pBdr>
+          <w:bottom w:val="none" w:sz="0" w:space="0" w:color="000000"/>
+          <w:top w:val="none" w:sz="0" w:space="0" w:color="000000"/>
+          <w:left w:val="none" w:sz="0" w:space="0" w:color="000000"/>
+          <w:right w:val="none" w:sz="0" w:space="0" w:color="000000"/>
+        </w:pBdr>
+        <w:spacing w:after="0" w:before="0" w:line="240"/>
+        <w:ind w:left="0" w:right="0" w:firstLine="0" w:firstLineChars="0"/>
+      </w:pPr>
+      <w:r>
+        <w:rPr>
+          <w:rFonts w:ascii="Arial" w:hAnsi="Arial" w:eastAsia="Arial" w:cs="Arial"/>
+          <w:i w:val="false"/>
+          <w:b w:val="true"/>
+          <w:u w:val="none"/>
+          <w:strike w:val="false"/>
+          <w:sz w:val="18"/>
+          <w:szCs w:val="18"/>
+          <w:color w:val="1F3864"/>
+        </w:rPr>
+        <w:t xml:space="preserve">Celindra Therapeutics (fictional)</w:t>
+      </w:r>
+    </w:p>
+    <w:p>
+      <w:pPr>
+        <w:jc w:val="left"/>
+        <w:pBdr>
+          <w:bottom w:val="none" w:sz="0" w:space="0" w:color="000000"/>
+          <w:top w:val="none" w:sz="0" w:space="0" w:color="000000"/>
+          <w:left w:val="none" w:sz="0" w:space="0" w:color="000000"/>
+          <w:right w:val="none" w:sz="0" w:space="0" w:color="000000"/>
+        </w:pBdr>
+        <w:spacing w:after="0" w:before="0" w:line="240"/>
+        <w:ind w:left="0" w:right="0" w:firstLine="0" w:firstLineChars="0"/>
+      </w:pPr>
+      <w:r>
+        <w:rPr>
+          <w:rFonts w:ascii="Arial" w:hAnsi="Arial" w:eastAsia="Arial" w:cs="Arial"/>
+          <w:i w:val="false"/>
+          <w:b w:val="false"/>
+          <w:u w:val="none"/>
+          <w:strike w:val="false"/>
+          <w:sz w:val="18"/>
+          <w:szCs w:val="18"/>
+          <w:color w:val="888888"/>
+        </w:rPr>
+        <w:t xml:space="preserve">Protocol TORIVUMAB-NSCLC-301</w:t>
+      </w:r>
+    </w:p>
+    <w:p>
+      <w:pPr>
+        <w:jc w:val="left"/>
+        <w:pBdr>
+          <w:bottom w:val="none" w:sz="0" w:space="0" w:color="000000"/>
+          <w:top w:val="none" w:sz="0" w:space="0" w:color="000000"/>
+          <w:left w:val="none" w:sz="0" w:space="0" w:color="000000"/>
+          <w:right w:val="none" w:sz="0" w:space="0" w:color="000000"/>
+        </w:pBdr>
+        <w:spacing w:after="0" w:before="0" w:line="240"/>
+        <w:ind w:left="0" w:right="0" w:firstLine="0" w:firstLineChars="0"/>
+      </w:pPr>
+      <w:r>
+        <w:rPr>
+          <w:rFonts w:ascii="Arial" w:hAnsi="Arial" w:eastAsia="Arial" w:cs="Arial"/>
+          <w:i w:val="false"/>
+          <w:b w:val="true"/>
+          <w:u w:val="none"/>
+          <w:strike w:val="false"/>
+          <w:sz w:val="22"/>
+          <w:szCs w:val="22"/>
+          <w:color w:val="1F3864"/>
+        </w:rPr>
+        <w:t xml:space="preserve">T-EFF-03</w:t>
+      </w:r>
+    </w:p>
+    <w:p>
+      <w:pPr>
+        <w:jc w:val="left"/>
+        <w:pBdr>
+          <w:bottom w:val="none" w:sz="0" w:space="0" w:color="000000"/>
+          <w:top w:val="none" w:sz="0" w:space="0" w:color="000000"/>
+          <w:left w:val="none" w:sz="0" w:space="0" w:color="000000"/>
+          <w:right w:val="none" w:sz="0" w:space="0" w:color="000000"/>
+        </w:pBdr>
+        <w:spacing w:after="0" w:before="0" w:line="240"/>
+        <w:ind w:left="0" w:right="0" w:firstLine="0" w:firstLineChars="0"/>
+      </w:pPr>
+      <w:r>
+        <w:rPr>
+          <w:rFonts w:ascii="Arial" w:hAnsi="Arial" w:eastAsia="Arial" w:cs="Arial"/>
+          <w:i w:val="false"/>
+          <w:b w:val="true"/>
+          <w:u w:val="none"/>
+          <w:strike w:val="false"/>
+          <w:sz w:val="28"/>
+          <w:szCs w:val="28"/>
+          <w:color w:val="1F3864"/>
+        </w:rPr>
+        <w:t xml:space="preserve">Progression-Free Survival Analysis (BICR)</w:t>
+      </w:r>
+    </w:p>
+    <w:p>
+      <w:pPr>
+        <w:pStyle w:val="Normal"/>
+      </w:pPr>
+      <w:r>
+        <w:t xml:space="preserve"> </w:t>
+      </w:r>
+    </w:p>
+    <w:p>
+      <w:pPr>
+        <w:jc w:val="left"/>
+        <w:pBdr>
+          <w:bottom w:val="none" w:sz="0" w:space="0" w:color="000000"/>
+          <w:top w:val="none" w:sz="0" w:space="0" w:color="000000"/>
+          <w:left w:val="none" w:sz="0" w:space="0" w:color="000000"/>
+          <w:right w:val="none" w:sz="0" w:space="0" w:color="000000"/>
+        </w:pBdr>
+        <w:spacing w:after="0" w:before="0" w:line="240"/>
+        <w:ind w:left="0" w:right="0" w:firstLine="0" w:firstLineChars="0"/>
+      </w:pPr>
+      <w:r>
+        <w:rPr>
+          <w:rFonts w:ascii="Arial" w:hAnsi="Arial" w:eastAsia="Arial" w:cs="Arial"/>
+          <w:i w:val="true"/>
+          <w:b w:val="false"/>
+          <w:u w:val="none"/>
+          <w:strike w:val="false"/>
+          <w:sz w:val="20"/>
+          <w:szCs w:val="20"/>
+          <w:color w:val="1F3864"/>
+        </w:rPr>
         <w:t xml:space="preserve">→ See tfl/tables/T-EFF-03.docx for the formatted table.</w:t>
+      </w:r>
+    </w:p>
+    <w:p>
+      <w:pPr>
+        <w:pStyle w:val="Normal"/>
+      </w:pPr>
+      <w:r>
+        <w:t xml:space="preserve"> </w:t>
+      </w:r>
+    </w:p>
+    <w:p>
+      <w:pPr>
+        <w:jc w:val="left"/>
+        <w:pBdr>
+          <w:bottom w:val="none" w:sz="0" w:space="0" w:color="000000"/>
+          <w:top w:val="none" w:sz="0" w:space="0" w:color="000000"/>
+          <w:left w:val="none" w:sz="0" w:space="0" w:color="000000"/>
+          <w:right w:val="none" w:sz="0" w:space="0" w:color="000000"/>
+        </w:pBdr>
+        <w:spacing w:after="0" w:before="0" w:line="240"/>
+        <w:ind w:left="0" w:right="0" w:firstLine="0" w:firstLineChars="0"/>
+      </w:pPr>
+      <w:r>
+        <w:rPr>
+          <w:rFonts w:ascii="Arial" w:hAnsi="Arial" w:eastAsia="Arial" w:cs="Arial"/>
+          <w:i w:val="true"/>
+          <w:b w:val="false"/>
+          <w:u w:val="none"/>
+          <w:strike w:val="false"/>
+          <w:sz w:val="14"/>
+          <w:szCs w:val="14"/>
+          <w:color w:val="C0392B"/>
+        </w:rPr>
+        <w:t xml:space="preserve">DRAFT — produced 2026-05-16 — synthetic data, NOT for regulatory submission</w:t>
+      </w:r>
+    </w:p>
+    <w:p>
+      <w:pPr/>
+      <w:r>
+        <w:br w:type="page"/>
+      </w:r>
+    </w:p>
+    <w:p>
+      <w:pPr>
+        <w:jc w:val="left"/>
+        <w:pBdr>
+          <w:bottom w:val="none" w:sz="0" w:space="0" w:color="000000"/>
+          <w:top w:val="none" w:sz="0" w:space="0" w:color="000000"/>
+          <w:left w:val="none" w:sz="0" w:space="0" w:color="000000"/>
+          <w:right w:val="none" w:sz="0" w:space="0" w:color="000000"/>
+        </w:pBdr>
+        <w:spacing w:after="0" w:before="0" w:line="240"/>
+        <w:ind w:left="0" w:right="0" w:firstLine="0" w:firstLineChars="0"/>
+      </w:pPr>
+      <w:r>
+        <w:rPr>
+          <w:rFonts w:ascii="Arial" w:hAnsi="Arial" w:eastAsia="Arial" w:cs="Arial"/>
+          <w:i w:val="false"/>
+          <w:b w:val="true"/>
+          <w:u w:val="none"/>
+          <w:strike w:val="false"/>
+          <w:sz w:val="18"/>
+          <w:szCs w:val="18"/>
+          <w:color w:val="1F3864"/>
+        </w:rPr>
+        <w:t xml:space="preserve">Celindra Therapeutics (fictional)</w:t>
+      </w:r>
+    </w:p>
+    <w:p>
+      <w:pPr>
+        <w:jc w:val="left"/>
+        <w:pBdr>
+          <w:bottom w:val="none" w:sz="0" w:space="0" w:color="000000"/>
+          <w:top w:val="none" w:sz="0" w:space="0" w:color="000000"/>
+          <w:left w:val="none" w:sz="0" w:space="0" w:color="000000"/>
+          <w:right w:val="none" w:sz="0" w:space="0" w:color="000000"/>
+        </w:pBdr>
+        <w:spacing w:after="0" w:before="0" w:line="240"/>
+        <w:ind w:left="0" w:right="0" w:firstLine="0" w:firstLineChars="0"/>
+      </w:pPr>
+      <w:r>
+        <w:rPr>
+          <w:rFonts w:ascii="Arial" w:hAnsi="Arial" w:eastAsia="Arial" w:cs="Arial"/>
+          <w:i w:val="false"/>
+          <w:b w:val="false"/>
+          <w:u w:val="none"/>
+          <w:strike w:val="false"/>
+          <w:sz w:val="18"/>
+          <w:szCs w:val="18"/>
+          <w:color w:val="888888"/>
+        </w:rPr>
+        <w:t xml:space="preserve">Protocol TORIVUMAB-NSCLC-301</w:t>
+      </w:r>
+    </w:p>
+    <w:p>
+      <w:pPr>
+        <w:jc w:val="left"/>
+        <w:pBdr>
+          <w:bottom w:val="none" w:sz="0" w:space="0" w:color="000000"/>
+          <w:top w:val="none" w:sz="0" w:space="0" w:color="000000"/>
+          <w:left w:val="none" w:sz="0" w:space="0" w:color="000000"/>
+          <w:right w:val="none" w:sz="0" w:space="0" w:color="000000"/>
+        </w:pBdr>
+        <w:spacing w:after="0" w:before="0" w:line="240"/>
+        <w:ind w:left="0" w:right="0" w:firstLine="0" w:firstLineChars="0"/>
+      </w:pPr>
+      <w:r>
+        <w:rPr>
+          <w:rFonts w:ascii="Arial" w:hAnsi="Arial" w:eastAsia="Arial" w:cs="Arial"/>
+          <w:i w:val="false"/>
+          <w:b w:val="true"/>
+          <w:u w:val="none"/>
+          <w:strike w:val="false"/>
+          <w:sz w:val="22"/>
+          <w:szCs w:val="22"/>
+          <w:color w:val="1F3864"/>
+        </w:rPr>
+        <w:t xml:space="preserve">T-EFF-04</w:t>
+      </w:r>
+    </w:p>
+    <w:p>
+      <w:pPr>
+        <w:jc w:val="left"/>
+        <w:pBdr>
+          <w:bottom w:val="none" w:sz="0" w:space="0" w:color="000000"/>
+          <w:top w:val="none" w:sz="0" w:space="0" w:color="000000"/>
+          <w:left w:val="none" w:sz="0" w:space="0" w:color="000000"/>
+          <w:right w:val="none" w:sz="0" w:space="0" w:color="000000"/>
+        </w:pBdr>
+        <w:spacing w:after="0" w:before="0" w:line="240"/>
+        <w:ind w:left="0" w:right="0" w:firstLine="0" w:firstLineChars="0"/>
+      </w:pPr>
+      <w:r>
+        <w:rPr>
+          <w:rFonts w:ascii="Arial" w:hAnsi="Arial" w:eastAsia="Arial" w:cs="Arial"/>
+          <w:i w:val="false"/>
+          <w:b w:val="true"/>
+          <w:u w:val="none"/>
+          <w:strike w:val="false"/>
+          <w:sz w:val="28"/>
+          <w:szCs w:val="28"/>
+          <w:color w:val="1F3864"/>
+        </w:rPr>
+        <w:t xml:space="preserve">Kaplan-Meier Survival Probabilities — PFS</w:t>
+      </w:r>
+    </w:p>
+    <w:p>
+      <w:pPr>
+        <w:pStyle w:val="Normal"/>
+      </w:pPr>
+      <w:r>
+        <w:t xml:space="preserve"> </w:t>
+      </w:r>
+    </w:p>
+    <w:p>
+      <w:pPr>
+        <w:jc w:val="left"/>
+        <w:pBdr>
+          <w:bottom w:val="none" w:sz="0" w:space="0" w:color="000000"/>
+          <w:top w:val="none" w:sz="0" w:space="0" w:color="000000"/>
+          <w:left w:val="none" w:sz="0" w:space="0" w:color="000000"/>
+          <w:right w:val="none" w:sz="0" w:space="0" w:color="000000"/>
+        </w:pBdr>
+        <w:spacing w:after="0" w:before="0" w:line="240"/>
+        <w:ind w:left="0" w:right="0" w:firstLine="0" w:firstLineChars="0"/>
+      </w:pPr>
+      <w:r>
+        <w:rPr>
+          <w:rFonts w:ascii="Arial" w:hAnsi="Arial" w:eastAsia="Arial" w:cs="Arial"/>
+          <w:i w:val="true"/>
+          <w:b w:val="false"/>
+          <w:u w:val="none"/>
+          <w:strike w:val="false"/>
+          <w:sz w:val="20"/>
+          <w:szCs w:val="20"/>
+          <w:color w:val="1F3864"/>
+        </w:rPr>
+        <w:t xml:space="preserve">→ See tfl/tables/T-EFF-04.docx for the formatted table.</w:t>
+      </w:r>
+    </w:p>
+    <w:p>
+      <w:pPr>
+        <w:pStyle w:val="Normal"/>
+      </w:pPr>
+      <w:r>
+        <w:t xml:space="preserve"> </w:t>
+      </w:r>
+    </w:p>
+    <w:p>
+      <w:pPr>
+        <w:jc w:val="left"/>
+        <w:pBdr>
+          <w:bottom w:val="none" w:sz="0" w:space="0" w:color="000000"/>
+          <w:top w:val="none" w:sz="0" w:space="0" w:color="000000"/>
+          <w:left w:val="none" w:sz="0" w:space="0" w:color="000000"/>
+          <w:right w:val="none" w:sz="0" w:space="0" w:color="000000"/>
+        </w:pBdr>
+        <w:spacing w:after="0" w:before="0" w:line="240"/>
+        <w:ind w:left="0" w:right="0" w:firstLine="0" w:firstLineChars="0"/>
+      </w:pPr>
+      <w:r>
+        <w:rPr>
+          <w:rFonts w:ascii="Arial" w:hAnsi="Arial" w:eastAsia="Arial" w:cs="Arial"/>
+          <w:i w:val="true"/>
+          <w:b w:val="false"/>
+          <w:u w:val="none"/>
+          <w:strike w:val="false"/>
+          <w:sz w:val="14"/>
+          <w:szCs w:val="14"/>
+          <w:color w:val="C0392B"/>
+        </w:rPr>
+        <w:t xml:space="preserve">DRAFT — produced 2026-05-16 — synthetic data, NOT for regulatory submission</w:t>
+      </w:r>
+    </w:p>
+    <w:p>
+      <w:pPr/>
+      <w:r>
+        <w:br w:type="page"/>
+      </w:r>
+    </w:p>
+    <w:p>
+      <w:pPr>
+        <w:jc w:val="left"/>
+        <w:pBdr>
+          <w:bottom w:val="none" w:sz="0" w:space="0" w:color="000000"/>
+          <w:top w:val="none" w:sz="0" w:space="0" w:color="000000"/>
+          <w:left w:val="none" w:sz="0" w:space="0" w:color="000000"/>
+          <w:right w:val="none" w:sz="0" w:space="0" w:color="000000"/>
+        </w:pBdr>
+        <w:spacing w:after="0" w:before="0" w:line="240"/>
+        <w:ind w:left="0" w:right="0" w:firstLine="0" w:firstLineChars="0"/>
+      </w:pPr>
+      <w:r>
+        <w:rPr>
+          <w:rFonts w:ascii="Arial" w:hAnsi="Arial" w:eastAsia="Arial" w:cs="Arial"/>
+          <w:i w:val="false"/>
+          <w:b w:val="true"/>
+          <w:u w:val="none"/>
+          <w:strike w:val="false"/>
+          <w:sz w:val="18"/>
+          <w:szCs w:val="18"/>
+          <w:color w:val="1F3864"/>
+        </w:rPr>
+        <w:t xml:space="preserve">Celindra Therapeutics (fictional)</w:t>
+      </w:r>
+    </w:p>
+    <w:p>
+      <w:pPr>
+        <w:jc w:val="left"/>
+        <w:pBdr>
+          <w:bottom w:val="none" w:sz="0" w:space="0" w:color="000000"/>
+          <w:top w:val="none" w:sz="0" w:space="0" w:color="000000"/>
+          <w:left w:val="none" w:sz="0" w:space="0" w:color="000000"/>
+          <w:right w:val="none" w:sz="0" w:space="0" w:color="000000"/>
+        </w:pBdr>
+        <w:spacing w:after="0" w:before="0" w:line="240"/>
+        <w:ind w:left="0" w:right="0" w:firstLine="0" w:firstLineChars="0"/>
+      </w:pPr>
+      <w:r>
+        <w:rPr>
+          <w:rFonts w:ascii="Arial" w:hAnsi="Arial" w:eastAsia="Arial" w:cs="Arial"/>
+          <w:i w:val="false"/>
+          <w:b w:val="false"/>
+          <w:u w:val="none"/>
+          <w:strike w:val="false"/>
+          <w:sz w:val="18"/>
+          <w:szCs w:val="18"/>
+          <w:color w:val="888888"/>
+        </w:rPr>
+        <w:t xml:space="preserve">Protocol TORIVUMAB-NSCLC-301</w:t>
+      </w:r>
+    </w:p>
+    <w:p>
+      <w:pPr>
+        <w:jc w:val="left"/>
+        <w:pBdr>
+          <w:bottom w:val="none" w:sz="0" w:space="0" w:color="000000"/>
+          <w:top w:val="none" w:sz="0" w:space="0" w:color="000000"/>
+          <w:left w:val="none" w:sz="0" w:space="0" w:color="000000"/>
+          <w:right w:val="none" w:sz="0" w:space="0" w:color="000000"/>
+        </w:pBdr>
+        <w:spacing w:after="0" w:before="0" w:line="240"/>
+        <w:ind w:left="0" w:right="0" w:firstLine="0" w:firstLineChars="0"/>
+      </w:pPr>
+      <w:r>
+        <w:rPr>
+          <w:rFonts w:ascii="Arial" w:hAnsi="Arial" w:eastAsia="Arial" w:cs="Arial"/>
+          <w:i w:val="false"/>
+          <w:b w:val="true"/>
+          <w:u w:val="none"/>
+          <w:strike w:val="false"/>
+          <w:sz w:val="22"/>
+          <w:szCs w:val="22"/>
+          <w:color w:val="1F3864"/>
+        </w:rPr>
+        <w:t xml:space="preserve">T-EFF-05</w:t>
+      </w:r>
+    </w:p>
+    <w:p>
+      <w:pPr>
+        <w:jc w:val="left"/>
+        <w:pBdr>
+          <w:bottom w:val="none" w:sz="0" w:space="0" w:color="000000"/>
+          <w:top w:val="none" w:sz="0" w:space="0" w:color="000000"/>
+          <w:left w:val="none" w:sz="0" w:space="0" w:color="000000"/>
+          <w:right w:val="none" w:sz="0" w:space="0" w:color="000000"/>
+        </w:pBdr>
+        <w:spacing w:after="0" w:before="0" w:line="240"/>
+        <w:ind w:left="0" w:right="0" w:firstLine="0" w:firstLineChars="0"/>
+      </w:pPr>
+      <w:r>
+        <w:rPr>
+          <w:rFonts w:ascii="Arial" w:hAnsi="Arial" w:eastAsia="Arial" w:cs="Arial"/>
+          <w:i w:val="false"/>
+          <w:b w:val="true"/>
+          <w:u w:val="none"/>
+          <w:strike w:val="false"/>
+          <w:sz w:val="28"/>
+          <w:szCs w:val="28"/>
+          <w:color w:val="1F3864"/>
+        </w:rPr>
+        <w:t xml:space="preserve">Objective Response Rate</w:t>
+      </w:r>
+    </w:p>
+    <w:p>
+      <w:pPr>
+        <w:pStyle w:val="Normal"/>
+      </w:pPr>
+      <w:r>
+        <w:t xml:space="preserve"> </w:t>
+      </w:r>
+    </w:p>
+    <w:p>
+      <w:pPr>
+        <w:jc w:val="left"/>
+        <w:pBdr>
+          <w:bottom w:val="none" w:sz="0" w:space="0" w:color="000000"/>
+          <w:top w:val="none" w:sz="0" w:space="0" w:color="000000"/>
+          <w:left w:val="none" w:sz="0" w:space="0" w:color="000000"/>
+          <w:right w:val="none" w:sz="0" w:space="0" w:color="000000"/>
+        </w:pBdr>
+        <w:spacing w:after="0" w:before="0" w:line="240"/>
+        <w:ind w:left="0" w:right="0" w:firstLine="0" w:firstLineChars="0"/>
+      </w:pPr>
+      <w:r>
+        <w:rPr>
+          <w:rFonts w:ascii="Arial" w:hAnsi="Arial" w:eastAsia="Arial" w:cs="Arial"/>
+          <w:i w:val="true"/>
+          <w:b w:val="false"/>
+          <w:u w:val="none"/>
+          <w:strike w:val="false"/>
+          <w:sz w:val="20"/>
+          <w:szCs w:val="20"/>
+          <w:color w:val="1F3864"/>
+        </w:rPr>
+        <w:t xml:space="preserve">→ See tfl/tables/T-EFF-05.docx for the formatted table.</w:t>
+      </w:r>
+    </w:p>
+    <w:p>
+      <w:pPr>
+        <w:pStyle w:val="Normal"/>
+      </w:pPr>
+      <w:r>
+        <w:t xml:space="preserve"> </w:t>
+      </w:r>
+    </w:p>
+    <w:p>
+      <w:pPr>
+        <w:jc w:val="left"/>
+        <w:pBdr>
+          <w:bottom w:val="none" w:sz="0" w:space="0" w:color="000000"/>
+          <w:top w:val="none" w:sz="0" w:space="0" w:color="000000"/>
+          <w:left w:val="none" w:sz="0" w:space="0" w:color="000000"/>
+          <w:right w:val="none" w:sz="0" w:space="0" w:color="000000"/>
+        </w:pBdr>
+        <w:spacing w:after="0" w:before="0" w:line="240"/>
+        <w:ind w:left="0" w:right="0" w:firstLine="0" w:firstLineChars="0"/>
+      </w:pPr>
+      <w:r>
+        <w:rPr>
+          <w:rFonts w:ascii="Arial" w:hAnsi="Arial" w:eastAsia="Arial" w:cs="Arial"/>
+          <w:i w:val="true"/>
+          <w:b w:val="false"/>
+          <w:u w:val="none"/>
+          <w:strike w:val="false"/>
+          <w:sz w:val="14"/>
+          <w:szCs w:val="14"/>
+          <w:color w:val="C0392B"/>
+        </w:rPr>
+        <w:t xml:space="preserve">DRAFT — produced 2026-05-16 — synthetic data, NOT for regulatory submission</w:t>
+      </w:r>
+    </w:p>
+    <w:p>
+      <w:pPr/>
+      <w:r>
+        <w:br w:type="page"/>
+      </w:r>
+    </w:p>
+    <w:p>
+      <w:pPr>
+        <w:jc w:val="left"/>
+        <w:pBdr>
+          <w:bottom w:val="none" w:sz="0" w:space="0" w:color="000000"/>
+          <w:top w:val="none" w:sz="0" w:space="0" w:color="000000"/>
+          <w:left w:val="none" w:sz="0" w:space="0" w:color="000000"/>
+          <w:right w:val="none" w:sz="0" w:space="0" w:color="000000"/>
+        </w:pBdr>
+        <w:spacing w:after="0" w:before="0" w:line="240"/>
+        <w:ind w:left="0" w:right="0" w:firstLine="0" w:firstLineChars="0"/>
+      </w:pPr>
+      <w:r>
+        <w:rPr>
+          <w:rFonts w:ascii="Arial" w:hAnsi="Arial" w:eastAsia="Arial" w:cs="Arial"/>
+          <w:i w:val="false"/>
+          <w:b w:val="true"/>
+          <w:u w:val="none"/>
+          <w:strike w:val="false"/>
+          <w:sz w:val="18"/>
+          <w:szCs w:val="18"/>
+          <w:color w:val="1F3864"/>
+        </w:rPr>
+        <w:t xml:space="preserve">Celindra Therapeutics (fictional)</w:t>
+      </w:r>
+    </w:p>
+    <w:p>
+      <w:pPr>
+        <w:jc w:val="left"/>
+        <w:pBdr>
+          <w:bottom w:val="none" w:sz="0" w:space="0" w:color="000000"/>
+          <w:top w:val="none" w:sz="0" w:space="0" w:color="000000"/>
+          <w:left w:val="none" w:sz="0" w:space="0" w:color="000000"/>
+          <w:right w:val="none" w:sz="0" w:space="0" w:color="000000"/>
+        </w:pBdr>
+        <w:spacing w:after="0" w:before="0" w:line="240"/>
+        <w:ind w:left="0" w:right="0" w:firstLine="0" w:firstLineChars="0"/>
+      </w:pPr>
+      <w:r>
+        <w:rPr>
+          <w:rFonts w:ascii="Arial" w:hAnsi="Arial" w:eastAsia="Arial" w:cs="Arial"/>
+          <w:i w:val="false"/>
+          <w:b w:val="false"/>
+          <w:u w:val="none"/>
+          <w:strike w:val="false"/>
+          <w:sz w:val="18"/>
+          <w:szCs w:val="18"/>
+          <w:color w:val="888888"/>
+        </w:rPr>
+        <w:t xml:space="preserve">Protocol TORIVUMAB-NSCLC-301</w:t>
+      </w:r>
+    </w:p>
+    <w:p>
+      <w:pPr>
+        <w:jc w:val="left"/>
+        <w:pBdr>
+          <w:bottom w:val="none" w:sz="0" w:space="0" w:color="000000"/>
+          <w:top w:val="none" w:sz="0" w:space="0" w:color="000000"/>
+          <w:left w:val="none" w:sz="0" w:space="0" w:color="000000"/>
+          <w:right w:val="none" w:sz="0" w:space="0" w:color="000000"/>
+        </w:pBdr>
+        <w:spacing w:after="0" w:before="0" w:line="240"/>
+        <w:ind w:left="0" w:right="0" w:firstLine="0" w:firstLineChars="0"/>
+      </w:pPr>
+      <w:r>
+        <w:rPr>
+          <w:rFonts w:ascii="Arial" w:hAnsi="Arial" w:eastAsia="Arial" w:cs="Arial"/>
+          <w:i w:val="false"/>
+          <w:b w:val="true"/>
+          <w:u w:val="none"/>
+          <w:strike w:val="false"/>
+          <w:sz w:val="22"/>
+          <w:szCs w:val="22"/>
+          <w:color w:val="1F3864"/>
+        </w:rPr>
+        <w:t xml:space="preserve">T-EFF-06</w:t>
+      </w:r>
+    </w:p>
+    <w:p>
+      <w:pPr>
+        <w:jc w:val="left"/>
+        <w:pBdr>
+          <w:bottom w:val="none" w:sz="0" w:space="0" w:color="000000"/>
+          <w:top w:val="none" w:sz="0" w:space="0" w:color="000000"/>
+          <w:left w:val="none" w:sz="0" w:space="0" w:color="000000"/>
+          <w:right w:val="none" w:sz="0" w:space="0" w:color="000000"/>
+        </w:pBdr>
+        <w:spacing w:after="0" w:before="0" w:line="240"/>
+        <w:ind w:left="0" w:right="0" w:firstLine="0" w:firstLineChars="0"/>
+      </w:pPr>
+      <w:r>
+        <w:rPr>
+          <w:rFonts w:ascii="Arial" w:hAnsi="Arial" w:eastAsia="Arial" w:cs="Arial"/>
+          <w:i w:val="false"/>
+          <w:b w:val="true"/>
+          <w:u w:val="none"/>
+          <w:strike w:val="false"/>
+          <w:sz w:val="28"/>
+          <w:szCs w:val="28"/>
+          <w:color w:val="1F3864"/>
+        </w:rPr>
+        <w:t xml:space="preserve">Disease Control Rate</w:t>
+      </w:r>
+    </w:p>
+    <w:p>
+      <w:pPr>
+        <w:pStyle w:val="Normal"/>
+      </w:pPr>
+      <w:r>
+        <w:t xml:space="preserve"> </w:t>
+      </w:r>
+    </w:p>
+    <w:p>
+      <w:pPr>
+        <w:jc w:val="left"/>
+        <w:pBdr>
+          <w:bottom w:val="none" w:sz="0" w:space="0" w:color="000000"/>
+          <w:top w:val="none" w:sz="0" w:space="0" w:color="000000"/>
+          <w:left w:val="none" w:sz="0" w:space="0" w:color="000000"/>
+          <w:right w:val="none" w:sz="0" w:space="0" w:color="000000"/>
+        </w:pBdr>
+        <w:spacing w:after="0" w:before="0" w:line="240"/>
+        <w:ind w:left="0" w:right="0" w:firstLine="0" w:firstLineChars="0"/>
+      </w:pPr>
+      <w:r>
+        <w:rPr>
+          <w:rFonts w:ascii="Arial" w:hAnsi="Arial" w:eastAsia="Arial" w:cs="Arial"/>
+          <w:i w:val="true"/>
+          <w:b w:val="false"/>
+          <w:u w:val="none"/>
+          <w:strike w:val="false"/>
+          <w:sz w:val="20"/>
+          <w:szCs w:val="20"/>
+          <w:color w:val="1F3864"/>
+        </w:rPr>
+        <w:t xml:space="preserve">→ See tfl/tables/T-EFF-06.docx for the formatted table.</w:t>
+      </w:r>
+    </w:p>
+    <w:p>
+      <w:pPr>
+        <w:pStyle w:val="Normal"/>
+      </w:pPr>
+      <w:r>
+        <w:t xml:space="preserve"> </w:t>
+      </w:r>
+    </w:p>
+    <w:p>
+      <w:pPr>
+        <w:jc w:val="left"/>
+        <w:pBdr>
+          <w:bottom w:val="none" w:sz="0" w:space="0" w:color="000000"/>
+          <w:top w:val="none" w:sz="0" w:space="0" w:color="000000"/>
+          <w:left w:val="none" w:sz="0" w:space="0" w:color="000000"/>
+          <w:right w:val="none" w:sz="0" w:space="0" w:color="000000"/>
+        </w:pBdr>
+        <w:spacing w:after="0" w:before="0" w:line="240"/>
+        <w:ind w:left="0" w:right="0" w:firstLine="0" w:firstLineChars="0"/>
+      </w:pPr>
+      <w:r>
+        <w:rPr>
+          <w:rFonts w:ascii="Arial" w:hAnsi="Arial" w:eastAsia="Arial" w:cs="Arial"/>
+          <w:i w:val="true"/>
+          <w:b w:val="false"/>
+          <w:u w:val="none"/>
+          <w:strike w:val="false"/>
+          <w:sz w:val="14"/>
+          <w:szCs w:val="14"/>
+          <w:color w:val="C0392B"/>
+        </w:rPr>
+        <w:t xml:space="preserve">DRAFT — produced 2026-05-16 — synthetic data, NOT for regulatory submission</w:t>
+      </w:r>
+    </w:p>
+    <w:p>
+      <w:pPr/>
+      <w:r>
+        <w:br w:type="page"/>
+      </w:r>
+    </w:p>
+    <w:p>
+      <w:pPr>
+        <w:jc w:val="left"/>
+        <w:pBdr>
+          <w:bottom w:val="none" w:sz="0" w:space="0" w:color="000000"/>
+          <w:top w:val="none" w:sz="0" w:space="0" w:color="000000"/>
+          <w:left w:val="none" w:sz="0" w:space="0" w:color="000000"/>
+          <w:right w:val="none" w:sz="0" w:space="0" w:color="000000"/>
+        </w:pBdr>
+        <w:spacing w:after="0" w:before="0" w:line="240"/>
+        <w:ind w:left="0" w:right="0" w:firstLine="0" w:firstLineChars="0"/>
+      </w:pPr>
+      <w:r>
+        <w:rPr>
+          <w:rFonts w:ascii="Arial" w:hAnsi="Arial" w:eastAsia="Arial" w:cs="Arial"/>
+          <w:i w:val="false"/>
+          <w:b w:val="true"/>
+          <w:u w:val="none"/>
+          <w:strike w:val="false"/>
+          <w:sz w:val="18"/>
+          <w:szCs w:val="18"/>
+          <w:color w:val="1F3864"/>
+        </w:rPr>
+        <w:t xml:space="preserve">Celindra Therapeutics (fictional)</w:t>
+      </w:r>
+    </w:p>
+    <w:p>
+      <w:pPr>
+        <w:jc w:val="left"/>
+        <w:pBdr>
+          <w:bottom w:val="none" w:sz="0" w:space="0" w:color="000000"/>
+          <w:top w:val="none" w:sz="0" w:space="0" w:color="000000"/>
+          <w:left w:val="none" w:sz="0" w:space="0" w:color="000000"/>
+          <w:right w:val="none" w:sz="0" w:space="0" w:color="000000"/>
+        </w:pBdr>
+        <w:spacing w:after="0" w:before="0" w:line="240"/>
+        <w:ind w:left="0" w:right="0" w:firstLine="0" w:firstLineChars="0"/>
+      </w:pPr>
+      <w:r>
+        <w:rPr>
+          <w:rFonts w:ascii="Arial" w:hAnsi="Arial" w:eastAsia="Arial" w:cs="Arial"/>
+          <w:i w:val="false"/>
+          <w:b w:val="false"/>
+          <w:u w:val="none"/>
+          <w:strike w:val="false"/>
+          <w:sz w:val="18"/>
+          <w:szCs w:val="18"/>
+          <w:color w:val="888888"/>
+        </w:rPr>
+        <w:t xml:space="preserve">Protocol TORIVUMAB-NSCLC-301</w:t>
+      </w:r>
+    </w:p>
+    <w:p>
+      <w:pPr>
+        <w:jc w:val="left"/>
+        <w:pBdr>
+          <w:bottom w:val="none" w:sz="0" w:space="0" w:color="000000"/>
+          <w:top w:val="none" w:sz="0" w:space="0" w:color="000000"/>
+          <w:left w:val="none" w:sz="0" w:space="0" w:color="000000"/>
+          <w:right w:val="none" w:sz="0" w:space="0" w:color="000000"/>
+        </w:pBdr>
+        <w:spacing w:after="0" w:before="0" w:line="240"/>
+        <w:ind w:left="0" w:right="0" w:firstLine="0" w:firstLineChars="0"/>
+      </w:pPr>
+      <w:r>
+        <w:rPr>
+          <w:rFonts w:ascii="Arial" w:hAnsi="Arial" w:eastAsia="Arial" w:cs="Arial"/>
+          <w:i w:val="false"/>
+          <w:b w:val="true"/>
+          <w:u w:val="none"/>
+          <w:strike w:val="false"/>
+          <w:sz w:val="22"/>
+          <w:szCs w:val="22"/>
+          <w:color w:val="1F3864"/>
+        </w:rPr>
+        <w:t xml:space="preserve">T-EFF-07</w:t>
+      </w:r>
+    </w:p>
+    <w:p>
+      <w:pPr>
+        <w:jc w:val="left"/>
+        <w:pBdr>
+          <w:bottom w:val="none" w:sz="0" w:space="0" w:color="000000"/>
+          <w:top w:val="none" w:sz="0" w:space="0" w:color="000000"/>
+          <w:left w:val="none" w:sz="0" w:space="0" w:color="000000"/>
+          <w:right w:val="none" w:sz="0" w:space="0" w:color="000000"/>
+        </w:pBdr>
+        <w:spacing w:after="0" w:before="0" w:line="240"/>
+        <w:ind w:left="0" w:right="0" w:firstLine="0" w:firstLineChars="0"/>
+      </w:pPr>
+      <w:r>
+        <w:rPr>
+          <w:rFonts w:ascii="Arial" w:hAnsi="Arial" w:eastAsia="Arial" w:cs="Arial"/>
+          <w:i w:val="false"/>
+          <w:b w:val="true"/>
+          <w:u w:val="none"/>
+          <w:strike w:val="false"/>
+          <w:sz w:val="28"/>
+          <w:szCs w:val="28"/>
+          <w:color w:val="1F3864"/>
+        </w:rPr>
+        <w:t xml:space="preserve">Duration of Response</w:t>
+      </w:r>
+    </w:p>
+    <w:p>
+      <w:pPr>
+        <w:pStyle w:val="Normal"/>
+      </w:pPr>
+      <w:r>
+        <w:t xml:space="preserve"> </w:t>
+      </w:r>
+    </w:p>
+    <w:p>
+      <w:pPr>
+        <w:jc w:val="left"/>
+        <w:pBdr>
+          <w:bottom w:val="none" w:sz="0" w:space="0" w:color="000000"/>
+          <w:top w:val="none" w:sz="0" w:space="0" w:color="000000"/>
+          <w:left w:val="none" w:sz="0" w:space="0" w:color="000000"/>
+          <w:right w:val="none" w:sz="0" w:space="0" w:color="000000"/>
+        </w:pBdr>
+        <w:spacing w:after="0" w:before="0" w:line="240"/>
+        <w:ind w:left="0" w:right="0" w:firstLine="0" w:firstLineChars="0"/>
+      </w:pPr>
+      <w:r>
+        <w:rPr>
+          <w:rFonts w:ascii="Arial" w:hAnsi="Arial" w:eastAsia="Arial" w:cs="Arial"/>
+          <w:i w:val="true"/>
+          <w:b w:val="false"/>
+          <w:u w:val="none"/>
+          <w:strike w:val="false"/>
+          <w:sz w:val="20"/>
+          <w:szCs w:val="20"/>
+          <w:color w:val="1F3864"/>
+        </w:rPr>
+        <w:t xml:space="preserve">→ See tfl/tables/T-EFF-07.docx for the formatted table.</w:t>
+      </w:r>
+    </w:p>
+    <w:p>
+      <w:pPr>
+        <w:pStyle w:val="Normal"/>
+      </w:pPr>
+      <w:r>
+        <w:t xml:space="preserve"> </w:t>
+      </w:r>
+    </w:p>
+    <w:p>
+      <w:pPr>
+        <w:jc w:val="left"/>
+        <w:pBdr>
+          <w:bottom w:val="none" w:sz="0" w:space="0" w:color="000000"/>
+          <w:top w:val="none" w:sz="0" w:space="0" w:color="000000"/>
+          <w:left w:val="none" w:sz="0" w:space="0" w:color="000000"/>
+          <w:right w:val="none" w:sz="0" w:space="0" w:color="000000"/>
+        </w:pBdr>
+        <w:spacing w:after="0" w:before="0" w:line="240"/>
+        <w:ind w:left="0" w:right="0" w:firstLine="0" w:firstLineChars="0"/>
+      </w:pPr>
+      <w:r>
+        <w:rPr>
+          <w:rFonts w:ascii="Arial" w:hAnsi="Arial" w:eastAsia="Arial" w:cs="Arial"/>
+          <w:i w:val="true"/>
+          <w:b w:val="false"/>
+          <w:u w:val="none"/>
+          <w:strike w:val="false"/>
+          <w:sz w:val="14"/>
+          <w:szCs w:val="14"/>
+          <w:color w:val="C0392B"/>
+        </w:rPr>
+        <w:t xml:space="preserve">DRAFT — produced 2026-05-16 — synthetic data, NOT for regulatory submission</w:t>
+      </w:r>
+    </w:p>
+    <w:p>
+      <w:pPr/>
+      <w:r>
+        <w:br w:type="page"/>
+      </w:r>
+    </w:p>
+    <w:p>
+      <w:pPr>
+        <w:jc w:val="left"/>
+        <w:pBdr>
+          <w:bottom w:val="none" w:sz="0" w:space="0" w:color="000000"/>
+          <w:top w:val="none" w:sz="0" w:space="0" w:color="000000"/>
+          <w:left w:val="none" w:sz="0" w:space="0" w:color="000000"/>
+          <w:right w:val="none" w:sz="0" w:space="0" w:color="000000"/>
+        </w:pBdr>
+        <w:spacing w:after="0" w:before="0" w:line="240"/>
+        <w:ind w:left="0" w:right="0" w:firstLine="0" w:firstLineChars="0"/>
+      </w:pPr>
+      <w:r>
+        <w:rPr>
+          <w:rFonts w:ascii="Arial" w:hAnsi="Arial" w:eastAsia="Arial" w:cs="Arial"/>
+          <w:i w:val="false"/>
+          <w:b w:val="true"/>
+          <w:u w:val="none"/>
+          <w:strike w:val="false"/>
+          <w:sz w:val="18"/>
+          <w:szCs w:val="18"/>
+          <w:color w:val="1F3864"/>
+        </w:rPr>
+        <w:t xml:space="preserve">Celindra Therapeutics (fictional)</w:t>
+      </w:r>
+    </w:p>
+    <w:p>
+      <w:pPr>
+        <w:jc w:val="left"/>
+        <w:pBdr>
+          <w:bottom w:val="none" w:sz="0" w:space="0" w:color="000000"/>
+          <w:top w:val="none" w:sz="0" w:space="0" w:color="000000"/>
+          <w:left w:val="none" w:sz="0" w:space="0" w:color="000000"/>
+          <w:right w:val="none" w:sz="0" w:space="0" w:color="000000"/>
+        </w:pBdr>
+        <w:spacing w:after="0" w:before="0" w:line="240"/>
+        <w:ind w:left="0" w:right="0" w:firstLine="0" w:firstLineChars="0"/>
+      </w:pPr>
+      <w:r>
+        <w:rPr>
+          <w:rFonts w:ascii="Arial" w:hAnsi="Arial" w:eastAsia="Arial" w:cs="Arial"/>
+          <w:i w:val="false"/>
+          <w:b w:val="false"/>
+          <w:u w:val="none"/>
+          <w:strike w:val="false"/>
+          <w:sz w:val="18"/>
+          <w:szCs w:val="18"/>
+          <w:color w:val="888888"/>
+        </w:rPr>
+        <w:t xml:space="preserve">Protocol TORIVUMAB-NSCLC-301</w:t>
+      </w:r>
+    </w:p>
+    <w:p>
+      <w:pPr>
+        <w:jc w:val="left"/>
+        <w:pBdr>
+          <w:bottom w:val="none" w:sz="0" w:space="0" w:color="000000"/>
+          <w:top w:val="none" w:sz="0" w:space="0" w:color="000000"/>
+          <w:left w:val="none" w:sz="0" w:space="0" w:color="000000"/>
+          <w:right w:val="none" w:sz="0" w:space="0" w:color="000000"/>
+        </w:pBdr>
+        <w:spacing w:after="0" w:before="0" w:line="240"/>
+        <w:ind w:left="0" w:right="0" w:firstLine="0" w:firstLineChars="0"/>
+      </w:pPr>
+      <w:r>
+        <w:rPr>
+          <w:rFonts w:ascii="Arial" w:hAnsi="Arial" w:eastAsia="Arial" w:cs="Arial"/>
+          <w:i w:val="false"/>
+          <w:b w:val="true"/>
+          <w:u w:val="none"/>
+          <w:strike w:val="false"/>
+          <w:sz w:val="22"/>
+          <w:szCs w:val="22"/>
+          <w:color w:val="1F3864"/>
+        </w:rPr>
+        <w:t xml:space="preserve">T-EFF-08</w:t>
+      </w:r>
+    </w:p>
+    <w:p>
+      <w:pPr>
+        <w:jc w:val="left"/>
+        <w:pBdr>
+          <w:bottom w:val="none" w:sz="0" w:space="0" w:color="000000"/>
+          <w:top w:val="none" w:sz="0" w:space="0" w:color="000000"/>
+          <w:left w:val="none" w:sz="0" w:space="0" w:color="000000"/>
+          <w:right w:val="none" w:sz="0" w:space="0" w:color="000000"/>
+        </w:pBdr>
+        <w:spacing w:after="0" w:before="0" w:line="240"/>
+        <w:ind w:left="0" w:right="0" w:firstLine="0" w:firstLineChars="0"/>
+      </w:pPr>
+      <w:r>
+        <w:rPr>
+          <w:rFonts w:ascii="Arial" w:hAnsi="Arial" w:eastAsia="Arial" w:cs="Arial"/>
+          <w:i w:val="false"/>
+          <w:b w:val="true"/>
+          <w:u w:val="none"/>
+          <w:strike w:val="false"/>
+          <w:sz w:val="28"/>
+          <w:szCs w:val="28"/>
+          <w:color w:val="1F3864"/>
+        </w:rPr>
+        <w:t xml:space="preserve">OS in Per-Protocol Population (Sensitivity)</w:t>
+      </w:r>
+    </w:p>
+    <w:p>
+      <w:pPr>
+        <w:pStyle w:val="Normal"/>
+      </w:pPr>
+      <w:r>
+        <w:t xml:space="preserve"> </w:t>
+      </w:r>
+    </w:p>
+    <w:p>
+      <w:pPr>
+        <w:jc w:val="left"/>
+        <w:pBdr>
+          <w:bottom w:val="none" w:sz="0" w:space="0" w:color="000000"/>
+          <w:top w:val="none" w:sz="0" w:space="0" w:color="000000"/>
+          <w:left w:val="none" w:sz="0" w:space="0" w:color="000000"/>
+          <w:right w:val="none" w:sz="0" w:space="0" w:color="000000"/>
+        </w:pBdr>
+        <w:spacing w:after="0" w:before="0" w:line="240"/>
+        <w:ind w:left="0" w:right="0" w:firstLine="0" w:firstLineChars="0"/>
+      </w:pPr>
+      <w:r>
+        <w:rPr>
+          <w:rFonts w:ascii="Arial" w:hAnsi="Arial" w:eastAsia="Arial" w:cs="Arial"/>
+          <w:i w:val="true"/>
+          <w:b w:val="false"/>
+          <w:u w:val="none"/>
+          <w:strike w:val="false"/>
+          <w:sz w:val="20"/>
+          <w:szCs w:val="20"/>
+          <w:color w:val="1F3864"/>
+        </w:rPr>
+        <w:t xml:space="preserve">→ See tfl/tables/T-EFF-08.docx for the formatted table.</w:t>
+      </w:r>
+    </w:p>
+    <w:p>
+      <w:pPr>
+        <w:pStyle w:val="Normal"/>
+      </w:pPr>
+      <w:r>
+        <w:t xml:space="preserve"> </w:t>
+      </w:r>
+    </w:p>
+    <w:p>
+      <w:pPr>
+        <w:jc w:val="left"/>
+        <w:pBdr>
+          <w:bottom w:val="none" w:sz="0" w:space="0" w:color="000000"/>
+          <w:top w:val="none" w:sz="0" w:space="0" w:color="000000"/>
+          <w:left w:val="none" w:sz="0" w:space="0" w:color="000000"/>
+          <w:right w:val="none" w:sz="0" w:space="0" w:color="000000"/>
+        </w:pBdr>
+        <w:spacing w:after="0" w:before="0" w:line="240"/>
+        <w:ind w:left="0" w:right="0" w:firstLine="0" w:firstLineChars="0"/>
+      </w:pPr>
+      <w:r>
+        <w:rPr>
+          <w:rFonts w:ascii="Arial" w:hAnsi="Arial" w:eastAsia="Arial" w:cs="Arial"/>
+          <w:i w:val="true"/>
+          <w:b w:val="false"/>
+          <w:u w:val="none"/>
+          <w:strike w:val="false"/>
+          <w:sz w:val="14"/>
+          <w:szCs w:val="14"/>
+          <w:color w:val="C0392B"/>
+        </w:rPr>
+        <w:t xml:space="preserve">DRAFT — produced 2026-05-16 — synthetic data, NOT for regulatory submission</w:t>
+      </w:r>
+    </w:p>
+    <w:p>
+      <w:pPr/>
+      <w:r>
+        <w:br w:type="page"/>
+      </w:r>
+    </w:p>
+    <w:p>
+      <w:pPr>
+        <w:jc w:val="left"/>
+        <w:pBdr>
+          <w:bottom w:val="none" w:sz="0" w:space="0" w:color="000000"/>
+          <w:top w:val="none" w:sz="0" w:space="0" w:color="000000"/>
+          <w:left w:val="none" w:sz="0" w:space="0" w:color="000000"/>
+          <w:right w:val="none" w:sz="0" w:space="0" w:color="000000"/>
+        </w:pBdr>
+        <w:spacing w:after="0" w:before="0" w:line="240"/>
+        <w:ind w:left="0" w:right="0" w:firstLine="0" w:firstLineChars="0"/>
+      </w:pPr>
+      <w:r>
+        <w:rPr>
+          <w:rFonts w:ascii="Arial" w:hAnsi="Arial" w:eastAsia="Arial" w:cs="Arial"/>
+          <w:i w:val="false"/>
+          <w:b w:val="true"/>
+          <w:u w:val="none"/>
+          <w:strike w:val="false"/>
+          <w:sz w:val="18"/>
+          <w:szCs w:val="18"/>
+          <w:color w:val="1F3864"/>
+        </w:rPr>
+        <w:t xml:space="preserve">Celindra Therapeutics (fictional)</w:t>
+      </w:r>
+    </w:p>
+    <w:p>
+      <w:pPr>
+        <w:jc w:val="left"/>
+        <w:pBdr>
+          <w:bottom w:val="none" w:sz="0" w:space="0" w:color="000000"/>
+          <w:top w:val="none" w:sz="0" w:space="0" w:color="000000"/>
+          <w:left w:val="none" w:sz="0" w:space="0" w:color="000000"/>
+          <w:right w:val="none" w:sz="0" w:space="0" w:color="000000"/>
+        </w:pBdr>
+        <w:spacing w:after="0" w:before="0" w:line="240"/>
+        <w:ind w:left="0" w:right="0" w:firstLine="0" w:firstLineChars="0"/>
+      </w:pPr>
+      <w:r>
+        <w:rPr>
+          <w:rFonts w:ascii="Arial" w:hAnsi="Arial" w:eastAsia="Arial" w:cs="Arial"/>
+          <w:i w:val="false"/>
+          <w:b w:val="false"/>
+          <w:u w:val="none"/>
+          <w:strike w:val="false"/>
+          <w:sz w:val="18"/>
+          <w:szCs w:val="18"/>
+          <w:color w:val="888888"/>
+        </w:rPr>
+        <w:t xml:space="preserve">Protocol TORIVUMAB-NSCLC-301</w:t>
+      </w:r>
+    </w:p>
+    <w:p>
+      <w:pPr>
+        <w:jc w:val="left"/>
+        <w:pBdr>
+          <w:bottom w:val="none" w:sz="0" w:space="0" w:color="000000"/>
+          <w:top w:val="none" w:sz="0" w:space="0" w:color="000000"/>
+          <w:left w:val="none" w:sz="0" w:space="0" w:color="000000"/>
+          <w:right w:val="none" w:sz="0" w:space="0" w:color="000000"/>
+        </w:pBdr>
+        <w:spacing w:after="0" w:before="0" w:line="240"/>
+        <w:ind w:left="0" w:right="0" w:firstLine="0" w:firstLineChars="0"/>
+      </w:pPr>
+      <w:r>
+        <w:rPr>
+          <w:rFonts w:ascii="Arial" w:hAnsi="Arial" w:eastAsia="Arial" w:cs="Arial"/>
+          <w:i w:val="false"/>
+          <w:b w:val="true"/>
+          <w:u w:val="none"/>
+          <w:strike w:val="false"/>
+          <w:sz w:val="22"/>
+          <w:szCs w:val="22"/>
+          <w:color w:val="1F3864"/>
+        </w:rPr>
+        <w:t xml:space="preserve">T-EFF-09</w:t>
+      </w:r>
+    </w:p>
+    <w:p>
+      <w:pPr>
+        <w:jc w:val="left"/>
+        <w:pBdr>
+          <w:bottom w:val="none" w:sz="0" w:space="0" w:color="000000"/>
+          <w:top w:val="none" w:sz="0" w:space="0" w:color="000000"/>
+          <w:left w:val="none" w:sz="0" w:space="0" w:color="000000"/>
+          <w:right w:val="none" w:sz="0" w:space="0" w:color="000000"/>
+        </w:pBdr>
+        <w:spacing w:after="0" w:before="0" w:line="240"/>
+        <w:ind w:left="0" w:right="0" w:firstLine="0" w:firstLineChars="0"/>
+      </w:pPr>
+      <w:r>
+        <w:rPr>
+          <w:rFonts w:ascii="Arial" w:hAnsi="Arial" w:eastAsia="Arial" w:cs="Arial"/>
+          <w:i w:val="false"/>
+          <w:b w:val="true"/>
+          <w:u w:val="none"/>
+          <w:strike w:val="false"/>
+          <w:sz w:val="28"/>
+          <w:szCs w:val="28"/>
+          <w:color w:val="1F3864"/>
+        </w:rPr>
+        <w:t xml:space="preserve">OS Landmark Analysis (Sensitivity)</w:t>
+      </w:r>
+    </w:p>
+    <w:p>
+      <w:pPr>
+        <w:pStyle w:val="Normal"/>
+      </w:pPr>
+      <w:r>
+        <w:t xml:space="preserve"> </w:t>
+      </w:r>
+    </w:p>
+    <w:p>
+      <w:pPr>
+        <w:jc w:val="left"/>
+        <w:pBdr>
+          <w:bottom w:val="none" w:sz="0" w:space="0" w:color="000000"/>
+          <w:top w:val="none" w:sz="0" w:space="0" w:color="000000"/>
+          <w:left w:val="none" w:sz="0" w:space="0" w:color="000000"/>
+          <w:right w:val="none" w:sz="0" w:space="0" w:color="000000"/>
+        </w:pBdr>
+        <w:spacing w:after="0" w:before="0" w:line="240"/>
+        <w:ind w:left="0" w:right="0" w:firstLine="0" w:firstLineChars="0"/>
+      </w:pPr>
+      <w:r>
+        <w:rPr>
+          <w:rFonts w:ascii="Arial" w:hAnsi="Arial" w:eastAsia="Arial" w:cs="Arial"/>
+          <w:i w:val="true"/>
+          <w:b w:val="false"/>
+          <w:u w:val="none"/>
+          <w:strike w:val="false"/>
+          <w:sz w:val="20"/>
+          <w:szCs w:val="20"/>
+          <w:color w:val="1F3864"/>
+        </w:rPr>
+        <w:t xml:space="preserve">→ See tfl/tables/T-EFF-09.docx for the formatted table.</w:t>
+      </w:r>
+    </w:p>
+    <w:p>
+      <w:pPr>
+        <w:pStyle w:val="Normal"/>
+      </w:pPr>
+      <w:r>
+        <w:t xml:space="preserve"> </w:t>
+      </w:r>
+    </w:p>
+    <w:p>
+      <w:pPr>
+        <w:jc w:val="left"/>
+        <w:pBdr>
+          <w:bottom w:val="none" w:sz="0" w:space="0" w:color="000000"/>
+          <w:top w:val="none" w:sz="0" w:space="0" w:color="000000"/>
+          <w:left w:val="none" w:sz="0" w:space="0" w:color="000000"/>
+          <w:right w:val="none" w:sz="0" w:space="0" w:color="000000"/>
+        </w:pBdr>
+        <w:spacing w:after="0" w:before="0" w:line="240"/>
+        <w:ind w:left="0" w:right="0" w:firstLine="0" w:firstLineChars="0"/>
+      </w:pPr>
+      <w:r>
+        <w:rPr>
+          <w:rFonts w:ascii="Arial" w:hAnsi="Arial" w:eastAsia="Arial" w:cs="Arial"/>
+          <w:i w:val="true"/>
+          <w:b w:val="false"/>
+          <w:u w:val="none"/>
+          <w:strike w:val="false"/>
+          <w:sz w:val="14"/>
+          <w:szCs w:val="14"/>
+          <w:color w:val="C0392B"/>
+        </w:rPr>
+        <w:t xml:space="preserve">DRAFT — produced 2026-05-16 — synthetic data, NOT for regulatory submission</w:t>
+      </w:r>
+    </w:p>
+    <w:p>
+      <w:pPr/>
+      <w:r>
+        <w:br w:type="page"/>
+      </w:r>
+    </w:p>
+    <w:p>
+      <w:pPr>
+        <w:jc w:val="left"/>
+        <w:pBdr>
+          <w:bottom w:val="none" w:sz="0" w:space="0" w:color="000000"/>
+          <w:top w:val="none" w:sz="0" w:space="0" w:color="000000"/>
+          <w:left w:val="none" w:sz="0" w:space="0" w:color="000000"/>
+          <w:right w:val="none" w:sz="0" w:space="0" w:color="000000"/>
+        </w:pBdr>
+        <w:spacing w:after="0" w:before="0" w:line="240"/>
+        <w:ind w:left="0" w:right="0" w:firstLine="0" w:firstLineChars="0"/>
+      </w:pPr>
+      <w:r>
+        <w:rPr>
+          <w:rFonts w:ascii="Arial" w:hAnsi="Arial" w:eastAsia="Arial" w:cs="Arial"/>
+          <w:i w:val="false"/>
+          <w:b w:val="true"/>
+          <w:u w:val="none"/>
+          <w:strike w:val="false"/>
+          <w:sz w:val="18"/>
+          <w:szCs w:val="18"/>
+          <w:color w:val="1F3864"/>
+        </w:rPr>
+        <w:t xml:space="preserve">Celindra Therapeutics (fictional)</w:t>
+      </w:r>
+    </w:p>
+    <w:p>
+      <w:pPr>
+        <w:jc w:val="left"/>
+        <w:pBdr>
+          <w:bottom w:val="none" w:sz="0" w:space="0" w:color="000000"/>
+          <w:top w:val="none" w:sz="0" w:space="0" w:color="000000"/>
+          <w:left w:val="none" w:sz="0" w:space="0" w:color="000000"/>
+          <w:right w:val="none" w:sz="0" w:space="0" w:color="000000"/>
+        </w:pBdr>
+        <w:spacing w:after="0" w:before="0" w:line="240"/>
+        <w:ind w:left="0" w:right="0" w:firstLine="0" w:firstLineChars="0"/>
+      </w:pPr>
+      <w:r>
+        <w:rPr>
+          <w:rFonts w:ascii="Arial" w:hAnsi="Arial" w:eastAsia="Arial" w:cs="Arial"/>
+          <w:i w:val="false"/>
+          <w:b w:val="false"/>
+          <w:u w:val="none"/>
+          <w:strike w:val="false"/>
+          <w:sz w:val="18"/>
+          <w:szCs w:val="18"/>
+          <w:color w:val="888888"/>
+        </w:rPr>
+        <w:t xml:space="preserve">Protocol TORIVUMAB-NSCLC-301</w:t>
+      </w:r>
+    </w:p>
+    <w:p>
+      <w:pPr>
+        <w:jc w:val="left"/>
+        <w:pBdr>
+          <w:bottom w:val="none" w:sz="0" w:space="0" w:color="000000"/>
+          <w:top w:val="none" w:sz="0" w:space="0" w:color="000000"/>
+          <w:left w:val="none" w:sz="0" w:space="0" w:color="000000"/>
+          <w:right w:val="none" w:sz="0" w:space="0" w:color="000000"/>
+        </w:pBdr>
+        <w:spacing w:after="0" w:before="0" w:line="240"/>
+        <w:ind w:left="0" w:right="0" w:firstLine="0" w:firstLineChars="0"/>
+      </w:pPr>
+      <w:r>
+        <w:rPr>
+          <w:rFonts w:ascii="Arial" w:hAnsi="Arial" w:eastAsia="Arial" w:cs="Arial"/>
+          <w:i w:val="false"/>
+          <w:b w:val="true"/>
+          <w:u w:val="none"/>
+          <w:strike w:val="false"/>
+          <w:sz w:val="22"/>
+          <w:szCs w:val="22"/>
+          <w:color w:val="1F3864"/>
+        </w:rPr>
+        <w:t xml:space="preserve">T-EFF-10</w:t>
+      </w:r>
+    </w:p>
+    <w:p>
+      <w:pPr>
+        <w:jc w:val="left"/>
+        <w:pBdr>
+          <w:bottom w:val="none" w:sz="0" w:space="0" w:color="000000"/>
+          <w:top w:val="none" w:sz="0" w:space="0" w:color="000000"/>
+          <w:left w:val="none" w:sz="0" w:space="0" w:color="000000"/>
+          <w:right w:val="none" w:sz="0" w:space="0" w:color="000000"/>
+        </w:pBdr>
+        <w:spacing w:after="0" w:before="0" w:line="240"/>
+        <w:ind w:left="0" w:right="0" w:firstLine="0" w:firstLineChars="0"/>
+      </w:pPr>
+      <w:r>
+        <w:rPr>
+          <w:rFonts w:ascii="Arial" w:hAnsi="Arial" w:eastAsia="Arial" w:cs="Arial"/>
+          <w:i w:val="false"/>
+          <w:b w:val="true"/>
+          <w:u w:val="none"/>
+          <w:strike w:val="false"/>
+          <w:sz w:val="28"/>
+          <w:szCs w:val="28"/>
+          <w:color w:val="1F3864"/>
+        </w:rPr>
+        <w:t xml:space="preserve">Restricted Mean Survival Time — OS (E1a)</w:t>
+      </w:r>
+    </w:p>
+    <w:p>
+      <w:pPr>
+        <w:pStyle w:val="Normal"/>
+      </w:pPr>
+      <w:r>
+        <w:t xml:space="preserve"> </w:t>
+      </w:r>
+    </w:p>
+    <w:p>
+      <w:pPr>
+        <w:jc w:val="left"/>
+        <w:pBdr>
+          <w:bottom w:val="none" w:sz="0" w:space="0" w:color="000000"/>
+          <w:top w:val="none" w:sz="0" w:space="0" w:color="000000"/>
+          <w:left w:val="none" w:sz="0" w:space="0" w:color="000000"/>
+          <w:right w:val="none" w:sz="0" w:space="0" w:color="000000"/>
+        </w:pBdr>
+        <w:spacing w:after="0" w:before="0" w:line="240"/>
+        <w:ind w:left="0" w:right="0" w:firstLine="0" w:firstLineChars="0"/>
+      </w:pPr>
+      <w:r>
+        <w:rPr>
+          <w:rFonts w:ascii="Arial" w:hAnsi="Arial" w:eastAsia="Arial" w:cs="Arial"/>
+          <w:i w:val="true"/>
+          <w:b w:val="false"/>
+          <w:u w:val="none"/>
+          <w:strike w:val="false"/>
+          <w:sz w:val="20"/>
+          <w:szCs w:val="20"/>
+          <w:color w:val="1F3864"/>
+        </w:rPr>
+        <w:t xml:space="preserve">→ See tfl/tables/T-EFF-10.docx for the formatted table.</w:t>
+      </w:r>
+    </w:p>
+    <w:p>
+      <w:pPr>
+        <w:pStyle w:val="Normal"/>
+      </w:pPr>
+      <w:r>
+        <w:t xml:space="preserve"> </w:t>
+      </w:r>
+    </w:p>
+    <w:p>
+      <w:pPr>
+        <w:jc w:val="left"/>
+        <w:pBdr>
+          <w:bottom w:val="none" w:sz="0" w:space="0" w:color="000000"/>
+          <w:top w:val="none" w:sz="0" w:space="0" w:color="000000"/>
+          <w:left w:val="none" w:sz="0" w:space="0" w:color="000000"/>
+          <w:right w:val="none" w:sz="0" w:space="0" w:color="000000"/>
+        </w:pBdr>
+        <w:spacing w:after="0" w:before="0" w:line="240"/>
+        <w:ind w:left="0" w:right="0" w:firstLine="0" w:firstLineChars="0"/>
+      </w:pPr>
+      <w:r>
+        <w:rPr>
+          <w:rFonts w:ascii="Arial" w:hAnsi="Arial" w:eastAsia="Arial" w:cs="Arial"/>
+          <w:i w:val="true"/>
+          <w:b w:val="false"/>
+          <w:u w:val="none"/>
+          <w:strike w:val="false"/>
+          <w:sz w:val="14"/>
+          <w:szCs w:val="14"/>
+          <w:color w:val="C0392B"/>
+        </w:rPr>
+        <w:t xml:space="preserve">DRAFT — produced 2026-05-16 — synthetic data, NOT for regulatory submission</w:t>
+      </w:r>
+    </w:p>
+    <w:p>
+      <w:pPr/>
+      <w:r>
+        <w:br w:type="page"/>
+      </w:r>
+    </w:p>
+    <w:p>
+      <w:pPr>
+        <w:jc w:val="left"/>
+        <w:pBdr>
+          <w:bottom w:val="none" w:sz="0" w:space="0" w:color="000000"/>
+          <w:top w:val="none" w:sz="0" w:space="0" w:color="000000"/>
+          <w:left w:val="none" w:sz="0" w:space="0" w:color="000000"/>
+          <w:right w:val="none" w:sz="0" w:space="0" w:color="000000"/>
+        </w:pBdr>
+        <w:spacing w:after="0" w:before="0" w:line="240"/>
+        <w:ind w:left="0" w:right="0" w:firstLine="0" w:firstLineChars="0"/>
+      </w:pPr>
+      <w:r>
+        <w:rPr>
+          <w:rFonts w:ascii="Arial" w:hAnsi="Arial" w:eastAsia="Arial" w:cs="Arial"/>
+          <w:i w:val="false"/>
+          <w:b w:val="true"/>
+          <w:u w:val="none"/>
+          <w:strike w:val="false"/>
+          <w:sz w:val="18"/>
+          <w:szCs w:val="18"/>
+          <w:color w:val="1F3864"/>
+        </w:rPr>
+        <w:t xml:space="preserve">Celindra Therapeutics (fictional)</w:t>
+      </w:r>
+    </w:p>
+    <w:p>
+      <w:pPr>
+        <w:jc w:val="left"/>
+        <w:pBdr>
+          <w:bottom w:val="none" w:sz="0" w:space="0" w:color="000000"/>
+          <w:top w:val="none" w:sz="0" w:space="0" w:color="000000"/>
+          <w:left w:val="none" w:sz="0" w:space="0" w:color="000000"/>
+          <w:right w:val="none" w:sz="0" w:space="0" w:color="000000"/>
+        </w:pBdr>
+        <w:spacing w:after="0" w:before="0" w:line="240"/>
+        <w:ind w:left="0" w:right="0" w:firstLine="0" w:firstLineChars="0"/>
+      </w:pPr>
+      <w:r>
+        <w:rPr>
+          <w:rFonts w:ascii="Arial" w:hAnsi="Arial" w:eastAsia="Arial" w:cs="Arial"/>
+          <w:i w:val="false"/>
+          <w:b w:val="false"/>
+          <w:u w:val="none"/>
+          <w:strike w:val="false"/>
+          <w:sz w:val="18"/>
+          <w:szCs w:val="18"/>
+          <w:color w:val="888888"/>
+        </w:rPr>
+        <w:t xml:space="preserve">Protocol TORIVUMAB-NSCLC-301</w:t>
+      </w:r>
+    </w:p>
+    <w:p>
+      <w:pPr>
+        <w:jc w:val="left"/>
+        <w:pBdr>
+          <w:bottom w:val="none" w:sz="0" w:space="0" w:color="000000"/>
+          <w:top w:val="none" w:sz="0" w:space="0" w:color="000000"/>
+          <w:left w:val="none" w:sz="0" w:space="0" w:color="000000"/>
+          <w:right w:val="none" w:sz="0" w:space="0" w:color="000000"/>
+        </w:pBdr>
+        <w:spacing w:after="0" w:before="0" w:line="240"/>
+        <w:ind w:left="0" w:right="0" w:firstLine="0" w:firstLineChars="0"/>
+      </w:pPr>
+      <w:r>
+        <w:rPr>
+          <w:rFonts w:ascii="Arial" w:hAnsi="Arial" w:eastAsia="Arial" w:cs="Arial"/>
+          <w:i w:val="false"/>
+          <w:b w:val="true"/>
+          <w:u w:val="none"/>
+          <w:strike w:val="false"/>
+          <w:sz w:val="22"/>
+          <w:szCs w:val="22"/>
+          <w:color w:val="1F3864"/>
+        </w:rPr>
+        <w:t xml:space="preserve">T-EFF-11</w:t>
+      </w:r>
+    </w:p>
+    <w:p>
+      <w:pPr>
+        <w:jc w:val="left"/>
+        <w:pBdr>
+          <w:bottom w:val="none" w:sz="0" w:space="0" w:color="000000"/>
+          <w:top w:val="none" w:sz="0" w:space="0" w:color="000000"/>
+          <w:left w:val="none" w:sz="0" w:space="0" w:color="000000"/>
+          <w:right w:val="none" w:sz="0" w:space="0" w:color="000000"/>
+        </w:pBdr>
+        <w:spacing w:after="0" w:before="0" w:line="240"/>
+        <w:ind w:left="0" w:right="0" w:firstLine="0" w:firstLineChars="0"/>
+      </w:pPr>
+      <w:r>
+        <w:rPr>
+          <w:rFonts w:ascii="Arial" w:hAnsi="Arial" w:eastAsia="Arial" w:cs="Arial"/>
+          <w:i w:val="false"/>
+          <w:b w:val="true"/>
+          <w:u w:val="none"/>
+          <w:strike w:val="false"/>
+          <w:sz w:val="28"/>
+          <w:szCs w:val="28"/>
+          <w:color w:val="1F3864"/>
+        </w:rPr>
+        <w:t xml:space="preserve">PFS by Investigator (Sensitivity, E2a)</w:t>
+      </w:r>
+    </w:p>
+    <w:p>
+      <w:pPr>
+        <w:pStyle w:val="Normal"/>
+      </w:pPr>
+      <w:r>
+        <w:t xml:space="preserve"> </w:t>
+      </w:r>
+    </w:p>
+    <w:p>
+      <w:pPr>
+        <w:jc w:val="left"/>
+        <w:pBdr>
+          <w:bottom w:val="none" w:sz="0" w:space="0" w:color="000000"/>
+          <w:top w:val="none" w:sz="0" w:space="0" w:color="000000"/>
+          <w:left w:val="none" w:sz="0" w:space="0" w:color="000000"/>
+          <w:right w:val="none" w:sz="0" w:space="0" w:color="000000"/>
+        </w:pBdr>
+        <w:spacing w:after="0" w:before="0" w:line="240"/>
+        <w:ind w:left="0" w:right="0" w:firstLine="0" w:firstLineChars="0"/>
+      </w:pPr>
+      <w:r>
+        <w:rPr>
+          <w:rFonts w:ascii="Arial" w:hAnsi="Arial" w:eastAsia="Arial" w:cs="Arial"/>
+          <w:i w:val="true"/>
+          <w:b w:val="false"/>
+          <w:u w:val="none"/>
+          <w:strike w:val="false"/>
+          <w:sz w:val="20"/>
+          <w:szCs w:val="20"/>
+          <w:color w:val="1F3864"/>
+        </w:rPr>
+        <w:t xml:space="preserve">→ See tfl/tables/T-EFF-11.docx for the formatted table.</w:t>
+      </w:r>
+    </w:p>
+    <w:p>
+      <w:pPr>
+        <w:pStyle w:val="Normal"/>
+      </w:pPr>
+      <w:r>
+        <w:t xml:space="preserve"> </w:t>
+      </w:r>
+    </w:p>
+    <w:p>
+      <w:pPr>
+        <w:jc w:val="left"/>
+        <w:pBdr>
+          <w:bottom w:val="none" w:sz="0" w:space="0" w:color="000000"/>
+          <w:top w:val="none" w:sz="0" w:space="0" w:color="000000"/>
+          <w:left w:val="none" w:sz="0" w:space="0" w:color="000000"/>
+          <w:right w:val="none" w:sz="0" w:space="0" w:color="000000"/>
+        </w:pBdr>
+        <w:spacing w:after="0" w:before="0" w:line="240"/>
+        <w:ind w:left="0" w:right="0" w:firstLine="0" w:firstLineChars="0"/>
+      </w:pPr>
+      <w:r>
+        <w:rPr>
+          <w:rFonts w:ascii="Arial" w:hAnsi="Arial" w:eastAsia="Arial" w:cs="Arial"/>
+          <w:i w:val="true"/>
+          <w:b w:val="false"/>
+          <w:u w:val="none"/>
+          <w:strike w:val="false"/>
+          <w:sz w:val="14"/>
+          <w:szCs w:val="14"/>
+          <w:color w:val="C0392B"/>
+        </w:rPr>
+        <w:t xml:space="preserve">DRAFT — produced 2026-05-16 — synthetic data, NOT for regulatory submission</w:t>
+      </w:r>
+    </w:p>
+    <w:p>
+      <w:pPr/>
+      <w:r>
+        <w:br w:type="page"/>
+      </w:r>
+    </w:p>
+    <w:p>
+      <w:pPr>
+        <w:jc w:val="left"/>
+        <w:pBdr>
+          <w:bottom w:val="none" w:sz="0" w:space="0" w:color="000000"/>
+          <w:top w:val="none" w:sz="0" w:space="0" w:color="000000"/>
+          <w:left w:val="none" w:sz="0" w:space="0" w:color="000000"/>
+          <w:right w:val="none" w:sz="0" w:space="0" w:color="000000"/>
+        </w:pBdr>
+        <w:spacing w:after="0" w:before="0" w:line="240"/>
+        <w:ind w:left="0" w:right="0" w:firstLine="0" w:firstLineChars="0"/>
+      </w:pPr>
+      <w:r>
+        <w:rPr>
+          <w:rFonts w:ascii="Arial" w:hAnsi="Arial" w:eastAsia="Arial" w:cs="Arial"/>
+          <w:i w:val="false"/>
+          <w:b w:val="true"/>
+          <w:u w:val="none"/>
+          <w:strike w:val="false"/>
+          <w:sz w:val="18"/>
+          <w:szCs w:val="18"/>
+          <w:color w:val="1F3864"/>
+        </w:rPr>
+        <w:t xml:space="preserve">Celindra Therapeutics (fictional)</w:t>
+      </w:r>
+    </w:p>
+    <w:p>
+      <w:pPr>
+        <w:jc w:val="left"/>
+        <w:pBdr>
+          <w:bottom w:val="none" w:sz="0" w:space="0" w:color="000000"/>
+          <w:top w:val="none" w:sz="0" w:space="0" w:color="000000"/>
+          <w:left w:val="none" w:sz="0" w:space="0" w:color="000000"/>
+          <w:right w:val="none" w:sz="0" w:space="0" w:color="000000"/>
+        </w:pBdr>
+        <w:spacing w:after="0" w:before="0" w:line="240"/>
+        <w:ind w:left="0" w:right="0" w:firstLine="0" w:firstLineChars="0"/>
+      </w:pPr>
+      <w:r>
+        <w:rPr>
+          <w:rFonts w:ascii="Arial" w:hAnsi="Arial" w:eastAsia="Arial" w:cs="Arial"/>
+          <w:i w:val="false"/>
+          <w:b w:val="false"/>
+          <w:u w:val="none"/>
+          <w:strike w:val="false"/>
+          <w:sz w:val="18"/>
+          <w:szCs w:val="18"/>
+          <w:color w:val="888888"/>
+        </w:rPr>
+        <w:t xml:space="preserve">Protocol TORIVUMAB-NSCLC-301</w:t>
+      </w:r>
+    </w:p>
+    <w:p>
+      <w:pPr>
+        <w:jc w:val="left"/>
+        <w:pBdr>
+          <w:bottom w:val="none" w:sz="0" w:space="0" w:color="000000"/>
+          <w:top w:val="none" w:sz="0" w:space="0" w:color="000000"/>
+          <w:left w:val="none" w:sz="0" w:space="0" w:color="000000"/>
+          <w:right w:val="none" w:sz="0" w:space="0" w:color="000000"/>
+        </w:pBdr>
+        <w:spacing w:after="0" w:before="0" w:line="240"/>
+        <w:ind w:left="0" w:right="0" w:firstLine="0" w:firstLineChars="0"/>
+      </w:pPr>
+      <w:r>
+        <w:rPr>
+          <w:rFonts w:ascii="Arial" w:hAnsi="Arial" w:eastAsia="Arial" w:cs="Arial"/>
+          <w:i w:val="false"/>
+          <w:b w:val="true"/>
+          <w:u w:val="none"/>
+          <w:strike w:val="false"/>
+          <w:sz w:val="22"/>
+          <w:szCs w:val="22"/>
+          <w:color w:val="1F3864"/>
+        </w:rPr>
+        <w:t xml:space="preserve">T-EFF-12</w:t>
+      </w:r>
+    </w:p>
+    <w:p>
+      <w:pPr>
+        <w:jc w:val="left"/>
+        <w:pBdr>
+          <w:bottom w:val="none" w:sz="0" w:space="0" w:color="000000"/>
+          <w:top w:val="none" w:sz="0" w:space="0" w:color="000000"/>
+          <w:left w:val="none" w:sz="0" w:space="0" w:color="000000"/>
+          <w:right w:val="none" w:sz="0" w:space="0" w:color="000000"/>
+        </w:pBdr>
+        <w:spacing w:after="0" w:before="0" w:line="240"/>
+        <w:ind w:left="0" w:right="0" w:firstLine="0" w:firstLineChars="0"/>
+      </w:pPr>
+      <w:r>
+        <w:rPr>
+          <w:rFonts w:ascii="Arial" w:hAnsi="Arial" w:eastAsia="Arial" w:cs="Arial"/>
+          <w:i w:val="false"/>
+          <w:b w:val="true"/>
+          <w:u w:val="none"/>
+          <w:strike w:val="false"/>
+          <w:sz w:val="28"/>
+          <w:szCs w:val="28"/>
+          <w:color w:val="1F3864"/>
+        </w:rPr>
+        <w:t xml:space="preserve">OS — While-on-Treatment Sensitivity (E1b)</w:t>
+      </w:r>
+    </w:p>
+    <w:p>
+      <w:pPr>
+        <w:pStyle w:val="Normal"/>
+      </w:pPr>
+      <w:r>
+        <w:t xml:space="preserve"> </w:t>
+      </w:r>
+    </w:p>
+    <w:p>
+      <w:pPr>
+        <w:jc w:val="left"/>
+        <w:pBdr>
+          <w:bottom w:val="none" w:sz="0" w:space="0" w:color="000000"/>
+          <w:top w:val="none" w:sz="0" w:space="0" w:color="000000"/>
+          <w:left w:val="none" w:sz="0" w:space="0" w:color="000000"/>
+          <w:right w:val="none" w:sz="0" w:space="0" w:color="000000"/>
+        </w:pBdr>
+        <w:spacing w:after="0" w:before="0" w:line="240"/>
+        <w:ind w:left="0" w:right="0" w:firstLine="0" w:firstLineChars="0"/>
+      </w:pPr>
+      <w:r>
+        <w:rPr>
+          <w:rFonts w:ascii="Arial" w:hAnsi="Arial" w:eastAsia="Arial" w:cs="Arial"/>
+          <w:i w:val="true"/>
+          <w:b w:val="false"/>
+          <w:u w:val="none"/>
+          <w:strike w:val="false"/>
+          <w:sz w:val="20"/>
+          <w:szCs w:val="20"/>
+          <w:color w:val="1F3864"/>
+        </w:rPr>
+        <w:t xml:space="preserve">→ See tfl/tables/T-EFF-12.docx for the formatted table.</w:t>
+      </w:r>
+    </w:p>
+    <w:p>
+      <w:pPr>
+        <w:pStyle w:val="Normal"/>
+      </w:pPr>
+      <w:r>
+        <w:t xml:space="preserve"> </w:t>
+      </w:r>
+    </w:p>
+    <w:p>
+      <w:pPr>
+        <w:jc w:val="left"/>
+        <w:pBdr>
+          <w:bottom w:val="none" w:sz="0" w:space="0" w:color="000000"/>
+          <w:top w:val="none" w:sz="0" w:space="0" w:color="000000"/>
+          <w:left w:val="none" w:sz="0" w:space="0" w:color="000000"/>
+          <w:right w:val="none" w:sz="0" w:space="0" w:color="000000"/>
+        </w:pBdr>
+        <w:spacing w:after="0" w:before="0" w:line="240"/>
+        <w:ind w:left="0" w:right="0" w:firstLine="0" w:firstLineChars="0"/>
+      </w:pPr>
+      <w:r>
+        <w:rPr>
+          <w:rFonts w:ascii="Arial" w:hAnsi="Arial" w:eastAsia="Arial" w:cs="Arial"/>
+          <w:i w:val="true"/>
+          <w:b w:val="false"/>
+          <w:u w:val="none"/>
+          <w:strike w:val="false"/>
+          <w:sz w:val="14"/>
+          <w:szCs w:val="14"/>
+          <w:color w:val="C0392B"/>
+        </w:rPr>
+        <w:t xml:space="preserve">DRAFT — produced 2026-05-16 — synthetic data, NOT for regulatory submission</w:t>
+      </w:r>
+    </w:p>
+    <w:p>
+      <w:pPr/>
+      <w:r>
+        <w:br w:type="page"/>
+      </w:r>
+    </w:p>
+    <w:p>
+      <w:pPr>
+        <w:jc w:val="left"/>
+        <w:pBdr>
+          <w:bottom w:val="none" w:sz="0" w:space="0" w:color="000000"/>
+          <w:top w:val="none" w:sz="0" w:space="0" w:color="000000"/>
+          <w:left w:val="none" w:sz="0" w:space="0" w:color="000000"/>
+          <w:right w:val="none" w:sz="0" w:space="0" w:color="000000"/>
+        </w:pBdr>
+        <w:spacing w:after="0" w:before="0" w:line="240"/>
+        <w:ind w:left="0" w:right="0" w:firstLine="0" w:firstLineChars="0"/>
+      </w:pPr>
+      <w:r>
+        <w:rPr>
+          <w:rFonts w:ascii="Arial" w:hAnsi="Arial" w:eastAsia="Arial" w:cs="Arial"/>
+          <w:i w:val="false"/>
+          <w:b w:val="true"/>
+          <w:u w:val="none"/>
+          <w:strike w:val="false"/>
+          <w:sz w:val="18"/>
+          <w:szCs w:val="18"/>
+          <w:color w:val="1F3864"/>
+        </w:rPr>
+        <w:t xml:space="preserve">Celindra Therapeutics (fictional)</w:t>
+      </w:r>
+    </w:p>
+    <w:p>
+      <w:pPr>
+        <w:jc w:val="left"/>
+        <w:pBdr>
+          <w:bottom w:val="none" w:sz="0" w:space="0" w:color="000000"/>
+          <w:top w:val="none" w:sz="0" w:space="0" w:color="000000"/>
+          <w:left w:val="none" w:sz="0" w:space="0" w:color="000000"/>
+          <w:right w:val="none" w:sz="0" w:space="0" w:color="000000"/>
+        </w:pBdr>
+        <w:spacing w:after="0" w:before="0" w:line="240"/>
+        <w:ind w:left="0" w:right="0" w:firstLine="0" w:firstLineChars="0"/>
+      </w:pPr>
+      <w:r>
+        <w:rPr>
+          <w:rFonts w:ascii="Arial" w:hAnsi="Arial" w:eastAsia="Arial" w:cs="Arial"/>
+          <w:i w:val="false"/>
+          <w:b w:val="false"/>
+          <w:u w:val="none"/>
+          <w:strike w:val="false"/>
+          <w:sz w:val="18"/>
+          <w:szCs w:val="18"/>
+          <w:color w:val="888888"/>
+        </w:rPr>
+        <w:t xml:space="preserve">Protocol TORIVUMAB-NSCLC-301</w:t>
+      </w:r>
+    </w:p>
+    <w:p>
+      <w:pPr>
+        <w:jc w:val="left"/>
+        <w:pBdr>
+          <w:bottom w:val="none" w:sz="0" w:space="0" w:color="000000"/>
+          <w:top w:val="none" w:sz="0" w:space="0" w:color="000000"/>
+          <w:left w:val="none" w:sz="0" w:space="0" w:color="000000"/>
+          <w:right w:val="none" w:sz="0" w:space="0" w:color="000000"/>
+        </w:pBdr>
+        <w:spacing w:after="0" w:before="0" w:line="240"/>
+        <w:ind w:left="0" w:right="0" w:firstLine="0" w:firstLineChars="0"/>
+      </w:pPr>
+      <w:r>
+        <w:rPr>
+          <w:rFonts w:ascii="Arial" w:hAnsi="Arial" w:eastAsia="Arial" w:cs="Arial"/>
+          <w:i w:val="false"/>
+          <w:b w:val="true"/>
+          <w:u w:val="none"/>
+          <w:strike w:val="false"/>
+          <w:sz w:val="22"/>
+          <w:szCs w:val="22"/>
+          <w:color w:val="1F3864"/>
+        </w:rPr>
+        <w:t xml:space="preserve">T-EFF-13</w:t>
+      </w:r>
+    </w:p>
+    <w:p>
+      <w:pPr>
+        <w:jc w:val="left"/>
+        <w:pBdr>
+          <w:bottom w:val="none" w:sz="0" w:space="0" w:color="000000"/>
+          <w:top w:val="none" w:sz="0" w:space="0" w:color="000000"/>
+          <w:left w:val="none" w:sz="0" w:space="0" w:color="000000"/>
+          <w:right w:val="none" w:sz="0" w:space="0" w:color="000000"/>
+        </w:pBdr>
+        <w:spacing w:after="0" w:before="0" w:line="240"/>
+        <w:ind w:left="0" w:right="0" w:firstLine="0" w:firstLineChars="0"/>
+      </w:pPr>
+      <w:r>
+        <w:rPr>
+          <w:rFonts w:ascii="Arial" w:hAnsi="Arial" w:eastAsia="Arial" w:cs="Arial"/>
+          <w:i w:val="false"/>
+          <w:b w:val="true"/>
+          <w:u w:val="none"/>
+          <w:strike w:val="false"/>
+          <w:sz w:val="28"/>
+          <w:szCs w:val="28"/>
+          <w:color w:val="1F3864"/>
+        </w:rPr>
+        <w:t xml:space="preserve">ORR — ITT Denominator (Sensitivity, E3a)</w:t>
+      </w:r>
+    </w:p>
+    <w:p>
+      <w:pPr>
+        <w:pStyle w:val="Normal"/>
+      </w:pPr>
+      <w:r>
+        <w:t xml:space="preserve"> </w:t>
+      </w:r>
+    </w:p>
+    <w:p>
+      <w:pPr>
+        <w:jc w:val="left"/>
+        <w:pBdr>
+          <w:bottom w:val="none" w:sz="0" w:space="0" w:color="000000"/>
+          <w:top w:val="none" w:sz="0" w:space="0" w:color="000000"/>
+          <w:left w:val="none" w:sz="0" w:space="0" w:color="000000"/>
+          <w:right w:val="none" w:sz="0" w:space="0" w:color="000000"/>
+        </w:pBdr>
+        <w:spacing w:after="0" w:before="0" w:line="240"/>
+        <w:ind w:left="0" w:right="0" w:firstLine="0" w:firstLineChars="0"/>
+      </w:pPr>
+      <w:r>
+        <w:rPr>
+          <w:rFonts w:ascii="Arial" w:hAnsi="Arial" w:eastAsia="Arial" w:cs="Arial"/>
+          <w:i w:val="true"/>
+          <w:b w:val="false"/>
+          <w:u w:val="none"/>
+          <w:strike w:val="false"/>
+          <w:sz w:val="20"/>
+          <w:szCs w:val="20"/>
+          <w:color w:val="1F3864"/>
+        </w:rPr>
+        <w:t xml:space="preserve">→ See tfl/tables/T-EFF-13.docx for the formatted table.</w:t>
       </w:r>
     </w:p>
     <w:p>
@@ -2027,6 +4375,794 @@
                   </pic:nvPicPr>
                   <pic:blipFill>
                     <a:blip r:embed="rId8"/>
+                    <a:stretch>
+                      <a:fillRect/>
+                    </a:stretch>
+                  </pic:blipFill>
+                  <pic:spPr bwMode="auto">
+                    <a:xfrm>
+                      <a:off x="0" y="0"/>
+                      <a:ext cx="5943600" cy="4114800"/>
+                    </a:xfrm>
+                    <a:prstGeom prst="rect">
+                      <a:avLst/>
+                    </a:prstGeom>
+                    <a:noFill/>
+                  </pic:spPr>
+                </pic:pic>
+              </a:graphicData>
+            </a:graphic>
+          </wp:inline>
+        </w:drawing>
+      </w:r>
+    </w:p>
+    <w:p>
+      <w:pPr>
+        <w:pStyle w:val="Normal"/>
+      </w:pPr>
+      <w:r>
+        <w:t xml:space="preserve"> </w:t>
+      </w:r>
+    </w:p>
+    <w:p>
+      <w:pPr>
+        <w:jc w:val="left"/>
+        <w:pBdr>
+          <w:bottom w:val="none" w:sz="0" w:space="0" w:color="000000"/>
+          <w:top w:val="none" w:sz="0" w:space="0" w:color="000000"/>
+          <w:left w:val="none" w:sz="0" w:space="0" w:color="000000"/>
+          <w:right w:val="none" w:sz="0" w:space="0" w:color="000000"/>
+        </w:pBdr>
+        <w:spacing w:after="0" w:before="0" w:line="240"/>
+        <w:ind w:left="0" w:right="0" w:firstLine="0" w:firstLineChars="0"/>
+      </w:pPr>
+      <w:r>
+        <w:rPr>
+          <w:rFonts w:ascii="Arial" w:hAnsi="Arial" w:eastAsia="Arial" w:cs="Arial"/>
+          <w:i w:val="true"/>
+          <w:b w:val="false"/>
+          <w:u w:val="none"/>
+          <w:strike w:val="false"/>
+          <w:sz w:val="14"/>
+          <w:szCs w:val="14"/>
+          <w:color w:val="C0392B"/>
+        </w:rPr>
+        <w:t xml:space="preserve">DRAFT — produced 2026-05-16 — synthetic data, NOT for regulatory submission</w:t>
+      </w:r>
+    </w:p>
+    <w:p>
+      <w:pPr/>
+      <w:r>
+        <w:br w:type="page"/>
+      </w:r>
+    </w:p>
+    <w:p>
+      <w:pPr>
+        <w:jc w:val="left"/>
+        <w:pBdr>
+          <w:bottom w:val="none" w:sz="0" w:space="0" w:color="000000"/>
+          <w:top w:val="none" w:sz="0" w:space="0" w:color="000000"/>
+          <w:left w:val="none" w:sz="0" w:space="0" w:color="000000"/>
+          <w:right w:val="none" w:sz="0" w:space="0" w:color="000000"/>
+        </w:pBdr>
+        <w:spacing w:after="0" w:before="0" w:line="240"/>
+        <w:ind w:left="0" w:right="0" w:firstLine="0" w:firstLineChars="0"/>
+      </w:pPr>
+      <w:r>
+        <w:rPr>
+          <w:rFonts w:ascii="Arial" w:hAnsi="Arial" w:eastAsia="Arial" w:cs="Arial"/>
+          <w:i w:val="false"/>
+          <w:b w:val="true"/>
+          <w:u w:val="none"/>
+          <w:strike w:val="false"/>
+          <w:sz w:val="18"/>
+          <w:szCs w:val="18"/>
+          <w:color w:val="1F3864"/>
+        </w:rPr>
+        <w:t xml:space="preserve">Celindra Therapeutics (fictional)</w:t>
+      </w:r>
+    </w:p>
+    <w:p>
+      <w:pPr>
+        <w:jc w:val="left"/>
+        <w:pBdr>
+          <w:bottom w:val="none" w:sz="0" w:space="0" w:color="000000"/>
+          <w:top w:val="none" w:sz="0" w:space="0" w:color="000000"/>
+          <w:left w:val="none" w:sz="0" w:space="0" w:color="000000"/>
+          <w:right w:val="none" w:sz="0" w:space="0" w:color="000000"/>
+        </w:pBdr>
+        <w:spacing w:after="0" w:before="0" w:line="240"/>
+        <w:ind w:left="0" w:right="0" w:firstLine="0" w:firstLineChars="0"/>
+      </w:pPr>
+      <w:r>
+        <w:rPr>
+          <w:rFonts w:ascii="Arial" w:hAnsi="Arial" w:eastAsia="Arial" w:cs="Arial"/>
+          <w:i w:val="false"/>
+          <w:b w:val="false"/>
+          <w:u w:val="none"/>
+          <w:strike w:val="false"/>
+          <w:sz w:val="18"/>
+          <w:szCs w:val="18"/>
+          <w:color w:val="888888"/>
+        </w:rPr>
+        <w:t xml:space="preserve">Protocol TORIVUMAB-NSCLC-301</w:t>
+      </w:r>
+    </w:p>
+    <w:p>
+      <w:pPr>
+        <w:jc w:val="left"/>
+        <w:pBdr>
+          <w:bottom w:val="none" w:sz="0" w:space="0" w:color="000000"/>
+          <w:top w:val="none" w:sz="0" w:space="0" w:color="000000"/>
+          <w:left w:val="none" w:sz="0" w:space="0" w:color="000000"/>
+          <w:right w:val="none" w:sz="0" w:space="0" w:color="000000"/>
+        </w:pBdr>
+        <w:spacing w:after="0" w:before="0" w:line="240"/>
+        <w:ind w:left="0" w:right="0" w:firstLine="0" w:firstLineChars="0"/>
+      </w:pPr>
+      <w:r>
+        <w:rPr>
+          <w:rFonts w:ascii="Arial" w:hAnsi="Arial" w:eastAsia="Arial" w:cs="Arial"/>
+          <w:i w:val="false"/>
+          <w:b w:val="true"/>
+          <w:u w:val="none"/>
+          <w:strike w:val="false"/>
+          <w:sz w:val="22"/>
+          <w:szCs w:val="22"/>
+          <w:color w:val="1F3864"/>
+        </w:rPr>
+        <w:t xml:space="preserve">F-EFF-03</w:t>
+      </w:r>
+    </w:p>
+    <w:p>
+      <w:pPr>
+        <w:jc w:val="left"/>
+        <w:pBdr>
+          <w:bottom w:val="none" w:sz="0" w:space="0" w:color="000000"/>
+          <w:top w:val="none" w:sz="0" w:space="0" w:color="000000"/>
+          <w:left w:val="none" w:sz="0" w:space="0" w:color="000000"/>
+          <w:right w:val="none" w:sz="0" w:space="0" w:color="000000"/>
+        </w:pBdr>
+        <w:spacing w:after="0" w:before="0" w:line="240"/>
+        <w:ind w:left="0" w:right="0" w:firstLine="0" w:firstLineChars="0"/>
+      </w:pPr>
+      <w:r>
+        <w:rPr>
+          <w:rFonts w:ascii="Arial" w:hAnsi="Arial" w:eastAsia="Arial" w:cs="Arial"/>
+          <w:i w:val="false"/>
+          <w:b w:val="true"/>
+          <w:u w:val="none"/>
+          <w:strike w:val="false"/>
+          <w:sz w:val="28"/>
+          <w:szCs w:val="28"/>
+          <w:color w:val="1F3864"/>
+        </w:rPr>
+        <w:t xml:space="preserve">Waterfall — Best % Change in Sum of Diameters</w:t>
+      </w:r>
+    </w:p>
+    <w:p>
+      <w:pPr>
+        <w:pStyle w:val="Normal"/>
+      </w:pPr>
+      <w:r>
+        <w:t xml:space="preserve"> </w:t>
+      </w:r>
+    </w:p>
+    <w:p>
+      <w:pPr>
+        <w:pStyle w:val="Normal"/>
+      </w:pPr>
+      <w:r>
+        <w:rPr/>
+        <w:drawing>
+          <wp:inline distT="0" distB="0" distL="0" distR="0">
+            <wp:extent cx="5943600" cy="4114800"/>
+            <wp:docPr id="5" name="" descr=""/>
+            <wp:cNvGraphicFramePr>
+              <a:graphicFrameLocks xmlns:a="http://schemas.openxmlformats.org/drawingml/2006/main" noChangeAspect="1"/>
+            </wp:cNvGraphicFramePr>
+            <a:graphic xmlns:a="http://schemas.openxmlformats.org/drawingml/2006/main">
+              <a:graphicData uri="http://schemas.openxmlformats.org/drawingml/2006/picture">
+                <pic:pic xmlns:pic="http://schemas.openxmlformats.org/drawingml/2006/picture">
+                  <pic:nvPicPr>
+                    <pic:cNvPr id="6" name=""/>
+                    <pic:cNvPicPr>
+                      <a:picLocks noChangeAspect="1" noChangeArrowheads="1"/>
+                    </pic:cNvPicPr>
+                  </pic:nvPicPr>
+                  <pic:blipFill>
+                    <a:blip r:embed="rId9"/>
+                    <a:stretch>
+                      <a:fillRect/>
+                    </a:stretch>
+                  </pic:blipFill>
+                  <pic:spPr bwMode="auto">
+                    <a:xfrm>
+                      <a:off x="0" y="0"/>
+                      <a:ext cx="5943600" cy="4114800"/>
+                    </a:xfrm>
+                    <a:prstGeom prst="rect">
+                      <a:avLst/>
+                    </a:prstGeom>
+                    <a:noFill/>
+                  </pic:spPr>
+                </pic:pic>
+              </a:graphicData>
+            </a:graphic>
+          </wp:inline>
+        </w:drawing>
+      </w:r>
+    </w:p>
+    <w:p>
+      <w:pPr>
+        <w:pStyle w:val="Normal"/>
+      </w:pPr>
+      <w:r>
+        <w:t xml:space="preserve"> </w:t>
+      </w:r>
+    </w:p>
+    <w:p>
+      <w:pPr>
+        <w:jc w:val="left"/>
+        <w:pBdr>
+          <w:bottom w:val="none" w:sz="0" w:space="0" w:color="000000"/>
+          <w:top w:val="none" w:sz="0" w:space="0" w:color="000000"/>
+          <w:left w:val="none" w:sz="0" w:space="0" w:color="000000"/>
+          <w:right w:val="none" w:sz="0" w:space="0" w:color="000000"/>
+        </w:pBdr>
+        <w:spacing w:after="0" w:before="0" w:line="240"/>
+        <w:ind w:left="0" w:right="0" w:firstLine="0" w:firstLineChars="0"/>
+      </w:pPr>
+      <w:r>
+        <w:rPr>
+          <w:rFonts w:ascii="Arial" w:hAnsi="Arial" w:eastAsia="Arial" w:cs="Arial"/>
+          <w:i w:val="true"/>
+          <w:b w:val="false"/>
+          <w:u w:val="none"/>
+          <w:strike w:val="false"/>
+          <w:sz w:val="14"/>
+          <w:szCs w:val="14"/>
+          <w:color w:val="C0392B"/>
+        </w:rPr>
+        <w:t xml:space="preserve">DRAFT — produced 2026-05-16 — synthetic data, NOT for regulatory submission</w:t>
+      </w:r>
+    </w:p>
+    <w:p>
+      <w:pPr/>
+      <w:r>
+        <w:br w:type="page"/>
+      </w:r>
+    </w:p>
+    <w:p>
+      <w:pPr>
+        <w:jc w:val="left"/>
+        <w:pBdr>
+          <w:bottom w:val="none" w:sz="0" w:space="0" w:color="000000"/>
+          <w:top w:val="none" w:sz="0" w:space="0" w:color="000000"/>
+          <w:left w:val="none" w:sz="0" w:space="0" w:color="000000"/>
+          <w:right w:val="none" w:sz="0" w:space="0" w:color="000000"/>
+        </w:pBdr>
+        <w:spacing w:after="0" w:before="0" w:line="240"/>
+        <w:ind w:left="0" w:right="0" w:firstLine="0" w:firstLineChars="0"/>
+      </w:pPr>
+      <w:r>
+        <w:rPr>
+          <w:rFonts w:ascii="Arial" w:hAnsi="Arial" w:eastAsia="Arial" w:cs="Arial"/>
+          <w:i w:val="false"/>
+          <w:b w:val="true"/>
+          <w:u w:val="none"/>
+          <w:strike w:val="false"/>
+          <w:sz w:val="18"/>
+          <w:szCs w:val="18"/>
+          <w:color w:val="1F3864"/>
+        </w:rPr>
+        <w:t xml:space="preserve">Celindra Therapeutics (fictional)</w:t>
+      </w:r>
+    </w:p>
+    <w:p>
+      <w:pPr>
+        <w:jc w:val="left"/>
+        <w:pBdr>
+          <w:bottom w:val="none" w:sz="0" w:space="0" w:color="000000"/>
+          <w:top w:val="none" w:sz="0" w:space="0" w:color="000000"/>
+          <w:left w:val="none" w:sz="0" w:space="0" w:color="000000"/>
+          <w:right w:val="none" w:sz="0" w:space="0" w:color="000000"/>
+        </w:pBdr>
+        <w:spacing w:after="0" w:before="0" w:line="240"/>
+        <w:ind w:left="0" w:right="0" w:firstLine="0" w:firstLineChars="0"/>
+      </w:pPr>
+      <w:r>
+        <w:rPr>
+          <w:rFonts w:ascii="Arial" w:hAnsi="Arial" w:eastAsia="Arial" w:cs="Arial"/>
+          <w:i w:val="false"/>
+          <w:b w:val="false"/>
+          <w:u w:val="none"/>
+          <w:strike w:val="false"/>
+          <w:sz w:val="18"/>
+          <w:szCs w:val="18"/>
+          <w:color w:val="888888"/>
+        </w:rPr>
+        <w:t xml:space="preserve">Protocol TORIVUMAB-NSCLC-301</w:t>
+      </w:r>
+    </w:p>
+    <w:p>
+      <w:pPr>
+        <w:jc w:val="left"/>
+        <w:pBdr>
+          <w:bottom w:val="none" w:sz="0" w:space="0" w:color="000000"/>
+          <w:top w:val="none" w:sz="0" w:space="0" w:color="000000"/>
+          <w:left w:val="none" w:sz="0" w:space="0" w:color="000000"/>
+          <w:right w:val="none" w:sz="0" w:space="0" w:color="000000"/>
+        </w:pBdr>
+        <w:spacing w:after="0" w:before="0" w:line="240"/>
+        <w:ind w:left="0" w:right="0" w:firstLine="0" w:firstLineChars="0"/>
+      </w:pPr>
+      <w:r>
+        <w:rPr>
+          <w:rFonts w:ascii="Arial" w:hAnsi="Arial" w:eastAsia="Arial" w:cs="Arial"/>
+          <w:i w:val="false"/>
+          <w:b w:val="true"/>
+          <w:u w:val="none"/>
+          <w:strike w:val="false"/>
+          <w:sz w:val="22"/>
+          <w:szCs w:val="22"/>
+          <w:color w:val="1F3864"/>
+        </w:rPr>
+        <w:t xml:space="preserve">F-EFF-04</w:t>
+      </w:r>
+    </w:p>
+    <w:p>
+      <w:pPr>
+        <w:jc w:val="left"/>
+        <w:pBdr>
+          <w:bottom w:val="none" w:sz="0" w:space="0" w:color="000000"/>
+          <w:top w:val="none" w:sz="0" w:space="0" w:color="000000"/>
+          <w:left w:val="none" w:sz="0" w:space="0" w:color="000000"/>
+          <w:right w:val="none" w:sz="0" w:space="0" w:color="000000"/>
+        </w:pBdr>
+        <w:spacing w:after="0" w:before="0" w:line="240"/>
+        <w:ind w:left="0" w:right="0" w:firstLine="0" w:firstLineChars="0"/>
+      </w:pPr>
+      <w:r>
+        <w:rPr>
+          <w:rFonts w:ascii="Arial" w:hAnsi="Arial" w:eastAsia="Arial" w:cs="Arial"/>
+          <w:i w:val="false"/>
+          <w:b w:val="true"/>
+          <w:u w:val="none"/>
+          <w:strike w:val="false"/>
+          <w:sz w:val="28"/>
+          <w:szCs w:val="28"/>
+          <w:color w:val="1F3864"/>
+        </w:rPr>
+        <w:t xml:space="preserve">Spider — Sum of Diameters Over Time</w:t>
+      </w:r>
+    </w:p>
+    <w:p>
+      <w:pPr>
+        <w:pStyle w:val="Normal"/>
+      </w:pPr>
+      <w:r>
+        <w:t xml:space="preserve"> </w:t>
+      </w:r>
+    </w:p>
+    <w:p>
+      <w:pPr>
+        <w:pStyle w:val="Normal"/>
+      </w:pPr>
+      <w:r>
+        <w:rPr/>
+        <w:drawing>
+          <wp:inline distT="0" distB="0" distL="0" distR="0">
+            <wp:extent cx="5943600" cy="4114800"/>
+            <wp:docPr id="7" name="" descr=""/>
+            <wp:cNvGraphicFramePr>
+              <a:graphicFrameLocks xmlns:a="http://schemas.openxmlformats.org/drawingml/2006/main" noChangeAspect="1"/>
+            </wp:cNvGraphicFramePr>
+            <a:graphic xmlns:a="http://schemas.openxmlformats.org/drawingml/2006/main">
+              <a:graphicData uri="http://schemas.openxmlformats.org/drawingml/2006/picture">
+                <pic:pic xmlns:pic="http://schemas.openxmlformats.org/drawingml/2006/picture">
+                  <pic:nvPicPr>
+                    <pic:cNvPr id="8" name=""/>
+                    <pic:cNvPicPr>
+                      <a:picLocks noChangeAspect="1" noChangeArrowheads="1"/>
+                    </pic:cNvPicPr>
+                  </pic:nvPicPr>
+                  <pic:blipFill>
+                    <a:blip r:embed="rId10"/>
+                    <a:stretch>
+                      <a:fillRect/>
+                    </a:stretch>
+                  </pic:blipFill>
+                  <pic:spPr bwMode="auto">
+                    <a:xfrm>
+                      <a:off x="0" y="0"/>
+                      <a:ext cx="5943600" cy="4114800"/>
+                    </a:xfrm>
+                    <a:prstGeom prst="rect">
+                      <a:avLst/>
+                    </a:prstGeom>
+                    <a:noFill/>
+                  </pic:spPr>
+                </pic:pic>
+              </a:graphicData>
+            </a:graphic>
+          </wp:inline>
+        </w:drawing>
+      </w:r>
+    </w:p>
+    <w:p>
+      <w:pPr>
+        <w:pStyle w:val="Normal"/>
+      </w:pPr>
+      <w:r>
+        <w:t xml:space="preserve"> </w:t>
+      </w:r>
+    </w:p>
+    <w:p>
+      <w:pPr>
+        <w:jc w:val="left"/>
+        <w:pBdr>
+          <w:bottom w:val="none" w:sz="0" w:space="0" w:color="000000"/>
+          <w:top w:val="none" w:sz="0" w:space="0" w:color="000000"/>
+          <w:left w:val="none" w:sz="0" w:space="0" w:color="000000"/>
+          <w:right w:val="none" w:sz="0" w:space="0" w:color="000000"/>
+        </w:pBdr>
+        <w:spacing w:after="0" w:before="0" w:line="240"/>
+        <w:ind w:left="0" w:right="0" w:firstLine="0" w:firstLineChars="0"/>
+      </w:pPr>
+      <w:r>
+        <w:rPr>
+          <w:rFonts w:ascii="Arial" w:hAnsi="Arial" w:eastAsia="Arial" w:cs="Arial"/>
+          <w:i w:val="true"/>
+          <w:b w:val="false"/>
+          <w:u w:val="none"/>
+          <w:strike w:val="false"/>
+          <w:sz w:val="14"/>
+          <w:szCs w:val="14"/>
+          <w:color w:val="C0392B"/>
+        </w:rPr>
+        <w:t xml:space="preserve">DRAFT — produced 2026-05-16 — synthetic data, NOT for regulatory submission</w:t>
+      </w:r>
+    </w:p>
+    <w:p>
+      <w:pPr/>
+      <w:r>
+        <w:br w:type="page"/>
+      </w:r>
+    </w:p>
+    <w:p>
+      <w:pPr>
+        <w:jc w:val="left"/>
+        <w:pBdr>
+          <w:bottom w:val="none" w:sz="0" w:space="0" w:color="000000"/>
+          <w:top w:val="none" w:sz="0" w:space="0" w:color="000000"/>
+          <w:left w:val="none" w:sz="0" w:space="0" w:color="000000"/>
+          <w:right w:val="none" w:sz="0" w:space="0" w:color="000000"/>
+        </w:pBdr>
+        <w:spacing w:after="0" w:before="0" w:line="240"/>
+        <w:ind w:left="0" w:right="0" w:firstLine="0" w:firstLineChars="0"/>
+      </w:pPr>
+      <w:r>
+        <w:rPr>
+          <w:rFonts w:ascii="Arial" w:hAnsi="Arial" w:eastAsia="Arial" w:cs="Arial"/>
+          <w:i w:val="false"/>
+          <w:b w:val="true"/>
+          <w:u w:val="none"/>
+          <w:strike w:val="false"/>
+          <w:sz w:val="18"/>
+          <w:szCs w:val="18"/>
+          <w:color w:val="1F3864"/>
+        </w:rPr>
+        <w:t xml:space="preserve">Celindra Therapeutics (fictional)</w:t>
+      </w:r>
+    </w:p>
+    <w:p>
+      <w:pPr>
+        <w:jc w:val="left"/>
+        <w:pBdr>
+          <w:bottom w:val="none" w:sz="0" w:space="0" w:color="000000"/>
+          <w:top w:val="none" w:sz="0" w:space="0" w:color="000000"/>
+          <w:left w:val="none" w:sz="0" w:space="0" w:color="000000"/>
+          <w:right w:val="none" w:sz="0" w:space="0" w:color="000000"/>
+        </w:pBdr>
+        <w:spacing w:after="0" w:before="0" w:line="240"/>
+        <w:ind w:left="0" w:right="0" w:firstLine="0" w:firstLineChars="0"/>
+      </w:pPr>
+      <w:r>
+        <w:rPr>
+          <w:rFonts w:ascii="Arial" w:hAnsi="Arial" w:eastAsia="Arial" w:cs="Arial"/>
+          <w:i w:val="false"/>
+          <w:b w:val="false"/>
+          <w:u w:val="none"/>
+          <w:strike w:val="false"/>
+          <w:sz w:val="18"/>
+          <w:szCs w:val="18"/>
+          <w:color w:val="888888"/>
+        </w:rPr>
+        <w:t xml:space="preserve">Protocol TORIVUMAB-NSCLC-301</w:t>
+      </w:r>
+    </w:p>
+    <w:p>
+      <w:pPr>
+        <w:jc w:val="left"/>
+        <w:pBdr>
+          <w:bottom w:val="none" w:sz="0" w:space="0" w:color="000000"/>
+          <w:top w:val="none" w:sz="0" w:space="0" w:color="000000"/>
+          <w:left w:val="none" w:sz="0" w:space="0" w:color="000000"/>
+          <w:right w:val="none" w:sz="0" w:space="0" w:color="000000"/>
+        </w:pBdr>
+        <w:spacing w:after="0" w:before="0" w:line="240"/>
+        <w:ind w:left="0" w:right="0" w:firstLine="0" w:firstLineChars="0"/>
+      </w:pPr>
+      <w:r>
+        <w:rPr>
+          <w:rFonts w:ascii="Arial" w:hAnsi="Arial" w:eastAsia="Arial" w:cs="Arial"/>
+          <w:i w:val="false"/>
+          <w:b w:val="true"/>
+          <w:u w:val="none"/>
+          <w:strike w:val="false"/>
+          <w:sz w:val="22"/>
+          <w:szCs w:val="22"/>
+          <w:color w:val="1F3864"/>
+        </w:rPr>
+        <w:t xml:space="preserve">F-EFF-05</w:t>
+      </w:r>
+    </w:p>
+    <w:p>
+      <w:pPr>
+        <w:jc w:val="left"/>
+        <w:pBdr>
+          <w:bottom w:val="none" w:sz="0" w:space="0" w:color="000000"/>
+          <w:top w:val="none" w:sz="0" w:space="0" w:color="000000"/>
+          <w:left w:val="none" w:sz="0" w:space="0" w:color="000000"/>
+          <w:right w:val="none" w:sz="0" w:space="0" w:color="000000"/>
+        </w:pBdr>
+        <w:spacing w:after="0" w:before="0" w:line="240"/>
+        <w:ind w:left="0" w:right="0" w:firstLine="0" w:firstLineChars="0"/>
+      </w:pPr>
+      <w:r>
+        <w:rPr>
+          <w:rFonts w:ascii="Arial" w:hAnsi="Arial" w:eastAsia="Arial" w:cs="Arial"/>
+          <w:i w:val="false"/>
+          <w:b w:val="true"/>
+          <w:u w:val="none"/>
+          <w:strike w:val="false"/>
+          <w:sz w:val="28"/>
+          <w:szCs w:val="28"/>
+          <w:color w:val="1F3864"/>
+        </w:rPr>
+        <w:t xml:space="preserve">Forest — OS HR by Subgroup</w:t>
+      </w:r>
+    </w:p>
+    <w:p>
+      <w:pPr>
+        <w:pStyle w:val="Normal"/>
+      </w:pPr>
+      <w:r>
+        <w:t xml:space="preserve"> </w:t>
+      </w:r>
+    </w:p>
+    <w:p>
+      <w:pPr>
+        <w:pStyle w:val="Normal"/>
+      </w:pPr>
+      <w:r>
+        <w:rPr/>
+        <w:drawing>
+          <wp:inline distT="0" distB="0" distL="0" distR="0">
+            <wp:extent cx="5943600" cy="4114800"/>
+            <wp:docPr id="9" name="" descr=""/>
+            <wp:cNvGraphicFramePr>
+              <a:graphicFrameLocks xmlns:a="http://schemas.openxmlformats.org/drawingml/2006/main" noChangeAspect="1"/>
+            </wp:cNvGraphicFramePr>
+            <a:graphic xmlns:a="http://schemas.openxmlformats.org/drawingml/2006/main">
+              <a:graphicData uri="http://schemas.openxmlformats.org/drawingml/2006/picture">
+                <pic:pic xmlns:pic="http://schemas.openxmlformats.org/drawingml/2006/picture">
+                  <pic:nvPicPr>
+                    <pic:cNvPr id="10" name=""/>
+                    <pic:cNvPicPr>
+                      <a:picLocks noChangeAspect="1" noChangeArrowheads="1"/>
+                    </pic:cNvPicPr>
+                  </pic:nvPicPr>
+                  <pic:blipFill>
+                    <a:blip r:embed="rId11"/>
+                    <a:stretch>
+                      <a:fillRect/>
+                    </a:stretch>
+                  </pic:blipFill>
+                  <pic:spPr bwMode="auto">
+                    <a:xfrm>
+                      <a:off x="0" y="0"/>
+                      <a:ext cx="5943600" cy="4114800"/>
+                    </a:xfrm>
+                    <a:prstGeom prst="rect">
+                      <a:avLst/>
+                    </a:prstGeom>
+                    <a:noFill/>
+                  </pic:spPr>
+                </pic:pic>
+              </a:graphicData>
+            </a:graphic>
+          </wp:inline>
+        </w:drawing>
+      </w:r>
+    </w:p>
+    <w:p>
+      <w:pPr>
+        <w:pStyle w:val="Normal"/>
+      </w:pPr>
+      <w:r>
+        <w:t xml:space="preserve"> </w:t>
+      </w:r>
+    </w:p>
+    <w:p>
+      <w:pPr>
+        <w:jc w:val="left"/>
+        <w:pBdr>
+          <w:bottom w:val="none" w:sz="0" w:space="0" w:color="000000"/>
+          <w:top w:val="none" w:sz="0" w:space="0" w:color="000000"/>
+          <w:left w:val="none" w:sz="0" w:space="0" w:color="000000"/>
+          <w:right w:val="none" w:sz="0" w:space="0" w:color="000000"/>
+        </w:pBdr>
+        <w:spacing w:after="0" w:before="0" w:line="240"/>
+        <w:ind w:left="0" w:right="0" w:firstLine="0" w:firstLineChars="0"/>
+      </w:pPr>
+      <w:r>
+        <w:rPr>
+          <w:rFonts w:ascii="Arial" w:hAnsi="Arial" w:eastAsia="Arial" w:cs="Arial"/>
+          <w:i w:val="true"/>
+          <w:b w:val="false"/>
+          <w:u w:val="none"/>
+          <w:strike w:val="false"/>
+          <w:sz w:val="14"/>
+          <w:szCs w:val="14"/>
+          <w:color w:val="C0392B"/>
+        </w:rPr>
+        <w:t xml:space="preserve">DRAFT — produced 2026-05-16 — synthetic data, NOT for regulatory submission</w:t>
+      </w:r>
+    </w:p>
+    <w:p>
+      <w:pPr/>
+      <w:r>
+        <w:br w:type="page"/>
+      </w:r>
+    </w:p>
+    <w:p>
+      <w:pPr>
+        <w:jc w:val="left"/>
+        <w:pBdr>
+          <w:bottom w:val="none" w:sz="0" w:space="0" w:color="000000"/>
+          <w:top w:val="none" w:sz="0" w:space="0" w:color="000000"/>
+          <w:left w:val="none" w:sz="0" w:space="0" w:color="000000"/>
+          <w:right w:val="none" w:sz="0" w:space="0" w:color="000000"/>
+        </w:pBdr>
+        <w:spacing w:after="0" w:before="0" w:line="240"/>
+        <w:ind w:left="0" w:right="0" w:firstLine="0" w:firstLineChars="0"/>
+      </w:pPr>
+      <w:r>
+        <w:rPr>
+          <w:rFonts w:ascii="Arial" w:hAnsi="Arial" w:eastAsia="Arial" w:cs="Arial"/>
+          <w:i w:val="false"/>
+          <w:b w:val="true"/>
+          <w:u w:val="none"/>
+          <w:strike w:val="false"/>
+          <w:sz w:val="18"/>
+          <w:szCs w:val="18"/>
+          <w:color w:val="1F3864"/>
+        </w:rPr>
+        <w:t xml:space="preserve">Celindra Therapeutics (fictional)</w:t>
+      </w:r>
+    </w:p>
+    <w:p>
+      <w:pPr>
+        <w:jc w:val="left"/>
+        <w:pBdr>
+          <w:bottom w:val="none" w:sz="0" w:space="0" w:color="000000"/>
+          <w:top w:val="none" w:sz="0" w:space="0" w:color="000000"/>
+          <w:left w:val="none" w:sz="0" w:space="0" w:color="000000"/>
+          <w:right w:val="none" w:sz="0" w:space="0" w:color="000000"/>
+        </w:pBdr>
+        <w:spacing w:after="0" w:before="0" w:line="240"/>
+        <w:ind w:left="0" w:right="0" w:firstLine="0" w:firstLineChars="0"/>
+      </w:pPr>
+      <w:r>
+        <w:rPr>
+          <w:rFonts w:ascii="Arial" w:hAnsi="Arial" w:eastAsia="Arial" w:cs="Arial"/>
+          <w:i w:val="false"/>
+          <w:b w:val="false"/>
+          <w:u w:val="none"/>
+          <w:strike w:val="false"/>
+          <w:sz w:val="18"/>
+          <w:szCs w:val="18"/>
+          <w:color w:val="888888"/>
+        </w:rPr>
+        <w:t xml:space="preserve">Protocol TORIVUMAB-NSCLC-301</w:t>
+      </w:r>
+    </w:p>
+    <w:p>
+      <w:pPr>
+        <w:jc w:val="left"/>
+        <w:pBdr>
+          <w:bottom w:val="none" w:sz="0" w:space="0" w:color="000000"/>
+          <w:top w:val="none" w:sz="0" w:space="0" w:color="000000"/>
+          <w:left w:val="none" w:sz="0" w:space="0" w:color="000000"/>
+          <w:right w:val="none" w:sz="0" w:space="0" w:color="000000"/>
+        </w:pBdr>
+        <w:spacing w:after="0" w:before="0" w:line="240"/>
+        <w:ind w:left="0" w:right="0" w:firstLine="0" w:firstLineChars="0"/>
+      </w:pPr>
+      <w:r>
+        <w:rPr>
+          <w:rFonts w:ascii="Arial" w:hAnsi="Arial" w:eastAsia="Arial" w:cs="Arial"/>
+          <w:i w:val="false"/>
+          <w:b w:val="true"/>
+          <w:u w:val="none"/>
+          <w:strike w:val="false"/>
+          <w:sz w:val="22"/>
+          <w:szCs w:val="22"/>
+          <w:color w:val="1F3864"/>
+        </w:rPr>
+        <w:t xml:space="preserve">F-EFF-06</w:t>
+      </w:r>
+    </w:p>
+    <w:p>
+      <w:pPr>
+        <w:jc w:val="left"/>
+        <w:pBdr>
+          <w:bottom w:val="none" w:sz="0" w:space="0" w:color="000000"/>
+          <w:top w:val="none" w:sz="0" w:space="0" w:color="000000"/>
+          <w:left w:val="none" w:sz="0" w:space="0" w:color="000000"/>
+          <w:right w:val="none" w:sz="0" w:space="0" w:color="000000"/>
+        </w:pBdr>
+        <w:spacing w:after="0" w:before="0" w:line="240"/>
+        <w:ind w:left="0" w:right="0" w:firstLine="0" w:firstLineChars="0"/>
+      </w:pPr>
+      <w:r>
+        <w:rPr>
+          <w:rFonts w:ascii="Arial" w:hAnsi="Arial" w:eastAsia="Arial" w:cs="Arial"/>
+          <w:i w:val="false"/>
+          <w:b w:val="true"/>
+          <w:u w:val="none"/>
+          <w:strike w:val="false"/>
+          <w:sz w:val="28"/>
+          <w:szCs w:val="28"/>
+          <w:color w:val="1F3864"/>
+        </w:rPr>
+        <w:t xml:space="preserve">Swimmer — Responder Timelines</w:t>
+      </w:r>
+    </w:p>
+    <w:p>
+      <w:pPr>
+        <w:pStyle w:val="Normal"/>
+      </w:pPr>
+      <w:r>
+        <w:t xml:space="preserve"> </w:t>
+      </w:r>
+    </w:p>
+    <w:p>
+      <w:pPr>
+        <w:pStyle w:val="Normal"/>
+      </w:pPr>
+      <w:r>
+        <w:rPr/>
+        <w:drawing>
+          <wp:inline distT="0" distB="0" distL="0" distR="0">
+            <wp:extent cx="5943600" cy="4114800"/>
+            <wp:docPr id="11" name="" descr=""/>
+            <wp:cNvGraphicFramePr>
+              <a:graphicFrameLocks xmlns:a="http://schemas.openxmlformats.org/drawingml/2006/main" noChangeAspect="1"/>
+            </wp:cNvGraphicFramePr>
+            <a:graphic xmlns:a="http://schemas.openxmlformats.org/drawingml/2006/main">
+              <a:graphicData uri="http://schemas.openxmlformats.org/drawingml/2006/picture">
+                <pic:pic xmlns:pic="http://schemas.openxmlformats.org/drawingml/2006/picture">
+                  <pic:nvPicPr>
+                    <pic:cNvPr id="12" name=""/>
+                    <pic:cNvPicPr>
+                      <a:picLocks noChangeAspect="1" noChangeArrowheads="1"/>
+                    </pic:cNvPicPr>
+                  </pic:nvPicPr>
+                  <pic:blipFill>
+                    <a:blip r:embed="rId12"/>
                     <a:stretch>
                       <a:fillRect/>
                     </a:stretch>

--- a/tfl/TFL-OUTPUTS.docx
+++ b/tfl/TFL-OUTPUTS.docx
@@ -171,7 +171,7 @@
           <w:szCs w:val="22"/>
           <w:color w:val="000000"/>
         </w:rPr>
-        <w:t xml:space="preserve">Contents (24 outputs):</w:t>
+        <w:t xml:space="preserve">Contents (38 outputs):</w:t>
       </w:r>
     </w:p>
     <w:p>
@@ -796,6 +796,370 @@
           <w:color w:val="000000"/>
         </w:rPr>
         <w:t xml:space="preserve">  • F-EFF-06 — Swimmer — Responder Timelines</w:t>
+      </w:r>
+    </w:p>
+    <w:p>
+      <w:pPr>
+        <w:jc w:val="left"/>
+        <w:pBdr>
+          <w:bottom w:val="none" w:sz="0" w:space="0" w:color="000000"/>
+          <w:top w:val="none" w:sz="0" w:space="0" w:color="000000"/>
+          <w:left w:val="none" w:sz="0" w:space="0" w:color="000000"/>
+          <w:right w:val="none" w:sz="0" w:space="0" w:color="000000"/>
+        </w:pBdr>
+        <w:spacing w:after="0" w:before="0" w:line="240"/>
+        <w:ind w:left="0" w:right="0" w:firstLine="0" w:firstLineChars="0"/>
+      </w:pPr>
+      <w:r>
+        <w:rPr>
+          <w:rFonts w:ascii="Arial" w:hAnsi="Arial" w:eastAsia="Arial" w:cs="Arial"/>
+          <w:i w:val="false"/>
+          <w:b w:val="false"/>
+          <w:u w:val="none"/>
+          <w:strike w:val="false"/>
+          <w:sz w:val="20"/>
+          <w:szCs w:val="20"/>
+          <w:color w:val="000000"/>
+        </w:rPr>
+        <w:t xml:space="preserve">  • T-AE-01 — Overall Summary of Adverse Events</w:t>
+      </w:r>
+    </w:p>
+    <w:p>
+      <w:pPr>
+        <w:jc w:val="left"/>
+        <w:pBdr>
+          <w:bottom w:val="none" w:sz="0" w:space="0" w:color="000000"/>
+          <w:top w:val="none" w:sz="0" w:space="0" w:color="000000"/>
+          <w:left w:val="none" w:sz="0" w:space="0" w:color="000000"/>
+          <w:right w:val="none" w:sz="0" w:space="0" w:color="000000"/>
+        </w:pBdr>
+        <w:spacing w:after="0" w:before="0" w:line="240"/>
+        <w:ind w:left="0" w:right="0" w:firstLine="0" w:firstLineChars="0"/>
+      </w:pPr>
+      <w:r>
+        <w:rPr>
+          <w:rFonts w:ascii="Arial" w:hAnsi="Arial" w:eastAsia="Arial" w:cs="Arial"/>
+          <w:i w:val="false"/>
+          <w:b w:val="false"/>
+          <w:u w:val="none"/>
+          <w:strike w:val="false"/>
+          <w:sz w:val="20"/>
+          <w:szCs w:val="20"/>
+          <w:color w:val="000000"/>
+        </w:rPr>
+        <w:t xml:space="preserve">  • T-AE-02 — TEAEs by SOC and PT (≥5% any arm)</w:t>
+      </w:r>
+    </w:p>
+    <w:p>
+      <w:pPr>
+        <w:jc w:val="left"/>
+        <w:pBdr>
+          <w:bottom w:val="none" w:sz="0" w:space="0" w:color="000000"/>
+          <w:top w:val="none" w:sz="0" w:space="0" w:color="000000"/>
+          <w:left w:val="none" w:sz="0" w:space="0" w:color="000000"/>
+          <w:right w:val="none" w:sz="0" w:space="0" w:color="000000"/>
+        </w:pBdr>
+        <w:spacing w:after="0" w:before="0" w:line="240"/>
+        <w:ind w:left="0" w:right="0" w:firstLine="0" w:firstLineChars="0"/>
+      </w:pPr>
+      <w:r>
+        <w:rPr>
+          <w:rFonts w:ascii="Arial" w:hAnsi="Arial" w:eastAsia="Arial" w:cs="Arial"/>
+          <w:i w:val="false"/>
+          <w:b w:val="false"/>
+          <w:u w:val="none"/>
+          <w:strike w:val="false"/>
+          <w:sz w:val="20"/>
+          <w:szCs w:val="20"/>
+          <w:color w:val="000000"/>
+        </w:rPr>
+        <w:t xml:space="preserve">  • T-AE-03 — Grade ≥3 TEAEs by SOC and PT</w:t>
+      </w:r>
+    </w:p>
+    <w:p>
+      <w:pPr>
+        <w:jc w:val="left"/>
+        <w:pBdr>
+          <w:bottom w:val="none" w:sz="0" w:space="0" w:color="000000"/>
+          <w:top w:val="none" w:sz="0" w:space="0" w:color="000000"/>
+          <w:left w:val="none" w:sz="0" w:space="0" w:color="000000"/>
+          <w:right w:val="none" w:sz="0" w:space="0" w:color="000000"/>
+        </w:pBdr>
+        <w:spacing w:after="0" w:before="0" w:line="240"/>
+        <w:ind w:left="0" w:right="0" w:firstLine="0" w:firstLineChars="0"/>
+      </w:pPr>
+      <w:r>
+        <w:rPr>
+          <w:rFonts w:ascii="Arial" w:hAnsi="Arial" w:eastAsia="Arial" w:cs="Arial"/>
+          <w:i w:val="false"/>
+          <w:b w:val="false"/>
+          <w:u w:val="none"/>
+          <w:strike w:val="false"/>
+          <w:sz w:val="20"/>
+          <w:szCs w:val="20"/>
+          <w:color w:val="000000"/>
+        </w:rPr>
+        <w:t xml:space="preserve">  • T-AE-04 — Serious Adverse Events by SOC and PT</w:t>
+      </w:r>
+    </w:p>
+    <w:p>
+      <w:pPr>
+        <w:jc w:val="left"/>
+        <w:pBdr>
+          <w:bottom w:val="none" w:sz="0" w:space="0" w:color="000000"/>
+          <w:top w:val="none" w:sz="0" w:space="0" w:color="000000"/>
+          <w:left w:val="none" w:sz="0" w:space="0" w:color="000000"/>
+          <w:right w:val="none" w:sz="0" w:space="0" w:color="000000"/>
+        </w:pBdr>
+        <w:spacing w:after="0" w:before="0" w:line="240"/>
+        <w:ind w:left="0" w:right="0" w:firstLine="0" w:firstLineChars="0"/>
+      </w:pPr>
+      <w:r>
+        <w:rPr>
+          <w:rFonts w:ascii="Arial" w:hAnsi="Arial" w:eastAsia="Arial" w:cs="Arial"/>
+          <w:i w:val="false"/>
+          <w:b w:val="false"/>
+          <w:u w:val="none"/>
+          <w:strike w:val="false"/>
+          <w:sz w:val="20"/>
+          <w:szCs w:val="20"/>
+          <w:color w:val="000000"/>
+        </w:rPr>
+        <w:t xml:space="preserve">  • T-AE-05 — Immune-Related Adverse Events</w:t>
+      </w:r>
+    </w:p>
+    <w:p>
+      <w:pPr>
+        <w:jc w:val="left"/>
+        <w:pBdr>
+          <w:bottom w:val="none" w:sz="0" w:space="0" w:color="000000"/>
+          <w:top w:val="none" w:sz="0" w:space="0" w:color="000000"/>
+          <w:left w:val="none" w:sz="0" w:space="0" w:color="000000"/>
+          <w:right w:val="none" w:sz="0" w:space="0" w:color="000000"/>
+        </w:pBdr>
+        <w:spacing w:after="0" w:before="0" w:line="240"/>
+        <w:ind w:left="0" w:right="0" w:firstLine="0" w:firstLineChars="0"/>
+      </w:pPr>
+      <w:r>
+        <w:rPr>
+          <w:rFonts w:ascii="Arial" w:hAnsi="Arial" w:eastAsia="Arial" w:cs="Arial"/>
+          <w:i w:val="false"/>
+          <w:b w:val="false"/>
+          <w:u w:val="none"/>
+          <w:strike w:val="false"/>
+          <w:sz w:val="20"/>
+          <w:szCs w:val="20"/>
+          <w:color w:val="000000"/>
+        </w:rPr>
+        <w:t xml:space="preserve">  • T-AE-06 — Adverse Events of Special Interest</w:t>
+      </w:r>
+    </w:p>
+    <w:p>
+      <w:pPr>
+        <w:jc w:val="left"/>
+        <w:pBdr>
+          <w:bottom w:val="none" w:sz="0" w:space="0" w:color="000000"/>
+          <w:top w:val="none" w:sz="0" w:space="0" w:color="000000"/>
+          <w:left w:val="none" w:sz="0" w:space="0" w:color="000000"/>
+          <w:right w:val="none" w:sz="0" w:space="0" w:color="000000"/>
+        </w:pBdr>
+        <w:spacing w:after="0" w:before="0" w:line="240"/>
+        <w:ind w:left="0" w:right="0" w:firstLine="0" w:firstLineChars="0"/>
+      </w:pPr>
+      <w:r>
+        <w:rPr>
+          <w:rFonts w:ascii="Arial" w:hAnsi="Arial" w:eastAsia="Arial" w:cs="Arial"/>
+          <w:i w:val="false"/>
+          <w:b w:val="false"/>
+          <w:u w:val="none"/>
+          <w:strike w:val="false"/>
+          <w:sz w:val="20"/>
+          <w:szCs w:val="20"/>
+          <w:color w:val="000000"/>
+        </w:rPr>
+        <w:t xml:space="preserve">  • T-AE-07 — Deaths</w:t>
+      </w:r>
+    </w:p>
+    <w:p>
+      <w:pPr>
+        <w:jc w:val="left"/>
+        <w:pBdr>
+          <w:bottom w:val="none" w:sz="0" w:space="0" w:color="000000"/>
+          <w:top w:val="none" w:sz="0" w:space="0" w:color="000000"/>
+          <w:left w:val="none" w:sz="0" w:space="0" w:color="000000"/>
+          <w:right w:val="none" w:sz="0" w:space="0" w:color="000000"/>
+        </w:pBdr>
+        <w:spacing w:after="0" w:before="0" w:line="240"/>
+        <w:ind w:left="0" w:right="0" w:firstLine="0" w:firstLineChars="0"/>
+      </w:pPr>
+      <w:r>
+        <w:rPr>
+          <w:rFonts w:ascii="Arial" w:hAnsi="Arial" w:eastAsia="Arial" w:cs="Arial"/>
+          <w:i w:val="false"/>
+          <w:b w:val="false"/>
+          <w:u w:val="none"/>
+          <w:strike w:val="false"/>
+          <w:sz w:val="20"/>
+          <w:szCs w:val="20"/>
+          <w:color w:val="000000"/>
+        </w:rPr>
+        <w:t xml:space="preserve">  • T-LB-01 — Laboratory Abnormalities Shift</w:t>
+      </w:r>
+    </w:p>
+    <w:p>
+      <w:pPr>
+        <w:jc w:val="left"/>
+        <w:pBdr>
+          <w:bottom w:val="none" w:sz="0" w:space="0" w:color="000000"/>
+          <w:top w:val="none" w:sz="0" w:space="0" w:color="000000"/>
+          <w:left w:val="none" w:sz="0" w:space="0" w:color="000000"/>
+          <w:right w:val="none" w:sz="0" w:space="0" w:color="000000"/>
+        </w:pBdr>
+        <w:spacing w:after="0" w:before="0" w:line="240"/>
+        <w:ind w:left="0" w:right="0" w:firstLine="0" w:firstLineChars="0"/>
+      </w:pPr>
+      <w:r>
+        <w:rPr>
+          <w:rFonts w:ascii="Arial" w:hAnsi="Arial" w:eastAsia="Arial" w:cs="Arial"/>
+          <w:i w:val="false"/>
+          <w:b w:val="false"/>
+          <w:u w:val="none"/>
+          <w:strike w:val="false"/>
+          <w:sz w:val="20"/>
+          <w:szCs w:val="20"/>
+          <w:color w:val="000000"/>
+        </w:rPr>
+        <w:t xml:space="preserve">  • T-LB-02 — Laboratory CTCAE Grade ≥3</w:t>
+      </w:r>
+    </w:p>
+    <w:p>
+      <w:pPr>
+        <w:jc w:val="left"/>
+        <w:pBdr>
+          <w:bottom w:val="none" w:sz="0" w:space="0" w:color="000000"/>
+          <w:top w:val="none" w:sz="0" w:space="0" w:color="000000"/>
+          <w:left w:val="none" w:sz="0" w:space="0" w:color="000000"/>
+          <w:right w:val="none" w:sz="0" w:space="0" w:color="000000"/>
+        </w:pBdr>
+        <w:spacing w:after="0" w:before="0" w:line="240"/>
+        <w:ind w:left="0" w:right="0" w:firstLine="0" w:firstLineChars="0"/>
+      </w:pPr>
+      <w:r>
+        <w:rPr>
+          <w:rFonts w:ascii="Arial" w:hAnsi="Arial" w:eastAsia="Arial" w:cs="Arial"/>
+          <w:i w:val="false"/>
+          <w:b w:val="false"/>
+          <w:u w:val="none"/>
+          <w:strike w:val="false"/>
+          <w:sz w:val="20"/>
+          <w:szCs w:val="20"/>
+          <w:color w:val="000000"/>
+        </w:rPr>
+        <w:t xml:space="preserve">  • L-AE-01 — Listing of Serious Adverse Events</w:t>
+      </w:r>
+    </w:p>
+    <w:p>
+      <w:pPr>
+        <w:jc w:val="left"/>
+        <w:pBdr>
+          <w:bottom w:val="none" w:sz="0" w:space="0" w:color="000000"/>
+          <w:top w:val="none" w:sz="0" w:space="0" w:color="000000"/>
+          <w:left w:val="none" w:sz="0" w:space="0" w:color="000000"/>
+          <w:right w:val="none" w:sz="0" w:space="0" w:color="000000"/>
+        </w:pBdr>
+        <w:spacing w:after="0" w:before="0" w:line="240"/>
+        <w:ind w:left="0" w:right="0" w:firstLine="0" w:firstLineChars="0"/>
+      </w:pPr>
+      <w:r>
+        <w:rPr>
+          <w:rFonts w:ascii="Arial" w:hAnsi="Arial" w:eastAsia="Arial" w:cs="Arial"/>
+          <w:i w:val="false"/>
+          <w:b w:val="false"/>
+          <w:u w:val="none"/>
+          <w:strike w:val="false"/>
+          <w:sz w:val="20"/>
+          <w:szCs w:val="20"/>
+          <w:color w:val="000000"/>
+        </w:rPr>
+        <w:t xml:space="preserve">  • L-AE-02 — Listing of Deaths</w:t>
+      </w:r>
+    </w:p>
+    <w:p>
+      <w:pPr>
+        <w:jc w:val="left"/>
+        <w:pBdr>
+          <w:bottom w:val="none" w:sz="0" w:space="0" w:color="000000"/>
+          <w:top w:val="none" w:sz="0" w:space="0" w:color="000000"/>
+          <w:left w:val="none" w:sz="0" w:space="0" w:color="000000"/>
+          <w:right w:val="none" w:sz="0" w:space="0" w:color="000000"/>
+        </w:pBdr>
+        <w:spacing w:after="0" w:before="0" w:line="240"/>
+        <w:ind w:left="0" w:right="0" w:firstLine="0" w:firstLineChars="0"/>
+      </w:pPr>
+      <w:r>
+        <w:rPr>
+          <w:rFonts w:ascii="Arial" w:hAnsi="Arial" w:eastAsia="Arial" w:cs="Arial"/>
+          <w:i w:val="false"/>
+          <w:b w:val="false"/>
+          <w:u w:val="none"/>
+          <w:strike w:val="false"/>
+          <w:sz w:val="20"/>
+          <w:szCs w:val="20"/>
+          <w:color w:val="000000"/>
+        </w:rPr>
+        <w:t xml:space="preserve">  • L-AE-03 — Listing of AEs Leading to Discontinuation</w:t>
+      </w:r>
+    </w:p>
+    <w:p>
+      <w:pPr>
+        <w:jc w:val="left"/>
+        <w:pBdr>
+          <w:bottom w:val="none" w:sz="0" w:space="0" w:color="000000"/>
+          <w:top w:val="none" w:sz="0" w:space="0" w:color="000000"/>
+          <w:left w:val="none" w:sz="0" w:space="0" w:color="000000"/>
+          <w:right w:val="none" w:sz="0" w:space="0" w:color="000000"/>
+        </w:pBdr>
+        <w:spacing w:after="0" w:before="0" w:line="240"/>
+        <w:ind w:left="0" w:right="0" w:firstLine="0" w:firstLineChars="0"/>
+      </w:pPr>
+      <w:r>
+        <w:rPr>
+          <w:rFonts w:ascii="Arial" w:hAnsi="Arial" w:eastAsia="Arial" w:cs="Arial"/>
+          <w:i w:val="false"/>
+          <w:b w:val="false"/>
+          <w:u w:val="none"/>
+          <w:strike w:val="false"/>
+          <w:sz w:val="20"/>
+          <w:szCs w:val="20"/>
+          <w:color w:val="000000"/>
+        </w:rPr>
+        <w:t xml:space="preserve">  • L-LB-01 — Listing of Grade ≥3 Lab Abnormalities</w:t>
+      </w:r>
+    </w:p>
+    <w:p>
+      <w:pPr>
+        <w:jc w:val="left"/>
+        <w:pBdr>
+          <w:bottom w:val="none" w:sz="0" w:space="0" w:color="000000"/>
+          <w:top w:val="none" w:sz="0" w:space="0" w:color="000000"/>
+          <w:left w:val="none" w:sz="0" w:space="0" w:color="000000"/>
+          <w:right w:val="none" w:sz="0" w:space="0" w:color="000000"/>
+        </w:pBdr>
+        <w:spacing w:after="0" w:before="0" w:line="240"/>
+        <w:ind w:left="0" w:right="0" w:firstLine="0" w:firstLineChars="0"/>
+      </w:pPr>
+      <w:r>
+        <w:rPr>
+          <w:rFonts w:ascii="Arial" w:hAnsi="Arial" w:eastAsia="Arial" w:cs="Arial"/>
+          <w:i w:val="false"/>
+          <w:b w:val="false"/>
+          <w:u w:val="none"/>
+          <w:strike w:val="false"/>
+          <w:sz w:val="20"/>
+          <w:szCs w:val="20"/>
+          <w:color w:val="000000"/>
+        </w:rPr>
+        <w:t xml:space="preserve">  • L-DS-01 — Listing of Major Protocol Deviations</w:t>
       </w:r>
     </w:p>
     <w:p>
@@ -5182,6 +5546,2498 @@
             </a:graphic>
           </wp:inline>
         </w:drawing>
+      </w:r>
+    </w:p>
+    <w:p>
+      <w:pPr>
+        <w:pStyle w:val="Normal"/>
+      </w:pPr>
+      <w:r>
+        <w:t xml:space="preserve"> </w:t>
+      </w:r>
+    </w:p>
+    <w:p>
+      <w:pPr>
+        <w:jc w:val="left"/>
+        <w:pBdr>
+          <w:bottom w:val="none" w:sz="0" w:space="0" w:color="000000"/>
+          <w:top w:val="none" w:sz="0" w:space="0" w:color="000000"/>
+          <w:left w:val="none" w:sz="0" w:space="0" w:color="000000"/>
+          <w:right w:val="none" w:sz="0" w:space="0" w:color="000000"/>
+        </w:pBdr>
+        <w:spacing w:after="0" w:before="0" w:line="240"/>
+        <w:ind w:left="0" w:right="0" w:firstLine="0" w:firstLineChars="0"/>
+      </w:pPr>
+      <w:r>
+        <w:rPr>
+          <w:rFonts w:ascii="Arial" w:hAnsi="Arial" w:eastAsia="Arial" w:cs="Arial"/>
+          <w:i w:val="true"/>
+          <w:b w:val="false"/>
+          <w:u w:val="none"/>
+          <w:strike w:val="false"/>
+          <w:sz w:val="14"/>
+          <w:szCs w:val="14"/>
+          <w:color w:val="C0392B"/>
+        </w:rPr>
+        <w:t xml:space="preserve">DRAFT — produced 2026-05-16 — synthetic data, NOT for regulatory submission</w:t>
+      </w:r>
+    </w:p>
+    <w:p>
+      <w:pPr/>
+      <w:r>
+        <w:br w:type="page"/>
+      </w:r>
+    </w:p>
+    <w:p>
+      <w:pPr>
+        <w:jc w:val="left"/>
+        <w:pBdr>
+          <w:bottom w:val="none" w:sz="0" w:space="0" w:color="000000"/>
+          <w:top w:val="none" w:sz="0" w:space="0" w:color="000000"/>
+          <w:left w:val="none" w:sz="0" w:space="0" w:color="000000"/>
+          <w:right w:val="none" w:sz="0" w:space="0" w:color="000000"/>
+        </w:pBdr>
+        <w:spacing w:after="0" w:before="0" w:line="240"/>
+        <w:ind w:left="0" w:right="0" w:firstLine="0" w:firstLineChars="0"/>
+      </w:pPr>
+      <w:r>
+        <w:rPr>
+          <w:rFonts w:ascii="Arial" w:hAnsi="Arial" w:eastAsia="Arial" w:cs="Arial"/>
+          <w:i w:val="false"/>
+          <w:b w:val="true"/>
+          <w:u w:val="none"/>
+          <w:strike w:val="false"/>
+          <w:sz w:val="18"/>
+          <w:szCs w:val="18"/>
+          <w:color w:val="1F3864"/>
+        </w:rPr>
+        <w:t xml:space="preserve">Celindra Therapeutics (fictional)</w:t>
+      </w:r>
+    </w:p>
+    <w:p>
+      <w:pPr>
+        <w:jc w:val="left"/>
+        <w:pBdr>
+          <w:bottom w:val="none" w:sz="0" w:space="0" w:color="000000"/>
+          <w:top w:val="none" w:sz="0" w:space="0" w:color="000000"/>
+          <w:left w:val="none" w:sz="0" w:space="0" w:color="000000"/>
+          <w:right w:val="none" w:sz="0" w:space="0" w:color="000000"/>
+        </w:pBdr>
+        <w:spacing w:after="0" w:before="0" w:line="240"/>
+        <w:ind w:left="0" w:right="0" w:firstLine="0" w:firstLineChars="0"/>
+      </w:pPr>
+      <w:r>
+        <w:rPr>
+          <w:rFonts w:ascii="Arial" w:hAnsi="Arial" w:eastAsia="Arial" w:cs="Arial"/>
+          <w:i w:val="false"/>
+          <w:b w:val="false"/>
+          <w:u w:val="none"/>
+          <w:strike w:val="false"/>
+          <w:sz w:val="18"/>
+          <w:szCs w:val="18"/>
+          <w:color w:val="888888"/>
+        </w:rPr>
+        <w:t xml:space="preserve">Protocol TORIVUMAB-NSCLC-301</w:t>
+      </w:r>
+    </w:p>
+    <w:p>
+      <w:pPr>
+        <w:jc w:val="left"/>
+        <w:pBdr>
+          <w:bottom w:val="none" w:sz="0" w:space="0" w:color="000000"/>
+          <w:top w:val="none" w:sz="0" w:space="0" w:color="000000"/>
+          <w:left w:val="none" w:sz="0" w:space="0" w:color="000000"/>
+          <w:right w:val="none" w:sz="0" w:space="0" w:color="000000"/>
+        </w:pBdr>
+        <w:spacing w:after="0" w:before="0" w:line="240"/>
+        <w:ind w:left="0" w:right="0" w:firstLine="0" w:firstLineChars="0"/>
+      </w:pPr>
+      <w:r>
+        <w:rPr>
+          <w:rFonts w:ascii="Arial" w:hAnsi="Arial" w:eastAsia="Arial" w:cs="Arial"/>
+          <w:i w:val="false"/>
+          <w:b w:val="true"/>
+          <w:u w:val="none"/>
+          <w:strike w:val="false"/>
+          <w:sz w:val="22"/>
+          <w:szCs w:val="22"/>
+          <w:color w:val="1F3864"/>
+        </w:rPr>
+        <w:t xml:space="preserve">T-AE-01</w:t>
+      </w:r>
+    </w:p>
+    <w:p>
+      <w:pPr>
+        <w:jc w:val="left"/>
+        <w:pBdr>
+          <w:bottom w:val="none" w:sz="0" w:space="0" w:color="000000"/>
+          <w:top w:val="none" w:sz="0" w:space="0" w:color="000000"/>
+          <w:left w:val="none" w:sz="0" w:space="0" w:color="000000"/>
+          <w:right w:val="none" w:sz="0" w:space="0" w:color="000000"/>
+        </w:pBdr>
+        <w:spacing w:after="0" w:before="0" w:line="240"/>
+        <w:ind w:left="0" w:right="0" w:firstLine="0" w:firstLineChars="0"/>
+      </w:pPr>
+      <w:r>
+        <w:rPr>
+          <w:rFonts w:ascii="Arial" w:hAnsi="Arial" w:eastAsia="Arial" w:cs="Arial"/>
+          <w:i w:val="false"/>
+          <w:b w:val="true"/>
+          <w:u w:val="none"/>
+          <w:strike w:val="false"/>
+          <w:sz w:val="28"/>
+          <w:szCs w:val="28"/>
+          <w:color w:val="1F3864"/>
+        </w:rPr>
+        <w:t xml:space="preserve">Overall Summary of Adverse Events</w:t>
+      </w:r>
+    </w:p>
+    <w:p>
+      <w:pPr>
+        <w:pStyle w:val="Normal"/>
+      </w:pPr>
+      <w:r>
+        <w:t xml:space="preserve"> </w:t>
+      </w:r>
+    </w:p>
+    <w:p>
+      <w:pPr>
+        <w:jc w:val="left"/>
+        <w:pBdr>
+          <w:bottom w:val="none" w:sz="0" w:space="0" w:color="000000"/>
+          <w:top w:val="none" w:sz="0" w:space="0" w:color="000000"/>
+          <w:left w:val="none" w:sz="0" w:space="0" w:color="000000"/>
+          <w:right w:val="none" w:sz="0" w:space="0" w:color="000000"/>
+        </w:pBdr>
+        <w:spacing w:after="0" w:before="0" w:line="240"/>
+        <w:ind w:left="0" w:right="0" w:firstLine="0" w:firstLineChars="0"/>
+      </w:pPr>
+      <w:r>
+        <w:rPr>
+          <w:rFonts w:ascii="Arial" w:hAnsi="Arial" w:eastAsia="Arial" w:cs="Arial"/>
+          <w:i w:val="true"/>
+          <w:b w:val="false"/>
+          <w:u w:val="none"/>
+          <w:strike w:val="false"/>
+          <w:sz w:val="20"/>
+          <w:szCs w:val="20"/>
+          <w:color w:val="1F3864"/>
+        </w:rPr>
+        <w:t xml:space="preserve">→ See tfl/tables/T-AE-01.docx for the formatted table.</w:t>
+      </w:r>
+    </w:p>
+    <w:p>
+      <w:pPr>
+        <w:pStyle w:val="Normal"/>
+      </w:pPr>
+      <w:r>
+        <w:t xml:space="preserve"> </w:t>
+      </w:r>
+    </w:p>
+    <w:p>
+      <w:pPr>
+        <w:jc w:val="left"/>
+        <w:pBdr>
+          <w:bottom w:val="none" w:sz="0" w:space="0" w:color="000000"/>
+          <w:top w:val="none" w:sz="0" w:space="0" w:color="000000"/>
+          <w:left w:val="none" w:sz="0" w:space="0" w:color="000000"/>
+          <w:right w:val="none" w:sz="0" w:space="0" w:color="000000"/>
+        </w:pBdr>
+        <w:spacing w:after="0" w:before="0" w:line="240"/>
+        <w:ind w:left="0" w:right="0" w:firstLine="0" w:firstLineChars="0"/>
+      </w:pPr>
+      <w:r>
+        <w:rPr>
+          <w:rFonts w:ascii="Arial" w:hAnsi="Arial" w:eastAsia="Arial" w:cs="Arial"/>
+          <w:i w:val="true"/>
+          <w:b w:val="false"/>
+          <w:u w:val="none"/>
+          <w:strike w:val="false"/>
+          <w:sz w:val="14"/>
+          <w:szCs w:val="14"/>
+          <w:color w:val="C0392B"/>
+        </w:rPr>
+        <w:t xml:space="preserve">DRAFT — produced 2026-05-16 — synthetic data, NOT for regulatory submission</w:t>
+      </w:r>
+    </w:p>
+    <w:p>
+      <w:pPr/>
+      <w:r>
+        <w:br w:type="page"/>
+      </w:r>
+    </w:p>
+    <w:p>
+      <w:pPr>
+        <w:jc w:val="left"/>
+        <w:pBdr>
+          <w:bottom w:val="none" w:sz="0" w:space="0" w:color="000000"/>
+          <w:top w:val="none" w:sz="0" w:space="0" w:color="000000"/>
+          <w:left w:val="none" w:sz="0" w:space="0" w:color="000000"/>
+          <w:right w:val="none" w:sz="0" w:space="0" w:color="000000"/>
+        </w:pBdr>
+        <w:spacing w:after="0" w:before="0" w:line="240"/>
+        <w:ind w:left="0" w:right="0" w:firstLine="0" w:firstLineChars="0"/>
+      </w:pPr>
+      <w:r>
+        <w:rPr>
+          <w:rFonts w:ascii="Arial" w:hAnsi="Arial" w:eastAsia="Arial" w:cs="Arial"/>
+          <w:i w:val="false"/>
+          <w:b w:val="true"/>
+          <w:u w:val="none"/>
+          <w:strike w:val="false"/>
+          <w:sz w:val="18"/>
+          <w:szCs w:val="18"/>
+          <w:color w:val="1F3864"/>
+        </w:rPr>
+        <w:t xml:space="preserve">Celindra Therapeutics (fictional)</w:t>
+      </w:r>
+    </w:p>
+    <w:p>
+      <w:pPr>
+        <w:jc w:val="left"/>
+        <w:pBdr>
+          <w:bottom w:val="none" w:sz="0" w:space="0" w:color="000000"/>
+          <w:top w:val="none" w:sz="0" w:space="0" w:color="000000"/>
+          <w:left w:val="none" w:sz="0" w:space="0" w:color="000000"/>
+          <w:right w:val="none" w:sz="0" w:space="0" w:color="000000"/>
+        </w:pBdr>
+        <w:spacing w:after="0" w:before="0" w:line="240"/>
+        <w:ind w:left="0" w:right="0" w:firstLine="0" w:firstLineChars="0"/>
+      </w:pPr>
+      <w:r>
+        <w:rPr>
+          <w:rFonts w:ascii="Arial" w:hAnsi="Arial" w:eastAsia="Arial" w:cs="Arial"/>
+          <w:i w:val="false"/>
+          <w:b w:val="false"/>
+          <w:u w:val="none"/>
+          <w:strike w:val="false"/>
+          <w:sz w:val="18"/>
+          <w:szCs w:val="18"/>
+          <w:color w:val="888888"/>
+        </w:rPr>
+        <w:t xml:space="preserve">Protocol TORIVUMAB-NSCLC-301</w:t>
+      </w:r>
+    </w:p>
+    <w:p>
+      <w:pPr>
+        <w:jc w:val="left"/>
+        <w:pBdr>
+          <w:bottom w:val="none" w:sz="0" w:space="0" w:color="000000"/>
+          <w:top w:val="none" w:sz="0" w:space="0" w:color="000000"/>
+          <w:left w:val="none" w:sz="0" w:space="0" w:color="000000"/>
+          <w:right w:val="none" w:sz="0" w:space="0" w:color="000000"/>
+        </w:pBdr>
+        <w:spacing w:after="0" w:before="0" w:line="240"/>
+        <w:ind w:left="0" w:right="0" w:firstLine="0" w:firstLineChars="0"/>
+      </w:pPr>
+      <w:r>
+        <w:rPr>
+          <w:rFonts w:ascii="Arial" w:hAnsi="Arial" w:eastAsia="Arial" w:cs="Arial"/>
+          <w:i w:val="false"/>
+          <w:b w:val="true"/>
+          <w:u w:val="none"/>
+          <w:strike w:val="false"/>
+          <w:sz w:val="22"/>
+          <w:szCs w:val="22"/>
+          <w:color w:val="1F3864"/>
+        </w:rPr>
+        <w:t xml:space="preserve">T-AE-02</w:t>
+      </w:r>
+    </w:p>
+    <w:p>
+      <w:pPr>
+        <w:jc w:val="left"/>
+        <w:pBdr>
+          <w:bottom w:val="none" w:sz="0" w:space="0" w:color="000000"/>
+          <w:top w:val="none" w:sz="0" w:space="0" w:color="000000"/>
+          <w:left w:val="none" w:sz="0" w:space="0" w:color="000000"/>
+          <w:right w:val="none" w:sz="0" w:space="0" w:color="000000"/>
+        </w:pBdr>
+        <w:spacing w:after="0" w:before="0" w:line="240"/>
+        <w:ind w:left="0" w:right="0" w:firstLine="0" w:firstLineChars="0"/>
+      </w:pPr>
+      <w:r>
+        <w:rPr>
+          <w:rFonts w:ascii="Arial" w:hAnsi="Arial" w:eastAsia="Arial" w:cs="Arial"/>
+          <w:i w:val="false"/>
+          <w:b w:val="true"/>
+          <w:u w:val="none"/>
+          <w:strike w:val="false"/>
+          <w:sz w:val="28"/>
+          <w:szCs w:val="28"/>
+          <w:color w:val="1F3864"/>
+        </w:rPr>
+        <w:t xml:space="preserve">TEAEs by SOC and PT (≥5% any arm)</w:t>
+      </w:r>
+    </w:p>
+    <w:p>
+      <w:pPr>
+        <w:pStyle w:val="Normal"/>
+      </w:pPr>
+      <w:r>
+        <w:t xml:space="preserve"> </w:t>
+      </w:r>
+    </w:p>
+    <w:p>
+      <w:pPr>
+        <w:jc w:val="left"/>
+        <w:pBdr>
+          <w:bottom w:val="none" w:sz="0" w:space="0" w:color="000000"/>
+          <w:top w:val="none" w:sz="0" w:space="0" w:color="000000"/>
+          <w:left w:val="none" w:sz="0" w:space="0" w:color="000000"/>
+          <w:right w:val="none" w:sz="0" w:space="0" w:color="000000"/>
+        </w:pBdr>
+        <w:spacing w:after="0" w:before="0" w:line="240"/>
+        <w:ind w:left="0" w:right="0" w:firstLine="0" w:firstLineChars="0"/>
+      </w:pPr>
+      <w:r>
+        <w:rPr>
+          <w:rFonts w:ascii="Arial" w:hAnsi="Arial" w:eastAsia="Arial" w:cs="Arial"/>
+          <w:i w:val="true"/>
+          <w:b w:val="false"/>
+          <w:u w:val="none"/>
+          <w:strike w:val="false"/>
+          <w:sz w:val="20"/>
+          <w:szCs w:val="20"/>
+          <w:color w:val="1F3864"/>
+        </w:rPr>
+        <w:t xml:space="preserve">→ See tfl/tables/T-AE-02.docx for the formatted table.</w:t>
+      </w:r>
+    </w:p>
+    <w:p>
+      <w:pPr>
+        <w:pStyle w:val="Normal"/>
+      </w:pPr>
+      <w:r>
+        <w:t xml:space="preserve"> </w:t>
+      </w:r>
+    </w:p>
+    <w:p>
+      <w:pPr>
+        <w:jc w:val="left"/>
+        <w:pBdr>
+          <w:bottom w:val="none" w:sz="0" w:space="0" w:color="000000"/>
+          <w:top w:val="none" w:sz="0" w:space="0" w:color="000000"/>
+          <w:left w:val="none" w:sz="0" w:space="0" w:color="000000"/>
+          <w:right w:val="none" w:sz="0" w:space="0" w:color="000000"/>
+        </w:pBdr>
+        <w:spacing w:after="0" w:before="0" w:line="240"/>
+        <w:ind w:left="0" w:right="0" w:firstLine="0" w:firstLineChars="0"/>
+      </w:pPr>
+      <w:r>
+        <w:rPr>
+          <w:rFonts w:ascii="Arial" w:hAnsi="Arial" w:eastAsia="Arial" w:cs="Arial"/>
+          <w:i w:val="true"/>
+          <w:b w:val="false"/>
+          <w:u w:val="none"/>
+          <w:strike w:val="false"/>
+          <w:sz w:val="14"/>
+          <w:szCs w:val="14"/>
+          <w:color w:val="C0392B"/>
+        </w:rPr>
+        <w:t xml:space="preserve">DRAFT — produced 2026-05-16 — synthetic data, NOT for regulatory submission</w:t>
+      </w:r>
+    </w:p>
+    <w:p>
+      <w:pPr/>
+      <w:r>
+        <w:br w:type="page"/>
+      </w:r>
+    </w:p>
+    <w:p>
+      <w:pPr>
+        <w:jc w:val="left"/>
+        <w:pBdr>
+          <w:bottom w:val="none" w:sz="0" w:space="0" w:color="000000"/>
+          <w:top w:val="none" w:sz="0" w:space="0" w:color="000000"/>
+          <w:left w:val="none" w:sz="0" w:space="0" w:color="000000"/>
+          <w:right w:val="none" w:sz="0" w:space="0" w:color="000000"/>
+        </w:pBdr>
+        <w:spacing w:after="0" w:before="0" w:line="240"/>
+        <w:ind w:left="0" w:right="0" w:firstLine="0" w:firstLineChars="0"/>
+      </w:pPr>
+      <w:r>
+        <w:rPr>
+          <w:rFonts w:ascii="Arial" w:hAnsi="Arial" w:eastAsia="Arial" w:cs="Arial"/>
+          <w:i w:val="false"/>
+          <w:b w:val="true"/>
+          <w:u w:val="none"/>
+          <w:strike w:val="false"/>
+          <w:sz w:val="18"/>
+          <w:szCs w:val="18"/>
+          <w:color w:val="1F3864"/>
+        </w:rPr>
+        <w:t xml:space="preserve">Celindra Therapeutics (fictional)</w:t>
+      </w:r>
+    </w:p>
+    <w:p>
+      <w:pPr>
+        <w:jc w:val="left"/>
+        <w:pBdr>
+          <w:bottom w:val="none" w:sz="0" w:space="0" w:color="000000"/>
+          <w:top w:val="none" w:sz="0" w:space="0" w:color="000000"/>
+          <w:left w:val="none" w:sz="0" w:space="0" w:color="000000"/>
+          <w:right w:val="none" w:sz="0" w:space="0" w:color="000000"/>
+        </w:pBdr>
+        <w:spacing w:after="0" w:before="0" w:line="240"/>
+        <w:ind w:left="0" w:right="0" w:firstLine="0" w:firstLineChars="0"/>
+      </w:pPr>
+      <w:r>
+        <w:rPr>
+          <w:rFonts w:ascii="Arial" w:hAnsi="Arial" w:eastAsia="Arial" w:cs="Arial"/>
+          <w:i w:val="false"/>
+          <w:b w:val="false"/>
+          <w:u w:val="none"/>
+          <w:strike w:val="false"/>
+          <w:sz w:val="18"/>
+          <w:szCs w:val="18"/>
+          <w:color w:val="888888"/>
+        </w:rPr>
+        <w:t xml:space="preserve">Protocol TORIVUMAB-NSCLC-301</w:t>
+      </w:r>
+    </w:p>
+    <w:p>
+      <w:pPr>
+        <w:jc w:val="left"/>
+        <w:pBdr>
+          <w:bottom w:val="none" w:sz="0" w:space="0" w:color="000000"/>
+          <w:top w:val="none" w:sz="0" w:space="0" w:color="000000"/>
+          <w:left w:val="none" w:sz="0" w:space="0" w:color="000000"/>
+          <w:right w:val="none" w:sz="0" w:space="0" w:color="000000"/>
+        </w:pBdr>
+        <w:spacing w:after="0" w:before="0" w:line="240"/>
+        <w:ind w:left="0" w:right="0" w:firstLine="0" w:firstLineChars="0"/>
+      </w:pPr>
+      <w:r>
+        <w:rPr>
+          <w:rFonts w:ascii="Arial" w:hAnsi="Arial" w:eastAsia="Arial" w:cs="Arial"/>
+          <w:i w:val="false"/>
+          <w:b w:val="true"/>
+          <w:u w:val="none"/>
+          <w:strike w:val="false"/>
+          <w:sz w:val="22"/>
+          <w:szCs w:val="22"/>
+          <w:color w:val="1F3864"/>
+        </w:rPr>
+        <w:t xml:space="preserve">T-AE-03</w:t>
+      </w:r>
+    </w:p>
+    <w:p>
+      <w:pPr>
+        <w:jc w:val="left"/>
+        <w:pBdr>
+          <w:bottom w:val="none" w:sz="0" w:space="0" w:color="000000"/>
+          <w:top w:val="none" w:sz="0" w:space="0" w:color="000000"/>
+          <w:left w:val="none" w:sz="0" w:space="0" w:color="000000"/>
+          <w:right w:val="none" w:sz="0" w:space="0" w:color="000000"/>
+        </w:pBdr>
+        <w:spacing w:after="0" w:before="0" w:line="240"/>
+        <w:ind w:left="0" w:right="0" w:firstLine="0" w:firstLineChars="0"/>
+      </w:pPr>
+      <w:r>
+        <w:rPr>
+          <w:rFonts w:ascii="Arial" w:hAnsi="Arial" w:eastAsia="Arial" w:cs="Arial"/>
+          <w:i w:val="false"/>
+          <w:b w:val="true"/>
+          <w:u w:val="none"/>
+          <w:strike w:val="false"/>
+          <w:sz w:val="28"/>
+          <w:szCs w:val="28"/>
+          <w:color w:val="1F3864"/>
+        </w:rPr>
+        <w:t xml:space="preserve">Grade ≥3 TEAEs by SOC and PT</w:t>
+      </w:r>
+    </w:p>
+    <w:p>
+      <w:pPr>
+        <w:pStyle w:val="Normal"/>
+      </w:pPr>
+      <w:r>
+        <w:t xml:space="preserve"> </w:t>
+      </w:r>
+    </w:p>
+    <w:p>
+      <w:pPr>
+        <w:jc w:val="left"/>
+        <w:pBdr>
+          <w:bottom w:val="none" w:sz="0" w:space="0" w:color="000000"/>
+          <w:top w:val="none" w:sz="0" w:space="0" w:color="000000"/>
+          <w:left w:val="none" w:sz="0" w:space="0" w:color="000000"/>
+          <w:right w:val="none" w:sz="0" w:space="0" w:color="000000"/>
+        </w:pBdr>
+        <w:spacing w:after="0" w:before="0" w:line="240"/>
+        <w:ind w:left="0" w:right="0" w:firstLine="0" w:firstLineChars="0"/>
+      </w:pPr>
+      <w:r>
+        <w:rPr>
+          <w:rFonts w:ascii="Arial" w:hAnsi="Arial" w:eastAsia="Arial" w:cs="Arial"/>
+          <w:i w:val="true"/>
+          <w:b w:val="false"/>
+          <w:u w:val="none"/>
+          <w:strike w:val="false"/>
+          <w:sz w:val="20"/>
+          <w:szCs w:val="20"/>
+          <w:color w:val="1F3864"/>
+        </w:rPr>
+        <w:t xml:space="preserve">→ See tfl/tables/T-AE-03.docx for the formatted table.</w:t>
+      </w:r>
+    </w:p>
+    <w:p>
+      <w:pPr>
+        <w:pStyle w:val="Normal"/>
+      </w:pPr>
+      <w:r>
+        <w:t xml:space="preserve"> </w:t>
+      </w:r>
+    </w:p>
+    <w:p>
+      <w:pPr>
+        <w:jc w:val="left"/>
+        <w:pBdr>
+          <w:bottom w:val="none" w:sz="0" w:space="0" w:color="000000"/>
+          <w:top w:val="none" w:sz="0" w:space="0" w:color="000000"/>
+          <w:left w:val="none" w:sz="0" w:space="0" w:color="000000"/>
+          <w:right w:val="none" w:sz="0" w:space="0" w:color="000000"/>
+        </w:pBdr>
+        <w:spacing w:after="0" w:before="0" w:line="240"/>
+        <w:ind w:left="0" w:right="0" w:firstLine="0" w:firstLineChars="0"/>
+      </w:pPr>
+      <w:r>
+        <w:rPr>
+          <w:rFonts w:ascii="Arial" w:hAnsi="Arial" w:eastAsia="Arial" w:cs="Arial"/>
+          <w:i w:val="true"/>
+          <w:b w:val="false"/>
+          <w:u w:val="none"/>
+          <w:strike w:val="false"/>
+          <w:sz w:val="14"/>
+          <w:szCs w:val="14"/>
+          <w:color w:val="C0392B"/>
+        </w:rPr>
+        <w:t xml:space="preserve">DRAFT — produced 2026-05-16 — synthetic data, NOT for regulatory submission</w:t>
+      </w:r>
+    </w:p>
+    <w:p>
+      <w:pPr/>
+      <w:r>
+        <w:br w:type="page"/>
+      </w:r>
+    </w:p>
+    <w:p>
+      <w:pPr>
+        <w:jc w:val="left"/>
+        <w:pBdr>
+          <w:bottom w:val="none" w:sz="0" w:space="0" w:color="000000"/>
+          <w:top w:val="none" w:sz="0" w:space="0" w:color="000000"/>
+          <w:left w:val="none" w:sz="0" w:space="0" w:color="000000"/>
+          <w:right w:val="none" w:sz="0" w:space="0" w:color="000000"/>
+        </w:pBdr>
+        <w:spacing w:after="0" w:before="0" w:line="240"/>
+        <w:ind w:left="0" w:right="0" w:firstLine="0" w:firstLineChars="0"/>
+      </w:pPr>
+      <w:r>
+        <w:rPr>
+          <w:rFonts w:ascii="Arial" w:hAnsi="Arial" w:eastAsia="Arial" w:cs="Arial"/>
+          <w:i w:val="false"/>
+          <w:b w:val="true"/>
+          <w:u w:val="none"/>
+          <w:strike w:val="false"/>
+          <w:sz w:val="18"/>
+          <w:szCs w:val="18"/>
+          <w:color w:val="1F3864"/>
+        </w:rPr>
+        <w:t xml:space="preserve">Celindra Therapeutics (fictional)</w:t>
+      </w:r>
+    </w:p>
+    <w:p>
+      <w:pPr>
+        <w:jc w:val="left"/>
+        <w:pBdr>
+          <w:bottom w:val="none" w:sz="0" w:space="0" w:color="000000"/>
+          <w:top w:val="none" w:sz="0" w:space="0" w:color="000000"/>
+          <w:left w:val="none" w:sz="0" w:space="0" w:color="000000"/>
+          <w:right w:val="none" w:sz="0" w:space="0" w:color="000000"/>
+        </w:pBdr>
+        <w:spacing w:after="0" w:before="0" w:line="240"/>
+        <w:ind w:left="0" w:right="0" w:firstLine="0" w:firstLineChars="0"/>
+      </w:pPr>
+      <w:r>
+        <w:rPr>
+          <w:rFonts w:ascii="Arial" w:hAnsi="Arial" w:eastAsia="Arial" w:cs="Arial"/>
+          <w:i w:val="false"/>
+          <w:b w:val="false"/>
+          <w:u w:val="none"/>
+          <w:strike w:val="false"/>
+          <w:sz w:val="18"/>
+          <w:szCs w:val="18"/>
+          <w:color w:val="888888"/>
+        </w:rPr>
+        <w:t xml:space="preserve">Protocol TORIVUMAB-NSCLC-301</w:t>
+      </w:r>
+    </w:p>
+    <w:p>
+      <w:pPr>
+        <w:jc w:val="left"/>
+        <w:pBdr>
+          <w:bottom w:val="none" w:sz="0" w:space="0" w:color="000000"/>
+          <w:top w:val="none" w:sz="0" w:space="0" w:color="000000"/>
+          <w:left w:val="none" w:sz="0" w:space="0" w:color="000000"/>
+          <w:right w:val="none" w:sz="0" w:space="0" w:color="000000"/>
+        </w:pBdr>
+        <w:spacing w:after="0" w:before="0" w:line="240"/>
+        <w:ind w:left="0" w:right="0" w:firstLine="0" w:firstLineChars="0"/>
+      </w:pPr>
+      <w:r>
+        <w:rPr>
+          <w:rFonts w:ascii="Arial" w:hAnsi="Arial" w:eastAsia="Arial" w:cs="Arial"/>
+          <w:i w:val="false"/>
+          <w:b w:val="true"/>
+          <w:u w:val="none"/>
+          <w:strike w:val="false"/>
+          <w:sz w:val="22"/>
+          <w:szCs w:val="22"/>
+          <w:color w:val="1F3864"/>
+        </w:rPr>
+        <w:t xml:space="preserve">T-AE-04</w:t>
+      </w:r>
+    </w:p>
+    <w:p>
+      <w:pPr>
+        <w:jc w:val="left"/>
+        <w:pBdr>
+          <w:bottom w:val="none" w:sz="0" w:space="0" w:color="000000"/>
+          <w:top w:val="none" w:sz="0" w:space="0" w:color="000000"/>
+          <w:left w:val="none" w:sz="0" w:space="0" w:color="000000"/>
+          <w:right w:val="none" w:sz="0" w:space="0" w:color="000000"/>
+        </w:pBdr>
+        <w:spacing w:after="0" w:before="0" w:line="240"/>
+        <w:ind w:left="0" w:right="0" w:firstLine="0" w:firstLineChars="0"/>
+      </w:pPr>
+      <w:r>
+        <w:rPr>
+          <w:rFonts w:ascii="Arial" w:hAnsi="Arial" w:eastAsia="Arial" w:cs="Arial"/>
+          <w:i w:val="false"/>
+          <w:b w:val="true"/>
+          <w:u w:val="none"/>
+          <w:strike w:val="false"/>
+          <w:sz w:val="28"/>
+          <w:szCs w:val="28"/>
+          <w:color w:val="1F3864"/>
+        </w:rPr>
+        <w:t xml:space="preserve">Serious Adverse Events by SOC and PT</w:t>
+      </w:r>
+    </w:p>
+    <w:p>
+      <w:pPr>
+        <w:pStyle w:val="Normal"/>
+      </w:pPr>
+      <w:r>
+        <w:t xml:space="preserve"> </w:t>
+      </w:r>
+    </w:p>
+    <w:p>
+      <w:pPr>
+        <w:jc w:val="left"/>
+        <w:pBdr>
+          <w:bottom w:val="none" w:sz="0" w:space="0" w:color="000000"/>
+          <w:top w:val="none" w:sz="0" w:space="0" w:color="000000"/>
+          <w:left w:val="none" w:sz="0" w:space="0" w:color="000000"/>
+          <w:right w:val="none" w:sz="0" w:space="0" w:color="000000"/>
+        </w:pBdr>
+        <w:spacing w:after="0" w:before="0" w:line="240"/>
+        <w:ind w:left="0" w:right="0" w:firstLine="0" w:firstLineChars="0"/>
+      </w:pPr>
+      <w:r>
+        <w:rPr>
+          <w:rFonts w:ascii="Arial" w:hAnsi="Arial" w:eastAsia="Arial" w:cs="Arial"/>
+          <w:i w:val="true"/>
+          <w:b w:val="false"/>
+          <w:u w:val="none"/>
+          <w:strike w:val="false"/>
+          <w:sz w:val="20"/>
+          <w:szCs w:val="20"/>
+          <w:color w:val="1F3864"/>
+        </w:rPr>
+        <w:t xml:space="preserve">→ See tfl/tables/T-AE-04.docx for the formatted table.</w:t>
+      </w:r>
+    </w:p>
+    <w:p>
+      <w:pPr>
+        <w:pStyle w:val="Normal"/>
+      </w:pPr>
+      <w:r>
+        <w:t xml:space="preserve"> </w:t>
+      </w:r>
+    </w:p>
+    <w:p>
+      <w:pPr>
+        <w:jc w:val="left"/>
+        <w:pBdr>
+          <w:bottom w:val="none" w:sz="0" w:space="0" w:color="000000"/>
+          <w:top w:val="none" w:sz="0" w:space="0" w:color="000000"/>
+          <w:left w:val="none" w:sz="0" w:space="0" w:color="000000"/>
+          <w:right w:val="none" w:sz="0" w:space="0" w:color="000000"/>
+        </w:pBdr>
+        <w:spacing w:after="0" w:before="0" w:line="240"/>
+        <w:ind w:left="0" w:right="0" w:firstLine="0" w:firstLineChars="0"/>
+      </w:pPr>
+      <w:r>
+        <w:rPr>
+          <w:rFonts w:ascii="Arial" w:hAnsi="Arial" w:eastAsia="Arial" w:cs="Arial"/>
+          <w:i w:val="true"/>
+          <w:b w:val="false"/>
+          <w:u w:val="none"/>
+          <w:strike w:val="false"/>
+          <w:sz w:val="14"/>
+          <w:szCs w:val="14"/>
+          <w:color w:val="C0392B"/>
+        </w:rPr>
+        <w:t xml:space="preserve">DRAFT — produced 2026-05-16 — synthetic data, NOT for regulatory submission</w:t>
+      </w:r>
+    </w:p>
+    <w:p>
+      <w:pPr/>
+      <w:r>
+        <w:br w:type="page"/>
+      </w:r>
+    </w:p>
+    <w:p>
+      <w:pPr>
+        <w:jc w:val="left"/>
+        <w:pBdr>
+          <w:bottom w:val="none" w:sz="0" w:space="0" w:color="000000"/>
+          <w:top w:val="none" w:sz="0" w:space="0" w:color="000000"/>
+          <w:left w:val="none" w:sz="0" w:space="0" w:color="000000"/>
+          <w:right w:val="none" w:sz="0" w:space="0" w:color="000000"/>
+        </w:pBdr>
+        <w:spacing w:after="0" w:before="0" w:line="240"/>
+        <w:ind w:left="0" w:right="0" w:firstLine="0" w:firstLineChars="0"/>
+      </w:pPr>
+      <w:r>
+        <w:rPr>
+          <w:rFonts w:ascii="Arial" w:hAnsi="Arial" w:eastAsia="Arial" w:cs="Arial"/>
+          <w:i w:val="false"/>
+          <w:b w:val="true"/>
+          <w:u w:val="none"/>
+          <w:strike w:val="false"/>
+          <w:sz w:val="18"/>
+          <w:szCs w:val="18"/>
+          <w:color w:val="1F3864"/>
+        </w:rPr>
+        <w:t xml:space="preserve">Celindra Therapeutics (fictional)</w:t>
+      </w:r>
+    </w:p>
+    <w:p>
+      <w:pPr>
+        <w:jc w:val="left"/>
+        <w:pBdr>
+          <w:bottom w:val="none" w:sz="0" w:space="0" w:color="000000"/>
+          <w:top w:val="none" w:sz="0" w:space="0" w:color="000000"/>
+          <w:left w:val="none" w:sz="0" w:space="0" w:color="000000"/>
+          <w:right w:val="none" w:sz="0" w:space="0" w:color="000000"/>
+        </w:pBdr>
+        <w:spacing w:after="0" w:before="0" w:line="240"/>
+        <w:ind w:left="0" w:right="0" w:firstLine="0" w:firstLineChars="0"/>
+      </w:pPr>
+      <w:r>
+        <w:rPr>
+          <w:rFonts w:ascii="Arial" w:hAnsi="Arial" w:eastAsia="Arial" w:cs="Arial"/>
+          <w:i w:val="false"/>
+          <w:b w:val="false"/>
+          <w:u w:val="none"/>
+          <w:strike w:val="false"/>
+          <w:sz w:val="18"/>
+          <w:szCs w:val="18"/>
+          <w:color w:val="888888"/>
+        </w:rPr>
+        <w:t xml:space="preserve">Protocol TORIVUMAB-NSCLC-301</w:t>
+      </w:r>
+    </w:p>
+    <w:p>
+      <w:pPr>
+        <w:jc w:val="left"/>
+        <w:pBdr>
+          <w:bottom w:val="none" w:sz="0" w:space="0" w:color="000000"/>
+          <w:top w:val="none" w:sz="0" w:space="0" w:color="000000"/>
+          <w:left w:val="none" w:sz="0" w:space="0" w:color="000000"/>
+          <w:right w:val="none" w:sz="0" w:space="0" w:color="000000"/>
+        </w:pBdr>
+        <w:spacing w:after="0" w:before="0" w:line="240"/>
+        <w:ind w:left="0" w:right="0" w:firstLine="0" w:firstLineChars="0"/>
+      </w:pPr>
+      <w:r>
+        <w:rPr>
+          <w:rFonts w:ascii="Arial" w:hAnsi="Arial" w:eastAsia="Arial" w:cs="Arial"/>
+          <w:i w:val="false"/>
+          <w:b w:val="true"/>
+          <w:u w:val="none"/>
+          <w:strike w:val="false"/>
+          <w:sz w:val="22"/>
+          <w:szCs w:val="22"/>
+          <w:color w:val="1F3864"/>
+        </w:rPr>
+        <w:t xml:space="preserve">T-AE-05</w:t>
+      </w:r>
+    </w:p>
+    <w:p>
+      <w:pPr>
+        <w:jc w:val="left"/>
+        <w:pBdr>
+          <w:bottom w:val="none" w:sz="0" w:space="0" w:color="000000"/>
+          <w:top w:val="none" w:sz="0" w:space="0" w:color="000000"/>
+          <w:left w:val="none" w:sz="0" w:space="0" w:color="000000"/>
+          <w:right w:val="none" w:sz="0" w:space="0" w:color="000000"/>
+        </w:pBdr>
+        <w:spacing w:after="0" w:before="0" w:line="240"/>
+        <w:ind w:left="0" w:right="0" w:firstLine="0" w:firstLineChars="0"/>
+      </w:pPr>
+      <w:r>
+        <w:rPr>
+          <w:rFonts w:ascii="Arial" w:hAnsi="Arial" w:eastAsia="Arial" w:cs="Arial"/>
+          <w:i w:val="false"/>
+          <w:b w:val="true"/>
+          <w:u w:val="none"/>
+          <w:strike w:val="false"/>
+          <w:sz w:val="28"/>
+          <w:szCs w:val="28"/>
+          <w:color w:val="1F3864"/>
+        </w:rPr>
+        <w:t xml:space="preserve">Immune-Related Adverse Events</w:t>
+      </w:r>
+    </w:p>
+    <w:p>
+      <w:pPr>
+        <w:pStyle w:val="Normal"/>
+      </w:pPr>
+      <w:r>
+        <w:t xml:space="preserve"> </w:t>
+      </w:r>
+    </w:p>
+    <w:p>
+      <w:pPr>
+        <w:jc w:val="left"/>
+        <w:pBdr>
+          <w:bottom w:val="none" w:sz="0" w:space="0" w:color="000000"/>
+          <w:top w:val="none" w:sz="0" w:space="0" w:color="000000"/>
+          <w:left w:val="none" w:sz="0" w:space="0" w:color="000000"/>
+          <w:right w:val="none" w:sz="0" w:space="0" w:color="000000"/>
+        </w:pBdr>
+        <w:spacing w:after="0" w:before="0" w:line="240"/>
+        <w:ind w:left="0" w:right="0" w:firstLine="0" w:firstLineChars="0"/>
+      </w:pPr>
+      <w:r>
+        <w:rPr>
+          <w:rFonts w:ascii="Arial" w:hAnsi="Arial" w:eastAsia="Arial" w:cs="Arial"/>
+          <w:i w:val="true"/>
+          <w:b w:val="false"/>
+          <w:u w:val="none"/>
+          <w:strike w:val="false"/>
+          <w:sz w:val="20"/>
+          <w:szCs w:val="20"/>
+          <w:color w:val="1F3864"/>
+        </w:rPr>
+        <w:t xml:space="preserve">→ See tfl/tables/T-AE-05.docx for the formatted table.</w:t>
+      </w:r>
+    </w:p>
+    <w:p>
+      <w:pPr>
+        <w:pStyle w:val="Normal"/>
+      </w:pPr>
+      <w:r>
+        <w:t xml:space="preserve"> </w:t>
+      </w:r>
+    </w:p>
+    <w:p>
+      <w:pPr>
+        <w:jc w:val="left"/>
+        <w:pBdr>
+          <w:bottom w:val="none" w:sz="0" w:space="0" w:color="000000"/>
+          <w:top w:val="none" w:sz="0" w:space="0" w:color="000000"/>
+          <w:left w:val="none" w:sz="0" w:space="0" w:color="000000"/>
+          <w:right w:val="none" w:sz="0" w:space="0" w:color="000000"/>
+        </w:pBdr>
+        <w:spacing w:after="0" w:before="0" w:line="240"/>
+        <w:ind w:left="0" w:right="0" w:firstLine="0" w:firstLineChars="0"/>
+      </w:pPr>
+      <w:r>
+        <w:rPr>
+          <w:rFonts w:ascii="Arial" w:hAnsi="Arial" w:eastAsia="Arial" w:cs="Arial"/>
+          <w:i w:val="true"/>
+          <w:b w:val="false"/>
+          <w:u w:val="none"/>
+          <w:strike w:val="false"/>
+          <w:sz w:val="14"/>
+          <w:szCs w:val="14"/>
+          <w:color w:val="C0392B"/>
+        </w:rPr>
+        <w:t xml:space="preserve">DRAFT — produced 2026-05-16 — synthetic data, NOT for regulatory submission</w:t>
+      </w:r>
+    </w:p>
+    <w:p>
+      <w:pPr/>
+      <w:r>
+        <w:br w:type="page"/>
+      </w:r>
+    </w:p>
+    <w:p>
+      <w:pPr>
+        <w:jc w:val="left"/>
+        <w:pBdr>
+          <w:bottom w:val="none" w:sz="0" w:space="0" w:color="000000"/>
+          <w:top w:val="none" w:sz="0" w:space="0" w:color="000000"/>
+          <w:left w:val="none" w:sz="0" w:space="0" w:color="000000"/>
+          <w:right w:val="none" w:sz="0" w:space="0" w:color="000000"/>
+        </w:pBdr>
+        <w:spacing w:after="0" w:before="0" w:line="240"/>
+        <w:ind w:left="0" w:right="0" w:firstLine="0" w:firstLineChars="0"/>
+      </w:pPr>
+      <w:r>
+        <w:rPr>
+          <w:rFonts w:ascii="Arial" w:hAnsi="Arial" w:eastAsia="Arial" w:cs="Arial"/>
+          <w:i w:val="false"/>
+          <w:b w:val="true"/>
+          <w:u w:val="none"/>
+          <w:strike w:val="false"/>
+          <w:sz w:val="18"/>
+          <w:szCs w:val="18"/>
+          <w:color w:val="1F3864"/>
+        </w:rPr>
+        <w:t xml:space="preserve">Celindra Therapeutics (fictional)</w:t>
+      </w:r>
+    </w:p>
+    <w:p>
+      <w:pPr>
+        <w:jc w:val="left"/>
+        <w:pBdr>
+          <w:bottom w:val="none" w:sz="0" w:space="0" w:color="000000"/>
+          <w:top w:val="none" w:sz="0" w:space="0" w:color="000000"/>
+          <w:left w:val="none" w:sz="0" w:space="0" w:color="000000"/>
+          <w:right w:val="none" w:sz="0" w:space="0" w:color="000000"/>
+        </w:pBdr>
+        <w:spacing w:after="0" w:before="0" w:line="240"/>
+        <w:ind w:left="0" w:right="0" w:firstLine="0" w:firstLineChars="0"/>
+      </w:pPr>
+      <w:r>
+        <w:rPr>
+          <w:rFonts w:ascii="Arial" w:hAnsi="Arial" w:eastAsia="Arial" w:cs="Arial"/>
+          <w:i w:val="false"/>
+          <w:b w:val="false"/>
+          <w:u w:val="none"/>
+          <w:strike w:val="false"/>
+          <w:sz w:val="18"/>
+          <w:szCs w:val="18"/>
+          <w:color w:val="888888"/>
+        </w:rPr>
+        <w:t xml:space="preserve">Protocol TORIVUMAB-NSCLC-301</w:t>
+      </w:r>
+    </w:p>
+    <w:p>
+      <w:pPr>
+        <w:jc w:val="left"/>
+        <w:pBdr>
+          <w:bottom w:val="none" w:sz="0" w:space="0" w:color="000000"/>
+          <w:top w:val="none" w:sz="0" w:space="0" w:color="000000"/>
+          <w:left w:val="none" w:sz="0" w:space="0" w:color="000000"/>
+          <w:right w:val="none" w:sz="0" w:space="0" w:color="000000"/>
+        </w:pBdr>
+        <w:spacing w:after="0" w:before="0" w:line="240"/>
+        <w:ind w:left="0" w:right="0" w:firstLine="0" w:firstLineChars="0"/>
+      </w:pPr>
+      <w:r>
+        <w:rPr>
+          <w:rFonts w:ascii="Arial" w:hAnsi="Arial" w:eastAsia="Arial" w:cs="Arial"/>
+          <w:i w:val="false"/>
+          <w:b w:val="true"/>
+          <w:u w:val="none"/>
+          <w:strike w:val="false"/>
+          <w:sz w:val="22"/>
+          <w:szCs w:val="22"/>
+          <w:color w:val="1F3864"/>
+        </w:rPr>
+        <w:t xml:space="preserve">T-AE-06</w:t>
+      </w:r>
+    </w:p>
+    <w:p>
+      <w:pPr>
+        <w:jc w:val="left"/>
+        <w:pBdr>
+          <w:bottom w:val="none" w:sz="0" w:space="0" w:color="000000"/>
+          <w:top w:val="none" w:sz="0" w:space="0" w:color="000000"/>
+          <w:left w:val="none" w:sz="0" w:space="0" w:color="000000"/>
+          <w:right w:val="none" w:sz="0" w:space="0" w:color="000000"/>
+        </w:pBdr>
+        <w:spacing w:after="0" w:before="0" w:line="240"/>
+        <w:ind w:left="0" w:right="0" w:firstLine="0" w:firstLineChars="0"/>
+      </w:pPr>
+      <w:r>
+        <w:rPr>
+          <w:rFonts w:ascii="Arial" w:hAnsi="Arial" w:eastAsia="Arial" w:cs="Arial"/>
+          <w:i w:val="false"/>
+          <w:b w:val="true"/>
+          <w:u w:val="none"/>
+          <w:strike w:val="false"/>
+          <w:sz w:val="28"/>
+          <w:szCs w:val="28"/>
+          <w:color w:val="1F3864"/>
+        </w:rPr>
+        <w:t xml:space="preserve">Adverse Events of Special Interest</w:t>
+      </w:r>
+    </w:p>
+    <w:p>
+      <w:pPr>
+        <w:pStyle w:val="Normal"/>
+      </w:pPr>
+      <w:r>
+        <w:t xml:space="preserve"> </w:t>
+      </w:r>
+    </w:p>
+    <w:p>
+      <w:pPr>
+        <w:jc w:val="left"/>
+        <w:pBdr>
+          <w:bottom w:val="none" w:sz="0" w:space="0" w:color="000000"/>
+          <w:top w:val="none" w:sz="0" w:space="0" w:color="000000"/>
+          <w:left w:val="none" w:sz="0" w:space="0" w:color="000000"/>
+          <w:right w:val="none" w:sz="0" w:space="0" w:color="000000"/>
+        </w:pBdr>
+        <w:spacing w:after="0" w:before="0" w:line="240"/>
+        <w:ind w:left="0" w:right="0" w:firstLine="0" w:firstLineChars="0"/>
+      </w:pPr>
+      <w:r>
+        <w:rPr>
+          <w:rFonts w:ascii="Arial" w:hAnsi="Arial" w:eastAsia="Arial" w:cs="Arial"/>
+          <w:i w:val="true"/>
+          <w:b w:val="false"/>
+          <w:u w:val="none"/>
+          <w:strike w:val="false"/>
+          <w:sz w:val="20"/>
+          <w:szCs w:val="20"/>
+          <w:color w:val="1F3864"/>
+        </w:rPr>
+        <w:t xml:space="preserve">→ See tfl/tables/T-AE-06.docx for the formatted table.</w:t>
+      </w:r>
+    </w:p>
+    <w:p>
+      <w:pPr>
+        <w:pStyle w:val="Normal"/>
+      </w:pPr>
+      <w:r>
+        <w:t xml:space="preserve"> </w:t>
+      </w:r>
+    </w:p>
+    <w:p>
+      <w:pPr>
+        <w:jc w:val="left"/>
+        <w:pBdr>
+          <w:bottom w:val="none" w:sz="0" w:space="0" w:color="000000"/>
+          <w:top w:val="none" w:sz="0" w:space="0" w:color="000000"/>
+          <w:left w:val="none" w:sz="0" w:space="0" w:color="000000"/>
+          <w:right w:val="none" w:sz="0" w:space="0" w:color="000000"/>
+        </w:pBdr>
+        <w:spacing w:after="0" w:before="0" w:line="240"/>
+        <w:ind w:left="0" w:right="0" w:firstLine="0" w:firstLineChars="0"/>
+      </w:pPr>
+      <w:r>
+        <w:rPr>
+          <w:rFonts w:ascii="Arial" w:hAnsi="Arial" w:eastAsia="Arial" w:cs="Arial"/>
+          <w:i w:val="true"/>
+          <w:b w:val="false"/>
+          <w:u w:val="none"/>
+          <w:strike w:val="false"/>
+          <w:sz w:val="14"/>
+          <w:szCs w:val="14"/>
+          <w:color w:val="C0392B"/>
+        </w:rPr>
+        <w:t xml:space="preserve">DRAFT — produced 2026-05-16 — synthetic data, NOT for regulatory submission</w:t>
+      </w:r>
+    </w:p>
+    <w:p>
+      <w:pPr/>
+      <w:r>
+        <w:br w:type="page"/>
+      </w:r>
+    </w:p>
+    <w:p>
+      <w:pPr>
+        <w:jc w:val="left"/>
+        <w:pBdr>
+          <w:bottom w:val="none" w:sz="0" w:space="0" w:color="000000"/>
+          <w:top w:val="none" w:sz="0" w:space="0" w:color="000000"/>
+          <w:left w:val="none" w:sz="0" w:space="0" w:color="000000"/>
+          <w:right w:val="none" w:sz="0" w:space="0" w:color="000000"/>
+        </w:pBdr>
+        <w:spacing w:after="0" w:before="0" w:line="240"/>
+        <w:ind w:left="0" w:right="0" w:firstLine="0" w:firstLineChars="0"/>
+      </w:pPr>
+      <w:r>
+        <w:rPr>
+          <w:rFonts w:ascii="Arial" w:hAnsi="Arial" w:eastAsia="Arial" w:cs="Arial"/>
+          <w:i w:val="false"/>
+          <w:b w:val="true"/>
+          <w:u w:val="none"/>
+          <w:strike w:val="false"/>
+          <w:sz w:val="18"/>
+          <w:szCs w:val="18"/>
+          <w:color w:val="1F3864"/>
+        </w:rPr>
+        <w:t xml:space="preserve">Celindra Therapeutics (fictional)</w:t>
+      </w:r>
+    </w:p>
+    <w:p>
+      <w:pPr>
+        <w:jc w:val="left"/>
+        <w:pBdr>
+          <w:bottom w:val="none" w:sz="0" w:space="0" w:color="000000"/>
+          <w:top w:val="none" w:sz="0" w:space="0" w:color="000000"/>
+          <w:left w:val="none" w:sz="0" w:space="0" w:color="000000"/>
+          <w:right w:val="none" w:sz="0" w:space="0" w:color="000000"/>
+        </w:pBdr>
+        <w:spacing w:after="0" w:before="0" w:line="240"/>
+        <w:ind w:left="0" w:right="0" w:firstLine="0" w:firstLineChars="0"/>
+      </w:pPr>
+      <w:r>
+        <w:rPr>
+          <w:rFonts w:ascii="Arial" w:hAnsi="Arial" w:eastAsia="Arial" w:cs="Arial"/>
+          <w:i w:val="false"/>
+          <w:b w:val="false"/>
+          <w:u w:val="none"/>
+          <w:strike w:val="false"/>
+          <w:sz w:val="18"/>
+          <w:szCs w:val="18"/>
+          <w:color w:val="888888"/>
+        </w:rPr>
+        <w:t xml:space="preserve">Protocol TORIVUMAB-NSCLC-301</w:t>
+      </w:r>
+    </w:p>
+    <w:p>
+      <w:pPr>
+        <w:jc w:val="left"/>
+        <w:pBdr>
+          <w:bottom w:val="none" w:sz="0" w:space="0" w:color="000000"/>
+          <w:top w:val="none" w:sz="0" w:space="0" w:color="000000"/>
+          <w:left w:val="none" w:sz="0" w:space="0" w:color="000000"/>
+          <w:right w:val="none" w:sz="0" w:space="0" w:color="000000"/>
+        </w:pBdr>
+        <w:spacing w:after="0" w:before="0" w:line="240"/>
+        <w:ind w:left="0" w:right="0" w:firstLine="0" w:firstLineChars="0"/>
+      </w:pPr>
+      <w:r>
+        <w:rPr>
+          <w:rFonts w:ascii="Arial" w:hAnsi="Arial" w:eastAsia="Arial" w:cs="Arial"/>
+          <w:i w:val="false"/>
+          <w:b w:val="true"/>
+          <w:u w:val="none"/>
+          <w:strike w:val="false"/>
+          <w:sz w:val="22"/>
+          <w:szCs w:val="22"/>
+          <w:color w:val="1F3864"/>
+        </w:rPr>
+        <w:t xml:space="preserve">T-AE-07</w:t>
+      </w:r>
+    </w:p>
+    <w:p>
+      <w:pPr>
+        <w:jc w:val="left"/>
+        <w:pBdr>
+          <w:bottom w:val="none" w:sz="0" w:space="0" w:color="000000"/>
+          <w:top w:val="none" w:sz="0" w:space="0" w:color="000000"/>
+          <w:left w:val="none" w:sz="0" w:space="0" w:color="000000"/>
+          <w:right w:val="none" w:sz="0" w:space="0" w:color="000000"/>
+        </w:pBdr>
+        <w:spacing w:after="0" w:before="0" w:line="240"/>
+        <w:ind w:left="0" w:right="0" w:firstLine="0" w:firstLineChars="0"/>
+      </w:pPr>
+      <w:r>
+        <w:rPr>
+          <w:rFonts w:ascii="Arial" w:hAnsi="Arial" w:eastAsia="Arial" w:cs="Arial"/>
+          <w:i w:val="false"/>
+          <w:b w:val="true"/>
+          <w:u w:val="none"/>
+          <w:strike w:val="false"/>
+          <w:sz w:val="28"/>
+          <w:szCs w:val="28"/>
+          <w:color w:val="1F3864"/>
+        </w:rPr>
+        <w:t xml:space="preserve">Deaths</w:t>
+      </w:r>
+    </w:p>
+    <w:p>
+      <w:pPr>
+        <w:pStyle w:val="Normal"/>
+      </w:pPr>
+      <w:r>
+        <w:t xml:space="preserve"> </w:t>
+      </w:r>
+    </w:p>
+    <w:p>
+      <w:pPr>
+        <w:jc w:val="left"/>
+        <w:pBdr>
+          <w:bottom w:val="none" w:sz="0" w:space="0" w:color="000000"/>
+          <w:top w:val="none" w:sz="0" w:space="0" w:color="000000"/>
+          <w:left w:val="none" w:sz="0" w:space="0" w:color="000000"/>
+          <w:right w:val="none" w:sz="0" w:space="0" w:color="000000"/>
+        </w:pBdr>
+        <w:spacing w:after="0" w:before="0" w:line="240"/>
+        <w:ind w:left="0" w:right="0" w:firstLine="0" w:firstLineChars="0"/>
+      </w:pPr>
+      <w:r>
+        <w:rPr>
+          <w:rFonts w:ascii="Arial" w:hAnsi="Arial" w:eastAsia="Arial" w:cs="Arial"/>
+          <w:i w:val="true"/>
+          <w:b w:val="false"/>
+          <w:u w:val="none"/>
+          <w:strike w:val="false"/>
+          <w:sz w:val="20"/>
+          <w:szCs w:val="20"/>
+          <w:color w:val="1F3864"/>
+        </w:rPr>
+        <w:t xml:space="preserve">→ See tfl/tables/T-AE-07.docx for the formatted table.</w:t>
+      </w:r>
+    </w:p>
+    <w:p>
+      <w:pPr>
+        <w:pStyle w:val="Normal"/>
+      </w:pPr>
+      <w:r>
+        <w:t xml:space="preserve"> </w:t>
+      </w:r>
+    </w:p>
+    <w:p>
+      <w:pPr>
+        <w:jc w:val="left"/>
+        <w:pBdr>
+          <w:bottom w:val="none" w:sz="0" w:space="0" w:color="000000"/>
+          <w:top w:val="none" w:sz="0" w:space="0" w:color="000000"/>
+          <w:left w:val="none" w:sz="0" w:space="0" w:color="000000"/>
+          <w:right w:val="none" w:sz="0" w:space="0" w:color="000000"/>
+        </w:pBdr>
+        <w:spacing w:after="0" w:before="0" w:line="240"/>
+        <w:ind w:left="0" w:right="0" w:firstLine="0" w:firstLineChars="0"/>
+      </w:pPr>
+      <w:r>
+        <w:rPr>
+          <w:rFonts w:ascii="Arial" w:hAnsi="Arial" w:eastAsia="Arial" w:cs="Arial"/>
+          <w:i w:val="true"/>
+          <w:b w:val="false"/>
+          <w:u w:val="none"/>
+          <w:strike w:val="false"/>
+          <w:sz w:val="14"/>
+          <w:szCs w:val="14"/>
+          <w:color w:val="C0392B"/>
+        </w:rPr>
+        <w:t xml:space="preserve">DRAFT — produced 2026-05-16 — synthetic data, NOT for regulatory submission</w:t>
+      </w:r>
+    </w:p>
+    <w:p>
+      <w:pPr/>
+      <w:r>
+        <w:br w:type="page"/>
+      </w:r>
+    </w:p>
+    <w:p>
+      <w:pPr>
+        <w:jc w:val="left"/>
+        <w:pBdr>
+          <w:bottom w:val="none" w:sz="0" w:space="0" w:color="000000"/>
+          <w:top w:val="none" w:sz="0" w:space="0" w:color="000000"/>
+          <w:left w:val="none" w:sz="0" w:space="0" w:color="000000"/>
+          <w:right w:val="none" w:sz="0" w:space="0" w:color="000000"/>
+        </w:pBdr>
+        <w:spacing w:after="0" w:before="0" w:line="240"/>
+        <w:ind w:left="0" w:right="0" w:firstLine="0" w:firstLineChars="0"/>
+      </w:pPr>
+      <w:r>
+        <w:rPr>
+          <w:rFonts w:ascii="Arial" w:hAnsi="Arial" w:eastAsia="Arial" w:cs="Arial"/>
+          <w:i w:val="false"/>
+          <w:b w:val="true"/>
+          <w:u w:val="none"/>
+          <w:strike w:val="false"/>
+          <w:sz w:val="18"/>
+          <w:szCs w:val="18"/>
+          <w:color w:val="1F3864"/>
+        </w:rPr>
+        <w:t xml:space="preserve">Celindra Therapeutics (fictional)</w:t>
+      </w:r>
+    </w:p>
+    <w:p>
+      <w:pPr>
+        <w:jc w:val="left"/>
+        <w:pBdr>
+          <w:bottom w:val="none" w:sz="0" w:space="0" w:color="000000"/>
+          <w:top w:val="none" w:sz="0" w:space="0" w:color="000000"/>
+          <w:left w:val="none" w:sz="0" w:space="0" w:color="000000"/>
+          <w:right w:val="none" w:sz="0" w:space="0" w:color="000000"/>
+        </w:pBdr>
+        <w:spacing w:after="0" w:before="0" w:line="240"/>
+        <w:ind w:left="0" w:right="0" w:firstLine="0" w:firstLineChars="0"/>
+      </w:pPr>
+      <w:r>
+        <w:rPr>
+          <w:rFonts w:ascii="Arial" w:hAnsi="Arial" w:eastAsia="Arial" w:cs="Arial"/>
+          <w:i w:val="false"/>
+          <w:b w:val="false"/>
+          <w:u w:val="none"/>
+          <w:strike w:val="false"/>
+          <w:sz w:val="18"/>
+          <w:szCs w:val="18"/>
+          <w:color w:val="888888"/>
+        </w:rPr>
+        <w:t xml:space="preserve">Protocol TORIVUMAB-NSCLC-301</w:t>
+      </w:r>
+    </w:p>
+    <w:p>
+      <w:pPr>
+        <w:jc w:val="left"/>
+        <w:pBdr>
+          <w:bottom w:val="none" w:sz="0" w:space="0" w:color="000000"/>
+          <w:top w:val="none" w:sz="0" w:space="0" w:color="000000"/>
+          <w:left w:val="none" w:sz="0" w:space="0" w:color="000000"/>
+          <w:right w:val="none" w:sz="0" w:space="0" w:color="000000"/>
+        </w:pBdr>
+        <w:spacing w:after="0" w:before="0" w:line="240"/>
+        <w:ind w:left="0" w:right="0" w:firstLine="0" w:firstLineChars="0"/>
+      </w:pPr>
+      <w:r>
+        <w:rPr>
+          <w:rFonts w:ascii="Arial" w:hAnsi="Arial" w:eastAsia="Arial" w:cs="Arial"/>
+          <w:i w:val="false"/>
+          <w:b w:val="true"/>
+          <w:u w:val="none"/>
+          <w:strike w:val="false"/>
+          <w:sz w:val="22"/>
+          <w:szCs w:val="22"/>
+          <w:color w:val="1F3864"/>
+        </w:rPr>
+        <w:t xml:space="preserve">T-LB-01</w:t>
+      </w:r>
+    </w:p>
+    <w:p>
+      <w:pPr>
+        <w:jc w:val="left"/>
+        <w:pBdr>
+          <w:bottom w:val="none" w:sz="0" w:space="0" w:color="000000"/>
+          <w:top w:val="none" w:sz="0" w:space="0" w:color="000000"/>
+          <w:left w:val="none" w:sz="0" w:space="0" w:color="000000"/>
+          <w:right w:val="none" w:sz="0" w:space="0" w:color="000000"/>
+        </w:pBdr>
+        <w:spacing w:after="0" w:before="0" w:line="240"/>
+        <w:ind w:left="0" w:right="0" w:firstLine="0" w:firstLineChars="0"/>
+      </w:pPr>
+      <w:r>
+        <w:rPr>
+          <w:rFonts w:ascii="Arial" w:hAnsi="Arial" w:eastAsia="Arial" w:cs="Arial"/>
+          <w:i w:val="false"/>
+          <w:b w:val="true"/>
+          <w:u w:val="none"/>
+          <w:strike w:val="false"/>
+          <w:sz w:val="28"/>
+          <w:szCs w:val="28"/>
+          <w:color w:val="1F3864"/>
+        </w:rPr>
+        <w:t xml:space="preserve">Laboratory Abnormalities Shift</w:t>
+      </w:r>
+    </w:p>
+    <w:p>
+      <w:pPr>
+        <w:pStyle w:val="Normal"/>
+      </w:pPr>
+      <w:r>
+        <w:t xml:space="preserve"> </w:t>
+      </w:r>
+    </w:p>
+    <w:p>
+      <w:pPr>
+        <w:jc w:val="left"/>
+        <w:pBdr>
+          <w:bottom w:val="none" w:sz="0" w:space="0" w:color="000000"/>
+          <w:top w:val="none" w:sz="0" w:space="0" w:color="000000"/>
+          <w:left w:val="none" w:sz="0" w:space="0" w:color="000000"/>
+          <w:right w:val="none" w:sz="0" w:space="0" w:color="000000"/>
+        </w:pBdr>
+        <w:spacing w:after="0" w:before="0" w:line="240"/>
+        <w:ind w:left="0" w:right="0" w:firstLine="0" w:firstLineChars="0"/>
+      </w:pPr>
+      <w:r>
+        <w:rPr>
+          <w:rFonts w:ascii="Arial" w:hAnsi="Arial" w:eastAsia="Arial" w:cs="Arial"/>
+          <w:i w:val="true"/>
+          <w:b w:val="false"/>
+          <w:u w:val="none"/>
+          <w:strike w:val="false"/>
+          <w:sz w:val="20"/>
+          <w:szCs w:val="20"/>
+          <w:color w:val="1F3864"/>
+        </w:rPr>
+        <w:t xml:space="preserve">→ See tfl/tables/T-LB-01.docx for the formatted table.</w:t>
+      </w:r>
+    </w:p>
+    <w:p>
+      <w:pPr>
+        <w:pStyle w:val="Normal"/>
+      </w:pPr>
+      <w:r>
+        <w:t xml:space="preserve"> </w:t>
+      </w:r>
+    </w:p>
+    <w:p>
+      <w:pPr>
+        <w:jc w:val="left"/>
+        <w:pBdr>
+          <w:bottom w:val="none" w:sz="0" w:space="0" w:color="000000"/>
+          <w:top w:val="none" w:sz="0" w:space="0" w:color="000000"/>
+          <w:left w:val="none" w:sz="0" w:space="0" w:color="000000"/>
+          <w:right w:val="none" w:sz="0" w:space="0" w:color="000000"/>
+        </w:pBdr>
+        <w:spacing w:after="0" w:before="0" w:line="240"/>
+        <w:ind w:left="0" w:right="0" w:firstLine="0" w:firstLineChars="0"/>
+      </w:pPr>
+      <w:r>
+        <w:rPr>
+          <w:rFonts w:ascii="Arial" w:hAnsi="Arial" w:eastAsia="Arial" w:cs="Arial"/>
+          <w:i w:val="true"/>
+          <w:b w:val="false"/>
+          <w:u w:val="none"/>
+          <w:strike w:val="false"/>
+          <w:sz w:val="14"/>
+          <w:szCs w:val="14"/>
+          <w:color w:val="C0392B"/>
+        </w:rPr>
+        <w:t xml:space="preserve">DRAFT — produced 2026-05-16 — synthetic data, NOT for regulatory submission</w:t>
+      </w:r>
+    </w:p>
+    <w:p>
+      <w:pPr/>
+      <w:r>
+        <w:br w:type="page"/>
+      </w:r>
+    </w:p>
+    <w:p>
+      <w:pPr>
+        <w:jc w:val="left"/>
+        <w:pBdr>
+          <w:bottom w:val="none" w:sz="0" w:space="0" w:color="000000"/>
+          <w:top w:val="none" w:sz="0" w:space="0" w:color="000000"/>
+          <w:left w:val="none" w:sz="0" w:space="0" w:color="000000"/>
+          <w:right w:val="none" w:sz="0" w:space="0" w:color="000000"/>
+        </w:pBdr>
+        <w:spacing w:after="0" w:before="0" w:line="240"/>
+        <w:ind w:left="0" w:right="0" w:firstLine="0" w:firstLineChars="0"/>
+      </w:pPr>
+      <w:r>
+        <w:rPr>
+          <w:rFonts w:ascii="Arial" w:hAnsi="Arial" w:eastAsia="Arial" w:cs="Arial"/>
+          <w:i w:val="false"/>
+          <w:b w:val="true"/>
+          <w:u w:val="none"/>
+          <w:strike w:val="false"/>
+          <w:sz w:val="18"/>
+          <w:szCs w:val="18"/>
+          <w:color w:val="1F3864"/>
+        </w:rPr>
+        <w:t xml:space="preserve">Celindra Therapeutics (fictional)</w:t>
+      </w:r>
+    </w:p>
+    <w:p>
+      <w:pPr>
+        <w:jc w:val="left"/>
+        <w:pBdr>
+          <w:bottom w:val="none" w:sz="0" w:space="0" w:color="000000"/>
+          <w:top w:val="none" w:sz="0" w:space="0" w:color="000000"/>
+          <w:left w:val="none" w:sz="0" w:space="0" w:color="000000"/>
+          <w:right w:val="none" w:sz="0" w:space="0" w:color="000000"/>
+        </w:pBdr>
+        <w:spacing w:after="0" w:before="0" w:line="240"/>
+        <w:ind w:left="0" w:right="0" w:firstLine="0" w:firstLineChars="0"/>
+      </w:pPr>
+      <w:r>
+        <w:rPr>
+          <w:rFonts w:ascii="Arial" w:hAnsi="Arial" w:eastAsia="Arial" w:cs="Arial"/>
+          <w:i w:val="false"/>
+          <w:b w:val="false"/>
+          <w:u w:val="none"/>
+          <w:strike w:val="false"/>
+          <w:sz w:val="18"/>
+          <w:szCs w:val="18"/>
+          <w:color w:val="888888"/>
+        </w:rPr>
+        <w:t xml:space="preserve">Protocol TORIVUMAB-NSCLC-301</w:t>
+      </w:r>
+    </w:p>
+    <w:p>
+      <w:pPr>
+        <w:jc w:val="left"/>
+        <w:pBdr>
+          <w:bottom w:val="none" w:sz="0" w:space="0" w:color="000000"/>
+          <w:top w:val="none" w:sz="0" w:space="0" w:color="000000"/>
+          <w:left w:val="none" w:sz="0" w:space="0" w:color="000000"/>
+          <w:right w:val="none" w:sz="0" w:space="0" w:color="000000"/>
+        </w:pBdr>
+        <w:spacing w:after="0" w:before="0" w:line="240"/>
+        <w:ind w:left="0" w:right="0" w:firstLine="0" w:firstLineChars="0"/>
+      </w:pPr>
+      <w:r>
+        <w:rPr>
+          <w:rFonts w:ascii="Arial" w:hAnsi="Arial" w:eastAsia="Arial" w:cs="Arial"/>
+          <w:i w:val="false"/>
+          <w:b w:val="true"/>
+          <w:u w:val="none"/>
+          <w:strike w:val="false"/>
+          <w:sz w:val="22"/>
+          <w:szCs w:val="22"/>
+          <w:color w:val="1F3864"/>
+        </w:rPr>
+        <w:t xml:space="preserve">T-LB-02</w:t>
+      </w:r>
+    </w:p>
+    <w:p>
+      <w:pPr>
+        <w:jc w:val="left"/>
+        <w:pBdr>
+          <w:bottom w:val="none" w:sz="0" w:space="0" w:color="000000"/>
+          <w:top w:val="none" w:sz="0" w:space="0" w:color="000000"/>
+          <w:left w:val="none" w:sz="0" w:space="0" w:color="000000"/>
+          <w:right w:val="none" w:sz="0" w:space="0" w:color="000000"/>
+        </w:pBdr>
+        <w:spacing w:after="0" w:before="0" w:line="240"/>
+        <w:ind w:left="0" w:right="0" w:firstLine="0" w:firstLineChars="0"/>
+      </w:pPr>
+      <w:r>
+        <w:rPr>
+          <w:rFonts w:ascii="Arial" w:hAnsi="Arial" w:eastAsia="Arial" w:cs="Arial"/>
+          <w:i w:val="false"/>
+          <w:b w:val="true"/>
+          <w:u w:val="none"/>
+          <w:strike w:val="false"/>
+          <w:sz w:val="28"/>
+          <w:szCs w:val="28"/>
+          <w:color w:val="1F3864"/>
+        </w:rPr>
+        <w:t xml:space="preserve">Laboratory CTCAE Grade ≥3</w:t>
+      </w:r>
+    </w:p>
+    <w:p>
+      <w:pPr>
+        <w:pStyle w:val="Normal"/>
+      </w:pPr>
+      <w:r>
+        <w:t xml:space="preserve"> </w:t>
+      </w:r>
+    </w:p>
+    <w:p>
+      <w:pPr>
+        <w:jc w:val="left"/>
+        <w:pBdr>
+          <w:bottom w:val="none" w:sz="0" w:space="0" w:color="000000"/>
+          <w:top w:val="none" w:sz="0" w:space="0" w:color="000000"/>
+          <w:left w:val="none" w:sz="0" w:space="0" w:color="000000"/>
+          <w:right w:val="none" w:sz="0" w:space="0" w:color="000000"/>
+        </w:pBdr>
+        <w:spacing w:after="0" w:before="0" w:line="240"/>
+        <w:ind w:left="0" w:right="0" w:firstLine="0" w:firstLineChars="0"/>
+      </w:pPr>
+      <w:r>
+        <w:rPr>
+          <w:rFonts w:ascii="Arial" w:hAnsi="Arial" w:eastAsia="Arial" w:cs="Arial"/>
+          <w:i w:val="true"/>
+          <w:b w:val="false"/>
+          <w:u w:val="none"/>
+          <w:strike w:val="false"/>
+          <w:sz w:val="20"/>
+          <w:szCs w:val="20"/>
+          <w:color w:val="1F3864"/>
+        </w:rPr>
+        <w:t xml:space="preserve">→ See tfl/tables/T-LB-02.docx for the formatted table.</w:t>
+      </w:r>
+    </w:p>
+    <w:p>
+      <w:pPr>
+        <w:pStyle w:val="Normal"/>
+      </w:pPr>
+      <w:r>
+        <w:t xml:space="preserve"> </w:t>
+      </w:r>
+    </w:p>
+    <w:p>
+      <w:pPr>
+        <w:jc w:val="left"/>
+        <w:pBdr>
+          <w:bottom w:val="none" w:sz="0" w:space="0" w:color="000000"/>
+          <w:top w:val="none" w:sz="0" w:space="0" w:color="000000"/>
+          <w:left w:val="none" w:sz="0" w:space="0" w:color="000000"/>
+          <w:right w:val="none" w:sz="0" w:space="0" w:color="000000"/>
+        </w:pBdr>
+        <w:spacing w:after="0" w:before="0" w:line="240"/>
+        <w:ind w:left="0" w:right="0" w:firstLine="0" w:firstLineChars="0"/>
+      </w:pPr>
+      <w:r>
+        <w:rPr>
+          <w:rFonts w:ascii="Arial" w:hAnsi="Arial" w:eastAsia="Arial" w:cs="Arial"/>
+          <w:i w:val="true"/>
+          <w:b w:val="false"/>
+          <w:u w:val="none"/>
+          <w:strike w:val="false"/>
+          <w:sz w:val="14"/>
+          <w:szCs w:val="14"/>
+          <w:color w:val="C0392B"/>
+        </w:rPr>
+        <w:t xml:space="preserve">DRAFT — produced 2026-05-16 — synthetic data, NOT for regulatory submission</w:t>
+      </w:r>
+    </w:p>
+    <w:p>
+      <w:pPr/>
+      <w:r>
+        <w:br w:type="page"/>
+      </w:r>
+    </w:p>
+    <w:p>
+      <w:pPr>
+        <w:jc w:val="left"/>
+        <w:pBdr>
+          <w:bottom w:val="none" w:sz="0" w:space="0" w:color="000000"/>
+          <w:top w:val="none" w:sz="0" w:space="0" w:color="000000"/>
+          <w:left w:val="none" w:sz="0" w:space="0" w:color="000000"/>
+          <w:right w:val="none" w:sz="0" w:space="0" w:color="000000"/>
+        </w:pBdr>
+        <w:spacing w:after="0" w:before="0" w:line="240"/>
+        <w:ind w:left="0" w:right="0" w:firstLine="0" w:firstLineChars="0"/>
+      </w:pPr>
+      <w:r>
+        <w:rPr>
+          <w:rFonts w:ascii="Arial" w:hAnsi="Arial" w:eastAsia="Arial" w:cs="Arial"/>
+          <w:i w:val="false"/>
+          <w:b w:val="true"/>
+          <w:u w:val="none"/>
+          <w:strike w:val="false"/>
+          <w:sz w:val="18"/>
+          <w:szCs w:val="18"/>
+          <w:color w:val="1F3864"/>
+        </w:rPr>
+        <w:t xml:space="preserve">Celindra Therapeutics (fictional)</w:t>
+      </w:r>
+    </w:p>
+    <w:p>
+      <w:pPr>
+        <w:jc w:val="left"/>
+        <w:pBdr>
+          <w:bottom w:val="none" w:sz="0" w:space="0" w:color="000000"/>
+          <w:top w:val="none" w:sz="0" w:space="0" w:color="000000"/>
+          <w:left w:val="none" w:sz="0" w:space="0" w:color="000000"/>
+          <w:right w:val="none" w:sz="0" w:space="0" w:color="000000"/>
+        </w:pBdr>
+        <w:spacing w:after="0" w:before="0" w:line="240"/>
+        <w:ind w:left="0" w:right="0" w:firstLine="0" w:firstLineChars="0"/>
+      </w:pPr>
+      <w:r>
+        <w:rPr>
+          <w:rFonts w:ascii="Arial" w:hAnsi="Arial" w:eastAsia="Arial" w:cs="Arial"/>
+          <w:i w:val="false"/>
+          <w:b w:val="false"/>
+          <w:u w:val="none"/>
+          <w:strike w:val="false"/>
+          <w:sz w:val="18"/>
+          <w:szCs w:val="18"/>
+          <w:color w:val="888888"/>
+        </w:rPr>
+        <w:t xml:space="preserve">Protocol TORIVUMAB-NSCLC-301</w:t>
+      </w:r>
+    </w:p>
+    <w:p>
+      <w:pPr>
+        <w:jc w:val="left"/>
+        <w:pBdr>
+          <w:bottom w:val="none" w:sz="0" w:space="0" w:color="000000"/>
+          <w:top w:val="none" w:sz="0" w:space="0" w:color="000000"/>
+          <w:left w:val="none" w:sz="0" w:space="0" w:color="000000"/>
+          <w:right w:val="none" w:sz="0" w:space="0" w:color="000000"/>
+        </w:pBdr>
+        <w:spacing w:after="0" w:before="0" w:line="240"/>
+        <w:ind w:left="0" w:right="0" w:firstLine="0" w:firstLineChars="0"/>
+      </w:pPr>
+      <w:r>
+        <w:rPr>
+          <w:rFonts w:ascii="Arial" w:hAnsi="Arial" w:eastAsia="Arial" w:cs="Arial"/>
+          <w:i w:val="false"/>
+          <w:b w:val="true"/>
+          <w:u w:val="none"/>
+          <w:strike w:val="false"/>
+          <w:sz w:val="22"/>
+          <w:szCs w:val="22"/>
+          <w:color w:val="1F3864"/>
+        </w:rPr>
+        <w:t xml:space="preserve">L-AE-01</w:t>
+      </w:r>
+    </w:p>
+    <w:p>
+      <w:pPr>
+        <w:jc w:val="left"/>
+        <w:pBdr>
+          <w:bottom w:val="none" w:sz="0" w:space="0" w:color="000000"/>
+          <w:top w:val="none" w:sz="0" w:space="0" w:color="000000"/>
+          <w:left w:val="none" w:sz="0" w:space="0" w:color="000000"/>
+          <w:right w:val="none" w:sz="0" w:space="0" w:color="000000"/>
+        </w:pBdr>
+        <w:spacing w:after="0" w:before="0" w:line="240"/>
+        <w:ind w:left="0" w:right="0" w:firstLine="0" w:firstLineChars="0"/>
+      </w:pPr>
+      <w:r>
+        <w:rPr>
+          <w:rFonts w:ascii="Arial" w:hAnsi="Arial" w:eastAsia="Arial" w:cs="Arial"/>
+          <w:i w:val="false"/>
+          <w:b w:val="true"/>
+          <w:u w:val="none"/>
+          <w:strike w:val="false"/>
+          <w:sz w:val="28"/>
+          <w:szCs w:val="28"/>
+          <w:color w:val="1F3864"/>
+        </w:rPr>
+        <w:t xml:space="preserve">Listing of Serious Adverse Events</w:t>
+      </w:r>
+    </w:p>
+    <w:p>
+      <w:pPr>
+        <w:pStyle w:val="Normal"/>
+      </w:pPr>
+      <w:r>
+        <w:t xml:space="preserve"> </w:t>
+      </w:r>
+    </w:p>
+    <w:p>
+      <w:pPr>
+        <w:jc w:val="left"/>
+        <w:pBdr>
+          <w:bottom w:val="none" w:sz="0" w:space="0" w:color="000000"/>
+          <w:top w:val="none" w:sz="0" w:space="0" w:color="000000"/>
+          <w:left w:val="none" w:sz="0" w:space="0" w:color="000000"/>
+          <w:right w:val="none" w:sz="0" w:space="0" w:color="000000"/>
+        </w:pBdr>
+        <w:spacing w:after="0" w:before="0" w:line="240"/>
+        <w:ind w:left="0" w:right="0" w:firstLine="0" w:firstLineChars="0"/>
+      </w:pPr>
+      <w:r>
+        <w:rPr>
+          <w:rFonts w:ascii="Arial" w:hAnsi="Arial" w:eastAsia="Arial" w:cs="Arial"/>
+          <w:i w:val="true"/>
+          <w:b w:val="false"/>
+          <w:u w:val="none"/>
+          <w:strike w:val="false"/>
+          <w:sz w:val="20"/>
+          <w:szCs w:val="20"/>
+          <w:color w:val="1F3864"/>
+        </w:rPr>
+        <w:t xml:space="preserve">→ See tfl/tables/L-AE-01.docx for the formatted table.</w:t>
+      </w:r>
+    </w:p>
+    <w:p>
+      <w:pPr>
+        <w:pStyle w:val="Normal"/>
+      </w:pPr>
+      <w:r>
+        <w:t xml:space="preserve"> </w:t>
+      </w:r>
+    </w:p>
+    <w:p>
+      <w:pPr>
+        <w:jc w:val="left"/>
+        <w:pBdr>
+          <w:bottom w:val="none" w:sz="0" w:space="0" w:color="000000"/>
+          <w:top w:val="none" w:sz="0" w:space="0" w:color="000000"/>
+          <w:left w:val="none" w:sz="0" w:space="0" w:color="000000"/>
+          <w:right w:val="none" w:sz="0" w:space="0" w:color="000000"/>
+        </w:pBdr>
+        <w:spacing w:after="0" w:before="0" w:line="240"/>
+        <w:ind w:left="0" w:right="0" w:firstLine="0" w:firstLineChars="0"/>
+      </w:pPr>
+      <w:r>
+        <w:rPr>
+          <w:rFonts w:ascii="Arial" w:hAnsi="Arial" w:eastAsia="Arial" w:cs="Arial"/>
+          <w:i w:val="true"/>
+          <w:b w:val="false"/>
+          <w:u w:val="none"/>
+          <w:strike w:val="false"/>
+          <w:sz w:val="14"/>
+          <w:szCs w:val="14"/>
+          <w:color w:val="C0392B"/>
+        </w:rPr>
+        <w:t xml:space="preserve">DRAFT — produced 2026-05-16 — synthetic data, NOT for regulatory submission</w:t>
+      </w:r>
+    </w:p>
+    <w:p>
+      <w:pPr/>
+      <w:r>
+        <w:br w:type="page"/>
+      </w:r>
+    </w:p>
+    <w:p>
+      <w:pPr>
+        <w:jc w:val="left"/>
+        <w:pBdr>
+          <w:bottom w:val="none" w:sz="0" w:space="0" w:color="000000"/>
+          <w:top w:val="none" w:sz="0" w:space="0" w:color="000000"/>
+          <w:left w:val="none" w:sz="0" w:space="0" w:color="000000"/>
+          <w:right w:val="none" w:sz="0" w:space="0" w:color="000000"/>
+        </w:pBdr>
+        <w:spacing w:after="0" w:before="0" w:line="240"/>
+        <w:ind w:left="0" w:right="0" w:firstLine="0" w:firstLineChars="0"/>
+      </w:pPr>
+      <w:r>
+        <w:rPr>
+          <w:rFonts w:ascii="Arial" w:hAnsi="Arial" w:eastAsia="Arial" w:cs="Arial"/>
+          <w:i w:val="false"/>
+          <w:b w:val="true"/>
+          <w:u w:val="none"/>
+          <w:strike w:val="false"/>
+          <w:sz w:val="18"/>
+          <w:szCs w:val="18"/>
+          <w:color w:val="1F3864"/>
+        </w:rPr>
+        <w:t xml:space="preserve">Celindra Therapeutics (fictional)</w:t>
+      </w:r>
+    </w:p>
+    <w:p>
+      <w:pPr>
+        <w:jc w:val="left"/>
+        <w:pBdr>
+          <w:bottom w:val="none" w:sz="0" w:space="0" w:color="000000"/>
+          <w:top w:val="none" w:sz="0" w:space="0" w:color="000000"/>
+          <w:left w:val="none" w:sz="0" w:space="0" w:color="000000"/>
+          <w:right w:val="none" w:sz="0" w:space="0" w:color="000000"/>
+        </w:pBdr>
+        <w:spacing w:after="0" w:before="0" w:line="240"/>
+        <w:ind w:left="0" w:right="0" w:firstLine="0" w:firstLineChars="0"/>
+      </w:pPr>
+      <w:r>
+        <w:rPr>
+          <w:rFonts w:ascii="Arial" w:hAnsi="Arial" w:eastAsia="Arial" w:cs="Arial"/>
+          <w:i w:val="false"/>
+          <w:b w:val="false"/>
+          <w:u w:val="none"/>
+          <w:strike w:val="false"/>
+          <w:sz w:val="18"/>
+          <w:szCs w:val="18"/>
+          <w:color w:val="888888"/>
+        </w:rPr>
+        <w:t xml:space="preserve">Protocol TORIVUMAB-NSCLC-301</w:t>
+      </w:r>
+    </w:p>
+    <w:p>
+      <w:pPr>
+        <w:jc w:val="left"/>
+        <w:pBdr>
+          <w:bottom w:val="none" w:sz="0" w:space="0" w:color="000000"/>
+          <w:top w:val="none" w:sz="0" w:space="0" w:color="000000"/>
+          <w:left w:val="none" w:sz="0" w:space="0" w:color="000000"/>
+          <w:right w:val="none" w:sz="0" w:space="0" w:color="000000"/>
+        </w:pBdr>
+        <w:spacing w:after="0" w:before="0" w:line="240"/>
+        <w:ind w:left="0" w:right="0" w:firstLine="0" w:firstLineChars="0"/>
+      </w:pPr>
+      <w:r>
+        <w:rPr>
+          <w:rFonts w:ascii="Arial" w:hAnsi="Arial" w:eastAsia="Arial" w:cs="Arial"/>
+          <w:i w:val="false"/>
+          <w:b w:val="true"/>
+          <w:u w:val="none"/>
+          <w:strike w:val="false"/>
+          <w:sz w:val="22"/>
+          <w:szCs w:val="22"/>
+          <w:color w:val="1F3864"/>
+        </w:rPr>
+        <w:t xml:space="preserve">L-AE-02</w:t>
+      </w:r>
+    </w:p>
+    <w:p>
+      <w:pPr>
+        <w:jc w:val="left"/>
+        <w:pBdr>
+          <w:bottom w:val="none" w:sz="0" w:space="0" w:color="000000"/>
+          <w:top w:val="none" w:sz="0" w:space="0" w:color="000000"/>
+          <w:left w:val="none" w:sz="0" w:space="0" w:color="000000"/>
+          <w:right w:val="none" w:sz="0" w:space="0" w:color="000000"/>
+        </w:pBdr>
+        <w:spacing w:after="0" w:before="0" w:line="240"/>
+        <w:ind w:left="0" w:right="0" w:firstLine="0" w:firstLineChars="0"/>
+      </w:pPr>
+      <w:r>
+        <w:rPr>
+          <w:rFonts w:ascii="Arial" w:hAnsi="Arial" w:eastAsia="Arial" w:cs="Arial"/>
+          <w:i w:val="false"/>
+          <w:b w:val="true"/>
+          <w:u w:val="none"/>
+          <w:strike w:val="false"/>
+          <w:sz w:val="28"/>
+          <w:szCs w:val="28"/>
+          <w:color w:val="1F3864"/>
+        </w:rPr>
+        <w:t xml:space="preserve">Listing of Deaths</w:t>
+      </w:r>
+    </w:p>
+    <w:p>
+      <w:pPr>
+        <w:pStyle w:val="Normal"/>
+      </w:pPr>
+      <w:r>
+        <w:t xml:space="preserve"> </w:t>
+      </w:r>
+    </w:p>
+    <w:p>
+      <w:pPr>
+        <w:jc w:val="left"/>
+        <w:pBdr>
+          <w:bottom w:val="none" w:sz="0" w:space="0" w:color="000000"/>
+          <w:top w:val="none" w:sz="0" w:space="0" w:color="000000"/>
+          <w:left w:val="none" w:sz="0" w:space="0" w:color="000000"/>
+          <w:right w:val="none" w:sz="0" w:space="0" w:color="000000"/>
+        </w:pBdr>
+        <w:spacing w:after="0" w:before="0" w:line="240"/>
+        <w:ind w:left="0" w:right="0" w:firstLine="0" w:firstLineChars="0"/>
+      </w:pPr>
+      <w:r>
+        <w:rPr>
+          <w:rFonts w:ascii="Arial" w:hAnsi="Arial" w:eastAsia="Arial" w:cs="Arial"/>
+          <w:i w:val="true"/>
+          <w:b w:val="false"/>
+          <w:u w:val="none"/>
+          <w:strike w:val="false"/>
+          <w:sz w:val="20"/>
+          <w:szCs w:val="20"/>
+          <w:color w:val="1F3864"/>
+        </w:rPr>
+        <w:t xml:space="preserve">→ See tfl/tables/L-AE-02.docx for the formatted table.</w:t>
+      </w:r>
+    </w:p>
+    <w:p>
+      <w:pPr>
+        <w:pStyle w:val="Normal"/>
+      </w:pPr>
+      <w:r>
+        <w:t xml:space="preserve"> </w:t>
+      </w:r>
+    </w:p>
+    <w:p>
+      <w:pPr>
+        <w:jc w:val="left"/>
+        <w:pBdr>
+          <w:bottom w:val="none" w:sz="0" w:space="0" w:color="000000"/>
+          <w:top w:val="none" w:sz="0" w:space="0" w:color="000000"/>
+          <w:left w:val="none" w:sz="0" w:space="0" w:color="000000"/>
+          <w:right w:val="none" w:sz="0" w:space="0" w:color="000000"/>
+        </w:pBdr>
+        <w:spacing w:after="0" w:before="0" w:line="240"/>
+        <w:ind w:left="0" w:right="0" w:firstLine="0" w:firstLineChars="0"/>
+      </w:pPr>
+      <w:r>
+        <w:rPr>
+          <w:rFonts w:ascii="Arial" w:hAnsi="Arial" w:eastAsia="Arial" w:cs="Arial"/>
+          <w:i w:val="true"/>
+          <w:b w:val="false"/>
+          <w:u w:val="none"/>
+          <w:strike w:val="false"/>
+          <w:sz w:val="14"/>
+          <w:szCs w:val="14"/>
+          <w:color w:val="C0392B"/>
+        </w:rPr>
+        <w:t xml:space="preserve">DRAFT — produced 2026-05-16 — synthetic data, NOT for regulatory submission</w:t>
+      </w:r>
+    </w:p>
+    <w:p>
+      <w:pPr/>
+      <w:r>
+        <w:br w:type="page"/>
+      </w:r>
+    </w:p>
+    <w:p>
+      <w:pPr>
+        <w:jc w:val="left"/>
+        <w:pBdr>
+          <w:bottom w:val="none" w:sz="0" w:space="0" w:color="000000"/>
+          <w:top w:val="none" w:sz="0" w:space="0" w:color="000000"/>
+          <w:left w:val="none" w:sz="0" w:space="0" w:color="000000"/>
+          <w:right w:val="none" w:sz="0" w:space="0" w:color="000000"/>
+        </w:pBdr>
+        <w:spacing w:after="0" w:before="0" w:line="240"/>
+        <w:ind w:left="0" w:right="0" w:firstLine="0" w:firstLineChars="0"/>
+      </w:pPr>
+      <w:r>
+        <w:rPr>
+          <w:rFonts w:ascii="Arial" w:hAnsi="Arial" w:eastAsia="Arial" w:cs="Arial"/>
+          <w:i w:val="false"/>
+          <w:b w:val="true"/>
+          <w:u w:val="none"/>
+          <w:strike w:val="false"/>
+          <w:sz w:val="18"/>
+          <w:szCs w:val="18"/>
+          <w:color w:val="1F3864"/>
+        </w:rPr>
+        <w:t xml:space="preserve">Celindra Therapeutics (fictional)</w:t>
+      </w:r>
+    </w:p>
+    <w:p>
+      <w:pPr>
+        <w:jc w:val="left"/>
+        <w:pBdr>
+          <w:bottom w:val="none" w:sz="0" w:space="0" w:color="000000"/>
+          <w:top w:val="none" w:sz="0" w:space="0" w:color="000000"/>
+          <w:left w:val="none" w:sz="0" w:space="0" w:color="000000"/>
+          <w:right w:val="none" w:sz="0" w:space="0" w:color="000000"/>
+        </w:pBdr>
+        <w:spacing w:after="0" w:before="0" w:line="240"/>
+        <w:ind w:left="0" w:right="0" w:firstLine="0" w:firstLineChars="0"/>
+      </w:pPr>
+      <w:r>
+        <w:rPr>
+          <w:rFonts w:ascii="Arial" w:hAnsi="Arial" w:eastAsia="Arial" w:cs="Arial"/>
+          <w:i w:val="false"/>
+          <w:b w:val="false"/>
+          <w:u w:val="none"/>
+          <w:strike w:val="false"/>
+          <w:sz w:val="18"/>
+          <w:szCs w:val="18"/>
+          <w:color w:val="888888"/>
+        </w:rPr>
+        <w:t xml:space="preserve">Protocol TORIVUMAB-NSCLC-301</w:t>
+      </w:r>
+    </w:p>
+    <w:p>
+      <w:pPr>
+        <w:jc w:val="left"/>
+        <w:pBdr>
+          <w:bottom w:val="none" w:sz="0" w:space="0" w:color="000000"/>
+          <w:top w:val="none" w:sz="0" w:space="0" w:color="000000"/>
+          <w:left w:val="none" w:sz="0" w:space="0" w:color="000000"/>
+          <w:right w:val="none" w:sz="0" w:space="0" w:color="000000"/>
+        </w:pBdr>
+        <w:spacing w:after="0" w:before="0" w:line="240"/>
+        <w:ind w:left="0" w:right="0" w:firstLine="0" w:firstLineChars="0"/>
+      </w:pPr>
+      <w:r>
+        <w:rPr>
+          <w:rFonts w:ascii="Arial" w:hAnsi="Arial" w:eastAsia="Arial" w:cs="Arial"/>
+          <w:i w:val="false"/>
+          <w:b w:val="true"/>
+          <w:u w:val="none"/>
+          <w:strike w:val="false"/>
+          <w:sz w:val="22"/>
+          <w:szCs w:val="22"/>
+          <w:color w:val="1F3864"/>
+        </w:rPr>
+        <w:t xml:space="preserve">L-AE-03</w:t>
+      </w:r>
+    </w:p>
+    <w:p>
+      <w:pPr>
+        <w:jc w:val="left"/>
+        <w:pBdr>
+          <w:bottom w:val="none" w:sz="0" w:space="0" w:color="000000"/>
+          <w:top w:val="none" w:sz="0" w:space="0" w:color="000000"/>
+          <w:left w:val="none" w:sz="0" w:space="0" w:color="000000"/>
+          <w:right w:val="none" w:sz="0" w:space="0" w:color="000000"/>
+        </w:pBdr>
+        <w:spacing w:after="0" w:before="0" w:line="240"/>
+        <w:ind w:left="0" w:right="0" w:firstLine="0" w:firstLineChars="0"/>
+      </w:pPr>
+      <w:r>
+        <w:rPr>
+          <w:rFonts w:ascii="Arial" w:hAnsi="Arial" w:eastAsia="Arial" w:cs="Arial"/>
+          <w:i w:val="false"/>
+          <w:b w:val="true"/>
+          <w:u w:val="none"/>
+          <w:strike w:val="false"/>
+          <w:sz w:val="28"/>
+          <w:szCs w:val="28"/>
+          <w:color w:val="1F3864"/>
+        </w:rPr>
+        <w:t xml:space="preserve">Listing of AEs Leading to Discontinuation</w:t>
+      </w:r>
+    </w:p>
+    <w:p>
+      <w:pPr>
+        <w:pStyle w:val="Normal"/>
+      </w:pPr>
+      <w:r>
+        <w:t xml:space="preserve"> </w:t>
+      </w:r>
+    </w:p>
+    <w:p>
+      <w:pPr>
+        <w:jc w:val="left"/>
+        <w:pBdr>
+          <w:bottom w:val="none" w:sz="0" w:space="0" w:color="000000"/>
+          <w:top w:val="none" w:sz="0" w:space="0" w:color="000000"/>
+          <w:left w:val="none" w:sz="0" w:space="0" w:color="000000"/>
+          <w:right w:val="none" w:sz="0" w:space="0" w:color="000000"/>
+        </w:pBdr>
+        <w:spacing w:after="0" w:before="0" w:line="240"/>
+        <w:ind w:left="0" w:right="0" w:firstLine="0" w:firstLineChars="0"/>
+      </w:pPr>
+      <w:r>
+        <w:rPr>
+          <w:rFonts w:ascii="Arial" w:hAnsi="Arial" w:eastAsia="Arial" w:cs="Arial"/>
+          <w:i w:val="true"/>
+          <w:b w:val="false"/>
+          <w:u w:val="none"/>
+          <w:strike w:val="false"/>
+          <w:sz w:val="20"/>
+          <w:szCs w:val="20"/>
+          <w:color w:val="1F3864"/>
+        </w:rPr>
+        <w:t xml:space="preserve">→ See tfl/tables/L-AE-03.docx for the formatted table.</w:t>
+      </w:r>
+    </w:p>
+    <w:p>
+      <w:pPr>
+        <w:pStyle w:val="Normal"/>
+      </w:pPr>
+      <w:r>
+        <w:t xml:space="preserve"> </w:t>
+      </w:r>
+    </w:p>
+    <w:p>
+      <w:pPr>
+        <w:jc w:val="left"/>
+        <w:pBdr>
+          <w:bottom w:val="none" w:sz="0" w:space="0" w:color="000000"/>
+          <w:top w:val="none" w:sz="0" w:space="0" w:color="000000"/>
+          <w:left w:val="none" w:sz="0" w:space="0" w:color="000000"/>
+          <w:right w:val="none" w:sz="0" w:space="0" w:color="000000"/>
+        </w:pBdr>
+        <w:spacing w:after="0" w:before="0" w:line="240"/>
+        <w:ind w:left="0" w:right="0" w:firstLine="0" w:firstLineChars="0"/>
+      </w:pPr>
+      <w:r>
+        <w:rPr>
+          <w:rFonts w:ascii="Arial" w:hAnsi="Arial" w:eastAsia="Arial" w:cs="Arial"/>
+          <w:i w:val="true"/>
+          <w:b w:val="false"/>
+          <w:u w:val="none"/>
+          <w:strike w:val="false"/>
+          <w:sz w:val="14"/>
+          <w:szCs w:val="14"/>
+          <w:color w:val="C0392B"/>
+        </w:rPr>
+        <w:t xml:space="preserve">DRAFT — produced 2026-05-16 — synthetic data, NOT for regulatory submission</w:t>
+      </w:r>
+    </w:p>
+    <w:p>
+      <w:pPr/>
+      <w:r>
+        <w:br w:type="page"/>
+      </w:r>
+    </w:p>
+    <w:p>
+      <w:pPr>
+        <w:jc w:val="left"/>
+        <w:pBdr>
+          <w:bottom w:val="none" w:sz="0" w:space="0" w:color="000000"/>
+          <w:top w:val="none" w:sz="0" w:space="0" w:color="000000"/>
+          <w:left w:val="none" w:sz="0" w:space="0" w:color="000000"/>
+          <w:right w:val="none" w:sz="0" w:space="0" w:color="000000"/>
+        </w:pBdr>
+        <w:spacing w:after="0" w:before="0" w:line="240"/>
+        <w:ind w:left="0" w:right="0" w:firstLine="0" w:firstLineChars="0"/>
+      </w:pPr>
+      <w:r>
+        <w:rPr>
+          <w:rFonts w:ascii="Arial" w:hAnsi="Arial" w:eastAsia="Arial" w:cs="Arial"/>
+          <w:i w:val="false"/>
+          <w:b w:val="true"/>
+          <w:u w:val="none"/>
+          <w:strike w:val="false"/>
+          <w:sz w:val="18"/>
+          <w:szCs w:val="18"/>
+          <w:color w:val="1F3864"/>
+        </w:rPr>
+        <w:t xml:space="preserve">Celindra Therapeutics (fictional)</w:t>
+      </w:r>
+    </w:p>
+    <w:p>
+      <w:pPr>
+        <w:jc w:val="left"/>
+        <w:pBdr>
+          <w:bottom w:val="none" w:sz="0" w:space="0" w:color="000000"/>
+          <w:top w:val="none" w:sz="0" w:space="0" w:color="000000"/>
+          <w:left w:val="none" w:sz="0" w:space="0" w:color="000000"/>
+          <w:right w:val="none" w:sz="0" w:space="0" w:color="000000"/>
+        </w:pBdr>
+        <w:spacing w:after="0" w:before="0" w:line="240"/>
+        <w:ind w:left="0" w:right="0" w:firstLine="0" w:firstLineChars="0"/>
+      </w:pPr>
+      <w:r>
+        <w:rPr>
+          <w:rFonts w:ascii="Arial" w:hAnsi="Arial" w:eastAsia="Arial" w:cs="Arial"/>
+          <w:i w:val="false"/>
+          <w:b w:val="false"/>
+          <w:u w:val="none"/>
+          <w:strike w:val="false"/>
+          <w:sz w:val="18"/>
+          <w:szCs w:val="18"/>
+          <w:color w:val="888888"/>
+        </w:rPr>
+        <w:t xml:space="preserve">Protocol TORIVUMAB-NSCLC-301</w:t>
+      </w:r>
+    </w:p>
+    <w:p>
+      <w:pPr>
+        <w:jc w:val="left"/>
+        <w:pBdr>
+          <w:bottom w:val="none" w:sz="0" w:space="0" w:color="000000"/>
+          <w:top w:val="none" w:sz="0" w:space="0" w:color="000000"/>
+          <w:left w:val="none" w:sz="0" w:space="0" w:color="000000"/>
+          <w:right w:val="none" w:sz="0" w:space="0" w:color="000000"/>
+        </w:pBdr>
+        <w:spacing w:after="0" w:before="0" w:line="240"/>
+        <w:ind w:left="0" w:right="0" w:firstLine="0" w:firstLineChars="0"/>
+      </w:pPr>
+      <w:r>
+        <w:rPr>
+          <w:rFonts w:ascii="Arial" w:hAnsi="Arial" w:eastAsia="Arial" w:cs="Arial"/>
+          <w:i w:val="false"/>
+          <w:b w:val="true"/>
+          <w:u w:val="none"/>
+          <w:strike w:val="false"/>
+          <w:sz w:val="22"/>
+          <w:szCs w:val="22"/>
+          <w:color w:val="1F3864"/>
+        </w:rPr>
+        <w:t xml:space="preserve">L-LB-01</w:t>
+      </w:r>
+    </w:p>
+    <w:p>
+      <w:pPr>
+        <w:jc w:val="left"/>
+        <w:pBdr>
+          <w:bottom w:val="none" w:sz="0" w:space="0" w:color="000000"/>
+          <w:top w:val="none" w:sz="0" w:space="0" w:color="000000"/>
+          <w:left w:val="none" w:sz="0" w:space="0" w:color="000000"/>
+          <w:right w:val="none" w:sz="0" w:space="0" w:color="000000"/>
+        </w:pBdr>
+        <w:spacing w:after="0" w:before="0" w:line="240"/>
+        <w:ind w:left="0" w:right="0" w:firstLine="0" w:firstLineChars="0"/>
+      </w:pPr>
+      <w:r>
+        <w:rPr>
+          <w:rFonts w:ascii="Arial" w:hAnsi="Arial" w:eastAsia="Arial" w:cs="Arial"/>
+          <w:i w:val="false"/>
+          <w:b w:val="true"/>
+          <w:u w:val="none"/>
+          <w:strike w:val="false"/>
+          <w:sz w:val="28"/>
+          <w:szCs w:val="28"/>
+          <w:color w:val="1F3864"/>
+        </w:rPr>
+        <w:t xml:space="preserve">Listing of Grade ≥3 Lab Abnormalities</w:t>
+      </w:r>
+    </w:p>
+    <w:p>
+      <w:pPr>
+        <w:pStyle w:val="Normal"/>
+      </w:pPr>
+      <w:r>
+        <w:t xml:space="preserve"> </w:t>
+      </w:r>
+    </w:p>
+    <w:p>
+      <w:pPr>
+        <w:jc w:val="left"/>
+        <w:pBdr>
+          <w:bottom w:val="none" w:sz="0" w:space="0" w:color="000000"/>
+          <w:top w:val="none" w:sz="0" w:space="0" w:color="000000"/>
+          <w:left w:val="none" w:sz="0" w:space="0" w:color="000000"/>
+          <w:right w:val="none" w:sz="0" w:space="0" w:color="000000"/>
+        </w:pBdr>
+        <w:spacing w:after="0" w:before="0" w:line="240"/>
+        <w:ind w:left="0" w:right="0" w:firstLine="0" w:firstLineChars="0"/>
+      </w:pPr>
+      <w:r>
+        <w:rPr>
+          <w:rFonts w:ascii="Arial" w:hAnsi="Arial" w:eastAsia="Arial" w:cs="Arial"/>
+          <w:i w:val="true"/>
+          <w:b w:val="false"/>
+          <w:u w:val="none"/>
+          <w:strike w:val="false"/>
+          <w:sz w:val="20"/>
+          <w:szCs w:val="20"/>
+          <w:color w:val="1F3864"/>
+        </w:rPr>
+        <w:t xml:space="preserve">→ See tfl/tables/L-LB-01.docx for the formatted table.</w:t>
+      </w:r>
+    </w:p>
+    <w:p>
+      <w:pPr>
+        <w:pStyle w:val="Normal"/>
+      </w:pPr>
+      <w:r>
+        <w:t xml:space="preserve"> </w:t>
+      </w:r>
+    </w:p>
+    <w:p>
+      <w:pPr>
+        <w:jc w:val="left"/>
+        <w:pBdr>
+          <w:bottom w:val="none" w:sz="0" w:space="0" w:color="000000"/>
+          <w:top w:val="none" w:sz="0" w:space="0" w:color="000000"/>
+          <w:left w:val="none" w:sz="0" w:space="0" w:color="000000"/>
+          <w:right w:val="none" w:sz="0" w:space="0" w:color="000000"/>
+        </w:pBdr>
+        <w:spacing w:after="0" w:before="0" w:line="240"/>
+        <w:ind w:left="0" w:right="0" w:firstLine="0" w:firstLineChars="0"/>
+      </w:pPr>
+      <w:r>
+        <w:rPr>
+          <w:rFonts w:ascii="Arial" w:hAnsi="Arial" w:eastAsia="Arial" w:cs="Arial"/>
+          <w:i w:val="true"/>
+          <w:b w:val="false"/>
+          <w:u w:val="none"/>
+          <w:strike w:val="false"/>
+          <w:sz w:val="14"/>
+          <w:szCs w:val="14"/>
+          <w:color w:val="C0392B"/>
+        </w:rPr>
+        <w:t xml:space="preserve">DRAFT — produced 2026-05-16 — synthetic data, NOT for regulatory submission</w:t>
+      </w:r>
+    </w:p>
+    <w:p>
+      <w:pPr/>
+      <w:r>
+        <w:br w:type="page"/>
+      </w:r>
+    </w:p>
+    <w:p>
+      <w:pPr>
+        <w:jc w:val="left"/>
+        <w:pBdr>
+          <w:bottom w:val="none" w:sz="0" w:space="0" w:color="000000"/>
+          <w:top w:val="none" w:sz="0" w:space="0" w:color="000000"/>
+          <w:left w:val="none" w:sz="0" w:space="0" w:color="000000"/>
+          <w:right w:val="none" w:sz="0" w:space="0" w:color="000000"/>
+        </w:pBdr>
+        <w:spacing w:after="0" w:before="0" w:line="240"/>
+        <w:ind w:left="0" w:right="0" w:firstLine="0" w:firstLineChars="0"/>
+      </w:pPr>
+      <w:r>
+        <w:rPr>
+          <w:rFonts w:ascii="Arial" w:hAnsi="Arial" w:eastAsia="Arial" w:cs="Arial"/>
+          <w:i w:val="false"/>
+          <w:b w:val="true"/>
+          <w:u w:val="none"/>
+          <w:strike w:val="false"/>
+          <w:sz w:val="18"/>
+          <w:szCs w:val="18"/>
+          <w:color w:val="1F3864"/>
+        </w:rPr>
+        <w:t xml:space="preserve">Celindra Therapeutics (fictional)</w:t>
+      </w:r>
+    </w:p>
+    <w:p>
+      <w:pPr>
+        <w:jc w:val="left"/>
+        <w:pBdr>
+          <w:bottom w:val="none" w:sz="0" w:space="0" w:color="000000"/>
+          <w:top w:val="none" w:sz="0" w:space="0" w:color="000000"/>
+          <w:left w:val="none" w:sz="0" w:space="0" w:color="000000"/>
+          <w:right w:val="none" w:sz="0" w:space="0" w:color="000000"/>
+        </w:pBdr>
+        <w:spacing w:after="0" w:before="0" w:line="240"/>
+        <w:ind w:left="0" w:right="0" w:firstLine="0" w:firstLineChars="0"/>
+      </w:pPr>
+      <w:r>
+        <w:rPr>
+          <w:rFonts w:ascii="Arial" w:hAnsi="Arial" w:eastAsia="Arial" w:cs="Arial"/>
+          <w:i w:val="false"/>
+          <w:b w:val="false"/>
+          <w:u w:val="none"/>
+          <w:strike w:val="false"/>
+          <w:sz w:val="18"/>
+          <w:szCs w:val="18"/>
+          <w:color w:val="888888"/>
+        </w:rPr>
+        <w:t xml:space="preserve">Protocol TORIVUMAB-NSCLC-301</w:t>
+      </w:r>
+    </w:p>
+    <w:p>
+      <w:pPr>
+        <w:jc w:val="left"/>
+        <w:pBdr>
+          <w:bottom w:val="none" w:sz="0" w:space="0" w:color="000000"/>
+          <w:top w:val="none" w:sz="0" w:space="0" w:color="000000"/>
+          <w:left w:val="none" w:sz="0" w:space="0" w:color="000000"/>
+          <w:right w:val="none" w:sz="0" w:space="0" w:color="000000"/>
+        </w:pBdr>
+        <w:spacing w:after="0" w:before="0" w:line="240"/>
+        <w:ind w:left="0" w:right="0" w:firstLine="0" w:firstLineChars="0"/>
+      </w:pPr>
+      <w:r>
+        <w:rPr>
+          <w:rFonts w:ascii="Arial" w:hAnsi="Arial" w:eastAsia="Arial" w:cs="Arial"/>
+          <w:i w:val="false"/>
+          <w:b w:val="true"/>
+          <w:u w:val="none"/>
+          <w:strike w:val="false"/>
+          <w:sz w:val="22"/>
+          <w:szCs w:val="22"/>
+          <w:color w:val="1F3864"/>
+        </w:rPr>
+        <w:t xml:space="preserve">L-DS-01</w:t>
+      </w:r>
+    </w:p>
+    <w:p>
+      <w:pPr>
+        <w:jc w:val="left"/>
+        <w:pBdr>
+          <w:bottom w:val="none" w:sz="0" w:space="0" w:color="000000"/>
+          <w:top w:val="none" w:sz="0" w:space="0" w:color="000000"/>
+          <w:left w:val="none" w:sz="0" w:space="0" w:color="000000"/>
+          <w:right w:val="none" w:sz="0" w:space="0" w:color="000000"/>
+        </w:pBdr>
+        <w:spacing w:after="0" w:before="0" w:line="240"/>
+        <w:ind w:left="0" w:right="0" w:firstLine="0" w:firstLineChars="0"/>
+      </w:pPr>
+      <w:r>
+        <w:rPr>
+          <w:rFonts w:ascii="Arial" w:hAnsi="Arial" w:eastAsia="Arial" w:cs="Arial"/>
+          <w:i w:val="false"/>
+          <w:b w:val="true"/>
+          <w:u w:val="none"/>
+          <w:strike w:val="false"/>
+          <w:sz w:val="28"/>
+          <w:szCs w:val="28"/>
+          <w:color w:val="1F3864"/>
+        </w:rPr>
+        <w:t xml:space="preserve">Listing of Major Protocol Deviations</w:t>
+      </w:r>
+    </w:p>
+    <w:p>
+      <w:pPr>
+        <w:pStyle w:val="Normal"/>
+      </w:pPr>
+      <w:r>
+        <w:t xml:space="preserve"> </w:t>
+      </w:r>
+    </w:p>
+    <w:p>
+      <w:pPr>
+        <w:jc w:val="left"/>
+        <w:pBdr>
+          <w:bottom w:val="none" w:sz="0" w:space="0" w:color="000000"/>
+          <w:top w:val="none" w:sz="0" w:space="0" w:color="000000"/>
+          <w:left w:val="none" w:sz="0" w:space="0" w:color="000000"/>
+          <w:right w:val="none" w:sz="0" w:space="0" w:color="000000"/>
+        </w:pBdr>
+        <w:spacing w:after="0" w:before="0" w:line="240"/>
+        <w:ind w:left="0" w:right="0" w:firstLine="0" w:firstLineChars="0"/>
+      </w:pPr>
+      <w:r>
+        <w:rPr>
+          <w:rFonts w:ascii="Arial" w:hAnsi="Arial" w:eastAsia="Arial" w:cs="Arial"/>
+          <w:i w:val="true"/>
+          <w:b w:val="false"/>
+          <w:u w:val="none"/>
+          <w:strike w:val="false"/>
+          <w:sz w:val="20"/>
+          <w:szCs w:val="20"/>
+          <w:color w:val="1F3864"/>
+        </w:rPr>
+        <w:t xml:space="preserve">→ See tfl/tables/L-DS-01.docx for the formatted table.</w:t>
       </w:r>
     </w:p>
     <w:p>

--- a/tfl/TFL-OUTPUTS.docx
+++ b/tfl/TFL-OUTPUTS.docx
@@ -171,7 +171,7 @@
           <w:szCs w:val="22"/>
           <w:color w:val="000000"/>
         </w:rPr>
-        <w:t xml:space="preserve">Contents (38 outputs):</w:t>
+        <w:t xml:space="preserve">Contents (43 outputs):</w:t>
       </w:r>
     </w:p>
     <w:p>
@@ -1164,6 +1164,136 @@
     </w:p>
     <w:p>
       <w:pPr>
+        <w:jc w:val="left"/>
+        <w:pBdr>
+          <w:bottom w:val="none" w:sz="0" w:space="0" w:color="000000"/>
+          <w:top w:val="none" w:sz="0" w:space="0" w:color="000000"/>
+          <w:left w:val="none" w:sz="0" w:space="0" w:color="000000"/>
+          <w:right w:val="none" w:sz="0" w:space="0" w:color="000000"/>
+        </w:pBdr>
+        <w:spacing w:after="0" w:before="0" w:line="240"/>
+        <w:ind w:left="0" w:right="0" w:firstLine="0" w:firstLineChars="0"/>
+      </w:pPr>
+      <w:r>
+        <w:rPr>
+          <w:rFonts w:ascii="Arial" w:hAnsi="Arial" w:eastAsia="Arial" w:cs="Arial"/>
+          <w:i w:val="false"/>
+          <w:b w:val="false"/>
+          <w:u w:val="none"/>
+          <w:strike w:val="false"/>
+          <w:sz w:val="20"/>
+          <w:szCs w:val="20"/>
+          <w:color w:val="000000"/>
+        </w:rPr>
+        <w:t xml:space="preserve">  • T-CM-01 — Concomitant Medications by Class and PT</w:t>
+      </w:r>
+    </w:p>
+    <w:p>
+      <w:pPr>
+        <w:jc w:val="left"/>
+        <w:pBdr>
+          <w:bottom w:val="none" w:sz="0" w:space="0" w:color="000000"/>
+          <w:top w:val="none" w:sz="0" w:space="0" w:color="000000"/>
+          <w:left w:val="none" w:sz="0" w:space="0" w:color="000000"/>
+          <w:right w:val="none" w:sz="0" w:space="0" w:color="000000"/>
+        </w:pBdr>
+        <w:spacing w:after="0" w:before="0" w:line="240"/>
+        <w:ind w:left="0" w:right="0" w:firstLine="0" w:firstLineChars="0"/>
+      </w:pPr>
+      <w:r>
+        <w:rPr>
+          <w:rFonts w:ascii="Arial" w:hAnsi="Arial" w:eastAsia="Arial" w:cs="Arial"/>
+          <w:i w:val="false"/>
+          <w:b w:val="false"/>
+          <w:u w:val="none"/>
+          <w:strike w:val="false"/>
+          <w:sz w:val="20"/>
+          <w:szCs w:val="20"/>
+          <w:color w:val="000000"/>
+        </w:rPr>
+        <w:t xml:space="preserve">  • T-VS-01 — Vital Signs — Mean Change at Key Visits</w:t>
+      </w:r>
+    </w:p>
+    <w:p>
+      <w:pPr>
+        <w:jc w:val="left"/>
+        <w:pBdr>
+          <w:bottom w:val="none" w:sz="0" w:space="0" w:color="000000"/>
+          <w:top w:val="none" w:sz="0" w:space="0" w:color="000000"/>
+          <w:left w:val="none" w:sz="0" w:space="0" w:color="000000"/>
+          <w:right w:val="none" w:sz="0" w:space="0" w:color="000000"/>
+        </w:pBdr>
+        <w:spacing w:after="0" w:before="0" w:line="240"/>
+        <w:ind w:left="0" w:right="0" w:firstLine="0" w:firstLineChars="0"/>
+      </w:pPr>
+      <w:r>
+        <w:rPr>
+          <w:rFonts w:ascii="Arial" w:hAnsi="Arial" w:eastAsia="Arial" w:cs="Arial"/>
+          <w:i w:val="false"/>
+          <w:b w:val="false"/>
+          <w:u w:val="none"/>
+          <w:strike w:val="false"/>
+          <w:sz w:val="20"/>
+          <w:szCs w:val="20"/>
+          <w:color w:val="000000"/>
+        </w:rPr>
+        <w:t xml:space="preserve">  • T-VS-02 — Weight Change Categories</w:t>
+      </w:r>
+    </w:p>
+    <w:p>
+      <w:pPr>
+        <w:jc w:val="left"/>
+        <w:pBdr>
+          <w:bottom w:val="none" w:sz="0" w:space="0" w:color="000000"/>
+          <w:top w:val="none" w:sz="0" w:space="0" w:color="000000"/>
+          <w:left w:val="none" w:sz="0" w:space="0" w:color="000000"/>
+          <w:right w:val="none" w:sz="0" w:space="0" w:color="000000"/>
+        </w:pBdr>
+        <w:spacing w:after="0" w:before="0" w:line="240"/>
+        <w:ind w:left="0" w:right="0" w:firstLine="0" w:firstLineChars="0"/>
+      </w:pPr>
+      <w:r>
+        <w:rPr>
+          <w:rFonts w:ascii="Arial" w:hAnsi="Arial" w:eastAsia="Arial" w:cs="Arial"/>
+          <w:i w:val="false"/>
+          <w:b w:val="false"/>
+          <w:u w:val="none"/>
+          <w:strike w:val="false"/>
+          <w:sz w:val="20"/>
+          <w:szCs w:val="20"/>
+          <w:color w:val="000000"/>
+        </w:rPr>
+        <w:t xml:space="preserve">  • T-MH-01 — Medical History by Category and Term</w:t>
+      </w:r>
+    </w:p>
+    <w:p>
+      <w:pPr>
+        <w:jc w:val="left"/>
+        <w:pBdr>
+          <w:bottom w:val="none" w:sz="0" w:space="0" w:color="000000"/>
+          <w:top w:val="none" w:sz="0" w:space="0" w:color="000000"/>
+          <w:left w:val="none" w:sz="0" w:space="0" w:color="000000"/>
+          <w:right w:val="none" w:sz="0" w:space="0" w:color="000000"/>
+        </w:pBdr>
+        <w:spacing w:after="0" w:before="0" w:line="240"/>
+        <w:ind w:left="0" w:right="0" w:firstLine="0" w:firstLineChars="0"/>
+      </w:pPr>
+      <w:r>
+        <w:rPr>
+          <w:rFonts w:ascii="Arial" w:hAnsi="Arial" w:eastAsia="Arial" w:cs="Arial"/>
+          <w:i w:val="false"/>
+          <w:b w:val="false"/>
+          <w:u w:val="none"/>
+          <w:strike w:val="false"/>
+          <w:sz w:val="20"/>
+          <w:szCs w:val="20"/>
+          <w:color w:val="000000"/>
+        </w:rPr>
+        <w:t xml:space="preserve">  • T-DV-01 — Protocol Deviations — Detail</w:t>
+      </w:r>
+    </w:p>
+    <w:p>
+      <w:pPr>
         <w:pStyle w:val="Normal"/>
       </w:pPr>
       <w:r>
@@ -1193,7 +1323,7 @@
           <w:szCs w:val="18"/>
           <w:color w:val="C0392B"/>
         </w:rPr>
-        <w:t xml:space="preserve">DRAFT — produced 2026-05-16 — synthetic data, NOT for regulatory submission</w:t>
+        <w:t xml:space="preserve">DRAFT — produced 2026-05-17 — synthetic data, NOT for regulatory submission</w:t>
       </w:r>
     </w:p>
     <w:p>
@@ -1371,7 +1501,7 @@
           <w:szCs w:val="14"/>
           <w:color w:val="C0392B"/>
         </w:rPr>
-        <w:t xml:space="preserve">DRAFT — produced 2026-05-16 — synthetic data, NOT for regulatory submission</w:t>
+        <w:t xml:space="preserve">DRAFT — produced 2026-05-17 — synthetic data, NOT for regulatory submission</w:t>
       </w:r>
     </w:p>
     <w:p>
@@ -1549,7 +1679,7 @@
           <w:szCs w:val="14"/>
           <w:color w:val="C0392B"/>
         </w:rPr>
-        <w:t xml:space="preserve">DRAFT — produced 2026-05-16 — synthetic data, NOT for regulatory submission</w:t>
+        <w:t xml:space="preserve">DRAFT — produced 2026-05-17 — synthetic data, NOT for regulatory submission</w:t>
       </w:r>
     </w:p>
     <w:p>
@@ -1727,7 +1857,7 @@
           <w:szCs w:val="14"/>
           <w:color w:val="C0392B"/>
         </w:rPr>
-        <w:t xml:space="preserve">DRAFT — produced 2026-05-16 — synthetic data, NOT for regulatory submission</w:t>
+        <w:t xml:space="preserve">DRAFT — produced 2026-05-17 — synthetic data, NOT for regulatory submission</w:t>
       </w:r>
     </w:p>
     <w:p>
@@ -1905,7 +2035,7 @@
           <w:szCs w:val="14"/>
           <w:color w:val="C0392B"/>
         </w:rPr>
-        <w:t xml:space="preserve">DRAFT — produced 2026-05-16 — synthetic data, NOT for regulatory submission</w:t>
+        <w:t xml:space="preserve">DRAFT — produced 2026-05-17 — synthetic data, NOT for regulatory submission</w:t>
       </w:r>
     </w:p>
     <w:p>
@@ -2083,7 +2213,7 @@
           <w:szCs w:val="14"/>
           <w:color w:val="C0392B"/>
         </w:rPr>
-        <w:t xml:space="preserve">DRAFT — produced 2026-05-16 — synthetic data, NOT for regulatory submission</w:t>
+        <w:t xml:space="preserve">DRAFT — produced 2026-05-17 — synthetic data, NOT for regulatory submission</w:t>
       </w:r>
     </w:p>
     <w:p>
@@ -2261,7 +2391,7 @@
           <w:szCs w:val="14"/>
           <w:color w:val="C0392B"/>
         </w:rPr>
-        <w:t xml:space="preserve">DRAFT — produced 2026-05-16 — synthetic data, NOT for regulatory submission</w:t>
+        <w:t xml:space="preserve">DRAFT — produced 2026-05-17 — synthetic data, NOT for regulatory submission</w:t>
       </w:r>
     </w:p>
     <w:p>
@@ -2439,7 +2569,7 @@
           <w:szCs w:val="14"/>
           <w:color w:val="C0392B"/>
         </w:rPr>
-        <w:t xml:space="preserve">DRAFT — produced 2026-05-16 — synthetic data, NOT for regulatory submission</w:t>
+        <w:t xml:space="preserve">DRAFT — produced 2026-05-17 — synthetic data, NOT for regulatory submission</w:t>
       </w:r>
     </w:p>
     <w:p>
@@ -2617,7 +2747,7 @@
           <w:szCs w:val="14"/>
           <w:color w:val="C0392B"/>
         </w:rPr>
-        <w:t xml:space="preserve">DRAFT — produced 2026-05-16 — synthetic data, NOT for regulatory submission</w:t>
+        <w:t xml:space="preserve">DRAFT — produced 2026-05-17 — synthetic data, NOT for regulatory submission</w:t>
       </w:r>
     </w:p>
     <w:p>
@@ -2795,7 +2925,7 @@
           <w:szCs w:val="14"/>
           <w:color w:val="C0392B"/>
         </w:rPr>
-        <w:t xml:space="preserve">DRAFT — produced 2026-05-16 — synthetic data, NOT for regulatory submission</w:t>
+        <w:t xml:space="preserve">DRAFT — produced 2026-05-17 — synthetic data, NOT for regulatory submission</w:t>
       </w:r>
     </w:p>
     <w:p>
@@ -2973,7 +3103,7 @@
           <w:szCs w:val="14"/>
           <w:color w:val="C0392B"/>
         </w:rPr>
-        <w:t xml:space="preserve">DRAFT — produced 2026-05-16 — synthetic data, NOT for regulatory submission</w:t>
+        <w:t xml:space="preserve">DRAFT — produced 2026-05-17 — synthetic data, NOT for regulatory submission</w:t>
       </w:r>
     </w:p>
     <w:p>
@@ -3151,7 +3281,7 @@
           <w:szCs w:val="14"/>
           <w:color w:val="C0392B"/>
         </w:rPr>
-        <w:t xml:space="preserve">DRAFT — produced 2026-05-16 — synthetic data, NOT for regulatory submission</w:t>
+        <w:t xml:space="preserve">DRAFT — produced 2026-05-17 — synthetic data, NOT for regulatory submission</w:t>
       </w:r>
     </w:p>
     <w:p>
@@ -3329,7 +3459,7 @@
           <w:szCs w:val="14"/>
           <w:color w:val="C0392B"/>
         </w:rPr>
-        <w:t xml:space="preserve">DRAFT — produced 2026-05-16 — synthetic data, NOT for regulatory submission</w:t>
+        <w:t xml:space="preserve">DRAFT — produced 2026-05-17 — synthetic data, NOT for regulatory submission</w:t>
       </w:r>
     </w:p>
     <w:p>
@@ -3507,7 +3637,7 @@
           <w:szCs w:val="14"/>
           <w:color w:val="C0392B"/>
         </w:rPr>
-        <w:t xml:space="preserve">DRAFT — produced 2026-05-16 — synthetic data, NOT for regulatory submission</w:t>
+        <w:t xml:space="preserve">DRAFT — produced 2026-05-17 — synthetic data, NOT for regulatory submission</w:t>
       </w:r>
     </w:p>
     <w:p>
@@ -3685,7 +3815,7 @@
           <w:szCs w:val="14"/>
           <w:color w:val="C0392B"/>
         </w:rPr>
-        <w:t xml:space="preserve">DRAFT — produced 2026-05-16 — synthetic data, NOT for regulatory submission</w:t>
+        <w:t xml:space="preserve">DRAFT — produced 2026-05-17 — synthetic data, NOT for regulatory submission</w:t>
       </w:r>
     </w:p>
     <w:p>
@@ -3863,7 +3993,7 @@
           <w:szCs w:val="14"/>
           <w:color w:val="C0392B"/>
         </w:rPr>
-        <w:t xml:space="preserve">DRAFT — produced 2026-05-16 — synthetic data, NOT for regulatory submission</w:t>
+        <w:t xml:space="preserve">DRAFT — produced 2026-05-17 — synthetic data, NOT for regulatory submission</w:t>
       </w:r>
     </w:p>
     <w:p>
@@ -4041,7 +4171,7 @@
           <w:szCs w:val="14"/>
           <w:color w:val="C0392B"/>
         </w:rPr>
-        <w:t xml:space="preserve">DRAFT — produced 2026-05-16 — synthetic data, NOT for regulatory submission</w:t>
+        <w:t xml:space="preserve">DRAFT — produced 2026-05-17 — synthetic data, NOT for regulatory submission</w:t>
       </w:r>
     </w:p>
     <w:p>
@@ -4219,7 +4349,7 @@
           <w:szCs w:val="14"/>
           <w:color w:val="C0392B"/>
         </w:rPr>
-        <w:t xml:space="preserve">DRAFT — produced 2026-05-16 — synthetic data, NOT for regulatory submission</w:t>
+        <w:t xml:space="preserve">DRAFT — produced 2026-05-17 — synthetic data, NOT for regulatory submission</w:t>
       </w:r>
     </w:p>
     <w:p>
@@ -4397,7 +4527,7 @@
           <w:szCs w:val="14"/>
           <w:color w:val="C0392B"/>
         </w:rPr>
-        <w:t xml:space="preserve">DRAFT — produced 2026-05-16 — synthetic data, NOT for regulatory submission</w:t>
+        <w:t xml:space="preserve">DRAFT — produced 2026-05-17 — synthetic data, NOT for regulatory submission</w:t>
       </w:r>
     </w:p>
     <w:p>
@@ -4594,7 +4724,7 @@
           <w:szCs w:val="14"/>
           <w:color w:val="C0392B"/>
         </w:rPr>
-        <w:t xml:space="preserve">DRAFT — produced 2026-05-16 — synthetic data, NOT for regulatory submission</w:t>
+        <w:t xml:space="preserve">DRAFT — produced 2026-05-17 — synthetic data, NOT for regulatory submission</w:t>
       </w:r>
     </w:p>
     <w:p>
@@ -4791,7 +4921,7 @@
           <w:szCs w:val="14"/>
           <w:color w:val="C0392B"/>
         </w:rPr>
-        <w:t xml:space="preserve">DRAFT — produced 2026-05-16 — synthetic data, NOT for regulatory submission</w:t>
+        <w:t xml:space="preserve">DRAFT — produced 2026-05-17 — synthetic data, NOT for regulatory submission</w:t>
       </w:r>
     </w:p>
     <w:p>
@@ -4988,7 +5118,7 @@
           <w:szCs w:val="14"/>
           <w:color w:val="C0392B"/>
         </w:rPr>
-        <w:t xml:space="preserve">DRAFT — produced 2026-05-16 — synthetic data, NOT for regulatory submission</w:t>
+        <w:t xml:space="preserve">DRAFT — produced 2026-05-17 — synthetic data, NOT for regulatory submission</w:t>
       </w:r>
     </w:p>
     <w:p>
@@ -5185,7 +5315,7 @@
           <w:szCs w:val="14"/>
           <w:color w:val="C0392B"/>
         </w:rPr>
-        <w:t xml:space="preserve">DRAFT — produced 2026-05-16 — synthetic data, NOT for regulatory submission</w:t>
+        <w:t xml:space="preserve">DRAFT — produced 2026-05-17 — synthetic data, NOT for regulatory submission</w:t>
       </w:r>
     </w:p>
     <w:p>
@@ -5382,7 +5512,7 @@
           <w:szCs w:val="14"/>
           <w:color w:val="C0392B"/>
         </w:rPr>
-        <w:t xml:space="preserve">DRAFT — produced 2026-05-16 — synthetic data, NOT for regulatory submission</w:t>
+        <w:t xml:space="preserve">DRAFT — produced 2026-05-17 — synthetic data, NOT for regulatory submission</w:t>
       </w:r>
     </w:p>
     <w:p>
@@ -5579,7 +5709,7 @@
           <w:szCs w:val="14"/>
           <w:color w:val="C0392B"/>
         </w:rPr>
-        <w:t xml:space="preserve">DRAFT — produced 2026-05-16 — synthetic data, NOT for regulatory submission</w:t>
+        <w:t xml:space="preserve">DRAFT — produced 2026-05-17 — synthetic data, NOT for regulatory submission</w:t>
       </w:r>
     </w:p>
     <w:p>
@@ -5757,7 +5887,7 @@
           <w:szCs w:val="14"/>
           <w:color w:val="C0392B"/>
         </w:rPr>
-        <w:t xml:space="preserve">DRAFT — produced 2026-05-16 — synthetic data, NOT for regulatory submission</w:t>
+        <w:t xml:space="preserve">DRAFT — produced 2026-05-17 — synthetic data, NOT for regulatory submission</w:t>
       </w:r>
     </w:p>
     <w:p>
@@ -5935,7 +6065,7 @@
           <w:szCs w:val="14"/>
           <w:color w:val="C0392B"/>
         </w:rPr>
-        <w:t xml:space="preserve">DRAFT — produced 2026-05-16 — synthetic data, NOT for regulatory submission</w:t>
+        <w:t xml:space="preserve">DRAFT — produced 2026-05-17 — synthetic data, NOT for regulatory submission</w:t>
       </w:r>
     </w:p>
     <w:p>
@@ -6113,7 +6243,7 @@
           <w:szCs w:val="14"/>
           <w:color w:val="C0392B"/>
         </w:rPr>
-        <w:t xml:space="preserve">DRAFT — produced 2026-05-16 — synthetic data, NOT for regulatory submission</w:t>
+        <w:t xml:space="preserve">DRAFT — produced 2026-05-17 — synthetic data, NOT for regulatory submission</w:t>
       </w:r>
     </w:p>
     <w:p>
@@ -6291,7 +6421,7 @@
           <w:szCs w:val="14"/>
           <w:color w:val="C0392B"/>
         </w:rPr>
-        <w:t xml:space="preserve">DRAFT — produced 2026-05-16 — synthetic data, NOT for regulatory submission</w:t>
+        <w:t xml:space="preserve">DRAFT — produced 2026-05-17 — synthetic data, NOT for regulatory submission</w:t>
       </w:r>
     </w:p>
     <w:p>
@@ -6469,7 +6599,7 @@
           <w:szCs w:val="14"/>
           <w:color w:val="C0392B"/>
         </w:rPr>
-        <w:t xml:space="preserve">DRAFT — produced 2026-05-16 — synthetic data, NOT for regulatory submission</w:t>
+        <w:t xml:space="preserve">DRAFT — produced 2026-05-17 — synthetic data, NOT for regulatory submission</w:t>
       </w:r>
     </w:p>
     <w:p>
@@ -6647,7 +6777,7 @@
           <w:szCs w:val="14"/>
           <w:color w:val="C0392B"/>
         </w:rPr>
-        <w:t xml:space="preserve">DRAFT — produced 2026-05-16 — synthetic data, NOT for regulatory submission</w:t>
+        <w:t xml:space="preserve">DRAFT — produced 2026-05-17 — synthetic data, NOT for regulatory submission</w:t>
       </w:r>
     </w:p>
     <w:p>
@@ -6825,7 +6955,7 @@
           <w:szCs w:val="14"/>
           <w:color w:val="C0392B"/>
         </w:rPr>
-        <w:t xml:space="preserve">DRAFT — produced 2026-05-16 — synthetic data, NOT for regulatory submission</w:t>
+        <w:t xml:space="preserve">DRAFT — produced 2026-05-17 — synthetic data, NOT for regulatory submission</w:t>
       </w:r>
     </w:p>
     <w:p>
@@ -7003,7 +7133,7 @@
           <w:szCs w:val="14"/>
           <w:color w:val="C0392B"/>
         </w:rPr>
-        <w:t xml:space="preserve">DRAFT — produced 2026-05-16 — synthetic data, NOT for regulatory submission</w:t>
+        <w:t xml:space="preserve">DRAFT — produced 2026-05-17 — synthetic data, NOT for regulatory submission</w:t>
       </w:r>
     </w:p>
     <w:p>
@@ -7181,7 +7311,7 @@
           <w:szCs w:val="14"/>
           <w:color w:val="C0392B"/>
         </w:rPr>
-        <w:t xml:space="preserve">DRAFT — produced 2026-05-16 — synthetic data, NOT for regulatory submission</w:t>
+        <w:t xml:space="preserve">DRAFT — produced 2026-05-17 — synthetic data, NOT for regulatory submission</w:t>
       </w:r>
     </w:p>
     <w:p>
@@ -7359,7 +7489,7 @@
           <w:szCs w:val="14"/>
           <w:color w:val="C0392B"/>
         </w:rPr>
-        <w:t xml:space="preserve">DRAFT — produced 2026-05-16 — synthetic data, NOT for regulatory submission</w:t>
+        <w:t xml:space="preserve">DRAFT — produced 2026-05-17 — synthetic data, NOT for regulatory submission</w:t>
       </w:r>
     </w:p>
     <w:p>
@@ -7537,7 +7667,7 @@
           <w:szCs w:val="14"/>
           <w:color w:val="C0392B"/>
         </w:rPr>
-        <w:t xml:space="preserve">DRAFT — produced 2026-05-16 — synthetic data, NOT for regulatory submission</w:t>
+        <w:t xml:space="preserve">DRAFT — produced 2026-05-17 — synthetic data, NOT for regulatory submission</w:t>
       </w:r>
     </w:p>
     <w:p>
@@ -7715,7 +7845,7 @@
           <w:szCs w:val="14"/>
           <w:color w:val="C0392B"/>
         </w:rPr>
-        <w:t xml:space="preserve">DRAFT — produced 2026-05-16 — synthetic data, NOT for regulatory submission</w:t>
+        <w:t xml:space="preserve">DRAFT — produced 2026-05-17 — synthetic data, NOT for regulatory submission</w:t>
       </w:r>
     </w:p>
     <w:p>
@@ -7893,7 +8023,7 @@
           <w:szCs w:val="14"/>
           <w:color w:val="C0392B"/>
         </w:rPr>
-        <w:t xml:space="preserve">DRAFT — produced 2026-05-16 — synthetic data, NOT for regulatory submission</w:t>
+        <w:t xml:space="preserve">DRAFT — produced 2026-05-17 — synthetic data, NOT for regulatory submission</w:t>
       </w:r>
     </w:p>
     <w:p>
@@ -8071,7 +8201,897 @@
           <w:szCs w:val="14"/>
           <w:color w:val="C0392B"/>
         </w:rPr>
-        <w:t xml:space="preserve">DRAFT — produced 2026-05-16 — synthetic data, NOT for regulatory submission</w:t>
+        <w:t xml:space="preserve">DRAFT — produced 2026-05-17 — synthetic data, NOT for regulatory submission</w:t>
+      </w:r>
+    </w:p>
+    <w:p>
+      <w:pPr/>
+      <w:r>
+        <w:br w:type="page"/>
+      </w:r>
+    </w:p>
+    <w:p>
+      <w:pPr>
+        <w:jc w:val="left"/>
+        <w:pBdr>
+          <w:bottom w:val="none" w:sz="0" w:space="0" w:color="000000"/>
+          <w:top w:val="none" w:sz="0" w:space="0" w:color="000000"/>
+          <w:left w:val="none" w:sz="0" w:space="0" w:color="000000"/>
+          <w:right w:val="none" w:sz="0" w:space="0" w:color="000000"/>
+        </w:pBdr>
+        <w:spacing w:after="0" w:before="0" w:line="240"/>
+        <w:ind w:left="0" w:right="0" w:firstLine="0" w:firstLineChars="0"/>
+      </w:pPr>
+      <w:r>
+        <w:rPr>
+          <w:rFonts w:ascii="Arial" w:hAnsi="Arial" w:eastAsia="Arial" w:cs="Arial"/>
+          <w:i w:val="false"/>
+          <w:b w:val="true"/>
+          <w:u w:val="none"/>
+          <w:strike w:val="false"/>
+          <w:sz w:val="18"/>
+          <w:szCs w:val="18"/>
+          <w:color w:val="1F3864"/>
+        </w:rPr>
+        <w:t xml:space="preserve">Celindra Therapeutics (fictional)</w:t>
+      </w:r>
+    </w:p>
+    <w:p>
+      <w:pPr>
+        <w:jc w:val="left"/>
+        <w:pBdr>
+          <w:bottom w:val="none" w:sz="0" w:space="0" w:color="000000"/>
+          <w:top w:val="none" w:sz="0" w:space="0" w:color="000000"/>
+          <w:left w:val="none" w:sz="0" w:space="0" w:color="000000"/>
+          <w:right w:val="none" w:sz="0" w:space="0" w:color="000000"/>
+        </w:pBdr>
+        <w:spacing w:after="0" w:before="0" w:line="240"/>
+        <w:ind w:left="0" w:right="0" w:firstLine="0" w:firstLineChars="0"/>
+      </w:pPr>
+      <w:r>
+        <w:rPr>
+          <w:rFonts w:ascii="Arial" w:hAnsi="Arial" w:eastAsia="Arial" w:cs="Arial"/>
+          <w:i w:val="false"/>
+          <w:b w:val="false"/>
+          <w:u w:val="none"/>
+          <w:strike w:val="false"/>
+          <w:sz w:val="18"/>
+          <w:szCs w:val="18"/>
+          <w:color w:val="888888"/>
+        </w:rPr>
+        <w:t xml:space="preserve">Protocol TORIVUMAB-NSCLC-301</w:t>
+      </w:r>
+    </w:p>
+    <w:p>
+      <w:pPr>
+        <w:jc w:val="left"/>
+        <w:pBdr>
+          <w:bottom w:val="none" w:sz="0" w:space="0" w:color="000000"/>
+          <w:top w:val="none" w:sz="0" w:space="0" w:color="000000"/>
+          <w:left w:val="none" w:sz="0" w:space="0" w:color="000000"/>
+          <w:right w:val="none" w:sz="0" w:space="0" w:color="000000"/>
+        </w:pBdr>
+        <w:spacing w:after="0" w:before="0" w:line="240"/>
+        <w:ind w:left="0" w:right="0" w:firstLine="0" w:firstLineChars="0"/>
+      </w:pPr>
+      <w:r>
+        <w:rPr>
+          <w:rFonts w:ascii="Arial" w:hAnsi="Arial" w:eastAsia="Arial" w:cs="Arial"/>
+          <w:i w:val="false"/>
+          <w:b w:val="true"/>
+          <w:u w:val="none"/>
+          <w:strike w:val="false"/>
+          <w:sz w:val="22"/>
+          <w:szCs w:val="22"/>
+          <w:color w:val="1F3864"/>
+        </w:rPr>
+        <w:t xml:space="preserve">T-CM-01</w:t>
+      </w:r>
+    </w:p>
+    <w:p>
+      <w:pPr>
+        <w:jc w:val="left"/>
+        <w:pBdr>
+          <w:bottom w:val="none" w:sz="0" w:space="0" w:color="000000"/>
+          <w:top w:val="none" w:sz="0" w:space="0" w:color="000000"/>
+          <w:left w:val="none" w:sz="0" w:space="0" w:color="000000"/>
+          <w:right w:val="none" w:sz="0" w:space="0" w:color="000000"/>
+        </w:pBdr>
+        <w:spacing w:after="0" w:before="0" w:line="240"/>
+        <w:ind w:left="0" w:right="0" w:firstLine="0" w:firstLineChars="0"/>
+      </w:pPr>
+      <w:r>
+        <w:rPr>
+          <w:rFonts w:ascii="Arial" w:hAnsi="Arial" w:eastAsia="Arial" w:cs="Arial"/>
+          <w:i w:val="false"/>
+          <w:b w:val="true"/>
+          <w:u w:val="none"/>
+          <w:strike w:val="false"/>
+          <w:sz w:val="28"/>
+          <w:szCs w:val="28"/>
+          <w:color w:val="1F3864"/>
+        </w:rPr>
+        <w:t xml:space="preserve">Concomitant Medications by Class and PT</w:t>
+      </w:r>
+    </w:p>
+    <w:p>
+      <w:pPr>
+        <w:pStyle w:val="Normal"/>
+      </w:pPr>
+      <w:r>
+        <w:t xml:space="preserve"> </w:t>
+      </w:r>
+    </w:p>
+    <w:p>
+      <w:pPr>
+        <w:jc w:val="left"/>
+        <w:pBdr>
+          <w:bottom w:val="none" w:sz="0" w:space="0" w:color="000000"/>
+          <w:top w:val="none" w:sz="0" w:space="0" w:color="000000"/>
+          <w:left w:val="none" w:sz="0" w:space="0" w:color="000000"/>
+          <w:right w:val="none" w:sz="0" w:space="0" w:color="000000"/>
+        </w:pBdr>
+        <w:spacing w:after="0" w:before="0" w:line="240"/>
+        <w:ind w:left="0" w:right="0" w:firstLine="0" w:firstLineChars="0"/>
+      </w:pPr>
+      <w:r>
+        <w:rPr>
+          <w:rFonts w:ascii="Arial" w:hAnsi="Arial" w:eastAsia="Arial" w:cs="Arial"/>
+          <w:i w:val="true"/>
+          <w:b w:val="false"/>
+          <w:u w:val="none"/>
+          <w:strike w:val="false"/>
+          <w:sz w:val="20"/>
+          <w:szCs w:val="20"/>
+          <w:color w:val="1F3864"/>
+        </w:rPr>
+        <w:t xml:space="preserve">→ See tfl/tables/T-CM-01.docx for the formatted table.</w:t>
+      </w:r>
+    </w:p>
+    <w:p>
+      <w:pPr>
+        <w:pStyle w:val="Normal"/>
+      </w:pPr>
+      <w:r>
+        <w:t xml:space="preserve"> </w:t>
+      </w:r>
+    </w:p>
+    <w:p>
+      <w:pPr>
+        <w:jc w:val="left"/>
+        <w:pBdr>
+          <w:bottom w:val="none" w:sz="0" w:space="0" w:color="000000"/>
+          <w:top w:val="none" w:sz="0" w:space="0" w:color="000000"/>
+          <w:left w:val="none" w:sz="0" w:space="0" w:color="000000"/>
+          <w:right w:val="none" w:sz="0" w:space="0" w:color="000000"/>
+        </w:pBdr>
+        <w:spacing w:after="0" w:before="0" w:line="240"/>
+        <w:ind w:left="0" w:right="0" w:firstLine="0" w:firstLineChars="0"/>
+      </w:pPr>
+      <w:r>
+        <w:rPr>
+          <w:rFonts w:ascii="Arial" w:hAnsi="Arial" w:eastAsia="Arial" w:cs="Arial"/>
+          <w:i w:val="true"/>
+          <w:b w:val="false"/>
+          <w:u w:val="none"/>
+          <w:strike w:val="false"/>
+          <w:sz w:val="14"/>
+          <w:szCs w:val="14"/>
+          <w:color w:val="C0392B"/>
+        </w:rPr>
+        <w:t xml:space="preserve">DRAFT — produced 2026-05-17 — synthetic data, NOT for regulatory submission</w:t>
+      </w:r>
+    </w:p>
+    <w:p>
+      <w:pPr/>
+      <w:r>
+        <w:br w:type="page"/>
+      </w:r>
+    </w:p>
+    <w:p>
+      <w:pPr>
+        <w:jc w:val="left"/>
+        <w:pBdr>
+          <w:bottom w:val="none" w:sz="0" w:space="0" w:color="000000"/>
+          <w:top w:val="none" w:sz="0" w:space="0" w:color="000000"/>
+          <w:left w:val="none" w:sz="0" w:space="0" w:color="000000"/>
+          <w:right w:val="none" w:sz="0" w:space="0" w:color="000000"/>
+        </w:pBdr>
+        <w:spacing w:after="0" w:before="0" w:line="240"/>
+        <w:ind w:left="0" w:right="0" w:firstLine="0" w:firstLineChars="0"/>
+      </w:pPr>
+      <w:r>
+        <w:rPr>
+          <w:rFonts w:ascii="Arial" w:hAnsi="Arial" w:eastAsia="Arial" w:cs="Arial"/>
+          <w:i w:val="false"/>
+          <w:b w:val="true"/>
+          <w:u w:val="none"/>
+          <w:strike w:val="false"/>
+          <w:sz w:val="18"/>
+          <w:szCs w:val="18"/>
+          <w:color w:val="1F3864"/>
+        </w:rPr>
+        <w:t xml:space="preserve">Celindra Therapeutics (fictional)</w:t>
+      </w:r>
+    </w:p>
+    <w:p>
+      <w:pPr>
+        <w:jc w:val="left"/>
+        <w:pBdr>
+          <w:bottom w:val="none" w:sz="0" w:space="0" w:color="000000"/>
+          <w:top w:val="none" w:sz="0" w:space="0" w:color="000000"/>
+          <w:left w:val="none" w:sz="0" w:space="0" w:color="000000"/>
+          <w:right w:val="none" w:sz="0" w:space="0" w:color="000000"/>
+        </w:pBdr>
+        <w:spacing w:after="0" w:before="0" w:line="240"/>
+        <w:ind w:left="0" w:right="0" w:firstLine="0" w:firstLineChars="0"/>
+      </w:pPr>
+      <w:r>
+        <w:rPr>
+          <w:rFonts w:ascii="Arial" w:hAnsi="Arial" w:eastAsia="Arial" w:cs="Arial"/>
+          <w:i w:val="false"/>
+          <w:b w:val="false"/>
+          <w:u w:val="none"/>
+          <w:strike w:val="false"/>
+          <w:sz w:val="18"/>
+          <w:szCs w:val="18"/>
+          <w:color w:val="888888"/>
+        </w:rPr>
+        <w:t xml:space="preserve">Protocol TORIVUMAB-NSCLC-301</w:t>
+      </w:r>
+    </w:p>
+    <w:p>
+      <w:pPr>
+        <w:jc w:val="left"/>
+        <w:pBdr>
+          <w:bottom w:val="none" w:sz="0" w:space="0" w:color="000000"/>
+          <w:top w:val="none" w:sz="0" w:space="0" w:color="000000"/>
+          <w:left w:val="none" w:sz="0" w:space="0" w:color="000000"/>
+          <w:right w:val="none" w:sz="0" w:space="0" w:color="000000"/>
+        </w:pBdr>
+        <w:spacing w:after="0" w:before="0" w:line="240"/>
+        <w:ind w:left="0" w:right="0" w:firstLine="0" w:firstLineChars="0"/>
+      </w:pPr>
+      <w:r>
+        <w:rPr>
+          <w:rFonts w:ascii="Arial" w:hAnsi="Arial" w:eastAsia="Arial" w:cs="Arial"/>
+          <w:i w:val="false"/>
+          <w:b w:val="true"/>
+          <w:u w:val="none"/>
+          <w:strike w:val="false"/>
+          <w:sz w:val="22"/>
+          <w:szCs w:val="22"/>
+          <w:color w:val="1F3864"/>
+        </w:rPr>
+        <w:t xml:space="preserve">T-VS-01</w:t>
+      </w:r>
+    </w:p>
+    <w:p>
+      <w:pPr>
+        <w:jc w:val="left"/>
+        <w:pBdr>
+          <w:bottom w:val="none" w:sz="0" w:space="0" w:color="000000"/>
+          <w:top w:val="none" w:sz="0" w:space="0" w:color="000000"/>
+          <w:left w:val="none" w:sz="0" w:space="0" w:color="000000"/>
+          <w:right w:val="none" w:sz="0" w:space="0" w:color="000000"/>
+        </w:pBdr>
+        <w:spacing w:after="0" w:before="0" w:line="240"/>
+        <w:ind w:left="0" w:right="0" w:firstLine="0" w:firstLineChars="0"/>
+      </w:pPr>
+      <w:r>
+        <w:rPr>
+          <w:rFonts w:ascii="Arial" w:hAnsi="Arial" w:eastAsia="Arial" w:cs="Arial"/>
+          <w:i w:val="false"/>
+          <w:b w:val="true"/>
+          <w:u w:val="none"/>
+          <w:strike w:val="false"/>
+          <w:sz w:val="28"/>
+          <w:szCs w:val="28"/>
+          <w:color w:val="1F3864"/>
+        </w:rPr>
+        <w:t xml:space="preserve">Vital Signs — Mean Change at Key Visits</w:t>
+      </w:r>
+    </w:p>
+    <w:p>
+      <w:pPr>
+        <w:pStyle w:val="Normal"/>
+      </w:pPr>
+      <w:r>
+        <w:t xml:space="preserve"> </w:t>
+      </w:r>
+    </w:p>
+    <w:p>
+      <w:pPr>
+        <w:jc w:val="left"/>
+        <w:pBdr>
+          <w:bottom w:val="none" w:sz="0" w:space="0" w:color="000000"/>
+          <w:top w:val="none" w:sz="0" w:space="0" w:color="000000"/>
+          <w:left w:val="none" w:sz="0" w:space="0" w:color="000000"/>
+          <w:right w:val="none" w:sz="0" w:space="0" w:color="000000"/>
+        </w:pBdr>
+        <w:spacing w:after="0" w:before="0" w:line="240"/>
+        <w:ind w:left="0" w:right="0" w:firstLine="0" w:firstLineChars="0"/>
+      </w:pPr>
+      <w:r>
+        <w:rPr>
+          <w:rFonts w:ascii="Arial" w:hAnsi="Arial" w:eastAsia="Arial" w:cs="Arial"/>
+          <w:i w:val="true"/>
+          <w:b w:val="false"/>
+          <w:u w:val="none"/>
+          <w:strike w:val="false"/>
+          <w:sz w:val="20"/>
+          <w:szCs w:val="20"/>
+          <w:color w:val="1F3864"/>
+        </w:rPr>
+        <w:t xml:space="preserve">→ See tfl/tables/T-VS-01.docx for the formatted table.</w:t>
+      </w:r>
+    </w:p>
+    <w:p>
+      <w:pPr>
+        <w:pStyle w:val="Normal"/>
+      </w:pPr>
+      <w:r>
+        <w:t xml:space="preserve"> </w:t>
+      </w:r>
+    </w:p>
+    <w:p>
+      <w:pPr>
+        <w:jc w:val="left"/>
+        <w:pBdr>
+          <w:bottom w:val="none" w:sz="0" w:space="0" w:color="000000"/>
+          <w:top w:val="none" w:sz="0" w:space="0" w:color="000000"/>
+          <w:left w:val="none" w:sz="0" w:space="0" w:color="000000"/>
+          <w:right w:val="none" w:sz="0" w:space="0" w:color="000000"/>
+        </w:pBdr>
+        <w:spacing w:after="0" w:before="0" w:line="240"/>
+        <w:ind w:left="0" w:right="0" w:firstLine="0" w:firstLineChars="0"/>
+      </w:pPr>
+      <w:r>
+        <w:rPr>
+          <w:rFonts w:ascii="Arial" w:hAnsi="Arial" w:eastAsia="Arial" w:cs="Arial"/>
+          <w:i w:val="true"/>
+          <w:b w:val="false"/>
+          <w:u w:val="none"/>
+          <w:strike w:val="false"/>
+          <w:sz w:val="14"/>
+          <w:szCs w:val="14"/>
+          <w:color w:val="C0392B"/>
+        </w:rPr>
+        <w:t xml:space="preserve">DRAFT — produced 2026-05-17 — synthetic data, NOT for regulatory submission</w:t>
+      </w:r>
+    </w:p>
+    <w:p>
+      <w:pPr/>
+      <w:r>
+        <w:br w:type="page"/>
+      </w:r>
+    </w:p>
+    <w:p>
+      <w:pPr>
+        <w:jc w:val="left"/>
+        <w:pBdr>
+          <w:bottom w:val="none" w:sz="0" w:space="0" w:color="000000"/>
+          <w:top w:val="none" w:sz="0" w:space="0" w:color="000000"/>
+          <w:left w:val="none" w:sz="0" w:space="0" w:color="000000"/>
+          <w:right w:val="none" w:sz="0" w:space="0" w:color="000000"/>
+        </w:pBdr>
+        <w:spacing w:after="0" w:before="0" w:line="240"/>
+        <w:ind w:left="0" w:right="0" w:firstLine="0" w:firstLineChars="0"/>
+      </w:pPr>
+      <w:r>
+        <w:rPr>
+          <w:rFonts w:ascii="Arial" w:hAnsi="Arial" w:eastAsia="Arial" w:cs="Arial"/>
+          <w:i w:val="false"/>
+          <w:b w:val="true"/>
+          <w:u w:val="none"/>
+          <w:strike w:val="false"/>
+          <w:sz w:val="18"/>
+          <w:szCs w:val="18"/>
+          <w:color w:val="1F3864"/>
+        </w:rPr>
+        <w:t xml:space="preserve">Celindra Therapeutics (fictional)</w:t>
+      </w:r>
+    </w:p>
+    <w:p>
+      <w:pPr>
+        <w:jc w:val="left"/>
+        <w:pBdr>
+          <w:bottom w:val="none" w:sz="0" w:space="0" w:color="000000"/>
+          <w:top w:val="none" w:sz="0" w:space="0" w:color="000000"/>
+          <w:left w:val="none" w:sz="0" w:space="0" w:color="000000"/>
+          <w:right w:val="none" w:sz="0" w:space="0" w:color="000000"/>
+        </w:pBdr>
+        <w:spacing w:after="0" w:before="0" w:line="240"/>
+        <w:ind w:left="0" w:right="0" w:firstLine="0" w:firstLineChars="0"/>
+      </w:pPr>
+      <w:r>
+        <w:rPr>
+          <w:rFonts w:ascii="Arial" w:hAnsi="Arial" w:eastAsia="Arial" w:cs="Arial"/>
+          <w:i w:val="false"/>
+          <w:b w:val="false"/>
+          <w:u w:val="none"/>
+          <w:strike w:val="false"/>
+          <w:sz w:val="18"/>
+          <w:szCs w:val="18"/>
+          <w:color w:val="888888"/>
+        </w:rPr>
+        <w:t xml:space="preserve">Protocol TORIVUMAB-NSCLC-301</w:t>
+      </w:r>
+    </w:p>
+    <w:p>
+      <w:pPr>
+        <w:jc w:val="left"/>
+        <w:pBdr>
+          <w:bottom w:val="none" w:sz="0" w:space="0" w:color="000000"/>
+          <w:top w:val="none" w:sz="0" w:space="0" w:color="000000"/>
+          <w:left w:val="none" w:sz="0" w:space="0" w:color="000000"/>
+          <w:right w:val="none" w:sz="0" w:space="0" w:color="000000"/>
+        </w:pBdr>
+        <w:spacing w:after="0" w:before="0" w:line="240"/>
+        <w:ind w:left="0" w:right="0" w:firstLine="0" w:firstLineChars="0"/>
+      </w:pPr>
+      <w:r>
+        <w:rPr>
+          <w:rFonts w:ascii="Arial" w:hAnsi="Arial" w:eastAsia="Arial" w:cs="Arial"/>
+          <w:i w:val="false"/>
+          <w:b w:val="true"/>
+          <w:u w:val="none"/>
+          <w:strike w:val="false"/>
+          <w:sz w:val="22"/>
+          <w:szCs w:val="22"/>
+          <w:color w:val="1F3864"/>
+        </w:rPr>
+        <w:t xml:space="preserve">T-VS-02</w:t>
+      </w:r>
+    </w:p>
+    <w:p>
+      <w:pPr>
+        <w:jc w:val="left"/>
+        <w:pBdr>
+          <w:bottom w:val="none" w:sz="0" w:space="0" w:color="000000"/>
+          <w:top w:val="none" w:sz="0" w:space="0" w:color="000000"/>
+          <w:left w:val="none" w:sz="0" w:space="0" w:color="000000"/>
+          <w:right w:val="none" w:sz="0" w:space="0" w:color="000000"/>
+        </w:pBdr>
+        <w:spacing w:after="0" w:before="0" w:line="240"/>
+        <w:ind w:left="0" w:right="0" w:firstLine="0" w:firstLineChars="0"/>
+      </w:pPr>
+      <w:r>
+        <w:rPr>
+          <w:rFonts w:ascii="Arial" w:hAnsi="Arial" w:eastAsia="Arial" w:cs="Arial"/>
+          <w:i w:val="false"/>
+          <w:b w:val="true"/>
+          <w:u w:val="none"/>
+          <w:strike w:val="false"/>
+          <w:sz w:val="28"/>
+          <w:szCs w:val="28"/>
+          <w:color w:val="1F3864"/>
+        </w:rPr>
+        <w:t xml:space="preserve">Weight Change Categories</w:t>
+      </w:r>
+    </w:p>
+    <w:p>
+      <w:pPr>
+        <w:pStyle w:val="Normal"/>
+      </w:pPr>
+      <w:r>
+        <w:t xml:space="preserve"> </w:t>
+      </w:r>
+    </w:p>
+    <w:p>
+      <w:pPr>
+        <w:jc w:val="left"/>
+        <w:pBdr>
+          <w:bottom w:val="none" w:sz="0" w:space="0" w:color="000000"/>
+          <w:top w:val="none" w:sz="0" w:space="0" w:color="000000"/>
+          <w:left w:val="none" w:sz="0" w:space="0" w:color="000000"/>
+          <w:right w:val="none" w:sz="0" w:space="0" w:color="000000"/>
+        </w:pBdr>
+        <w:spacing w:after="0" w:before="0" w:line="240"/>
+        <w:ind w:left="0" w:right="0" w:firstLine="0" w:firstLineChars="0"/>
+      </w:pPr>
+      <w:r>
+        <w:rPr>
+          <w:rFonts w:ascii="Arial" w:hAnsi="Arial" w:eastAsia="Arial" w:cs="Arial"/>
+          <w:i w:val="true"/>
+          <w:b w:val="false"/>
+          <w:u w:val="none"/>
+          <w:strike w:val="false"/>
+          <w:sz w:val="20"/>
+          <w:szCs w:val="20"/>
+          <w:color w:val="1F3864"/>
+        </w:rPr>
+        <w:t xml:space="preserve">→ See tfl/tables/T-VS-02.docx for the formatted table.</w:t>
+      </w:r>
+    </w:p>
+    <w:p>
+      <w:pPr>
+        <w:pStyle w:val="Normal"/>
+      </w:pPr>
+      <w:r>
+        <w:t xml:space="preserve"> </w:t>
+      </w:r>
+    </w:p>
+    <w:p>
+      <w:pPr>
+        <w:jc w:val="left"/>
+        <w:pBdr>
+          <w:bottom w:val="none" w:sz="0" w:space="0" w:color="000000"/>
+          <w:top w:val="none" w:sz="0" w:space="0" w:color="000000"/>
+          <w:left w:val="none" w:sz="0" w:space="0" w:color="000000"/>
+          <w:right w:val="none" w:sz="0" w:space="0" w:color="000000"/>
+        </w:pBdr>
+        <w:spacing w:after="0" w:before="0" w:line="240"/>
+        <w:ind w:left="0" w:right="0" w:firstLine="0" w:firstLineChars="0"/>
+      </w:pPr>
+      <w:r>
+        <w:rPr>
+          <w:rFonts w:ascii="Arial" w:hAnsi="Arial" w:eastAsia="Arial" w:cs="Arial"/>
+          <w:i w:val="true"/>
+          <w:b w:val="false"/>
+          <w:u w:val="none"/>
+          <w:strike w:val="false"/>
+          <w:sz w:val="14"/>
+          <w:szCs w:val="14"/>
+          <w:color w:val="C0392B"/>
+        </w:rPr>
+        <w:t xml:space="preserve">DRAFT — produced 2026-05-17 — synthetic data, NOT for regulatory submission</w:t>
+      </w:r>
+    </w:p>
+    <w:p>
+      <w:pPr/>
+      <w:r>
+        <w:br w:type="page"/>
+      </w:r>
+    </w:p>
+    <w:p>
+      <w:pPr>
+        <w:jc w:val="left"/>
+        <w:pBdr>
+          <w:bottom w:val="none" w:sz="0" w:space="0" w:color="000000"/>
+          <w:top w:val="none" w:sz="0" w:space="0" w:color="000000"/>
+          <w:left w:val="none" w:sz="0" w:space="0" w:color="000000"/>
+          <w:right w:val="none" w:sz="0" w:space="0" w:color="000000"/>
+        </w:pBdr>
+        <w:spacing w:after="0" w:before="0" w:line="240"/>
+        <w:ind w:left="0" w:right="0" w:firstLine="0" w:firstLineChars="0"/>
+      </w:pPr>
+      <w:r>
+        <w:rPr>
+          <w:rFonts w:ascii="Arial" w:hAnsi="Arial" w:eastAsia="Arial" w:cs="Arial"/>
+          <w:i w:val="false"/>
+          <w:b w:val="true"/>
+          <w:u w:val="none"/>
+          <w:strike w:val="false"/>
+          <w:sz w:val="18"/>
+          <w:szCs w:val="18"/>
+          <w:color w:val="1F3864"/>
+        </w:rPr>
+        <w:t xml:space="preserve">Celindra Therapeutics (fictional)</w:t>
+      </w:r>
+    </w:p>
+    <w:p>
+      <w:pPr>
+        <w:jc w:val="left"/>
+        <w:pBdr>
+          <w:bottom w:val="none" w:sz="0" w:space="0" w:color="000000"/>
+          <w:top w:val="none" w:sz="0" w:space="0" w:color="000000"/>
+          <w:left w:val="none" w:sz="0" w:space="0" w:color="000000"/>
+          <w:right w:val="none" w:sz="0" w:space="0" w:color="000000"/>
+        </w:pBdr>
+        <w:spacing w:after="0" w:before="0" w:line="240"/>
+        <w:ind w:left="0" w:right="0" w:firstLine="0" w:firstLineChars="0"/>
+      </w:pPr>
+      <w:r>
+        <w:rPr>
+          <w:rFonts w:ascii="Arial" w:hAnsi="Arial" w:eastAsia="Arial" w:cs="Arial"/>
+          <w:i w:val="false"/>
+          <w:b w:val="false"/>
+          <w:u w:val="none"/>
+          <w:strike w:val="false"/>
+          <w:sz w:val="18"/>
+          <w:szCs w:val="18"/>
+          <w:color w:val="888888"/>
+        </w:rPr>
+        <w:t xml:space="preserve">Protocol TORIVUMAB-NSCLC-301</w:t>
+      </w:r>
+    </w:p>
+    <w:p>
+      <w:pPr>
+        <w:jc w:val="left"/>
+        <w:pBdr>
+          <w:bottom w:val="none" w:sz="0" w:space="0" w:color="000000"/>
+          <w:top w:val="none" w:sz="0" w:space="0" w:color="000000"/>
+          <w:left w:val="none" w:sz="0" w:space="0" w:color="000000"/>
+          <w:right w:val="none" w:sz="0" w:space="0" w:color="000000"/>
+        </w:pBdr>
+        <w:spacing w:after="0" w:before="0" w:line="240"/>
+        <w:ind w:left="0" w:right="0" w:firstLine="0" w:firstLineChars="0"/>
+      </w:pPr>
+      <w:r>
+        <w:rPr>
+          <w:rFonts w:ascii="Arial" w:hAnsi="Arial" w:eastAsia="Arial" w:cs="Arial"/>
+          <w:i w:val="false"/>
+          <w:b w:val="true"/>
+          <w:u w:val="none"/>
+          <w:strike w:val="false"/>
+          <w:sz w:val="22"/>
+          <w:szCs w:val="22"/>
+          <w:color w:val="1F3864"/>
+        </w:rPr>
+        <w:t xml:space="preserve">T-MH-01</w:t>
+      </w:r>
+    </w:p>
+    <w:p>
+      <w:pPr>
+        <w:jc w:val="left"/>
+        <w:pBdr>
+          <w:bottom w:val="none" w:sz="0" w:space="0" w:color="000000"/>
+          <w:top w:val="none" w:sz="0" w:space="0" w:color="000000"/>
+          <w:left w:val="none" w:sz="0" w:space="0" w:color="000000"/>
+          <w:right w:val="none" w:sz="0" w:space="0" w:color="000000"/>
+        </w:pBdr>
+        <w:spacing w:after="0" w:before="0" w:line="240"/>
+        <w:ind w:left="0" w:right="0" w:firstLine="0" w:firstLineChars="0"/>
+      </w:pPr>
+      <w:r>
+        <w:rPr>
+          <w:rFonts w:ascii="Arial" w:hAnsi="Arial" w:eastAsia="Arial" w:cs="Arial"/>
+          <w:i w:val="false"/>
+          <w:b w:val="true"/>
+          <w:u w:val="none"/>
+          <w:strike w:val="false"/>
+          <w:sz w:val="28"/>
+          <w:szCs w:val="28"/>
+          <w:color w:val="1F3864"/>
+        </w:rPr>
+        <w:t xml:space="preserve">Medical History by Category and Term</w:t>
+      </w:r>
+    </w:p>
+    <w:p>
+      <w:pPr>
+        <w:pStyle w:val="Normal"/>
+      </w:pPr>
+      <w:r>
+        <w:t xml:space="preserve"> </w:t>
+      </w:r>
+    </w:p>
+    <w:p>
+      <w:pPr>
+        <w:jc w:val="left"/>
+        <w:pBdr>
+          <w:bottom w:val="none" w:sz="0" w:space="0" w:color="000000"/>
+          <w:top w:val="none" w:sz="0" w:space="0" w:color="000000"/>
+          <w:left w:val="none" w:sz="0" w:space="0" w:color="000000"/>
+          <w:right w:val="none" w:sz="0" w:space="0" w:color="000000"/>
+        </w:pBdr>
+        <w:spacing w:after="0" w:before="0" w:line="240"/>
+        <w:ind w:left="0" w:right="0" w:firstLine="0" w:firstLineChars="0"/>
+      </w:pPr>
+      <w:r>
+        <w:rPr>
+          <w:rFonts w:ascii="Arial" w:hAnsi="Arial" w:eastAsia="Arial" w:cs="Arial"/>
+          <w:i w:val="true"/>
+          <w:b w:val="false"/>
+          <w:u w:val="none"/>
+          <w:strike w:val="false"/>
+          <w:sz w:val="20"/>
+          <w:szCs w:val="20"/>
+          <w:color w:val="1F3864"/>
+        </w:rPr>
+        <w:t xml:space="preserve">→ See tfl/tables/T-MH-01.docx for the formatted table.</w:t>
+      </w:r>
+    </w:p>
+    <w:p>
+      <w:pPr>
+        <w:pStyle w:val="Normal"/>
+      </w:pPr>
+      <w:r>
+        <w:t xml:space="preserve"> </w:t>
+      </w:r>
+    </w:p>
+    <w:p>
+      <w:pPr>
+        <w:jc w:val="left"/>
+        <w:pBdr>
+          <w:bottom w:val="none" w:sz="0" w:space="0" w:color="000000"/>
+          <w:top w:val="none" w:sz="0" w:space="0" w:color="000000"/>
+          <w:left w:val="none" w:sz="0" w:space="0" w:color="000000"/>
+          <w:right w:val="none" w:sz="0" w:space="0" w:color="000000"/>
+        </w:pBdr>
+        <w:spacing w:after="0" w:before="0" w:line="240"/>
+        <w:ind w:left="0" w:right="0" w:firstLine="0" w:firstLineChars="0"/>
+      </w:pPr>
+      <w:r>
+        <w:rPr>
+          <w:rFonts w:ascii="Arial" w:hAnsi="Arial" w:eastAsia="Arial" w:cs="Arial"/>
+          <w:i w:val="true"/>
+          <w:b w:val="false"/>
+          <w:u w:val="none"/>
+          <w:strike w:val="false"/>
+          <w:sz w:val="14"/>
+          <w:szCs w:val="14"/>
+          <w:color w:val="C0392B"/>
+        </w:rPr>
+        <w:t xml:space="preserve">DRAFT — produced 2026-05-17 — synthetic data, NOT for regulatory submission</w:t>
+      </w:r>
+    </w:p>
+    <w:p>
+      <w:pPr/>
+      <w:r>
+        <w:br w:type="page"/>
+      </w:r>
+    </w:p>
+    <w:p>
+      <w:pPr>
+        <w:jc w:val="left"/>
+        <w:pBdr>
+          <w:bottom w:val="none" w:sz="0" w:space="0" w:color="000000"/>
+          <w:top w:val="none" w:sz="0" w:space="0" w:color="000000"/>
+          <w:left w:val="none" w:sz="0" w:space="0" w:color="000000"/>
+          <w:right w:val="none" w:sz="0" w:space="0" w:color="000000"/>
+        </w:pBdr>
+        <w:spacing w:after="0" w:before="0" w:line="240"/>
+        <w:ind w:left="0" w:right="0" w:firstLine="0" w:firstLineChars="0"/>
+      </w:pPr>
+      <w:r>
+        <w:rPr>
+          <w:rFonts w:ascii="Arial" w:hAnsi="Arial" w:eastAsia="Arial" w:cs="Arial"/>
+          <w:i w:val="false"/>
+          <w:b w:val="true"/>
+          <w:u w:val="none"/>
+          <w:strike w:val="false"/>
+          <w:sz w:val="18"/>
+          <w:szCs w:val="18"/>
+          <w:color w:val="1F3864"/>
+        </w:rPr>
+        <w:t xml:space="preserve">Celindra Therapeutics (fictional)</w:t>
+      </w:r>
+    </w:p>
+    <w:p>
+      <w:pPr>
+        <w:jc w:val="left"/>
+        <w:pBdr>
+          <w:bottom w:val="none" w:sz="0" w:space="0" w:color="000000"/>
+          <w:top w:val="none" w:sz="0" w:space="0" w:color="000000"/>
+          <w:left w:val="none" w:sz="0" w:space="0" w:color="000000"/>
+          <w:right w:val="none" w:sz="0" w:space="0" w:color="000000"/>
+        </w:pBdr>
+        <w:spacing w:after="0" w:before="0" w:line="240"/>
+        <w:ind w:left="0" w:right="0" w:firstLine="0" w:firstLineChars="0"/>
+      </w:pPr>
+      <w:r>
+        <w:rPr>
+          <w:rFonts w:ascii="Arial" w:hAnsi="Arial" w:eastAsia="Arial" w:cs="Arial"/>
+          <w:i w:val="false"/>
+          <w:b w:val="false"/>
+          <w:u w:val="none"/>
+          <w:strike w:val="false"/>
+          <w:sz w:val="18"/>
+          <w:szCs w:val="18"/>
+          <w:color w:val="888888"/>
+        </w:rPr>
+        <w:t xml:space="preserve">Protocol TORIVUMAB-NSCLC-301</w:t>
+      </w:r>
+    </w:p>
+    <w:p>
+      <w:pPr>
+        <w:jc w:val="left"/>
+        <w:pBdr>
+          <w:bottom w:val="none" w:sz="0" w:space="0" w:color="000000"/>
+          <w:top w:val="none" w:sz="0" w:space="0" w:color="000000"/>
+          <w:left w:val="none" w:sz="0" w:space="0" w:color="000000"/>
+          <w:right w:val="none" w:sz="0" w:space="0" w:color="000000"/>
+        </w:pBdr>
+        <w:spacing w:after="0" w:before="0" w:line="240"/>
+        <w:ind w:left="0" w:right="0" w:firstLine="0" w:firstLineChars="0"/>
+      </w:pPr>
+      <w:r>
+        <w:rPr>
+          <w:rFonts w:ascii="Arial" w:hAnsi="Arial" w:eastAsia="Arial" w:cs="Arial"/>
+          <w:i w:val="false"/>
+          <w:b w:val="true"/>
+          <w:u w:val="none"/>
+          <w:strike w:val="false"/>
+          <w:sz w:val="22"/>
+          <w:szCs w:val="22"/>
+          <w:color w:val="1F3864"/>
+        </w:rPr>
+        <w:t xml:space="preserve">T-DV-01</w:t>
+      </w:r>
+    </w:p>
+    <w:p>
+      <w:pPr>
+        <w:jc w:val="left"/>
+        <w:pBdr>
+          <w:bottom w:val="none" w:sz="0" w:space="0" w:color="000000"/>
+          <w:top w:val="none" w:sz="0" w:space="0" w:color="000000"/>
+          <w:left w:val="none" w:sz="0" w:space="0" w:color="000000"/>
+          <w:right w:val="none" w:sz="0" w:space="0" w:color="000000"/>
+        </w:pBdr>
+        <w:spacing w:after="0" w:before="0" w:line="240"/>
+        <w:ind w:left="0" w:right="0" w:firstLine="0" w:firstLineChars="0"/>
+      </w:pPr>
+      <w:r>
+        <w:rPr>
+          <w:rFonts w:ascii="Arial" w:hAnsi="Arial" w:eastAsia="Arial" w:cs="Arial"/>
+          <w:i w:val="false"/>
+          <w:b w:val="true"/>
+          <w:u w:val="none"/>
+          <w:strike w:val="false"/>
+          <w:sz w:val="28"/>
+          <w:szCs w:val="28"/>
+          <w:color w:val="1F3864"/>
+        </w:rPr>
+        <w:t xml:space="preserve">Protocol Deviations — Detail</w:t>
+      </w:r>
+    </w:p>
+    <w:p>
+      <w:pPr>
+        <w:pStyle w:val="Normal"/>
+      </w:pPr>
+      <w:r>
+        <w:t xml:space="preserve"> </w:t>
+      </w:r>
+    </w:p>
+    <w:p>
+      <w:pPr>
+        <w:jc w:val="left"/>
+        <w:pBdr>
+          <w:bottom w:val="none" w:sz="0" w:space="0" w:color="000000"/>
+          <w:top w:val="none" w:sz="0" w:space="0" w:color="000000"/>
+          <w:left w:val="none" w:sz="0" w:space="0" w:color="000000"/>
+          <w:right w:val="none" w:sz="0" w:space="0" w:color="000000"/>
+        </w:pBdr>
+        <w:spacing w:after="0" w:before="0" w:line="240"/>
+        <w:ind w:left="0" w:right="0" w:firstLine="0" w:firstLineChars="0"/>
+      </w:pPr>
+      <w:r>
+        <w:rPr>
+          <w:rFonts w:ascii="Arial" w:hAnsi="Arial" w:eastAsia="Arial" w:cs="Arial"/>
+          <w:i w:val="true"/>
+          <w:b w:val="false"/>
+          <w:u w:val="none"/>
+          <w:strike w:val="false"/>
+          <w:sz w:val="20"/>
+          <w:szCs w:val="20"/>
+          <w:color w:val="1F3864"/>
+        </w:rPr>
+        <w:t xml:space="preserve">→ See tfl/tables/T-DV-01.docx for the formatted table.</w:t>
+      </w:r>
+    </w:p>
+    <w:p>
+      <w:pPr>
+        <w:pStyle w:val="Normal"/>
+      </w:pPr>
+      <w:r>
+        <w:t xml:space="preserve"> </w:t>
+      </w:r>
+    </w:p>
+    <w:p>
+      <w:pPr>
+        <w:jc w:val="left"/>
+        <w:pBdr>
+          <w:bottom w:val="none" w:sz="0" w:space="0" w:color="000000"/>
+          <w:top w:val="none" w:sz="0" w:space="0" w:color="000000"/>
+          <w:left w:val="none" w:sz="0" w:space="0" w:color="000000"/>
+          <w:right w:val="none" w:sz="0" w:space="0" w:color="000000"/>
+        </w:pBdr>
+        <w:spacing w:after="0" w:before="0" w:line="240"/>
+        <w:ind w:left="0" w:right="0" w:firstLine="0" w:firstLineChars="0"/>
+      </w:pPr>
+      <w:r>
+        <w:rPr>
+          <w:rFonts w:ascii="Arial" w:hAnsi="Arial" w:eastAsia="Arial" w:cs="Arial"/>
+          <w:i w:val="true"/>
+          <w:b w:val="false"/>
+          <w:u w:val="none"/>
+          <w:strike w:val="false"/>
+          <w:sz w:val="14"/>
+          <w:szCs w:val="14"/>
+          <w:color w:val="C0392B"/>
+        </w:rPr>
+        <w:t xml:space="preserve">DRAFT — produced 2026-05-17 — synthetic data, NOT for regulatory submission</w:t>
       </w:r>
     </w:p>
     <w:sectPr>

--- a/tfl/TFL-OUTPUTS.docx
+++ b/tfl/TFL-OUTPUTS.docx
@@ -1323,7 +1323,7 @@
           <w:szCs w:val="18"/>
           <w:color w:val="C0392B"/>
         </w:rPr>
-        <w:t xml:space="preserve">DRAFT — produced 2026-05-17 — synthetic data, NOT for regulatory submission</w:t>
+        <w:t xml:space="preserve">DRAFT — produced 2026-06-05 — synthetic data, NOT for regulatory submission</w:t>
       </w:r>
     </w:p>
     <w:p>
@@ -1501,7 +1501,7 @@
           <w:szCs w:val="14"/>
           <w:color w:val="C0392B"/>
         </w:rPr>
-        <w:t xml:space="preserve">DRAFT — produced 2026-05-17 — synthetic data, NOT for regulatory submission</w:t>
+        <w:t xml:space="preserve">DRAFT — produced 2026-06-05 — synthetic data, NOT for regulatory submission</w:t>
       </w:r>
     </w:p>
     <w:p>
@@ -1679,7 +1679,7 @@
           <w:szCs w:val="14"/>
           <w:color w:val="C0392B"/>
         </w:rPr>
-        <w:t xml:space="preserve">DRAFT — produced 2026-05-17 — synthetic data, NOT for regulatory submission</w:t>
+        <w:t xml:space="preserve">DRAFT — produced 2026-06-05 — synthetic data, NOT for regulatory submission</w:t>
       </w:r>
     </w:p>
     <w:p>
@@ -1857,7 +1857,7 @@
           <w:szCs w:val="14"/>
           <w:color w:val="C0392B"/>
         </w:rPr>
-        <w:t xml:space="preserve">DRAFT — produced 2026-05-17 — synthetic data, NOT for regulatory submission</w:t>
+        <w:t xml:space="preserve">DRAFT — produced 2026-06-05 — synthetic data, NOT for regulatory submission</w:t>
       </w:r>
     </w:p>
     <w:p>
@@ -2035,7 +2035,7 @@
           <w:szCs w:val="14"/>
           <w:color w:val="C0392B"/>
         </w:rPr>
-        <w:t xml:space="preserve">DRAFT — produced 2026-05-17 — synthetic data, NOT for regulatory submission</w:t>
+        <w:t xml:space="preserve">DRAFT — produced 2026-06-05 — synthetic data, NOT for regulatory submission</w:t>
       </w:r>
     </w:p>
     <w:p>
@@ -2213,7 +2213,7 @@
           <w:szCs w:val="14"/>
           <w:color w:val="C0392B"/>
         </w:rPr>
-        <w:t xml:space="preserve">DRAFT — produced 2026-05-17 — synthetic data, NOT for regulatory submission</w:t>
+        <w:t xml:space="preserve">DRAFT — produced 2026-06-05 — synthetic data, NOT for regulatory submission</w:t>
       </w:r>
     </w:p>
     <w:p>
@@ -2391,7 +2391,7 @@
           <w:szCs w:val="14"/>
           <w:color w:val="C0392B"/>
         </w:rPr>
-        <w:t xml:space="preserve">DRAFT — produced 2026-05-17 — synthetic data, NOT for regulatory submission</w:t>
+        <w:t xml:space="preserve">DRAFT — produced 2026-06-05 — synthetic data, NOT for regulatory submission</w:t>
       </w:r>
     </w:p>
     <w:p>
@@ -2569,7 +2569,7 @@
           <w:szCs w:val="14"/>
           <w:color w:val="C0392B"/>
         </w:rPr>
-        <w:t xml:space="preserve">DRAFT — produced 2026-05-17 — synthetic data, NOT for regulatory submission</w:t>
+        <w:t xml:space="preserve">DRAFT — produced 2026-06-05 — synthetic data, NOT for regulatory submission</w:t>
       </w:r>
     </w:p>
     <w:p>
@@ -2747,7 +2747,7 @@
           <w:szCs w:val="14"/>
           <w:color w:val="C0392B"/>
         </w:rPr>
-        <w:t xml:space="preserve">DRAFT — produced 2026-05-17 — synthetic data, NOT for regulatory submission</w:t>
+        <w:t xml:space="preserve">DRAFT — produced 2026-06-05 — synthetic data, NOT for regulatory submission</w:t>
       </w:r>
     </w:p>
     <w:p>
@@ -2925,7 +2925,7 @@
           <w:szCs w:val="14"/>
           <w:color w:val="C0392B"/>
         </w:rPr>
-        <w:t xml:space="preserve">DRAFT — produced 2026-05-17 — synthetic data, NOT for regulatory submission</w:t>
+        <w:t xml:space="preserve">DRAFT — produced 2026-06-05 — synthetic data, NOT for regulatory submission</w:t>
       </w:r>
     </w:p>
     <w:p>
@@ -3103,7 +3103,7 @@
           <w:szCs w:val="14"/>
           <w:color w:val="C0392B"/>
         </w:rPr>
-        <w:t xml:space="preserve">DRAFT — produced 2026-05-17 — synthetic data, NOT for regulatory submission</w:t>
+        <w:t xml:space="preserve">DRAFT — produced 2026-06-05 — synthetic data, NOT for regulatory submission</w:t>
       </w:r>
     </w:p>
     <w:p>
@@ -3281,7 +3281,7 @@
           <w:szCs w:val="14"/>
           <w:color w:val="C0392B"/>
         </w:rPr>
-        <w:t xml:space="preserve">DRAFT — produced 2026-05-17 — synthetic data, NOT for regulatory submission</w:t>
+        <w:t xml:space="preserve">DRAFT — produced 2026-06-05 — synthetic data, NOT for regulatory submission</w:t>
       </w:r>
     </w:p>
     <w:p>
@@ -3459,7 +3459,7 @@
           <w:szCs w:val="14"/>
           <w:color w:val="C0392B"/>
         </w:rPr>
-        <w:t xml:space="preserve">DRAFT — produced 2026-05-17 — synthetic data, NOT for regulatory submission</w:t>
+        <w:t xml:space="preserve">DRAFT — produced 2026-06-05 — synthetic data, NOT for regulatory submission</w:t>
       </w:r>
     </w:p>
     <w:p>
@@ -3637,7 +3637,7 @@
           <w:szCs w:val="14"/>
           <w:color w:val="C0392B"/>
         </w:rPr>
-        <w:t xml:space="preserve">DRAFT — produced 2026-05-17 — synthetic data, NOT for regulatory submission</w:t>
+        <w:t xml:space="preserve">DRAFT — produced 2026-06-05 — synthetic data, NOT for regulatory submission</w:t>
       </w:r>
     </w:p>
     <w:p>
@@ -3815,7 +3815,7 @@
           <w:szCs w:val="14"/>
           <w:color w:val="C0392B"/>
         </w:rPr>
-        <w:t xml:space="preserve">DRAFT — produced 2026-05-17 — synthetic data, NOT for regulatory submission</w:t>
+        <w:t xml:space="preserve">DRAFT — produced 2026-06-05 — synthetic data, NOT for regulatory submission</w:t>
       </w:r>
     </w:p>
     <w:p>
@@ -3993,7 +3993,7 @@
           <w:szCs w:val="14"/>
           <w:color w:val="C0392B"/>
         </w:rPr>
-        <w:t xml:space="preserve">DRAFT — produced 2026-05-17 — synthetic data, NOT for regulatory submission</w:t>
+        <w:t xml:space="preserve">DRAFT — produced 2026-06-05 — synthetic data, NOT for regulatory submission</w:t>
       </w:r>
     </w:p>
     <w:p>
@@ -4171,7 +4171,7 @@
           <w:szCs w:val="14"/>
           <w:color w:val="C0392B"/>
         </w:rPr>
-        <w:t xml:space="preserve">DRAFT — produced 2026-05-17 — synthetic data, NOT for regulatory submission</w:t>
+        <w:t xml:space="preserve">DRAFT — produced 2026-06-05 — synthetic data, NOT for regulatory submission</w:t>
       </w:r>
     </w:p>
     <w:p>
@@ -4349,7 +4349,7 @@
           <w:szCs w:val="14"/>
           <w:color w:val="C0392B"/>
         </w:rPr>
-        <w:t xml:space="preserve">DRAFT — produced 2026-05-17 — synthetic data, NOT for regulatory submission</w:t>
+        <w:t xml:space="preserve">DRAFT — produced 2026-06-05 — synthetic data, NOT for regulatory submission</w:t>
       </w:r>
     </w:p>
     <w:p>
@@ -4527,7 +4527,7 @@
           <w:szCs w:val="14"/>
           <w:color w:val="C0392B"/>
         </w:rPr>
-        <w:t xml:space="preserve">DRAFT — produced 2026-05-17 — synthetic data, NOT for regulatory submission</w:t>
+        <w:t xml:space="preserve">DRAFT — produced 2026-06-05 — synthetic data, NOT for regulatory submission</w:t>
       </w:r>
     </w:p>
     <w:p>
@@ -4724,7 +4724,7 @@
           <w:szCs w:val="14"/>
           <w:color w:val="C0392B"/>
         </w:rPr>
-        <w:t xml:space="preserve">DRAFT — produced 2026-05-17 — synthetic data, NOT for regulatory submission</w:t>
+        <w:t xml:space="preserve">DRAFT — produced 2026-06-05 — synthetic data, NOT for regulatory submission</w:t>
       </w:r>
     </w:p>
     <w:p>
@@ -4921,7 +4921,7 @@
           <w:szCs w:val="14"/>
           <w:color w:val="C0392B"/>
         </w:rPr>
-        <w:t xml:space="preserve">DRAFT — produced 2026-05-17 — synthetic data, NOT for regulatory submission</w:t>
+        <w:t xml:space="preserve">DRAFT — produced 2026-06-05 — synthetic data, NOT for regulatory submission</w:t>
       </w:r>
     </w:p>
     <w:p>
@@ -5118,7 +5118,7 @@
           <w:szCs w:val="14"/>
           <w:color w:val="C0392B"/>
         </w:rPr>
-        <w:t xml:space="preserve">DRAFT — produced 2026-05-17 — synthetic data, NOT for regulatory submission</w:t>
+        <w:t xml:space="preserve">DRAFT — produced 2026-06-05 — synthetic data, NOT for regulatory submission</w:t>
       </w:r>
     </w:p>
     <w:p>
@@ -5315,7 +5315,7 @@
           <w:szCs w:val="14"/>
           <w:color w:val="C0392B"/>
         </w:rPr>
-        <w:t xml:space="preserve">DRAFT — produced 2026-05-17 — synthetic data, NOT for regulatory submission</w:t>
+        <w:t xml:space="preserve">DRAFT — produced 2026-06-05 — synthetic data, NOT for regulatory submission</w:t>
       </w:r>
     </w:p>
     <w:p>
@@ -5512,7 +5512,7 @@
           <w:szCs w:val="14"/>
           <w:color w:val="C0392B"/>
         </w:rPr>
-        <w:t xml:space="preserve">DRAFT — produced 2026-05-17 — synthetic data, NOT for regulatory submission</w:t>
+        <w:t xml:space="preserve">DRAFT — produced 2026-06-05 — synthetic data, NOT for regulatory submission</w:t>
       </w:r>
     </w:p>
     <w:p>
@@ -5709,7 +5709,7 @@
           <w:szCs w:val="14"/>
           <w:color w:val="C0392B"/>
         </w:rPr>
-        <w:t xml:space="preserve">DRAFT — produced 2026-05-17 — synthetic data, NOT for regulatory submission</w:t>
+        <w:t xml:space="preserve">DRAFT — produced 2026-06-05 — synthetic data, NOT for regulatory submission</w:t>
       </w:r>
     </w:p>
     <w:p>
@@ -5887,7 +5887,7 @@
           <w:szCs w:val="14"/>
           <w:color w:val="C0392B"/>
         </w:rPr>
-        <w:t xml:space="preserve">DRAFT — produced 2026-05-17 — synthetic data, NOT for regulatory submission</w:t>
+        <w:t xml:space="preserve">DRAFT — produced 2026-06-05 — synthetic data, NOT for regulatory submission</w:t>
       </w:r>
     </w:p>
     <w:p>
@@ -6065,7 +6065,7 @@
           <w:szCs w:val="14"/>
           <w:color w:val="C0392B"/>
         </w:rPr>
-        <w:t xml:space="preserve">DRAFT — produced 2026-05-17 — synthetic data, NOT for regulatory submission</w:t>
+        <w:t xml:space="preserve">DRAFT — produced 2026-06-05 — synthetic data, NOT for regulatory submission</w:t>
       </w:r>
     </w:p>
     <w:p>
@@ -6243,7 +6243,7 @@
           <w:szCs w:val="14"/>
           <w:color w:val="C0392B"/>
         </w:rPr>
-        <w:t xml:space="preserve">DRAFT — produced 2026-05-17 — synthetic data, NOT for regulatory submission</w:t>
+        <w:t xml:space="preserve">DRAFT — produced 2026-06-05 — synthetic data, NOT for regulatory submission</w:t>
       </w:r>
     </w:p>
     <w:p>
@@ -6421,7 +6421,7 @@
           <w:szCs w:val="14"/>
           <w:color w:val="C0392B"/>
         </w:rPr>
-        <w:t xml:space="preserve">DRAFT — produced 2026-05-17 — synthetic data, NOT for regulatory submission</w:t>
+        <w:t xml:space="preserve">DRAFT — produced 2026-06-05 — synthetic data, NOT for regulatory submission</w:t>
       </w:r>
     </w:p>
     <w:p>
@@ -6599,7 +6599,7 @@
           <w:szCs w:val="14"/>
           <w:color w:val="C0392B"/>
         </w:rPr>
-        <w:t xml:space="preserve">DRAFT — produced 2026-05-17 — synthetic data, NOT for regulatory submission</w:t>
+        <w:t xml:space="preserve">DRAFT — produced 2026-06-05 — synthetic data, NOT for regulatory submission</w:t>
       </w:r>
     </w:p>
     <w:p>
@@ -6777,7 +6777,7 @@
           <w:szCs w:val="14"/>
           <w:color w:val="C0392B"/>
         </w:rPr>
-        <w:t xml:space="preserve">DRAFT — produced 2026-05-17 — synthetic data, NOT for regulatory submission</w:t>
+        <w:t xml:space="preserve">DRAFT — produced 2026-06-05 — synthetic data, NOT for regulatory submission</w:t>
       </w:r>
     </w:p>
     <w:p>
@@ -6955,7 +6955,7 @@
           <w:szCs w:val="14"/>
           <w:color w:val="C0392B"/>
         </w:rPr>
-        <w:t xml:space="preserve">DRAFT — produced 2026-05-17 — synthetic data, NOT for regulatory submission</w:t>
+        <w:t xml:space="preserve">DRAFT — produced 2026-06-05 — synthetic data, NOT for regulatory submission</w:t>
       </w:r>
     </w:p>
     <w:p>
@@ -7133,7 +7133,7 @@
           <w:szCs w:val="14"/>
           <w:color w:val="C0392B"/>
         </w:rPr>
-        <w:t xml:space="preserve">DRAFT — produced 2026-05-17 — synthetic data, NOT for regulatory submission</w:t>
+        <w:t xml:space="preserve">DRAFT — produced 2026-06-05 — synthetic data, NOT for regulatory submission</w:t>
       </w:r>
     </w:p>
     <w:p>
@@ -7311,7 +7311,7 @@
           <w:szCs w:val="14"/>
           <w:color w:val="C0392B"/>
         </w:rPr>
-        <w:t xml:space="preserve">DRAFT — produced 2026-05-17 — synthetic data, NOT for regulatory submission</w:t>
+        <w:t xml:space="preserve">DRAFT — produced 2026-06-05 — synthetic data, NOT for regulatory submission</w:t>
       </w:r>
     </w:p>
     <w:p>
@@ -7489,7 +7489,7 @@
           <w:szCs w:val="14"/>
           <w:color w:val="C0392B"/>
         </w:rPr>
-        <w:t xml:space="preserve">DRAFT — produced 2026-05-17 — synthetic data, NOT for regulatory submission</w:t>
+        <w:t xml:space="preserve">DRAFT — produced 2026-06-05 — synthetic data, NOT for regulatory submission</w:t>
       </w:r>
     </w:p>
     <w:p>
@@ -7667,7 +7667,7 @@
           <w:szCs w:val="14"/>
           <w:color w:val="C0392B"/>
         </w:rPr>
-        <w:t xml:space="preserve">DRAFT — produced 2026-05-17 — synthetic data, NOT for regulatory submission</w:t>
+        <w:t xml:space="preserve">DRAFT — produced 2026-06-05 — synthetic data, NOT for regulatory submission</w:t>
       </w:r>
     </w:p>
     <w:p>
@@ -7845,7 +7845,7 @@
           <w:szCs w:val="14"/>
           <w:color w:val="C0392B"/>
         </w:rPr>
-        <w:t xml:space="preserve">DRAFT — produced 2026-05-17 — synthetic data, NOT for regulatory submission</w:t>
+        <w:t xml:space="preserve">DRAFT — produced 2026-06-05 — synthetic data, NOT for regulatory submission</w:t>
       </w:r>
     </w:p>
     <w:p>
@@ -8023,7 +8023,7 @@
           <w:szCs w:val="14"/>
           <w:color w:val="C0392B"/>
         </w:rPr>
-        <w:t xml:space="preserve">DRAFT — produced 2026-05-17 — synthetic data, NOT for regulatory submission</w:t>
+        <w:t xml:space="preserve">DRAFT — produced 2026-06-05 — synthetic data, NOT for regulatory submission</w:t>
       </w:r>
     </w:p>
     <w:p>
@@ -8201,7 +8201,7 @@
           <w:szCs w:val="14"/>
           <w:color w:val="C0392B"/>
         </w:rPr>
-        <w:t xml:space="preserve">DRAFT — produced 2026-05-17 — synthetic data, NOT for regulatory submission</w:t>
+        <w:t xml:space="preserve">DRAFT — produced 2026-06-05 — synthetic data, NOT for regulatory submission</w:t>
       </w:r>
     </w:p>
     <w:p>
@@ -8379,7 +8379,7 @@
           <w:szCs w:val="14"/>
           <w:color w:val="C0392B"/>
         </w:rPr>
-        <w:t xml:space="preserve">DRAFT — produced 2026-05-17 — synthetic data, NOT for regulatory submission</w:t>
+        <w:t xml:space="preserve">DRAFT — produced 2026-06-05 — synthetic data, NOT for regulatory submission</w:t>
       </w:r>
     </w:p>
     <w:p>
@@ -8557,7 +8557,7 @@
           <w:szCs w:val="14"/>
           <w:color w:val="C0392B"/>
         </w:rPr>
-        <w:t xml:space="preserve">DRAFT — produced 2026-05-17 — synthetic data, NOT for regulatory submission</w:t>
+        <w:t xml:space="preserve">DRAFT — produced 2026-06-05 — synthetic data, NOT for regulatory submission</w:t>
       </w:r>
     </w:p>
     <w:p>
@@ -8735,7 +8735,7 @@
           <w:szCs w:val="14"/>
           <w:color w:val="C0392B"/>
         </w:rPr>
-        <w:t xml:space="preserve">DRAFT — produced 2026-05-17 — synthetic data, NOT for regulatory submission</w:t>
+        <w:t xml:space="preserve">DRAFT — produced 2026-06-05 — synthetic data, NOT for regulatory submission</w:t>
       </w:r>
     </w:p>
     <w:p>
@@ -8913,7 +8913,7 @@
           <w:szCs w:val="14"/>
           <w:color w:val="C0392B"/>
         </w:rPr>
-        <w:t xml:space="preserve">DRAFT — produced 2026-05-17 — synthetic data, NOT for regulatory submission</w:t>
+        <w:t xml:space="preserve">DRAFT — produced 2026-06-05 — synthetic data, NOT for regulatory submission</w:t>
       </w:r>
     </w:p>
     <w:p>
@@ -9091,7 +9091,7 @@
           <w:szCs w:val="14"/>
           <w:color w:val="C0392B"/>
         </w:rPr>
-        <w:t xml:space="preserve">DRAFT — produced 2026-05-17 — synthetic data, NOT for regulatory submission</w:t>
+        <w:t xml:space="preserve">DRAFT — produced 2026-06-05 — synthetic data, NOT for regulatory submission</w:t>
       </w:r>
     </w:p>
     <w:sectPr>

--- a/tfl/TFL-OUTPUTS.docx
+++ b/tfl/TFL-OUTPUTS.docx
@@ -1323,7 +1323,7 @@
           <w:szCs w:val="18"/>
           <w:color w:val="C0392B"/>
         </w:rPr>
-        <w:t xml:space="preserve">DRAFT — produced 2026-06-05 — synthetic data, NOT for regulatory submission</w:t>
+        <w:t xml:space="preserve">DRAFT — produced 2026-07-19 — synthetic data, NOT for regulatory submission</w:t>
       </w:r>
     </w:p>
     <w:p>
@@ -1501,7 +1501,7 @@
           <w:szCs w:val="14"/>
           <w:color w:val="C0392B"/>
         </w:rPr>
-        <w:t xml:space="preserve">DRAFT — produced 2026-06-05 — synthetic data, NOT for regulatory submission</w:t>
+        <w:t xml:space="preserve">DRAFT — produced 2026-07-19 — synthetic data, NOT for regulatory submission</w:t>
       </w:r>
     </w:p>
     <w:p>
@@ -1679,7 +1679,7 @@
           <w:szCs w:val="14"/>
           <w:color w:val="C0392B"/>
         </w:rPr>
-        <w:t xml:space="preserve">DRAFT — produced 2026-06-05 — synthetic data, NOT for regulatory submission</w:t>
+        <w:t xml:space="preserve">DRAFT — produced 2026-07-19 — synthetic data, NOT for regulatory submission</w:t>
       </w:r>
     </w:p>
     <w:p>
@@ -1857,7 +1857,7 @@
           <w:szCs w:val="14"/>
           <w:color w:val="C0392B"/>
         </w:rPr>
-        <w:t xml:space="preserve">DRAFT — produced 2026-06-05 — synthetic data, NOT for regulatory submission</w:t>
+        <w:t xml:space="preserve">DRAFT — produced 2026-07-19 — synthetic data, NOT for regulatory submission</w:t>
       </w:r>
     </w:p>
     <w:p>
@@ -2035,7 +2035,7 @@
           <w:szCs w:val="14"/>
           <w:color w:val="C0392B"/>
         </w:rPr>
-        <w:t xml:space="preserve">DRAFT — produced 2026-06-05 — synthetic data, NOT for regulatory submission</w:t>
+        <w:t xml:space="preserve">DRAFT — produced 2026-07-19 — synthetic data, NOT for regulatory submission</w:t>
       </w:r>
     </w:p>
     <w:p>
@@ -2213,7 +2213,7 @@
           <w:szCs w:val="14"/>
           <w:color w:val="C0392B"/>
         </w:rPr>
-        <w:t xml:space="preserve">DRAFT — produced 2026-06-05 — synthetic data, NOT for regulatory submission</w:t>
+        <w:t xml:space="preserve">DRAFT — produced 2026-07-19 — synthetic data, NOT for regulatory submission</w:t>
       </w:r>
     </w:p>
     <w:p>
@@ -2391,7 +2391,7 @@
           <w:szCs w:val="14"/>
           <w:color w:val="C0392B"/>
         </w:rPr>
-        <w:t xml:space="preserve">DRAFT — produced 2026-06-05 — synthetic data, NOT for regulatory submission</w:t>
+        <w:t xml:space="preserve">DRAFT — produced 2026-07-19 — synthetic data, NOT for regulatory submission</w:t>
       </w:r>
     </w:p>
     <w:p>
@@ -2569,7 +2569,7 @@
           <w:szCs w:val="14"/>
           <w:color w:val="C0392B"/>
         </w:rPr>
-        <w:t xml:space="preserve">DRAFT — produced 2026-06-05 — synthetic data, NOT for regulatory submission</w:t>
+        <w:t xml:space="preserve">DRAFT — produced 2026-07-19 — synthetic data, NOT for regulatory submission</w:t>
       </w:r>
     </w:p>
     <w:p>
@@ -2747,7 +2747,7 @@
           <w:szCs w:val="14"/>
           <w:color w:val="C0392B"/>
         </w:rPr>
-        <w:t xml:space="preserve">DRAFT — produced 2026-06-05 — synthetic data, NOT for regulatory submission</w:t>
+        <w:t xml:space="preserve">DRAFT — produced 2026-07-19 — synthetic data, NOT for regulatory submission</w:t>
       </w:r>
     </w:p>
     <w:p>
@@ -2925,7 +2925,7 @@
           <w:szCs w:val="14"/>
           <w:color w:val="C0392B"/>
         </w:rPr>
-        <w:t xml:space="preserve">DRAFT — produced 2026-06-05 — synthetic data, NOT for regulatory submission</w:t>
+        <w:t xml:space="preserve">DRAFT — produced 2026-07-19 — synthetic data, NOT for regulatory submission</w:t>
       </w:r>
     </w:p>
     <w:p>
@@ -3103,7 +3103,7 @@
           <w:szCs w:val="14"/>
           <w:color w:val="C0392B"/>
         </w:rPr>
-        <w:t xml:space="preserve">DRAFT — produced 2026-06-05 — synthetic data, NOT for regulatory submission</w:t>
+        <w:t xml:space="preserve">DRAFT — produced 2026-07-19 — synthetic data, NOT for regulatory submission</w:t>
       </w:r>
     </w:p>
     <w:p>
@@ -3281,7 +3281,7 @@
           <w:szCs w:val="14"/>
           <w:color w:val="C0392B"/>
         </w:rPr>
-        <w:t xml:space="preserve">DRAFT — produced 2026-06-05 — synthetic data, NOT for regulatory submission</w:t>
+        <w:t xml:space="preserve">DRAFT — produced 2026-07-19 — synthetic data, NOT for regulatory submission</w:t>
       </w:r>
     </w:p>
     <w:p>
@@ -3459,7 +3459,7 @@
           <w:szCs w:val="14"/>
           <w:color w:val="C0392B"/>
         </w:rPr>
-        <w:t xml:space="preserve">DRAFT — produced 2026-06-05 — synthetic data, NOT for regulatory submission</w:t>
+        <w:t xml:space="preserve">DRAFT — produced 2026-07-19 — synthetic data, NOT for regulatory submission</w:t>
       </w:r>
     </w:p>
     <w:p>
@@ -3637,7 +3637,7 @@
           <w:szCs w:val="14"/>
           <w:color w:val="C0392B"/>
         </w:rPr>
-        <w:t xml:space="preserve">DRAFT — produced 2026-06-05 — synthetic data, NOT for regulatory submission</w:t>
+        <w:t xml:space="preserve">DRAFT — produced 2026-07-19 — synthetic data, NOT for regulatory submission</w:t>
       </w:r>
     </w:p>
     <w:p>
@@ -3815,7 +3815,7 @@
           <w:szCs w:val="14"/>
           <w:color w:val="C0392B"/>
         </w:rPr>
-        <w:t xml:space="preserve">DRAFT — produced 2026-06-05 — synthetic data, NOT for regulatory submission</w:t>
+        <w:t xml:space="preserve">DRAFT — produced 2026-07-19 — synthetic data, NOT for regulatory submission</w:t>
       </w:r>
     </w:p>
     <w:p>
@@ -3993,7 +3993,7 @@
           <w:szCs w:val="14"/>
           <w:color w:val="C0392B"/>
         </w:rPr>
-        <w:t xml:space="preserve">DRAFT — produced 2026-06-05 — synthetic data, NOT for regulatory submission</w:t>
+        <w:t xml:space="preserve">DRAFT — produced 2026-07-19 — synthetic data, NOT for regulatory submission</w:t>
       </w:r>
     </w:p>
     <w:p>
@@ -4171,7 +4171,7 @@
           <w:szCs w:val="14"/>
           <w:color w:val="C0392B"/>
         </w:rPr>
-        <w:t xml:space="preserve">DRAFT — produced 2026-06-05 — synthetic data, NOT for regulatory submission</w:t>
+        <w:t xml:space="preserve">DRAFT — produced 2026-07-19 — synthetic data, NOT for regulatory submission</w:t>
       </w:r>
     </w:p>
     <w:p>
@@ -4349,7 +4349,7 @@
           <w:szCs w:val="14"/>
           <w:color w:val="C0392B"/>
         </w:rPr>
-        <w:t xml:space="preserve">DRAFT — produced 2026-06-05 — synthetic data, NOT for regulatory submission</w:t>
+        <w:t xml:space="preserve">DRAFT — produced 2026-07-19 — synthetic data, NOT for regulatory submission</w:t>
       </w:r>
     </w:p>
     <w:p>
@@ -4527,7 +4527,7 @@
           <w:szCs w:val="14"/>
           <w:color w:val="C0392B"/>
         </w:rPr>
-        <w:t xml:space="preserve">DRAFT — produced 2026-06-05 — synthetic data, NOT for regulatory submission</w:t>
+        <w:t xml:space="preserve">DRAFT — produced 2026-07-19 — synthetic data, NOT for regulatory submission</w:t>
       </w:r>
     </w:p>
     <w:p>
@@ -4724,7 +4724,7 @@
           <w:szCs w:val="14"/>
           <w:color w:val="C0392B"/>
         </w:rPr>
-        <w:t xml:space="preserve">DRAFT — produced 2026-06-05 — synthetic data, NOT for regulatory submission</w:t>
+        <w:t xml:space="preserve">DRAFT — produced 2026-07-19 — synthetic data, NOT for regulatory submission</w:t>
       </w:r>
     </w:p>
     <w:p>
@@ -4921,7 +4921,7 @@
           <w:szCs w:val="14"/>
           <w:color w:val="C0392B"/>
         </w:rPr>
-        <w:t xml:space="preserve">DRAFT — produced 2026-06-05 — synthetic data, NOT for regulatory submission</w:t>
+        <w:t xml:space="preserve">DRAFT — produced 2026-07-19 — synthetic data, NOT for regulatory submission</w:t>
       </w:r>
     </w:p>
     <w:p>
@@ -5118,7 +5118,7 @@
           <w:szCs w:val="14"/>
           <w:color w:val="C0392B"/>
         </w:rPr>
-        <w:t xml:space="preserve">DRAFT — produced 2026-06-05 — synthetic data, NOT for regulatory submission</w:t>
+        <w:t xml:space="preserve">DRAFT — produced 2026-07-19 — synthetic data, NOT for regulatory submission</w:t>
       </w:r>
     </w:p>
     <w:p>
@@ -5315,7 +5315,7 @@
           <w:szCs w:val="14"/>
           <w:color w:val="C0392B"/>
         </w:rPr>
-        <w:t xml:space="preserve">DRAFT — produced 2026-06-05 — synthetic data, NOT for regulatory submission</w:t>
+        <w:t xml:space="preserve">DRAFT — produced 2026-07-19 — synthetic data, NOT for regulatory submission</w:t>
       </w:r>
     </w:p>
     <w:p>
@@ -5512,7 +5512,7 @@
           <w:szCs w:val="14"/>
           <w:color w:val="C0392B"/>
         </w:rPr>
-        <w:t xml:space="preserve">DRAFT — produced 2026-06-05 — synthetic data, NOT for regulatory submission</w:t>
+        <w:t xml:space="preserve">DRAFT — produced 2026-07-19 — synthetic data, NOT for regulatory submission</w:t>
       </w:r>
     </w:p>
     <w:p>
@@ -5709,7 +5709,7 @@
           <w:szCs w:val="14"/>
           <w:color w:val="C0392B"/>
         </w:rPr>
-        <w:t xml:space="preserve">DRAFT — produced 2026-06-05 — synthetic data, NOT for regulatory submission</w:t>
+        <w:t xml:space="preserve">DRAFT — produced 2026-07-19 — synthetic data, NOT for regulatory submission</w:t>
       </w:r>
     </w:p>
     <w:p>
@@ -5887,7 +5887,7 @@
           <w:szCs w:val="14"/>
           <w:color w:val="C0392B"/>
         </w:rPr>
-        <w:t xml:space="preserve">DRAFT — produced 2026-06-05 — synthetic data, NOT for regulatory submission</w:t>
+        <w:t xml:space="preserve">DRAFT — produced 2026-07-19 — synthetic data, NOT for regulatory submission</w:t>
       </w:r>
     </w:p>
     <w:p>
@@ -6065,7 +6065,7 @@
           <w:szCs w:val="14"/>
           <w:color w:val="C0392B"/>
         </w:rPr>
-        <w:t xml:space="preserve">DRAFT — produced 2026-06-05 — synthetic data, NOT for regulatory submission</w:t>
+        <w:t xml:space="preserve">DRAFT — produced 2026-07-19 — synthetic data, NOT for regulatory submission</w:t>
       </w:r>
     </w:p>
     <w:p>
@@ -6243,7 +6243,7 @@
           <w:szCs w:val="14"/>
           <w:color w:val="C0392B"/>
         </w:rPr>
-        <w:t xml:space="preserve">DRAFT — produced 2026-06-05 — synthetic data, NOT for regulatory submission</w:t>
+        <w:t xml:space="preserve">DRAFT — produced 2026-07-19 — synthetic data, NOT for regulatory submission</w:t>
       </w:r>
     </w:p>
     <w:p>
@@ -6421,7 +6421,7 @@
           <w:szCs w:val="14"/>
           <w:color w:val="C0392B"/>
         </w:rPr>
-        <w:t xml:space="preserve">DRAFT — produced 2026-06-05 — synthetic data, NOT for regulatory submission</w:t>
+        <w:t xml:space="preserve">DRAFT — produced 2026-07-19 — synthetic data, NOT for regulatory submission</w:t>
       </w:r>
     </w:p>
     <w:p>
@@ -6599,7 +6599,7 @@
           <w:szCs w:val="14"/>
           <w:color w:val="C0392B"/>
         </w:rPr>
-        <w:t xml:space="preserve">DRAFT — produced 2026-06-05 — synthetic data, NOT for regulatory submission</w:t>
+        <w:t xml:space="preserve">DRAFT — produced 2026-07-19 — synthetic data, NOT for regulatory submission</w:t>
       </w:r>
     </w:p>
     <w:p>
@@ -6777,7 +6777,7 @@
           <w:szCs w:val="14"/>
           <w:color w:val="C0392B"/>
         </w:rPr>
-        <w:t xml:space="preserve">DRAFT — produced 2026-06-05 — synthetic data, NOT for regulatory submission</w:t>
+        <w:t xml:space="preserve">DRAFT — produced 2026-07-19 — synthetic data, NOT for regulatory submission</w:t>
       </w:r>
     </w:p>
     <w:p>
@@ -6955,7 +6955,7 @@
           <w:szCs w:val="14"/>
           <w:color w:val="C0392B"/>
         </w:rPr>
-        <w:t xml:space="preserve">DRAFT — produced 2026-06-05 — synthetic data, NOT for regulatory submission</w:t>
+        <w:t xml:space="preserve">DRAFT — produced 2026-07-19 — synthetic data, NOT for regulatory submission</w:t>
       </w:r>
     </w:p>
     <w:p>
@@ -7133,7 +7133,7 @@
           <w:szCs w:val="14"/>
           <w:color w:val="C0392B"/>
         </w:rPr>
-        <w:t xml:space="preserve">DRAFT — produced 2026-06-05 — synthetic data, NOT for regulatory submission</w:t>
+        <w:t xml:space="preserve">DRAFT — produced 2026-07-19 — synthetic data, NOT for regulatory submission</w:t>
       </w:r>
     </w:p>
     <w:p>
@@ -7311,7 +7311,7 @@
           <w:szCs w:val="14"/>
           <w:color w:val="C0392B"/>
         </w:rPr>
-        <w:t xml:space="preserve">DRAFT — produced 2026-06-05 — synthetic data, NOT for regulatory submission</w:t>
+        <w:t xml:space="preserve">DRAFT — produced 2026-07-19 — synthetic data, NOT for regulatory submission</w:t>
       </w:r>
     </w:p>
     <w:p>
@@ -7489,7 +7489,7 @@
           <w:szCs w:val="14"/>
           <w:color w:val="C0392B"/>
         </w:rPr>
-        <w:t xml:space="preserve">DRAFT — produced 2026-06-05 — synthetic data, NOT for regulatory submission</w:t>
+        <w:t xml:space="preserve">DRAFT — produced 2026-07-19 — synthetic data, NOT for regulatory submission</w:t>
       </w:r>
     </w:p>
     <w:p>
@@ -7667,7 +7667,7 @@
           <w:szCs w:val="14"/>
           <w:color w:val="C0392B"/>
         </w:rPr>
-        <w:t xml:space="preserve">DRAFT — produced 2026-06-05 — synthetic data, NOT for regulatory submission</w:t>
+        <w:t xml:space="preserve">DRAFT — produced 2026-07-19 — synthetic data, NOT for regulatory submission</w:t>
       </w:r>
     </w:p>
     <w:p>
@@ -7845,7 +7845,7 @@
           <w:szCs w:val="14"/>
           <w:color w:val="C0392B"/>
         </w:rPr>
-        <w:t xml:space="preserve">DRAFT — produced 2026-06-05 — synthetic data, NOT for regulatory submission</w:t>
+        <w:t xml:space="preserve">DRAFT — produced 2026-07-19 — synthetic data, NOT for regulatory submission</w:t>
       </w:r>
     </w:p>
     <w:p>
@@ -8023,7 +8023,7 @@
           <w:szCs w:val="14"/>
           <w:color w:val="C0392B"/>
         </w:rPr>
-        <w:t xml:space="preserve">DRAFT — produced 2026-06-05 — synthetic data, NOT for regulatory submission</w:t>
+        <w:t xml:space="preserve">DRAFT — produced 2026-07-19 — synthetic data, NOT for regulatory submission</w:t>
       </w:r>
     </w:p>
     <w:p>
@@ -8201,7 +8201,7 @@
           <w:szCs w:val="14"/>
           <w:color w:val="C0392B"/>
         </w:rPr>
-        <w:t xml:space="preserve">DRAFT — produced 2026-06-05 — synthetic data, NOT for regulatory submission</w:t>
+        <w:t xml:space="preserve">DRAFT — produced 2026-07-19 — synthetic data, NOT for regulatory submission</w:t>
       </w:r>
     </w:p>
     <w:p>
@@ -8379,7 +8379,7 @@
           <w:szCs w:val="14"/>
           <w:color w:val="C0392B"/>
         </w:rPr>
-        <w:t xml:space="preserve">DRAFT — produced 2026-06-05 — synthetic data, NOT for regulatory submission</w:t>
+        <w:t xml:space="preserve">DRAFT — produced 2026-07-19 — synthetic data, NOT for regulatory submission</w:t>
       </w:r>
     </w:p>
     <w:p>
@@ -8557,7 +8557,7 @@
           <w:szCs w:val="14"/>
           <w:color w:val="C0392B"/>
         </w:rPr>
-        <w:t xml:space="preserve">DRAFT — produced 2026-06-05 — synthetic data, NOT for regulatory submission</w:t>
+        <w:t xml:space="preserve">DRAFT — produced 2026-07-19 — synthetic data, NOT for regulatory submission</w:t>
       </w:r>
     </w:p>
     <w:p>
@@ -8735,7 +8735,7 @@
           <w:szCs w:val="14"/>
           <w:color w:val="C0392B"/>
         </w:rPr>
-        <w:t xml:space="preserve">DRAFT — produced 2026-06-05 — synthetic data, NOT for regulatory submission</w:t>
+        <w:t xml:space="preserve">DRAFT — produced 2026-07-19 — synthetic data, NOT for regulatory submission</w:t>
       </w:r>
     </w:p>
     <w:p>
@@ -8913,7 +8913,7 @@
           <w:szCs w:val="14"/>
           <w:color w:val="C0392B"/>
         </w:rPr>
-        <w:t xml:space="preserve">DRAFT — produced 2026-06-05 — synthetic data, NOT for regulatory submission</w:t>
+        <w:t xml:space="preserve">DRAFT — produced 2026-07-19 — synthetic data, NOT for regulatory submission</w:t>
       </w:r>
     </w:p>
     <w:p>
@@ -9091,7 +9091,7 @@
           <w:szCs w:val="14"/>
           <w:color w:val="C0392B"/>
         </w:rPr>
-        <w:t xml:space="preserve">DRAFT — produced 2026-06-05 — synthetic data, NOT for regulatory submission</w:t>
+        <w:t xml:space="preserve">DRAFT — produced 2026-07-19 — synthetic data, NOT for regulatory submission</w:t>
       </w:r>
     </w:p>
     <w:sectPr>
